--- a/examples/地热温泉资源开发利用规范.docx
+++ b/examples/地热温泉资源开发利用规范.docx
@@ -683,7 +683,6 @@
         <w:rPr>
           <w:rFonts w:ascii="黑体"/>
         </w:rPr>
-        <w:t>XXXX-XX-XX发布</w:t>
       </w:r>
       <w:bookmarkStart w:id="12" w:name="PLSH_DATE_Y"/>
       <w:bookmarkEnd w:id="12"/>
@@ -701,7 +700,6 @@
         <w:rPr>
           <w:rFonts w:ascii="黑体"/>
         </w:rPr>
-        <w:t>XXXX-XX-XX实施</w:t>
       </w:r>
       <w:bookmarkStart w:id="15" w:name="CROT_DATE_Y"/>
       <w:bookmarkEnd w:id="15"/>
@@ -819,62 +817,37 @@
     <w:p>
       <w:pPr>
         <w:pStyle w:val="91"/>
-        <w:spacing w:after="360"/>
-      </w:pPr>
-      <w:bookmarkStart w:id="19" w:name="BookMark1"/>
-      <w:r>
-        <w:rPr>
-          <w:spacing w:val="320"/>
-        </w:rPr>
-        <w:t>目</w:t>
-      </w:r>
-      <w:r>
-        <w:t>次</w:t>
+      </w:pPr>
+      <w:r>
+        <w:t>目次</w:t>
       </w:r>
     </w:p>
     <w:p>
       <w:pPr/>
       <w:fldSimple w:instr=" TOC \o &quot;1-3&quot; \h \z \u ">
         <w:r>
-          <w:t>右键此处选择“更新域”以生成目次。</w:t>
+          <w:t>右键此处选择"更新域"以生成目次。</w:t>
         </w:r>
       </w:fldSimple>
     </w:p>
     <w:p>
       <w:pPr>
-        <w:pStyle w:val="91"/>
-        <w:spacing w:after="360"/>
         <w:sectPr>
-          <w:headerReference r:id="rId11" w:type="default"/>
-          <w:footerReference r:id="rId13" w:type="default"/>
-          <w:headerReference r:id="rId12" w:type="even"/>
+          <w:type w:val="nextPage"/>
           <w:pgSz w:w="11906" w:h="16838"/>
           <w:pgMar w:top="1928" w:right="1134" w:bottom="1134" w:left="1134" w:header="1418" w:footer="1134" w:gutter="284"/>
-          <w:pgNumType w:fmt="upperRoman" w:start="1"/>
           <w:cols w:space="425" w:num="1"/>
           <w:formProt w:val="0"/>
           <w:docGrid w:linePitch="312" w:charSpace="0"/>
         </w:sectPr>
       </w:pPr>
-      <w:r>
-        <w:fldChar w:fldCharType="end"/>
-      </w:r>
-    </w:p>
-    <w:bookmarkEnd w:id="19"/>
+    </w:p>
     <w:p>
       <w:pPr>
         <w:pStyle w:val="89"/>
-        <w:spacing w:after="360"/>
-      </w:pPr>
-      <w:bookmarkStart w:id="20" w:name="BookMark2"/>
-      <w:r>
-        <w:rPr>
-          <w:spacing w:val="320"/>
-        </w:rPr>
-        <w:t>前</w:t>
-      </w:r>
-      <w:r>
-        <w:t>言</w:t>
+      </w:pPr>
+      <w:r>
+        <w:t>前言</w:t>
       </w:r>
     </w:p>
     <w:p>
@@ -919,33 +892,22 @@
     </w:p>
     <w:p>
       <w:pPr>
-        <w:pStyle w:val="56"/>
-        <w:ind w:firstLine="420"/>
         <w:sectPr>
+          <w:type w:val="nextPage"/>
           <w:pgSz w:w="11906" w:h="16838"/>
           <w:pgMar w:top="1928" w:right="1134" w:bottom="1134" w:left="1134" w:header="1418" w:footer="1134" w:gutter="284"/>
-          <w:pgNumType w:fmt="upperRoman"/>
           <w:cols w:space="425" w:num="1"/>
           <w:formProt w:val="0"/>
           <w:docGrid w:linePitch="312" w:charSpace="0"/>
         </w:sectPr>
       </w:pPr>
     </w:p>
-    <w:bookmarkEnd w:id="20"/>
     <w:p>
       <w:pPr>
         <w:pStyle w:val="89"/>
-        <w:spacing w:after="360"/>
-      </w:pPr>
-      <w:bookmarkStart w:id="21" w:name="BookMark3"/>
-      <w:r>
-        <w:rPr>
-          <w:spacing w:val="320"/>
-        </w:rPr>
-        <w:t>引</w:t>
-      </w:r>
-      <w:r>
-        <w:t>言</w:t>
+      </w:pPr>
+      <w:r>
+        <w:t>引言</w:t>
       </w:r>
     </w:p>
     <w:p>
@@ -974,17 +936,27 @@
     </w:p>
     <w:p>
       <w:pPr>
-        <w:pStyle w:val="56"/>
-        <w:ind w:firstLine="420"/>
         <w:sectPr>
+          <w:type w:val="nextPage"/>
           <w:pgSz w:w="11906" w:h="16838"/>
           <w:pgMar w:top="1928" w:right="1134" w:bottom="1134" w:left="1134" w:header="1418" w:footer="1134" w:gutter="284"/>
-          <w:pgNumType w:fmt="upperRoman"/>
           <w:cols w:space="425" w:num="1"/>
           <w:formProt w:val="0"/>
           <w:docGrid w:linePitch="312" w:charSpace="0"/>
         </w:sectPr>
       </w:pPr>
+    </w:p>
+    <w:p>
+      <w:pPr>
+        <w:pStyle w:val="177"/>
+        <w:jc w:val="center"/>
+      </w:pPr>
+      <w:r>
+        <w:rPr>
+          <w:b/>
+        </w:rPr>
+        <w:t>地热温泉资源开发利用规范</w:t>
+      </w:r>
     </w:p>
     <w:p>
       <w:pPr>
@@ -1899,26 +1871,87 @@
         </w:numPr>
       </w:pPr>
       <w:r>
-        <w:t>热流体循环深度估算宜采用以下公式，按式（</w:t>
-      </w:r>
-      <w:r>
+        <w:t>热流体循环深度估算宜采用以下公式，按</w:t>
+      </w:r>
+      <w:hyperlink w:anchor="_Ref772889687" w:history="1">
+        <w:r>
+          <w:t>式（</w:t>
+        </w:r>
+        <w:r>
+          <w:fldChar w:fldCharType="begin"/>
+        </w:r>
+        <w:r>
+          <w:instrText xml:space="preserve"> REF _Ref670351857 \h </w:instrText>
+        </w:r>
+        <w:r>
+          <w:fldChar w:fldCharType="separate"/>
+        </w:r>
+        <w:r>
+          <w:t>?</w:t>
+        </w:r>
+        <w:r>
+          <w:fldChar w:fldCharType="end"/>
+        </w:r>
+        <w:r>
+          <w:t>）</w:t>
+        </w:r>
+      </w:hyperlink>
+      <w:r>
+        <w:t>计算：</w:t>
+      </w:r>
+    </w:p>
+    <w:p>
+      <w:pPr>
+        <w:rPr>
+          <w:vanish/>
+        </w:rPr>
+      </w:pPr>
+      <w:bookmarkStart w:id="1012" w:name="_Ref772889687"/>
+      <w:r>
+        <w:rPr>
+          <w:vanish/>
+        </w:rPr>
+        <w:t>公式</w:t>
+      </w:r>
+      <w:r>
+        <w:rPr>
+          <w:vanish/>
+        </w:rPr>
+        <w:t xml:space="preserve"> </w:t>
+      </w:r>
+      <w:r>
+        <w:rPr>
+          <w:vanish/>
+        </w:rPr>
         <w:fldChar w:fldCharType="begin"/>
       </w:r>
       <w:r>
-        <w:instrText xml:space="preserve"> REF Ref_eq_depth \h </w:instrText>
-      </w:r>
-      <w:r>
+        <w:rPr>
+          <w:vanish/>
+        </w:rPr>
+        <w:instrText xml:space="preserve"> SEQ 公式 \* ARABIC \r 1 </w:instrText>
+      </w:r>
+      <w:r>
+        <w:rPr>
+          <w:vanish/>
+        </w:rPr>
         <w:fldChar w:fldCharType="separate"/>
       </w:r>
-      <w:r>
-        <w:t>?</w:t>
-      </w:r>
-      <w:r>
+      <w:bookmarkStart w:id="1013" w:name="_Ref670351857"/>
+      <w:r>
+        <w:rPr>
+          <w:vanish/>
+        </w:rPr>
+        <w:t>1</w:t>
+      </w:r>
+      <w:r>
+        <w:rPr>
+          <w:vanish/>
+        </w:rPr>
         <w:fldChar w:fldCharType="end"/>
       </w:r>
-      <w:r>
-        <w:t>）计算：</w:t>
-      </w:r>
+      <w:bookmarkEnd w:id="1013"/>
+      <w:bookmarkEnd w:id="1012"/>
     </w:p>
     <w:p>
       <w:pPr>
@@ -1976,22 +2009,22 @@
       </m:oMath>
       <w:r>
         <w:tab/>
+      </w:r>
+      <w:r>
         <w:t>（</w:t>
       </w:r>
       <w:r>
         <w:fldChar w:fldCharType="begin"/>
       </w:r>
       <w:r>
-        <w:instrText xml:space="preserve"> SEQ 公式 \* ARABIC </w:instrText>
+        <w:instrText xml:space="preserve"> REF _Ref670351857 \h </w:instrText>
       </w:r>
       <w:r>
         <w:fldChar w:fldCharType="separate"/>
       </w:r>
-      <w:bookmarkStart w:id="1012" w:name="Ref_eq_depth"/>
       <w:r>
         <w:t>1</w:t>
       </w:r>
-      <w:bookmarkEnd w:id="1012"/>
       <w:r>
         <w:fldChar w:fldCharType="end"/>
       </w:r>
@@ -2332,13 +2365,13 @@
         <w:pStyle w:val="56"/>
       </w:pPr>
       <w:r>
-        <w:t>依据水温和水质特征，地热温泉利用可分为以下类别（见表</w:t>
+        <w:t>依据水温和水质特征，地热温泉利用可分为以下类别（见</w:t>
       </w:r>
       <w:r>
         <w:fldChar w:fldCharType="begin"/>
       </w:r>
       <w:r>
-        <w:instrText xml:space="preserve"> REF Ref_tbl_classify \h </w:instrText>
+        <w:instrText xml:space="preserve"> REF _Ref415158344 \h </w:instrText>
       </w:r>
       <w:r>
         <w:fldChar w:fldCharType="separate"/>
@@ -2361,29 +2394,38 @@
           <w:numId w:val="0"/>
         </w:numPr>
       </w:pPr>
+      <w:bookmarkStart w:id="1014" w:name="_Ref160139901"/>
+      <w:bookmarkStart w:id="1015" w:name="_Ref415158344"/>
       <w:r>
         <w:t>表</w:t>
       </w:r>
-      <w:bookmarkStart w:id="1013" w:name="Ref_tbl_classify"/>
       <w:r>
         <w:fldChar w:fldCharType="begin"/>
       </w:r>
       <w:r>
-        <w:instrText xml:space="preserve"> SEQ 表 \* ARABIC </w:instrText>
+        <w:instrText xml:space="preserve"> SEQ 表 \* ARABIC \r 1 </w:instrText>
       </w:r>
       <w:r>
         <w:fldChar w:fldCharType="separate"/>
       </w:r>
+      <w:bookmarkStart w:id="1016" w:name="_Ref256635210"/>
       <w:r>
         <w:t>1</w:t>
       </w:r>
       <w:r>
         <w:fldChar w:fldCharType="end"/>
       </w:r>
-      <w:bookmarkEnd w:id="1013"/>
-      <w:r>
-        <w:t xml:space="preserve">　温泉利用分类</w:t>
-      </w:r>
+      <w:bookmarkEnd w:id="1016"/>
+      <w:bookmarkEnd w:id="1015"/>
+      <w:r>
+        <w:t xml:space="preserve">　</w:t>
+      </w:r>
+      <w:bookmarkStart w:id="1017" w:name="_Ref686588639"/>
+      <w:r>
+        <w:t>温泉利用分类</w:t>
+      </w:r>
+      <w:bookmarkEnd w:id="1014"/>
+      <w:bookmarkEnd w:id="1017"/>
     </w:p>
     <w:tbl>
       <w:tblPr>
@@ -2398,13 +2440,18 @@
         <w:gridCol w:w="2409"/>
       </w:tblGrid>
       <w:tr>
+        <w:trPr>
+          <w:tblHeader w:val="true"/>
+        </w:trPr>
         <w:tc>
           <w:tcPr>
             <w:tcW w:type="dxa" w:w="2409"/>
-          </w:tcPr>
-          <w:p>
-            <w:pPr>
-              <w:pStyle w:val="178"/>
+            <w:vAlign w:val="center"/>
+          </w:tcPr>
+          <w:p>
+            <w:pPr>
+              <w:pStyle w:val="178"/>
+              <w:jc w:val="center"/>
             </w:pPr>
             <w:r>
               <w:t>利用类别</w:t>
@@ -2414,10 +2461,12 @@
         <w:tc>
           <w:tcPr>
             <w:tcW w:type="dxa" w:w="2409"/>
-          </w:tcPr>
-          <w:p>
-            <w:pPr>
-              <w:pStyle w:val="178"/>
+            <w:vAlign w:val="center"/>
+          </w:tcPr>
+          <w:p>
+            <w:pPr>
+              <w:pStyle w:val="178"/>
+              <w:jc w:val="center"/>
             </w:pPr>
             <w:r>
               <w:t>适宜水温（℃）</w:t>
@@ -2427,10 +2476,12 @@
         <w:tc>
           <w:tcPr>
             <w:tcW w:type="dxa" w:w="2409"/>
-          </w:tcPr>
-          <w:p>
-            <w:pPr>
-              <w:pStyle w:val="178"/>
+            <w:vAlign w:val="center"/>
+          </w:tcPr>
+          <w:p>
+            <w:pPr>
+              <w:pStyle w:val="178"/>
+              <w:jc w:val="center"/>
             </w:pPr>
             <w:r>
               <w:t>主要用途</w:t>
@@ -2440,10 +2491,12 @@
         <w:tc>
           <w:tcPr>
             <w:tcW w:type="dxa" w:w="2409"/>
-          </w:tcPr>
-          <w:p>
-            <w:pPr>
-              <w:pStyle w:val="178"/>
+            <w:vAlign w:val="center"/>
+          </w:tcPr>
+          <w:p>
+            <w:pPr>
+              <w:pStyle w:val="178"/>
+              <w:jc w:val="center"/>
             </w:pPr>
             <w:r>
               <w:t>水质要求参考标准</w:t>
@@ -2455,10 +2508,12 @@
         <w:tc>
           <w:tcPr>
             <w:tcW w:type="dxa" w:w="2409"/>
-          </w:tcPr>
-          <w:p>
-            <w:pPr>
-              <w:pStyle w:val="178"/>
+            <w:vAlign w:val="center"/>
+          </w:tcPr>
+          <w:p>
+            <w:pPr>
+              <w:pStyle w:val="178"/>
+              <w:jc w:val="center"/>
             </w:pPr>
             <w:r>
               <w:t>医疗保健洗浴</w:t>
@@ -2468,10 +2523,12 @@
         <w:tc>
           <w:tcPr>
             <w:tcW w:type="dxa" w:w="2409"/>
-          </w:tcPr>
-          <w:p>
-            <w:pPr>
-              <w:pStyle w:val="178"/>
+            <w:vAlign w:val="center"/>
+          </w:tcPr>
+          <w:p>
+            <w:pPr>
+              <w:pStyle w:val="178"/>
+              <w:jc w:val="center"/>
             </w:pPr>
             <w:r>
               <w:t>36～45</w:t>
@@ -2481,10 +2538,12 @@
         <w:tc>
           <w:tcPr>
             <w:tcW w:type="dxa" w:w="2409"/>
-          </w:tcPr>
-          <w:p>
-            <w:pPr>
-              <w:pStyle w:val="178"/>
+            <w:vAlign w:val="center"/>
+          </w:tcPr>
+          <w:p>
+            <w:pPr>
+              <w:pStyle w:val="178"/>
+              <w:jc w:val="center"/>
             </w:pPr>
             <w:r>
               <w:t>疗养、理疗、美容</w:t>
@@ -2494,10 +2553,12 @@
         <w:tc>
           <w:tcPr>
             <w:tcW w:type="dxa" w:w="2409"/>
-          </w:tcPr>
-          <w:p>
-            <w:pPr>
-              <w:pStyle w:val="178"/>
+            <w:vAlign w:val="center"/>
+          </w:tcPr>
+          <w:p>
+            <w:pPr>
+              <w:pStyle w:val="178"/>
+              <w:jc w:val="center"/>
             </w:pPr>
             <w:r>
               <w:t>本文件附录A及GB 5749</w:t>
@@ -2509,10 +2570,12 @@
         <w:tc>
           <w:tcPr>
             <w:tcW w:type="dxa" w:w="2409"/>
-          </w:tcPr>
-          <w:p>
-            <w:pPr>
-              <w:pStyle w:val="178"/>
+            <w:vAlign w:val="center"/>
+          </w:tcPr>
+          <w:p>
+            <w:pPr>
+              <w:pStyle w:val="178"/>
+              <w:jc w:val="center"/>
             </w:pPr>
             <w:r>
               <w:t>旅游休闲洗浴</w:t>
@@ -2522,10 +2585,12 @@
         <w:tc>
           <w:tcPr>
             <w:tcW w:type="dxa" w:w="2409"/>
-          </w:tcPr>
-          <w:p>
-            <w:pPr>
-              <w:pStyle w:val="178"/>
+            <w:vAlign w:val="center"/>
+          </w:tcPr>
+          <w:p>
+            <w:pPr>
+              <w:pStyle w:val="178"/>
+              <w:jc w:val="center"/>
             </w:pPr>
             <w:r>
               <w:t>36～42</w:t>
@@ -2535,10 +2600,12 @@
         <w:tc>
           <w:tcPr>
             <w:tcW w:type="dxa" w:w="2409"/>
-          </w:tcPr>
-          <w:p>
-            <w:pPr>
-              <w:pStyle w:val="178"/>
+            <w:vAlign w:val="center"/>
+          </w:tcPr>
+          <w:p>
+            <w:pPr>
+              <w:pStyle w:val="178"/>
+              <w:jc w:val="center"/>
             </w:pPr>
             <w:r>
               <w:t>温泉度假、娱乐</w:t>
@@ -2548,10 +2615,12 @@
         <w:tc>
           <w:tcPr>
             <w:tcW w:type="dxa" w:w="2409"/>
-          </w:tcPr>
-          <w:p>
-            <w:pPr>
-              <w:pStyle w:val="178"/>
+            <w:vAlign w:val="center"/>
+          </w:tcPr>
+          <w:p>
+            <w:pPr>
+              <w:pStyle w:val="178"/>
+              <w:jc w:val="center"/>
             </w:pPr>
             <w:r>
               <w:t>本文件附录A</w:t>
@@ -2563,10 +2632,12 @@
         <w:tc>
           <w:tcPr>
             <w:tcW w:type="dxa" w:w="2409"/>
-          </w:tcPr>
-          <w:p>
-            <w:pPr>
-              <w:pStyle w:val="178"/>
+            <w:vAlign w:val="center"/>
+          </w:tcPr>
+          <w:p>
+            <w:pPr>
+              <w:pStyle w:val="178"/>
+              <w:jc w:val="center"/>
             </w:pPr>
             <w:r>
               <w:t>供暖供冷</w:t>
@@ -2576,10 +2647,12 @@
         <w:tc>
           <w:tcPr>
             <w:tcW w:type="dxa" w:w="2409"/>
-          </w:tcPr>
-          <w:p>
-            <w:pPr>
-              <w:pStyle w:val="178"/>
+            <w:vAlign w:val="center"/>
+          </w:tcPr>
+          <w:p>
+            <w:pPr>
+              <w:pStyle w:val="178"/>
+              <w:jc w:val="center"/>
             </w:pPr>
             <w:r>
               <w:t>40～90</w:t>
@@ -2589,10 +2662,12 @@
         <w:tc>
           <w:tcPr>
             <w:tcW w:type="dxa" w:w="2409"/>
-          </w:tcPr>
-          <w:p>
-            <w:pPr>
-              <w:pStyle w:val="178"/>
+            <w:vAlign w:val="center"/>
+          </w:tcPr>
+          <w:p>
+            <w:pPr>
+              <w:pStyle w:val="178"/>
+              <w:jc w:val="center"/>
             </w:pPr>
             <w:r>
               <w:t>建筑供暖、地暖</w:t>
@@ -2602,10 +2677,12 @@
         <w:tc>
           <w:tcPr>
             <w:tcW w:type="dxa" w:w="2409"/>
-          </w:tcPr>
-          <w:p>
-            <w:pPr>
-              <w:pStyle w:val="178"/>
+            <w:vAlign w:val="center"/>
+          </w:tcPr>
+          <w:p>
+            <w:pPr>
+              <w:pStyle w:val="178"/>
+              <w:jc w:val="center"/>
             </w:pPr>
             <w:r>
               <w:t>DZ/T 0482—2024</w:t>
@@ -2617,10 +2694,12 @@
         <w:tc>
           <w:tcPr>
             <w:tcW w:type="dxa" w:w="2409"/>
-          </w:tcPr>
-          <w:p>
-            <w:pPr>
-              <w:pStyle w:val="178"/>
+            <w:vAlign w:val="center"/>
+          </w:tcPr>
+          <w:p>
+            <w:pPr>
+              <w:pStyle w:val="178"/>
+              <w:jc w:val="center"/>
             </w:pPr>
             <w:r>
               <w:t>农业养殖</w:t>
@@ -2630,10 +2709,12 @@
         <w:tc>
           <w:tcPr>
             <w:tcW w:type="dxa" w:w="2409"/>
-          </w:tcPr>
-          <w:p>
-            <w:pPr>
-              <w:pStyle w:val="178"/>
+            <w:vAlign w:val="center"/>
+          </w:tcPr>
+          <w:p>
+            <w:pPr>
+              <w:pStyle w:val="178"/>
+              <w:jc w:val="center"/>
             </w:pPr>
             <w:r>
               <w:t>25～38</w:t>
@@ -2643,10 +2724,12 @@
         <w:tc>
           <w:tcPr>
             <w:tcW w:type="dxa" w:w="2409"/>
-          </w:tcPr>
-          <w:p>
-            <w:pPr>
-              <w:pStyle w:val="178"/>
+            <w:vAlign w:val="center"/>
+          </w:tcPr>
+          <w:p>
+            <w:pPr>
+              <w:pStyle w:val="178"/>
+              <w:jc w:val="center"/>
             </w:pPr>
             <w:r>
               <w:t>水产温室、花卉种植</w:t>
@@ -2656,10 +2739,12 @@
         <w:tc>
           <w:tcPr>
             <w:tcW w:type="dxa" w:w="2409"/>
-          </w:tcPr>
-          <w:p>
-            <w:pPr>
-              <w:pStyle w:val="178"/>
+            <w:vAlign w:val="center"/>
+          </w:tcPr>
+          <w:p>
+            <w:pPr>
+              <w:pStyle w:val="178"/>
+              <w:jc w:val="center"/>
             </w:pPr>
             <w:r>
               <w:t>GB/T 14848 III类</w:t>
@@ -2671,10 +2756,12 @@
         <w:tc>
           <w:tcPr>
             <w:tcW w:type="dxa" w:w="2409"/>
-          </w:tcPr>
-          <w:p>
-            <w:pPr>
-              <w:pStyle w:val="178"/>
+            <w:vAlign w:val="center"/>
+          </w:tcPr>
+          <w:p>
+            <w:pPr>
+              <w:pStyle w:val="178"/>
+              <w:jc w:val="center"/>
             </w:pPr>
             <w:r>
               <w:t>食品加工</w:t>
@@ -2684,10 +2771,12 @@
         <w:tc>
           <w:tcPr>
             <w:tcW w:type="dxa" w:w="2409"/>
-          </w:tcPr>
-          <w:p>
-            <w:pPr>
-              <w:pStyle w:val="178"/>
+            <w:vAlign w:val="center"/>
+          </w:tcPr>
+          <w:p>
+            <w:pPr>
+              <w:pStyle w:val="178"/>
+              <w:jc w:val="center"/>
             </w:pPr>
             <w:r>
               <w:t>50～100</w:t>
@@ -2697,10 +2786,12 @@
         <w:tc>
           <w:tcPr>
             <w:tcW w:type="dxa" w:w="2409"/>
-          </w:tcPr>
-          <w:p>
-            <w:pPr>
-              <w:pStyle w:val="178"/>
+            <w:vAlign w:val="center"/>
+          </w:tcPr>
+          <w:p>
+            <w:pPr>
+              <w:pStyle w:val="178"/>
+              <w:jc w:val="center"/>
             </w:pPr>
             <w:r>
               <w:t>烘干、消毒</w:t>
@@ -2710,508 +2801,20 @@
         <w:tc>
           <w:tcPr>
             <w:tcW w:type="dxa" w:w="2409"/>
-          </w:tcPr>
-          <w:p>
-            <w:pPr>
-              <w:pStyle w:val="178"/>
+            <w:vAlign w:val="center"/>
+          </w:tcPr>
+          <w:p>
+            <w:pPr>
+              <w:pStyle w:val="178"/>
+              <w:jc w:val="center"/>
             </w:pPr>
             <w:r>
               <w:t>GB 5749</w:t>
-            </w:r>
-          </w:p>
-        </w:tc>
-      </w:tr>
-      <w:tr>
-        <w:tc>
-          <w:tcPr>
-            <w:tcW w:type="dxa" w:w="2409"/>
-          </w:tcPr>
-          <w:p>
-            <w:pPr>
-              <w:pStyle w:val="178"/>
-            </w:pPr>
-            <w:r>
-              <w:t>矿物提取</w:t>
-            </w:r>
-          </w:p>
-        </w:tc>
-        <w:tc>
-          <w:tcPr>
-            <w:tcW w:type="dxa" w:w="2409"/>
-          </w:tcPr>
-          <w:p>
-            <w:pPr>
-              <w:pStyle w:val="178"/>
-            </w:pPr>
-            <w:r>
-              <w:t>≥60</w:t>
-            </w:r>
-          </w:p>
-        </w:tc>
-        <w:tc>
-          <w:tcPr>
-            <w:tcW w:type="dxa" w:w="2409"/>
-          </w:tcPr>
-          <w:p>
-            <w:pPr>
-              <w:pStyle w:val="178"/>
-            </w:pPr>
-            <w:r>
-              <w:t>锂、碘、溴提取</w:t>
-            </w:r>
-          </w:p>
-        </w:tc>
-        <w:tc>
-          <w:tcPr>
-            <w:tcW w:type="dxa" w:w="2409"/>
-          </w:tcPr>
-          <w:p>
-            <w:pPr>
-              <w:pStyle w:val="178"/>
-            </w:pPr>
-            <w:r>
-              <w:t>无特殊限制</w:t>
-            </w:r>
-          </w:p>
-        </w:tc>
-      </w:tr>
-      <w:tr>
-        <w:tc>
-          <w:tcPr>
-            <w:tcW w:type="dxa" w:w="2409"/>
-          </w:tcPr>
-          <w:p>
-            <w:pPr>
-              <w:pStyle w:val="178"/>
-            </w:pPr>
-            <w:r>
-              <w:t>地热发电</w:t>
-            </w:r>
-          </w:p>
-        </w:tc>
-        <w:tc>
-          <w:tcPr>
-            <w:tcW w:type="dxa" w:w="2409"/>
-          </w:tcPr>
-          <w:p>
-            <w:pPr>
-              <w:pStyle w:val="178"/>
-            </w:pPr>
-            <w:r>
-              <w:t>≥150</w:t>
-            </w:r>
-          </w:p>
-        </w:tc>
-        <w:tc>
-          <w:tcPr>
-            <w:tcW w:type="dxa" w:w="2409"/>
-          </w:tcPr>
-          <w:p>
-            <w:pPr>
-              <w:pStyle w:val="178"/>
-            </w:pPr>
-            <w:r>
-              <w:t>单/双循环发电</w:t>
-            </w:r>
-          </w:p>
-        </w:tc>
-        <w:tc>
-          <w:tcPr>
-            <w:tcW w:type="dxa" w:w="2409"/>
-          </w:tcPr>
-          <w:p>
-            <w:pPr>
-              <w:pStyle w:val="178"/>
-            </w:pPr>
-            <w:r>
-              <w:t>无特殊限制</w:t>
             </w:r>
           </w:p>
         </w:tc>
       </w:tr>
     </w:tbl>
-    <w:p>
-      <w:pPr>
-        <w:pStyle w:val="105"/>
-      </w:pPr>
-      <w:r>
-        <w:t>医疗保健利用要求</w:t>
-      </w:r>
-    </w:p>
-    <w:p>
-      <w:pPr>
-        <w:pStyle w:val="165"/>
-        <w:numPr>
-          <w:ilvl w:val="3"/>
-          <w:numId w:val="2"/>
-        </w:numPr>
-      </w:pPr>
-      <w:r>
-        <w:t>用于医疗保健的温泉水，检测指标应符合本文件附录A的规定，并取得卫生行政主管部门的许可。</w:t>
-      </w:r>
-    </w:p>
-    <w:p>
-      <w:pPr>
-        <w:pStyle w:val="165"/>
-        <w:numPr>
-          <w:ilvl w:val="3"/>
-          <w:numId w:val="2"/>
-        </w:numPr>
-      </w:pPr>
-      <w:r>
-        <w:t>医疗温泉应设置专业医护人员，对高血压、心脑血管疾病等特殊人群做好健康告知和风险评估。</w:t>
-      </w:r>
-    </w:p>
-    <w:p>
-      <w:pPr>
-        <w:pStyle w:val="165"/>
-        <w:numPr>
-          <w:ilvl w:val="3"/>
-          <w:numId w:val="2"/>
-        </w:numPr>
-      </w:pPr>
-      <w:r>
-        <w:t>温泉洗浴设施应符合CJ 244的规定，每季度应对浴池水质进行微生物指标检测，嗜肺军团菌应低于10³ CFU/L。</w:t>
-      </w:r>
-    </w:p>
-    <w:p>
-      <w:pPr>
-        <w:pStyle w:val="105"/>
-      </w:pPr>
-      <w:r>
-        <w:t>供暖与供冷利用要求</w:t>
-      </w:r>
-    </w:p>
-    <w:p>
-      <w:pPr>
-        <w:pStyle w:val="165"/>
-        <w:numPr>
-          <w:ilvl w:val="3"/>
-          <w:numId w:val="2"/>
-        </w:numPr>
-      </w:pPr>
-      <w:r>
-        <w:t>利用地热温泉进行集中供暖，供热能力设计应基于逐时热负荷计算，并留有不低于20%的调峰余量。</w:t>
-      </w:r>
-    </w:p>
-    <w:p>
-      <w:pPr>
-        <w:pStyle w:val="165"/>
-        <w:numPr>
-          <w:ilvl w:val="3"/>
-          <w:numId w:val="2"/>
-        </w:numPr>
-      </w:pPr>
-      <w:r>
-        <w:t>采用地热直接供暖时，热网回水温度不应高于40 ℃，以保障回灌水温满足回灌热储要求；采用热泵辅助系统时，综合性能系数（COP）不应低于3.5。</w:t>
-      </w:r>
-    </w:p>
-    <w:p>
-      <w:pPr>
-        <w:pStyle w:val="165"/>
-        <w:numPr>
-          <w:ilvl w:val="3"/>
-          <w:numId w:val="2"/>
-        </w:numPr>
-      </w:pPr>
-      <w:r>
-        <w:t>地热供暖系统应安装余热回收装置，尾水温度不宜高于25 ℃排放或回灌。</w:t>
-      </w:r>
-    </w:p>
-    <w:p>
-      <w:pPr>
-        <w:pStyle w:val="105"/>
-      </w:pPr>
-      <w:r>
-        <w:t>农业及水产养殖利用要求</w:t>
-      </w:r>
-    </w:p>
-    <w:p>
-      <w:pPr>
-        <w:pStyle w:val="165"/>
-        <w:numPr>
-          <w:ilvl w:val="3"/>
-          <w:numId w:val="2"/>
-        </w:numPr>
-      </w:pPr>
-      <w:r>
-        <w:t>温泉水用于水产养殖前，应根据养殖品种对水温、pH、溶解氧及特殊化学成分的耐受性，制定水质预处理方案。</w:t>
-      </w:r>
-    </w:p>
-    <w:p>
-      <w:pPr>
-        <w:pStyle w:val="165"/>
-        <w:numPr>
-          <w:ilvl w:val="3"/>
-          <w:numId w:val="2"/>
-        </w:numPr>
-      </w:pPr>
-      <w:r>
-        <w:t>高氟、高砷温泉水不宜直接用于农业灌溉，确需利用时应经除氟、除砷处理达标。</w:t>
-      </w:r>
-    </w:p>
-    <w:p>
-      <w:pPr>
-        <w:pStyle w:val="165"/>
-        <w:numPr>
-          <w:ilvl w:val="3"/>
-          <w:numId w:val="2"/>
-        </w:numPr>
-      </w:pPr>
-      <w:r>
-        <w:t>温室农业利用的温泉水余热，优先采用间接加热方式（地暖管道或散热器），防止高矿化度水直接接触土壤造成盐碱化。</w:t>
-      </w:r>
-    </w:p>
-    <w:p>
-      <w:pPr>
-        <w:pStyle w:val="104"/>
-      </w:pPr>
-      <w:r>
-        <w:t>回灌与尾水处理</w:t>
-      </w:r>
-    </w:p>
-    <w:p>
-      <w:pPr>
-        <w:pStyle w:val="105"/>
-      </w:pPr>
-      <w:r>
-        <w:t>回灌技术要求</w:t>
-      </w:r>
-    </w:p>
-    <w:p>
-      <w:pPr>
-        <w:pStyle w:val="165"/>
-        <w:numPr>
-          <w:ilvl w:val="3"/>
-          <w:numId w:val="2"/>
-        </w:numPr>
-      </w:pPr>
-      <w:r>
-        <w:t>回灌工程设计应符合DZ/T 0481—2024的规定，回灌层位宜与开采层位相同（同层回灌）。</w:t>
-      </w:r>
-    </w:p>
-    <w:p>
-      <w:pPr>
-        <w:pStyle w:val="165"/>
-        <w:numPr>
-          <w:ilvl w:val="3"/>
-          <w:numId w:val="2"/>
-        </w:numPr>
-      </w:pPr>
-      <w:r>
-        <w:t>回灌量与开采量之比（回灌率）应根据热储类型确定：裂隙型热储回灌率不低于70%，孔隙型热储回灌率不低于80%。</w:t>
-      </w:r>
-    </w:p>
-    <w:p>
-      <w:pPr>
-        <w:pStyle w:val="165"/>
-        <w:numPr>
-          <w:ilvl w:val="3"/>
-          <w:numId w:val="2"/>
-        </w:numPr>
-      </w:pPr>
-      <w:r>
-        <w:t>回灌井设计应防止短路回流（即回灌水在未充分加热前即抵达开采井），开采井与回灌井之间的热突破时间不应小于30年。</w:t>
-      </w:r>
-    </w:p>
-    <w:p>
-      <w:pPr>
-        <w:pStyle w:val="165"/>
-        <w:numPr>
-          <w:ilvl w:val="3"/>
-          <w:numId w:val="2"/>
-        </w:numPr>
-      </w:pPr>
-      <w:r>
-        <w:t>回灌水水质应满足以下条件：</w:t>
-      </w:r>
-    </w:p>
-    <w:p>
-      <w:pPr>
-        <w:pStyle w:val="92"/>
-      </w:pPr>
-      <w:r>
-        <w:t>悬浮固体含量≤5 mg/L，防止热储堵塞；</w:t>
-      </w:r>
-    </w:p>
-    <w:p>
-      <w:pPr>
-        <w:pStyle w:val="92"/>
-      </w:pPr>
-      <w:r>
-        <w:t>pH值控制在6.5～9.0之间；</w:t>
-      </w:r>
-    </w:p>
-    <w:p>
-      <w:pPr>
-        <w:pStyle w:val="92"/>
-      </w:pPr>
-      <w:r>
-        <w:t>腐蚀性指数（Ryznar指数）应在6～7之间，必要时加药调节；</w:t>
-      </w:r>
-    </w:p>
-    <w:p>
-      <w:pPr>
-        <w:pStyle w:val="92"/>
-      </w:pPr>
-      <w:r>
-        <w:t>不得含有对地下水造成污染的有害物质。</w:t>
-      </w:r>
-    </w:p>
-    <w:p>
-      <w:pPr>
-        <w:pStyle w:val="165"/>
-        <w:numPr>
-          <w:ilvl w:val="3"/>
-          <w:numId w:val="2"/>
-        </w:numPr>
-      </w:pPr>
-      <w:r>
-        <w:t>回灌系统应定期进行化学堵塞和生物堵塞检测，回灌量下降超过初始值20%时，应及时实施洗井措施。</w:t>
-      </w:r>
-    </w:p>
-    <w:p>
-      <w:pPr>
-        <w:pStyle w:val="105"/>
-      </w:pPr>
-      <w:r>
-        <w:t>尾水处理与排放</w:t>
-      </w:r>
-    </w:p>
-    <w:p>
-      <w:pPr>
-        <w:pStyle w:val="165"/>
-        <w:numPr>
-          <w:ilvl w:val="3"/>
-          <w:numId w:val="2"/>
-        </w:numPr>
-      </w:pPr>
-      <w:r>
-        <w:t>不能回灌的尾水应经处理达标后方可排放，排放标准不低于GB/T 14848 III类水标准。</w:t>
-      </w:r>
-    </w:p>
-    <w:p>
-      <w:pPr>
-        <w:pStyle w:val="165"/>
-        <w:numPr>
-          <w:ilvl w:val="3"/>
-          <w:numId w:val="2"/>
-        </w:numPr>
-      </w:pPr>
-      <w:r>
-        <w:t>高矿化度（TDS&gt;2000 mg/L）尾水不得直接排入地表水体，应采取蒸发浓缩、深井回注或专用管道排海等措施处置。</w:t>
-      </w:r>
-    </w:p>
-    <w:p>
-      <w:pPr>
-        <w:pStyle w:val="165"/>
-        <w:numPr>
-          <w:ilvl w:val="3"/>
-          <w:numId w:val="2"/>
-        </w:numPr>
-      </w:pPr>
-      <w:r>
-        <w:t>含H₂S的温泉尾水应经氧化处理（如曝气、加氯、臭氧）脱硫后排放，排气口H₂S浓度应符合GBZ 2.1的职业接触限值规定。</w:t>
-      </w:r>
-    </w:p>
-    <w:p>
-      <w:pPr>
-        <w:pStyle w:val="165"/>
-        <w:numPr>
-          <w:ilvl w:val="3"/>
-          <w:numId w:val="2"/>
-        </w:numPr>
-      </w:pPr>
-      <w:r>
-        <w:t>尾水热排放的热污染影响应经模拟评估，受纳水体温升不应超过1 ℃（季节性峰值不超过3 ℃）。</w:t>
-      </w:r>
-    </w:p>
-    <w:p>
-      <w:pPr>
-        <w:pStyle w:val="104"/>
-      </w:pPr>
-      <w:r>
-        <w:t>环境保护与监测</w:t>
-      </w:r>
-    </w:p>
-    <w:p>
-      <w:pPr>
-        <w:pStyle w:val="105"/>
-      </w:pPr>
-      <w:r>
-        <w:t>环境保护要求</w:t>
-      </w:r>
-    </w:p>
-    <w:p>
-      <w:pPr>
-        <w:pStyle w:val="165"/>
-        <w:numPr>
-          <w:ilvl w:val="3"/>
-          <w:numId w:val="2"/>
-        </w:numPr>
-      </w:pPr>
-      <w:r>
-        <w:t>地热温泉开发项目应依法开展环境影响评价，重点分析对浅层地下水、地表水、地表沉降及自然景观的影响。</w:t>
-      </w:r>
-    </w:p>
-    <w:p>
-      <w:pPr>
-        <w:pStyle w:val="165"/>
-        <w:numPr>
-          <w:ilvl w:val="3"/>
-          <w:numId w:val="2"/>
-        </w:numPr>
-      </w:pPr>
-      <w:r>
-        <w:t>钻井废浆、岩屑应集中收集处置，禁止就地掩埋或就地排放；钻井液中使用的化学添加剂应优先选用环保型产品。</w:t>
-      </w:r>
-    </w:p>
-    <w:p>
-      <w:pPr>
-        <w:pStyle w:val="165"/>
-        <w:numPr>
-          <w:ilvl w:val="3"/>
-          <w:numId w:val="2"/>
-        </w:numPr>
-      </w:pPr>
-      <w:r>
-        <w:t>天然温泉露头及其周边100 m范围应划定保护区，禁止开垦、取土、建设污染源设施。</w:t>
-      </w:r>
-    </w:p>
-    <w:p>
-      <w:pPr>
-        <w:pStyle w:val="105"/>
-      </w:pPr>
-      <w:r>
-        <w:t>监测内容与频率</w:t>
-      </w:r>
-    </w:p>
-    <w:p>
-      <w:pPr>
-        <w:pStyle w:val="56"/>
-      </w:pPr>
-      <w:r>
-        <w:t>地热温泉开采项目应建立系统的动态监测体系，监测内容及频率应符合表</w:t>
-      </w:r>
-      <w:r>
-        <w:fldChar w:fldCharType="begin"/>
-      </w:r>
-      <w:r>
-        <w:instrText xml:space="preserve"> REF Ref_tbl_monitor \h </w:instrText>
-      </w:r>
-      <w:r>
-        <w:fldChar w:fldCharType="separate"/>
-      </w:r>
-      <w:r>
-        <w:t>?</w:t>
-      </w:r>
-      <w:r>
-        <w:fldChar w:fldCharType="end"/>
-      </w:r>
-      <w:r>
-        <w:t>的规定。</w:t>
-      </w:r>
-    </w:p>
     <w:p>
       <w:pPr>
         <w:pStyle w:val="112"/>
@@ -3221,27 +2824,22 @@
         </w:numPr>
       </w:pPr>
       <w:r>
-        <w:t>表</w:t>
-      </w:r>
-      <w:bookmarkStart w:id="1014" w:name="Ref_tbl_monitor"/>
-      <w:r>
         <w:fldChar w:fldCharType="begin"/>
       </w:r>
       <w:r>
-        <w:instrText xml:space="preserve"> SEQ 表 \* ARABIC </w:instrText>
+        <w:instrText xml:space="preserve"> REF _Ref415158344 \h </w:instrText>
       </w:r>
       <w:r>
         <w:fldChar w:fldCharType="separate"/>
       </w:r>
       <w:r>
-        <w:t>1</w:t>
+        <w:t>表?</w:t>
       </w:r>
       <w:r>
         <w:fldChar w:fldCharType="end"/>
       </w:r>
-      <w:bookmarkEnd w:id="1014"/>
-      <w:r>
-        <w:t xml:space="preserve">　地热温泉动态监测要求</w:t>
+      <w:r>
+        <w:t>（续）</w:t>
       </w:r>
     </w:p>
     <w:tbl>
@@ -3257,55 +2855,66 @@
         <w:gridCol w:w="2409"/>
       </w:tblGrid>
       <w:tr>
+        <w:trPr>
+          <w:tblHeader w:val="true"/>
+        </w:trPr>
         <w:tc>
           <w:tcPr>
             <w:tcW w:type="dxa" w:w="2409"/>
-          </w:tcPr>
-          <w:p>
-            <w:pPr>
-              <w:pStyle w:val="178"/>
-            </w:pPr>
-            <w:r>
-              <w:t>监测类别</w:t>
+            <w:vAlign w:val="center"/>
+          </w:tcPr>
+          <w:p>
+            <w:pPr>
+              <w:pStyle w:val="178"/>
+              <w:jc w:val="center"/>
+            </w:pPr>
+            <w:r>
+              <w:t>利用类别</w:t>
             </w:r>
           </w:p>
         </w:tc>
         <w:tc>
           <w:tcPr>
             <w:tcW w:type="dxa" w:w="2409"/>
-          </w:tcPr>
-          <w:p>
-            <w:pPr>
-              <w:pStyle w:val="178"/>
-            </w:pPr>
-            <w:r>
-              <w:t>监测项目</w:t>
+            <w:vAlign w:val="center"/>
+          </w:tcPr>
+          <w:p>
+            <w:pPr>
+              <w:pStyle w:val="178"/>
+              <w:jc w:val="center"/>
+            </w:pPr>
+            <w:r>
+              <w:t>适宜水温（℃）</w:t>
             </w:r>
           </w:p>
         </w:tc>
         <w:tc>
           <w:tcPr>
             <w:tcW w:type="dxa" w:w="2409"/>
-          </w:tcPr>
-          <w:p>
-            <w:pPr>
-              <w:pStyle w:val="178"/>
-            </w:pPr>
-            <w:r>
-              <w:t>监测频率</w:t>
+            <w:vAlign w:val="center"/>
+          </w:tcPr>
+          <w:p>
+            <w:pPr>
+              <w:pStyle w:val="178"/>
+              <w:jc w:val="center"/>
+            </w:pPr>
+            <w:r>
+              <w:t>主要用途</w:t>
             </w:r>
           </w:p>
         </w:tc>
         <w:tc>
           <w:tcPr>
             <w:tcW w:type="dxa" w:w="2409"/>
-          </w:tcPr>
-          <w:p>
-            <w:pPr>
-              <w:pStyle w:val="178"/>
-            </w:pPr>
-            <w:r>
-              <w:t>执行标准</w:t>
+            <w:vAlign w:val="center"/>
+          </w:tcPr>
+          <w:p>
+            <w:pPr>
+              <w:pStyle w:val="178"/>
+              <w:jc w:val="center"/>
+            </w:pPr>
+            <w:r>
+              <w:t>水质要求参考标准</w:t>
             </w:r>
           </w:p>
         </w:tc>
@@ -3314,52 +2923,60 @@
         <w:tc>
           <w:tcPr>
             <w:tcW w:type="dxa" w:w="2409"/>
-          </w:tcPr>
-          <w:p>
-            <w:pPr>
-              <w:pStyle w:val="178"/>
-            </w:pPr>
-            <w:r>
-              <w:t>水量监测</w:t>
+            <w:vAlign w:val="center"/>
+          </w:tcPr>
+          <w:p>
+            <w:pPr>
+              <w:pStyle w:val="178"/>
+              <w:jc w:val="center"/>
+            </w:pPr>
+            <w:r>
+              <w:t>矿物提取</w:t>
             </w:r>
           </w:p>
         </w:tc>
         <w:tc>
           <w:tcPr>
             <w:tcW w:type="dxa" w:w="2409"/>
-          </w:tcPr>
-          <w:p>
-            <w:pPr>
-              <w:pStyle w:val="178"/>
-            </w:pPr>
-            <w:r>
-              <w:t>开采量、回灌量、水位/压力</w:t>
+            <w:vAlign w:val="center"/>
+          </w:tcPr>
+          <w:p>
+            <w:pPr>
+              <w:pStyle w:val="178"/>
+              <w:jc w:val="center"/>
+            </w:pPr>
+            <w:r>
+              <w:t>≥60</w:t>
             </w:r>
           </w:p>
         </w:tc>
         <w:tc>
           <w:tcPr>
             <w:tcW w:type="dxa" w:w="2409"/>
-          </w:tcPr>
-          <w:p>
-            <w:pPr>
-              <w:pStyle w:val="178"/>
-            </w:pPr>
-            <w:r>
-              <w:t>连续实时（每小时记录）</w:t>
+            <w:vAlign w:val="center"/>
+          </w:tcPr>
+          <w:p>
+            <w:pPr>
+              <w:pStyle w:val="178"/>
+              <w:jc w:val="center"/>
+            </w:pPr>
+            <w:r>
+              <w:t>锂、碘、溴提取</w:t>
             </w:r>
           </w:p>
         </w:tc>
         <w:tc>
           <w:tcPr>
             <w:tcW w:type="dxa" w:w="2409"/>
-          </w:tcPr>
-          <w:p>
-            <w:pPr>
-              <w:pStyle w:val="178"/>
-            </w:pPr>
-            <w:r>
-              <w:t>DZ/T 0482—2024</w:t>
+            <w:vAlign w:val="center"/>
+          </w:tcPr>
+          <w:p>
+            <w:pPr>
+              <w:pStyle w:val="178"/>
+              <w:jc w:val="center"/>
+            </w:pPr>
+            <w:r>
+              <w:t>无特殊限制</w:t>
             </w:r>
           </w:p>
         </w:tc>
@@ -3368,268 +2985,60 @@
         <w:tc>
           <w:tcPr>
             <w:tcW w:type="dxa" w:w="2409"/>
-          </w:tcPr>
-          <w:p>
-            <w:pPr>
-              <w:pStyle w:val="178"/>
-            </w:pPr>
-            <w:r>
-              <w:t>水温监测</w:t>
+            <w:vAlign w:val="center"/>
+          </w:tcPr>
+          <w:p>
+            <w:pPr>
+              <w:pStyle w:val="178"/>
+              <w:jc w:val="center"/>
+            </w:pPr>
+            <w:r>
+              <w:t>地热发电</w:t>
             </w:r>
           </w:p>
         </w:tc>
         <w:tc>
           <w:tcPr>
             <w:tcW w:type="dxa" w:w="2409"/>
-          </w:tcPr>
-          <w:p>
-            <w:pPr>
-              <w:pStyle w:val="178"/>
-            </w:pPr>
-            <w:r>
-              <w:t>开采温度、回灌温度、地面温度</w:t>
+            <w:vAlign w:val="center"/>
+          </w:tcPr>
+          <w:p>
+            <w:pPr>
+              <w:pStyle w:val="178"/>
+              <w:jc w:val="center"/>
+            </w:pPr>
+            <w:r>
+              <w:t>≥150</w:t>
             </w:r>
           </w:p>
         </w:tc>
         <w:tc>
           <w:tcPr>
             <w:tcW w:type="dxa" w:w="2409"/>
-          </w:tcPr>
-          <w:p>
-            <w:pPr>
-              <w:pStyle w:val="178"/>
-            </w:pPr>
-            <w:r>
-              <w:t>连续实时（每小时记录）</w:t>
+            <w:vAlign w:val="center"/>
+          </w:tcPr>
+          <w:p>
+            <w:pPr>
+              <w:pStyle w:val="178"/>
+              <w:jc w:val="center"/>
+            </w:pPr>
+            <w:r>
+              <w:t>单/双循环发电</w:t>
             </w:r>
           </w:p>
         </w:tc>
         <w:tc>
           <w:tcPr>
             <w:tcW w:type="dxa" w:w="2409"/>
-          </w:tcPr>
-          <w:p>
-            <w:pPr>
-              <w:pStyle w:val="178"/>
-            </w:pPr>
-            <w:r>
-              <w:t>DZ/T 0482—2024</w:t>
-            </w:r>
-          </w:p>
-        </w:tc>
-      </w:tr>
-      <w:tr>
-        <w:tc>
-          <w:tcPr>
-            <w:tcW w:type="dxa" w:w="2409"/>
-          </w:tcPr>
-          <w:p>
-            <w:pPr>
-              <w:pStyle w:val="178"/>
-            </w:pPr>
-            <w:r>
-              <w:t>水质监测</w:t>
-            </w:r>
-          </w:p>
-        </w:tc>
-        <w:tc>
-          <w:tcPr>
-            <w:tcW w:type="dxa" w:w="2409"/>
-          </w:tcPr>
-          <w:p>
-            <w:pPr>
-              <w:pStyle w:val="178"/>
-            </w:pPr>
-            <w:r>
-              <w:t>pH、TDS、主要离子、特征组分</w:t>
-            </w:r>
-          </w:p>
-        </w:tc>
-        <w:tc>
-          <w:tcPr>
-            <w:tcW w:type="dxa" w:w="2409"/>
-          </w:tcPr>
-          <w:p>
-            <w:pPr>
-              <w:pStyle w:val="178"/>
-            </w:pPr>
-            <w:r>
-              <w:t>每季度一次（全分析每年一次）</w:t>
-            </w:r>
-          </w:p>
-        </w:tc>
-        <w:tc>
-          <w:tcPr>
-            <w:tcW w:type="dxa" w:w="2409"/>
-          </w:tcPr>
-          <w:p>
-            <w:pPr>
-              <w:pStyle w:val="178"/>
-            </w:pPr>
-            <w:r>
-              <w:t>GB/T 14848</w:t>
-            </w:r>
-          </w:p>
-        </w:tc>
-      </w:tr>
-      <w:tr>
-        <w:tc>
-          <w:tcPr>
-            <w:tcW w:type="dxa" w:w="2409"/>
-          </w:tcPr>
-          <w:p>
-            <w:pPr>
-              <w:pStyle w:val="178"/>
-            </w:pPr>
-            <w:r>
-              <w:t>气体监测</w:t>
-            </w:r>
-          </w:p>
-        </w:tc>
-        <w:tc>
-          <w:tcPr>
-            <w:tcW w:type="dxa" w:w="2409"/>
-          </w:tcPr>
-          <w:p>
-            <w:pPr>
-              <w:pStyle w:val="178"/>
-            </w:pPr>
-            <w:r>
-              <w:t>H₂S、CO₂、氡（Rn）</w:t>
-            </w:r>
-          </w:p>
-        </w:tc>
-        <w:tc>
-          <w:tcPr>
-            <w:tcW w:type="dxa" w:w="2409"/>
-          </w:tcPr>
-          <w:p>
-            <w:pPr>
-              <w:pStyle w:val="178"/>
-            </w:pPr>
-            <w:r>
-              <w:t>每半年一次</w:t>
-            </w:r>
-          </w:p>
-        </w:tc>
-        <w:tc>
-          <w:tcPr>
-            <w:tcW w:type="dxa" w:w="2409"/>
-          </w:tcPr>
-          <w:p>
-            <w:pPr>
-              <w:pStyle w:val="178"/>
-            </w:pPr>
-            <w:r>
-              <w:t>GBZ 2.1</w:t>
-            </w:r>
-          </w:p>
-        </w:tc>
-      </w:tr>
-      <w:tr>
-        <w:tc>
-          <w:tcPr>
-            <w:tcW w:type="dxa" w:w="2409"/>
-          </w:tcPr>
-          <w:p>
-            <w:pPr>
-              <w:pStyle w:val="178"/>
-            </w:pPr>
-            <w:r>
-              <w:t>地面沉降监测</w:t>
-            </w:r>
-          </w:p>
-        </w:tc>
-        <w:tc>
-          <w:tcPr>
-            <w:tcW w:type="dxa" w:w="2409"/>
-          </w:tcPr>
-          <w:p>
-            <w:pPr>
-              <w:pStyle w:val="178"/>
-            </w:pPr>
-            <w:r>
-              <w:t>水准测量或InSAR</w:t>
-            </w:r>
-          </w:p>
-        </w:tc>
-        <w:tc>
-          <w:tcPr>
-            <w:tcW w:type="dxa" w:w="2409"/>
-          </w:tcPr>
-          <w:p>
-            <w:pPr>
-              <w:pStyle w:val="178"/>
-            </w:pPr>
-            <w:r>
-              <w:t>每季度一次</w:t>
-            </w:r>
-          </w:p>
-        </w:tc>
-        <w:tc>
-          <w:tcPr>
-            <w:tcW w:type="dxa" w:w="2409"/>
-          </w:tcPr>
-          <w:p>
-            <w:pPr>
-              <w:pStyle w:val="178"/>
-            </w:pPr>
-            <w:r>
-              <w:t>GB/T 17942</w:t>
-            </w:r>
-          </w:p>
-        </w:tc>
-      </w:tr>
-      <w:tr>
-        <w:tc>
-          <w:tcPr>
-            <w:tcW w:type="dxa" w:w="2409"/>
-          </w:tcPr>
-          <w:p>
-            <w:pPr>
-              <w:pStyle w:val="178"/>
-            </w:pPr>
-            <w:r>
-              <w:t>生态环境监测</w:t>
-            </w:r>
-          </w:p>
-        </w:tc>
-        <w:tc>
-          <w:tcPr>
-            <w:tcW w:type="dxa" w:w="2409"/>
-          </w:tcPr>
-          <w:p>
-            <w:pPr>
-              <w:pStyle w:val="178"/>
-            </w:pPr>
-            <w:r>
-              <w:t>地表植被、浅层地下水位</w:t>
-            </w:r>
-          </w:p>
-        </w:tc>
-        <w:tc>
-          <w:tcPr>
-            <w:tcW w:type="dxa" w:w="2409"/>
-          </w:tcPr>
-          <w:p>
-            <w:pPr>
-              <w:pStyle w:val="178"/>
-            </w:pPr>
-            <w:r>
-              <w:t>每半年一次</w:t>
-            </w:r>
-          </w:p>
-        </w:tc>
-        <w:tc>
-          <w:tcPr>
-            <w:tcW w:type="dxa" w:w="2409"/>
-          </w:tcPr>
-          <w:p>
-            <w:pPr>
-              <w:pStyle w:val="178"/>
-            </w:pPr>
-            <w:r>
-              <w:t>地方规范</w:t>
+            <w:vAlign w:val="center"/>
+          </w:tcPr>
+          <w:p>
+            <w:pPr>
+              <w:pStyle w:val="178"/>
+              <w:jc w:val="center"/>
+            </w:pPr>
+            <w:r>
+              <w:t>无特殊限制</w:t>
             </w:r>
           </w:p>
         </w:tc>
@@ -3640,7 +3049,7 @@
         <w:pStyle w:val="105"/>
       </w:pPr>
       <w:r>
-        <w:t>监测数据管理</w:t>
+        <w:t>医疗保健利用要求</w:t>
       </w:r>
     </w:p>
     <w:p>
@@ -3652,7 +3061,7 @@
         </w:numPr>
       </w:pPr>
       <w:r>
-        <w:t>监测数据应实时上传至地热资源管理信息平台，保存年限不少于开采年限加10年。</w:t>
+        <w:t>用于医疗保健的温泉水，检测指标应符合本文件附录A的规定，并取得卫生行政主管部门的许可。</w:t>
       </w:r>
     </w:p>
     <w:p>
@@ -3664,7 +3073,7 @@
         </w:numPr>
       </w:pPr>
       <w:r>
-        <w:t>监测数据分析应与热储数值模型相结合，每3年更新一次热储模型，预测未来10年的资源变化趋势。</w:t>
+        <w:t>医疗温泉应设置专业医护人员，对高血压、心脑血管疾病等特殊人群做好健康告知和风险评估。</w:t>
       </w:r>
     </w:p>
     <w:p>
@@ -3676,15 +3085,7 @@
         </w:numPr>
       </w:pPr>
       <w:r>
-        <w:t>发现水位持续下降、水质明显恶化或地面沉降超标时，应立即向主管部门报告，并采取减采或停采措施。</w:t>
-      </w:r>
-    </w:p>
-    <w:p>
-      <w:pPr>
-        <w:pStyle w:val="104"/>
-      </w:pPr>
-      <w:r>
-        <w:t>安全管理</w:t>
+        <w:t>温泉洗浴设施应符合CJ 244的规定，每季度应对浴池水质进行微生物指标检测，嗜肺军团菌应低于10³ CFU/L。</w:t>
       </w:r>
     </w:p>
     <w:p>
@@ -3692,7 +3093,7 @@
         <w:pStyle w:val="105"/>
       </w:pPr>
       <w:r>
-        <w:t>人员安全</w:t>
+        <w:t>供暖与供冷利用要求</w:t>
       </w:r>
     </w:p>
     <w:p>
@@ -3704,7 +3105,7 @@
         </w:numPr>
       </w:pPr>
       <w:r>
-        <w:t>地热温泉开采与运营单位应建立健全安全生产责任制，配备专职或兼职安全管理人员。</w:t>
+        <w:t>利用地热温泉进行集中供暖，供热能力设计应基于逐时热负荷计算，并留有不低于20%的调峰余量。</w:t>
       </w:r>
     </w:p>
     <w:p>
@@ -3716,7 +3117,7 @@
         </w:numPr>
       </w:pPr>
       <w:r>
-        <w:t>从事高温温泉（T≥60 ℃）作业的人员应配备隔热防护手套、面罩及防烫伤工作服，并经培训持证上岗。</w:t>
+        <w:t>采用地热直接供暖时，热网回水温度不应高于40 ℃，以保障回灌水温满足回灌热储要求；采用热泵辅助系统时，综合性能系数（COP）不应低于3.5。</w:t>
       </w:r>
     </w:p>
     <w:p>
@@ -3728,7 +3129,7 @@
         </w:numPr>
       </w:pPr>
       <w:r>
-        <w:t>温泉浴区应设置水温显示装置，浴池水温宜控制在38～42 ℃，≥43 ℃需标注高温警示。</w:t>
+        <w:t>地热供暖系统应安装余热回收装置，尾水温度不宜高于25 ℃排放或回灌。</w:t>
       </w:r>
     </w:p>
     <w:p>
@@ -3736,7 +3137,7 @@
         <w:pStyle w:val="105"/>
       </w:pPr>
       <w:r>
-        <w:t>设备安全</w:t>
+        <w:t>农业及水产养殖利用要求</w:t>
       </w:r>
     </w:p>
     <w:p>
@@ -3748,7 +3149,7 @@
         </w:numPr>
       </w:pPr>
       <w:r>
-        <w:t>开采井泵、换热设备、管道阀门等关键设施应建立定期巡检和维护制度，检查周期不超过每月一次。</w:t>
+        <w:t>温泉水用于水产养殖前，应根据养殖品种对水温、pH、溶解氧及特殊化学成分的耐受性，制定水质预处理方案。</w:t>
       </w:r>
     </w:p>
     <w:p>
@@ -3760,7 +3161,7 @@
         </w:numPr>
       </w:pPr>
       <w:r>
-        <w:t>井口压力安全阀的定压值应基于热储压力动态数据合理设定，每年校验一次。</w:t>
+        <w:t>高氟、高砷温泉水不宜直接用于农业灌溉，确需利用时应经除氟、除砷处理达标。</w:t>
       </w:r>
     </w:p>
     <w:p>
@@ -3772,7 +3173,15 @@
         </w:numPr>
       </w:pPr>
       <w:r>
-        <w:t>高压蒸汽管线应安装泄压阀和隔热保温层，管线设计压力应留有不低于1.5倍安全系数。</w:t>
+        <w:t>温室农业利用的温泉水余热，优先采用间接加热方式（地暖管道或散热器），防止高矿化度水直接接触土壤造成盐碱化。</w:t>
+      </w:r>
+    </w:p>
+    <w:p>
+      <w:pPr>
+        <w:pStyle w:val="104"/>
+      </w:pPr>
+      <w:r>
+        <w:t>回灌与尾水处理</w:t>
       </w:r>
     </w:p>
     <w:p>
@@ -3780,7 +3189,7 @@
         <w:pStyle w:val="105"/>
       </w:pPr>
       <w:r>
-        <w:t>应急管理</w:t>
+        <w:t>回灌技术要求</w:t>
       </w:r>
     </w:p>
     <w:p>
@@ -3792,7 +3201,7 @@
         </w:numPr>
       </w:pPr>
       <w:r>
-        <w:t>企业应制定地热温泉突发事故应急预案，涵盖井喷、管线泄漏、地面沉降超标及水质污染等情形，预案应每年演练一次。</w:t>
+        <w:t>回灌工程设计应符合DZ/T 0481—2024的规定，回灌层位宜与开采层位相同（同层回灌）。</w:t>
       </w:r>
     </w:p>
     <w:p>
@@ -3804,7 +3213,7 @@
         </w:numPr>
       </w:pPr>
       <w:r>
-        <w:t>发生井喷事故时，应立即关闭井口截止阀，疏散人员，向应急管理部门报告，并启动专业抢险队伍处置。</w:t>
+        <w:t>回灌量与开采量之比（回灌率）应根据热储类型确定：裂隙型热储回灌率不低于70%，孔隙型热储回灌率不低于80%。</w:t>
       </w:r>
     </w:p>
     <w:p>
@@ -3816,23 +3225,918 @@
         </w:numPr>
       </w:pPr>
       <w:r>
+        <w:t>回灌井设计应防止短路回流（即回灌水在未充分加热前即抵达开采井），开采井与回灌井之间的热突破时间不应小于30年。</w:t>
+      </w:r>
+    </w:p>
+    <w:p>
+      <w:pPr>
+        <w:pStyle w:val="165"/>
+        <w:numPr>
+          <w:ilvl w:val="3"/>
+          <w:numId w:val="2"/>
+        </w:numPr>
+      </w:pPr>
+      <w:r>
+        <w:t>回灌水水质应满足以下条件：</w:t>
+      </w:r>
+    </w:p>
+    <w:p>
+      <w:pPr>
+        <w:pStyle w:val="92"/>
+      </w:pPr>
+      <w:r>
+        <w:t>悬浮固体含量≤5 mg/L，防止热储堵塞；</w:t>
+      </w:r>
+    </w:p>
+    <w:p>
+      <w:pPr>
+        <w:pStyle w:val="92"/>
+      </w:pPr>
+      <w:r>
+        <w:t>pH值控制在6.5～9.0之间；</w:t>
+      </w:r>
+    </w:p>
+    <w:p>
+      <w:pPr>
+        <w:pStyle w:val="92"/>
+      </w:pPr>
+      <w:r>
+        <w:t>腐蚀性指数（Ryznar指数）应在6～7之间，必要时加药调节；</w:t>
+      </w:r>
+    </w:p>
+    <w:p>
+      <w:pPr>
+        <w:pStyle w:val="92"/>
+      </w:pPr>
+      <w:r>
+        <w:t>不得含有对地下水造成污染的有害物质。</w:t>
+      </w:r>
+    </w:p>
+    <w:p>
+      <w:pPr>
+        <w:pStyle w:val="165"/>
+        <w:numPr>
+          <w:ilvl w:val="3"/>
+          <w:numId w:val="2"/>
+        </w:numPr>
+      </w:pPr>
+      <w:r>
+        <w:t>回灌系统应定期进行化学堵塞和生物堵塞检测，回灌量下降超过初始值20%时，应及时实施洗井措施。</w:t>
+      </w:r>
+    </w:p>
+    <w:p>
+      <w:pPr>
+        <w:pStyle w:val="105"/>
+      </w:pPr>
+      <w:r>
+        <w:t>尾水处理与排放</w:t>
+      </w:r>
+    </w:p>
+    <w:p>
+      <w:pPr>
+        <w:pStyle w:val="165"/>
+        <w:numPr>
+          <w:ilvl w:val="3"/>
+          <w:numId w:val="2"/>
+        </w:numPr>
+      </w:pPr>
+      <w:r>
+        <w:t>不能回灌的尾水应经处理达标后方可排放，排放标准不低于GB/T 14848 III类水标准。</w:t>
+      </w:r>
+    </w:p>
+    <w:p>
+      <w:pPr>
+        <w:pStyle w:val="165"/>
+        <w:numPr>
+          <w:ilvl w:val="3"/>
+          <w:numId w:val="2"/>
+        </w:numPr>
+      </w:pPr>
+      <w:r>
+        <w:t>高矿化度（TDS&gt;2000 mg/L）尾水不得直接排入地表水体，应采取蒸发浓缩、深井回注或专用管道排海等措施处置。</w:t>
+      </w:r>
+    </w:p>
+    <w:p>
+      <w:pPr>
+        <w:pStyle w:val="165"/>
+        <w:numPr>
+          <w:ilvl w:val="3"/>
+          <w:numId w:val="2"/>
+        </w:numPr>
+      </w:pPr>
+      <w:r>
+        <w:t>含H₂S的温泉尾水应经氧化处理（如曝气、加氯、臭氧）脱硫后排放，排气口H₂S浓度应符合GBZ 2.1的职业接触限值规定。</w:t>
+      </w:r>
+    </w:p>
+    <w:p>
+      <w:pPr>
+        <w:pStyle w:val="165"/>
+        <w:numPr>
+          <w:ilvl w:val="3"/>
+          <w:numId w:val="2"/>
+        </w:numPr>
+      </w:pPr>
+      <w:r>
+        <w:t>尾水热排放的热污染影响应经模拟评估，受纳水体温升不应超过1 ℃（季节性峰值不超过3 ℃）。</w:t>
+      </w:r>
+    </w:p>
+    <w:p>
+      <w:pPr>
+        <w:pStyle w:val="104"/>
+      </w:pPr>
+      <w:r>
+        <w:t>环境保护与监测</w:t>
+      </w:r>
+    </w:p>
+    <w:p>
+      <w:pPr>
+        <w:pStyle w:val="105"/>
+      </w:pPr>
+      <w:r>
+        <w:t>环境保护要求</w:t>
+      </w:r>
+    </w:p>
+    <w:p>
+      <w:pPr>
+        <w:pStyle w:val="165"/>
+        <w:numPr>
+          <w:ilvl w:val="3"/>
+          <w:numId w:val="2"/>
+        </w:numPr>
+      </w:pPr>
+      <w:r>
+        <w:t>地热温泉开发项目应依法开展环境影响评价，重点分析对浅层地下水、地表水、地表沉降及自然景观的影响。</w:t>
+      </w:r>
+    </w:p>
+    <w:p>
+      <w:pPr>
+        <w:pStyle w:val="165"/>
+        <w:numPr>
+          <w:ilvl w:val="3"/>
+          <w:numId w:val="2"/>
+        </w:numPr>
+      </w:pPr>
+      <w:r>
+        <w:t>钻井废浆、岩屑应集中收集处置，禁止就地掩埋或就地排放；钻井液中使用的化学添加剂应优先选用环保型产品。</w:t>
+      </w:r>
+    </w:p>
+    <w:p>
+      <w:pPr>
+        <w:pStyle w:val="165"/>
+        <w:numPr>
+          <w:ilvl w:val="3"/>
+          <w:numId w:val="2"/>
+        </w:numPr>
+      </w:pPr>
+      <w:r>
+        <w:t>天然温泉露头及其周边100 m范围应划定保护区，禁止开垦、取土、建设污染源设施。</w:t>
+      </w:r>
+    </w:p>
+    <w:p>
+      <w:pPr>
+        <w:pStyle w:val="105"/>
+      </w:pPr>
+      <w:r>
+        <w:t>监测内容与频率</w:t>
+      </w:r>
+    </w:p>
+    <w:p>
+      <w:pPr>
+        <w:pStyle w:val="56"/>
+      </w:pPr>
+      <w:r>
+        <w:t>地热温泉开采项目应建立系统的动态监测体系，监测内容及频率应符合</w:t>
+      </w:r>
+      <w:r>
+        <w:fldChar w:fldCharType="begin"/>
+      </w:r>
+      <w:r>
+        <w:instrText xml:space="preserve"> REF _Ref805559701 \h </w:instrText>
+      </w:r>
+      <w:r>
+        <w:fldChar w:fldCharType="separate"/>
+      </w:r>
+      <w:r>
+        <w:t>?</w:t>
+      </w:r>
+      <w:r>
+        <w:fldChar w:fldCharType="end"/>
+      </w:r>
+      <w:r>
+        <w:t>的规定。</w:t>
+      </w:r>
+    </w:p>
+    <w:p>
+      <w:pPr>
+        <w:pStyle w:val="112"/>
+        <w:numPr>
+          <w:ilvl w:val="0"/>
+          <w:numId w:val="0"/>
+        </w:numPr>
+      </w:pPr>
+      <w:bookmarkStart w:id="1018" w:name="_Ref458522357"/>
+      <w:bookmarkStart w:id="1019" w:name="_Ref805559701"/>
+      <w:r>
+        <w:t>表</w:t>
+      </w:r>
+      <w:r>
+        <w:fldChar w:fldCharType="begin"/>
+      </w:r>
+      <w:r>
+        <w:instrText xml:space="preserve"> SEQ 表 \* ARABIC </w:instrText>
+      </w:r>
+      <w:r>
+        <w:fldChar w:fldCharType="separate"/>
+      </w:r>
+      <w:bookmarkStart w:id="1020" w:name="_Ref273808485"/>
+      <w:r>
+        <w:t>1</w:t>
+      </w:r>
+      <w:r>
+        <w:fldChar w:fldCharType="end"/>
+      </w:r>
+      <w:bookmarkEnd w:id="1020"/>
+      <w:bookmarkEnd w:id="1019"/>
+      <w:r>
+        <w:t xml:space="preserve">　</w:t>
+      </w:r>
+      <w:bookmarkStart w:id="1021" w:name="_Ref888137198"/>
+      <w:r>
+        <w:t>地热温泉动态监测要求</w:t>
+      </w:r>
+      <w:bookmarkEnd w:id="1018"/>
+      <w:bookmarkEnd w:id="1021"/>
+    </w:p>
+    <w:tbl>
+      <w:tblPr>
+        <w:tblStyle w:val="27"/>
+        <w:tblW w:type="auto" w:w="0"/>
+        <w:tblLook w:firstColumn="1" w:firstRow="1" w:lastColumn="0" w:lastRow="0" w:noHBand="0" w:noVBand="1" w:val="04A0"/>
+      </w:tblPr>
+      <w:tblGrid>
+        <w:gridCol w:w="2409"/>
+        <w:gridCol w:w="2409"/>
+        <w:gridCol w:w="2409"/>
+        <w:gridCol w:w="2409"/>
+      </w:tblGrid>
+      <w:tr>
+        <w:trPr>
+          <w:tblHeader w:val="true"/>
+        </w:trPr>
+        <w:tc>
+          <w:tcPr>
+            <w:tcW w:type="dxa" w:w="2409"/>
+            <w:vAlign w:val="center"/>
+          </w:tcPr>
+          <w:p>
+            <w:pPr>
+              <w:pStyle w:val="178"/>
+              <w:jc w:val="center"/>
+            </w:pPr>
+            <w:r>
+              <w:t>监测类别</w:t>
+            </w:r>
+          </w:p>
+        </w:tc>
+        <w:tc>
+          <w:tcPr>
+            <w:tcW w:type="dxa" w:w="2409"/>
+            <w:vAlign w:val="center"/>
+          </w:tcPr>
+          <w:p>
+            <w:pPr>
+              <w:pStyle w:val="178"/>
+              <w:jc w:val="center"/>
+            </w:pPr>
+            <w:r>
+              <w:t>监测项目</w:t>
+            </w:r>
+          </w:p>
+        </w:tc>
+        <w:tc>
+          <w:tcPr>
+            <w:tcW w:type="dxa" w:w="2409"/>
+            <w:vAlign w:val="center"/>
+          </w:tcPr>
+          <w:p>
+            <w:pPr>
+              <w:pStyle w:val="178"/>
+              <w:jc w:val="center"/>
+            </w:pPr>
+            <w:r>
+              <w:t>监测频率</w:t>
+            </w:r>
+          </w:p>
+        </w:tc>
+        <w:tc>
+          <w:tcPr>
+            <w:tcW w:type="dxa" w:w="2409"/>
+            <w:vAlign w:val="center"/>
+          </w:tcPr>
+          <w:p>
+            <w:pPr>
+              <w:pStyle w:val="178"/>
+              <w:jc w:val="center"/>
+            </w:pPr>
+            <w:r>
+              <w:t>执行标准</w:t>
+            </w:r>
+          </w:p>
+        </w:tc>
+      </w:tr>
+      <w:tr>
+        <w:tc>
+          <w:tcPr>
+            <w:tcW w:type="dxa" w:w="2409"/>
+            <w:vAlign w:val="center"/>
+          </w:tcPr>
+          <w:p>
+            <w:pPr>
+              <w:pStyle w:val="178"/>
+              <w:jc w:val="center"/>
+            </w:pPr>
+            <w:r>
+              <w:t>水量监测</w:t>
+            </w:r>
+          </w:p>
+        </w:tc>
+        <w:tc>
+          <w:tcPr>
+            <w:tcW w:type="dxa" w:w="2409"/>
+            <w:vAlign w:val="center"/>
+          </w:tcPr>
+          <w:p>
+            <w:pPr>
+              <w:pStyle w:val="178"/>
+              <w:jc w:val="center"/>
+            </w:pPr>
+            <w:r>
+              <w:t>开采量、回灌量、水位/压力</w:t>
+            </w:r>
+          </w:p>
+        </w:tc>
+        <w:tc>
+          <w:tcPr>
+            <w:tcW w:type="dxa" w:w="2409"/>
+            <w:vAlign w:val="center"/>
+          </w:tcPr>
+          <w:p>
+            <w:pPr>
+              <w:pStyle w:val="178"/>
+              <w:jc w:val="center"/>
+            </w:pPr>
+            <w:r>
+              <w:t>连续实时（每小时记录）</w:t>
+            </w:r>
+          </w:p>
+        </w:tc>
+        <w:tc>
+          <w:tcPr>
+            <w:tcW w:type="dxa" w:w="2409"/>
+            <w:vAlign w:val="center"/>
+          </w:tcPr>
+          <w:p>
+            <w:pPr>
+              <w:pStyle w:val="178"/>
+              <w:jc w:val="center"/>
+            </w:pPr>
+            <w:r>
+              <w:t>DZ/T 0482—2024</w:t>
+            </w:r>
+          </w:p>
+        </w:tc>
+      </w:tr>
+      <w:tr>
+        <w:tc>
+          <w:tcPr>
+            <w:tcW w:type="dxa" w:w="2409"/>
+            <w:vAlign w:val="center"/>
+          </w:tcPr>
+          <w:p>
+            <w:pPr>
+              <w:pStyle w:val="178"/>
+              <w:jc w:val="center"/>
+            </w:pPr>
+            <w:r>
+              <w:t>水温监测</w:t>
+            </w:r>
+          </w:p>
+        </w:tc>
+        <w:tc>
+          <w:tcPr>
+            <w:tcW w:type="dxa" w:w="2409"/>
+            <w:vAlign w:val="center"/>
+          </w:tcPr>
+          <w:p>
+            <w:pPr>
+              <w:pStyle w:val="178"/>
+              <w:jc w:val="center"/>
+            </w:pPr>
+            <w:r>
+              <w:t>开采温度、回灌温度、地面温度</w:t>
+            </w:r>
+          </w:p>
+        </w:tc>
+        <w:tc>
+          <w:tcPr>
+            <w:tcW w:type="dxa" w:w="2409"/>
+            <w:vAlign w:val="center"/>
+          </w:tcPr>
+          <w:p>
+            <w:pPr>
+              <w:pStyle w:val="178"/>
+              <w:jc w:val="center"/>
+            </w:pPr>
+            <w:r>
+              <w:t>连续实时（每小时记录）</w:t>
+            </w:r>
+          </w:p>
+        </w:tc>
+        <w:tc>
+          <w:tcPr>
+            <w:tcW w:type="dxa" w:w="2409"/>
+            <w:vAlign w:val="center"/>
+          </w:tcPr>
+          <w:p>
+            <w:pPr>
+              <w:pStyle w:val="178"/>
+              <w:jc w:val="center"/>
+            </w:pPr>
+            <w:r>
+              <w:t>DZ/T 0482—2024</w:t>
+            </w:r>
+          </w:p>
+        </w:tc>
+      </w:tr>
+      <w:tr>
+        <w:tc>
+          <w:tcPr>
+            <w:tcW w:type="dxa" w:w="2409"/>
+            <w:vAlign w:val="center"/>
+          </w:tcPr>
+          <w:p>
+            <w:pPr>
+              <w:pStyle w:val="178"/>
+              <w:jc w:val="center"/>
+            </w:pPr>
+            <w:r>
+              <w:t>水质监测</w:t>
+            </w:r>
+          </w:p>
+        </w:tc>
+        <w:tc>
+          <w:tcPr>
+            <w:tcW w:type="dxa" w:w="2409"/>
+            <w:vAlign w:val="center"/>
+          </w:tcPr>
+          <w:p>
+            <w:pPr>
+              <w:pStyle w:val="178"/>
+              <w:jc w:val="center"/>
+            </w:pPr>
+            <w:r>
+              <w:t>pH、TDS、主要离子、特征组分</w:t>
+            </w:r>
+          </w:p>
+        </w:tc>
+        <w:tc>
+          <w:tcPr>
+            <w:tcW w:type="dxa" w:w="2409"/>
+            <w:vAlign w:val="center"/>
+          </w:tcPr>
+          <w:p>
+            <w:pPr>
+              <w:pStyle w:val="178"/>
+              <w:jc w:val="center"/>
+            </w:pPr>
+            <w:r>
+              <w:t>每季度一次（全分析每年一次）</w:t>
+            </w:r>
+          </w:p>
+        </w:tc>
+        <w:tc>
+          <w:tcPr>
+            <w:tcW w:type="dxa" w:w="2409"/>
+            <w:vAlign w:val="center"/>
+          </w:tcPr>
+          <w:p>
+            <w:pPr>
+              <w:pStyle w:val="178"/>
+              <w:jc w:val="center"/>
+            </w:pPr>
+            <w:r>
+              <w:t>GB/T 14848</w:t>
+            </w:r>
+          </w:p>
+        </w:tc>
+      </w:tr>
+      <w:tr>
+        <w:tc>
+          <w:tcPr>
+            <w:tcW w:type="dxa" w:w="2409"/>
+            <w:vAlign w:val="center"/>
+          </w:tcPr>
+          <w:p>
+            <w:pPr>
+              <w:pStyle w:val="178"/>
+              <w:jc w:val="center"/>
+            </w:pPr>
+            <w:r>
+              <w:t>气体监测</w:t>
+            </w:r>
+          </w:p>
+        </w:tc>
+        <w:tc>
+          <w:tcPr>
+            <w:tcW w:type="dxa" w:w="2409"/>
+            <w:vAlign w:val="center"/>
+          </w:tcPr>
+          <w:p>
+            <w:pPr>
+              <w:pStyle w:val="178"/>
+              <w:jc w:val="center"/>
+            </w:pPr>
+            <w:r>
+              <w:t>H₂S、CO₂、氡（Rn）</w:t>
+            </w:r>
+          </w:p>
+        </w:tc>
+        <w:tc>
+          <w:tcPr>
+            <w:tcW w:type="dxa" w:w="2409"/>
+            <w:vAlign w:val="center"/>
+          </w:tcPr>
+          <w:p>
+            <w:pPr>
+              <w:pStyle w:val="178"/>
+              <w:jc w:val="center"/>
+            </w:pPr>
+            <w:r>
+              <w:t>每半年一次</w:t>
+            </w:r>
+          </w:p>
+        </w:tc>
+        <w:tc>
+          <w:tcPr>
+            <w:tcW w:type="dxa" w:w="2409"/>
+            <w:vAlign w:val="center"/>
+          </w:tcPr>
+          <w:p>
+            <w:pPr>
+              <w:pStyle w:val="178"/>
+              <w:jc w:val="center"/>
+            </w:pPr>
+            <w:r>
+              <w:t>GBZ 2.1</w:t>
+            </w:r>
+          </w:p>
+        </w:tc>
+      </w:tr>
+      <w:tr>
+        <w:tc>
+          <w:tcPr>
+            <w:tcW w:type="dxa" w:w="2409"/>
+            <w:vAlign w:val="center"/>
+          </w:tcPr>
+          <w:p>
+            <w:pPr>
+              <w:pStyle w:val="178"/>
+              <w:jc w:val="center"/>
+            </w:pPr>
+            <w:r>
+              <w:t>地面沉降监测</w:t>
+            </w:r>
+          </w:p>
+        </w:tc>
+        <w:tc>
+          <w:tcPr>
+            <w:tcW w:type="dxa" w:w="2409"/>
+            <w:vAlign w:val="center"/>
+          </w:tcPr>
+          <w:p>
+            <w:pPr>
+              <w:pStyle w:val="178"/>
+              <w:jc w:val="center"/>
+            </w:pPr>
+            <w:r>
+              <w:t>水准测量或InSAR</w:t>
+            </w:r>
+          </w:p>
+        </w:tc>
+        <w:tc>
+          <w:tcPr>
+            <w:tcW w:type="dxa" w:w="2409"/>
+            <w:vAlign w:val="center"/>
+          </w:tcPr>
+          <w:p>
+            <w:pPr>
+              <w:pStyle w:val="178"/>
+              <w:jc w:val="center"/>
+            </w:pPr>
+            <w:r>
+              <w:t>每季度一次</w:t>
+            </w:r>
+          </w:p>
+        </w:tc>
+        <w:tc>
+          <w:tcPr>
+            <w:tcW w:type="dxa" w:w="2409"/>
+            <w:vAlign w:val="center"/>
+          </w:tcPr>
+          <w:p>
+            <w:pPr>
+              <w:pStyle w:val="178"/>
+              <w:jc w:val="center"/>
+            </w:pPr>
+            <w:r>
+              <w:t>GB/T 17942</w:t>
+            </w:r>
+          </w:p>
+        </w:tc>
+      </w:tr>
+      <w:tr>
+        <w:tc>
+          <w:tcPr>
+            <w:tcW w:type="dxa" w:w="2409"/>
+            <w:vAlign w:val="center"/>
+          </w:tcPr>
+          <w:p>
+            <w:pPr>
+              <w:pStyle w:val="178"/>
+              <w:jc w:val="center"/>
+            </w:pPr>
+            <w:r>
+              <w:t>生态环境监测</w:t>
+            </w:r>
+          </w:p>
+        </w:tc>
+        <w:tc>
+          <w:tcPr>
+            <w:tcW w:type="dxa" w:w="2409"/>
+            <w:vAlign w:val="center"/>
+          </w:tcPr>
+          <w:p>
+            <w:pPr>
+              <w:pStyle w:val="178"/>
+              <w:jc w:val="center"/>
+            </w:pPr>
+            <w:r>
+              <w:t>地表植被、浅层地下水位</w:t>
+            </w:r>
+          </w:p>
+        </w:tc>
+        <w:tc>
+          <w:tcPr>
+            <w:tcW w:type="dxa" w:w="2409"/>
+            <w:vAlign w:val="center"/>
+          </w:tcPr>
+          <w:p>
+            <w:pPr>
+              <w:pStyle w:val="178"/>
+              <w:jc w:val="center"/>
+            </w:pPr>
+            <w:r>
+              <w:t>每半年一次</w:t>
+            </w:r>
+          </w:p>
+        </w:tc>
+        <w:tc>
+          <w:tcPr>
+            <w:tcW w:type="dxa" w:w="2409"/>
+            <w:vAlign w:val="center"/>
+          </w:tcPr>
+          <w:p>
+            <w:pPr>
+              <w:pStyle w:val="178"/>
+              <w:jc w:val="center"/>
+            </w:pPr>
+            <w:r>
+              <w:t>地方规范</w:t>
+            </w:r>
+          </w:p>
+        </w:tc>
+      </w:tr>
+    </w:tbl>
+    <w:p>
+      <w:pPr>
+        <w:pStyle w:val="105"/>
+      </w:pPr>
+      <w:r>
+        <w:t>监测数据管理</w:t>
+      </w:r>
+    </w:p>
+    <w:p>
+      <w:pPr>
+        <w:pStyle w:val="165"/>
+        <w:numPr>
+          <w:ilvl w:val="3"/>
+          <w:numId w:val="2"/>
+        </w:numPr>
+      </w:pPr>
+      <w:r>
+        <w:t>监测数据应实时上传至地热资源管理信息平台，保存年限不少于开采年限加10年。</w:t>
+      </w:r>
+    </w:p>
+    <w:p>
+      <w:pPr>
+        <w:pStyle w:val="165"/>
+        <w:numPr>
+          <w:ilvl w:val="3"/>
+          <w:numId w:val="2"/>
+        </w:numPr>
+      </w:pPr>
+      <w:r>
+        <w:t>监测数据分析应与热储数值模型相结合，每3年更新一次热储模型，预测未来10年的资源变化趋势。</w:t>
+      </w:r>
+    </w:p>
+    <w:p>
+      <w:pPr>
+        <w:pStyle w:val="165"/>
+        <w:numPr>
+          <w:ilvl w:val="3"/>
+          <w:numId w:val="2"/>
+        </w:numPr>
+      </w:pPr>
+      <w:r>
+        <w:t>发现水位持续下降、水质明显恶化或地面沉降超标时，应立即向主管部门报告，并采取减采或停采措施。</w:t>
+      </w:r>
+    </w:p>
+    <w:p>
+      <w:pPr>
+        <w:pStyle w:val="104"/>
+      </w:pPr>
+      <w:r>
+        <w:t>安全管理</w:t>
+      </w:r>
+    </w:p>
+    <w:p>
+      <w:pPr>
+        <w:pStyle w:val="105"/>
+      </w:pPr>
+      <w:r>
+        <w:t>人员安全</w:t>
+      </w:r>
+    </w:p>
+    <w:p>
+      <w:pPr>
+        <w:pStyle w:val="165"/>
+        <w:numPr>
+          <w:ilvl w:val="3"/>
+          <w:numId w:val="2"/>
+        </w:numPr>
+      </w:pPr>
+      <w:r>
+        <w:t>地热温泉开采与运营单位应建立健全安全生产责任制，配备专职或兼职安全管理人员。</w:t>
+      </w:r>
+    </w:p>
+    <w:p>
+      <w:pPr>
+        <w:pStyle w:val="165"/>
+        <w:numPr>
+          <w:ilvl w:val="3"/>
+          <w:numId w:val="2"/>
+        </w:numPr>
+      </w:pPr>
+      <w:r>
+        <w:t>从事高温温泉（T≥60 ℃）作业的人员应配备隔热防护手套、面罩及防烫伤工作服，并经培训持证上岗。</w:t>
+      </w:r>
+    </w:p>
+    <w:p>
+      <w:pPr>
+        <w:pStyle w:val="165"/>
+        <w:numPr>
+          <w:ilvl w:val="3"/>
+          <w:numId w:val="2"/>
+        </w:numPr>
+      </w:pPr>
+      <w:r>
+        <w:t>温泉浴区应设置水温显示装置，浴池水温宜控制在38～42 ℃，≥43 ℃需标注高温警示。</w:t>
+      </w:r>
+    </w:p>
+    <w:p>
+      <w:pPr>
+        <w:pStyle w:val="105"/>
+      </w:pPr>
+      <w:r>
+        <w:t>设备安全</w:t>
+      </w:r>
+    </w:p>
+    <w:p>
+      <w:pPr>
+        <w:pStyle w:val="165"/>
+        <w:numPr>
+          <w:ilvl w:val="3"/>
+          <w:numId w:val="2"/>
+        </w:numPr>
+      </w:pPr>
+      <w:r>
+        <w:t>开采井泵、换热设备、管道阀门等关键设施应建立定期巡检和维护制度，检查周期不超过每月一次。</w:t>
+      </w:r>
+    </w:p>
+    <w:p>
+      <w:pPr>
+        <w:pStyle w:val="165"/>
+        <w:numPr>
+          <w:ilvl w:val="3"/>
+          <w:numId w:val="2"/>
+        </w:numPr>
+      </w:pPr>
+      <w:r>
+        <w:t>井口压力安全阀的定压值应基于热储压力动态数据合理设定，每年校验一次。</w:t>
+      </w:r>
+    </w:p>
+    <w:p>
+      <w:pPr>
+        <w:pStyle w:val="165"/>
+        <w:numPr>
+          <w:ilvl w:val="3"/>
+          <w:numId w:val="2"/>
+        </w:numPr>
+      </w:pPr>
+      <w:r>
+        <w:t>高压蒸汽管线应安装泄压阀和隔热保温层，管线设计压力应留有不低于1.5倍安全系数。</w:t>
+      </w:r>
+    </w:p>
+    <w:p>
+      <w:pPr>
+        <w:pStyle w:val="105"/>
+      </w:pPr>
+      <w:r>
+        <w:t>应急管理</w:t>
+      </w:r>
+    </w:p>
+    <w:p>
+      <w:pPr>
+        <w:pStyle w:val="165"/>
+        <w:numPr>
+          <w:ilvl w:val="3"/>
+          <w:numId w:val="2"/>
+        </w:numPr>
+      </w:pPr>
+      <w:r>
+        <w:t>企业应制定地热温泉突发事故应急预案，涵盖井喷、管线泄漏、地面沉降超标及水质污染等情形，预案应每年演练一次。</w:t>
+      </w:r>
+    </w:p>
+    <w:p>
+      <w:pPr>
+        <w:pStyle w:val="165"/>
+        <w:numPr>
+          <w:ilvl w:val="3"/>
+          <w:numId w:val="2"/>
+        </w:numPr>
+      </w:pPr>
+      <w:r>
+        <w:t>发生井喷事故时，应立即关闭井口截止阀，疏散人员，向应急管理部门报告，并启动专业抢险队伍处置。</w:t>
+      </w:r>
+    </w:p>
+    <w:p>
+      <w:pPr>
+        <w:pStyle w:val="165"/>
+        <w:numPr>
+          <w:ilvl w:val="3"/>
+          <w:numId w:val="2"/>
+        </w:numPr>
+      </w:pPr>
+      <w:r>
         <w:t>温泉浴区应配备急救设备和经培训的急救人员，溺水、烫伤急救设施应符合国家相关标准。</w:t>
       </w:r>
     </w:p>
     <w:p>
       <w:pPr>
+        <w:sectPr>
+          <w:type w:val="nextPage"/>
+          <w:pgSz w:w="11906" w:h="16838"/>
+          <w:pgMar w:top="1928" w:right="1134" w:bottom="1134" w:left="1134" w:header="1418" w:footer="1134" w:gutter="284"/>
+          <w:cols w:space="425" w:num="1"/>
+          <w:formProt w:val="0"/>
+          <w:docGrid w:linePitch="312" w:charSpace="0"/>
+        </w:sectPr>
+      </w:pPr>
+    </w:p>
+    <w:p>
+      <w:pPr>
         <w:pStyle w:val="76"/>
+        <w:pageBreakBefore w:val="0"/>
       </w:pPr>
       <w:r>
         <w:br/>
       </w:r>
       <w:r>
+        <w:rPr>
+          <w:rFonts w:ascii="黑体" w:eastAsia="黑体"/>
+        </w:rPr>
         <w:t>（规范性）</w:t>
       </w:r>
       <w:r>
         <w:br/>
       </w:r>
       <w:r>
+        <w:rPr>
+          <w:rFonts w:ascii="黑体" w:hAnsi="Times New Roman" w:eastAsia="黑体" w:cs="Times New Roman"/>
+          <w:kern w:val="21"/>
+          <w:sz w:val="21"/>
+          <w:lang w:val="en-US" w:eastAsia="zh-CN" w:bidi="ar-SA"/>
+        </w:rPr>
         <w:t>温泉水质分类标准</w:t>
       </w:r>
     </w:p>
@@ -3865,13 +4169,13 @@
         <w:pStyle w:val="56"/>
       </w:pPr>
       <w:r>
-        <w:t>地热温泉洗浴用水按水质特征分为I类（优质）、II类（良好）、III类（达标）三个等级，具体指标见表</w:t>
+        <w:t>地热温泉洗浴用水按水质特征分为I类（优质）、II类（良好）、III类（达标）三个等级，具体指标见</w:t>
       </w:r>
       <w:r>
         <w:fldChar w:fldCharType="begin"/>
       </w:r>
       <w:r>
-        <w:instrText xml:space="preserve"> REF Ref_tbl_water \h </w:instrText>
+        <w:instrText xml:space="preserve"> REF _Ref353266313 \h </w:instrText>
       </w:r>
       <w:r>
         <w:fldChar w:fldCharType="separate"/>
@@ -3894,10 +4198,12 @@
           <w:numId w:val="0"/>
         </w:numPr>
       </w:pPr>
+      <w:bookmarkStart w:id="1022" w:name="_Ref262632552"/>
+      <w:bookmarkStart w:id="1023" w:name="_Ref353266313"/>
       <w:r>
         <w:t>表</w:t>
       </w:r>
-      <w:bookmarkStart w:id="1015" w:name="Ref_tbl_water"/>
+      <w:bookmarkStart w:id="1024" w:name="_Ref459433507"/>
       <w:r>
         <w:t>A.</w:t>
       </w:r>
@@ -3905,7 +4211,7 @@
         <w:fldChar w:fldCharType="begin"/>
       </w:r>
       <w:r>
-        <w:instrText xml:space="preserve"> SEQ 表A \* ARABIC </w:instrText>
+        <w:instrText xml:space="preserve"> SEQ 表 \* ARABIC \r 1 </w:instrText>
       </w:r>
       <w:r>
         <w:fldChar w:fldCharType="separate"/>
@@ -3916,10 +4222,17 @@
       <w:r>
         <w:fldChar w:fldCharType="end"/>
       </w:r>
-      <w:bookmarkEnd w:id="1015"/>
-      <w:r>
-        <w:t xml:space="preserve">　温泉洗浴用水水质分类指标</w:t>
-      </w:r>
+      <w:bookmarkEnd w:id="1024"/>
+      <w:bookmarkEnd w:id="1023"/>
+      <w:r>
+        <w:t xml:space="preserve">　</w:t>
+      </w:r>
+      <w:bookmarkStart w:id="1025" w:name="_Ref651792467"/>
+      <w:r>
+        <w:t>温泉洗浴用水水质分类指标</w:t>
+      </w:r>
+      <w:bookmarkEnd w:id="1022"/>
+      <w:bookmarkEnd w:id="1025"/>
     </w:p>
     <w:tbl>
       <w:tblPr>
@@ -3935,13 +4248,18 @@
         <w:gridCol w:w="1928"/>
       </w:tblGrid>
       <w:tr>
+        <w:trPr>
+          <w:tblHeader w:val="true"/>
+        </w:trPr>
         <w:tc>
           <w:tcPr>
             <w:tcW w:type="dxa" w:w="1928"/>
-          </w:tcPr>
-          <w:p>
-            <w:pPr>
-              <w:pStyle w:val="178"/>
+            <w:vAlign w:val="center"/>
+          </w:tcPr>
+          <w:p>
+            <w:pPr>
+              <w:pStyle w:val="178"/>
+              <w:jc w:val="center"/>
             </w:pPr>
             <w:r>
               <w:t>检测项目</w:t>
@@ -3951,10 +4269,12 @@
         <w:tc>
           <w:tcPr>
             <w:tcW w:type="dxa" w:w="1928"/>
-          </w:tcPr>
-          <w:p>
-            <w:pPr>
-              <w:pStyle w:val="178"/>
+            <w:vAlign w:val="center"/>
+          </w:tcPr>
+          <w:p>
+            <w:pPr>
+              <w:pStyle w:val="178"/>
+              <w:jc w:val="center"/>
             </w:pPr>
             <w:r>
               <w:t>I类（优质）</w:t>
@@ -3964,10 +4284,12 @@
         <w:tc>
           <w:tcPr>
             <w:tcW w:type="dxa" w:w="1928"/>
-          </w:tcPr>
-          <w:p>
-            <w:pPr>
-              <w:pStyle w:val="178"/>
+            <w:vAlign w:val="center"/>
+          </w:tcPr>
+          <w:p>
+            <w:pPr>
+              <w:pStyle w:val="178"/>
+              <w:jc w:val="center"/>
             </w:pPr>
             <w:r>
               <w:t>II类（良好）</w:t>
@@ -3977,10 +4299,12 @@
         <w:tc>
           <w:tcPr>
             <w:tcW w:type="dxa" w:w="1928"/>
-          </w:tcPr>
-          <w:p>
-            <w:pPr>
-              <w:pStyle w:val="178"/>
+            <w:vAlign w:val="center"/>
+          </w:tcPr>
+          <w:p>
+            <w:pPr>
+              <w:pStyle w:val="178"/>
+              <w:jc w:val="center"/>
             </w:pPr>
             <w:r>
               <w:t>III类（达标）</w:t>
@@ -3990,10 +4314,12 @@
         <w:tc>
           <w:tcPr>
             <w:tcW w:type="dxa" w:w="1928"/>
-          </w:tcPr>
-          <w:p>
-            <w:pPr>
-              <w:pStyle w:val="178"/>
+            <w:vAlign w:val="center"/>
+          </w:tcPr>
+          <w:p>
+            <w:pPr>
+              <w:pStyle w:val="178"/>
+              <w:jc w:val="center"/>
             </w:pPr>
             <w:r>
               <w:t>检测方法</w:t>
@@ -4005,10 +4331,12 @@
         <w:tc>
           <w:tcPr>
             <w:tcW w:type="dxa" w:w="1928"/>
-          </w:tcPr>
-          <w:p>
-            <w:pPr>
-              <w:pStyle w:val="178"/>
+            <w:vAlign w:val="center"/>
+          </w:tcPr>
+          <w:p>
+            <w:pPr>
+              <w:pStyle w:val="178"/>
+              <w:jc w:val="center"/>
             </w:pPr>
             <w:r>
               <w:t>pH（无量纲）</w:t>
@@ -4018,10 +4346,12 @@
         <w:tc>
           <w:tcPr>
             <w:tcW w:type="dxa" w:w="1928"/>
-          </w:tcPr>
-          <w:p>
-            <w:pPr>
-              <w:pStyle w:val="178"/>
+            <w:vAlign w:val="center"/>
+          </w:tcPr>
+          <w:p>
+            <w:pPr>
+              <w:pStyle w:val="178"/>
+              <w:jc w:val="center"/>
             </w:pPr>
             <w:r>
               <w:t>6.5～8.5</w:t>
@@ -4031,10 +4361,12 @@
         <w:tc>
           <w:tcPr>
             <w:tcW w:type="dxa" w:w="1928"/>
-          </w:tcPr>
-          <w:p>
-            <w:pPr>
-              <w:pStyle w:val="178"/>
+            <w:vAlign w:val="center"/>
+          </w:tcPr>
+          <w:p>
+            <w:pPr>
+              <w:pStyle w:val="178"/>
+              <w:jc w:val="center"/>
             </w:pPr>
             <w:r>
               <w:t>6.0～9.0</w:t>
@@ -4044,10 +4376,12 @@
         <w:tc>
           <w:tcPr>
             <w:tcW w:type="dxa" w:w="1928"/>
-          </w:tcPr>
-          <w:p>
-            <w:pPr>
-              <w:pStyle w:val="178"/>
+            <w:vAlign w:val="center"/>
+          </w:tcPr>
+          <w:p>
+            <w:pPr>
+              <w:pStyle w:val="178"/>
+              <w:jc w:val="center"/>
             </w:pPr>
             <w:r>
               <w:t>5.5～9.5</w:t>
@@ -4057,10 +4391,12 @@
         <w:tc>
           <w:tcPr>
             <w:tcW w:type="dxa" w:w="1928"/>
-          </w:tcPr>
-          <w:p>
-            <w:pPr>
-              <w:pStyle w:val="178"/>
+            <w:vAlign w:val="center"/>
+          </w:tcPr>
+          <w:p>
+            <w:pPr>
+              <w:pStyle w:val="178"/>
+              <w:jc w:val="center"/>
             </w:pPr>
             <w:r>
               <w:t>GB/T 5750</w:t>
@@ -4072,10 +4408,12 @@
         <w:tc>
           <w:tcPr>
             <w:tcW w:type="dxa" w:w="1928"/>
-          </w:tcPr>
-          <w:p>
-            <w:pPr>
-              <w:pStyle w:val="178"/>
+            <w:vAlign w:val="center"/>
+          </w:tcPr>
+          <w:p>
+            <w:pPr>
+              <w:pStyle w:val="178"/>
+              <w:jc w:val="center"/>
             </w:pPr>
             <w:r>
               <w:t>TDS（mg/L）</w:t>
@@ -4085,10 +4423,12 @@
         <w:tc>
           <w:tcPr>
             <w:tcW w:type="dxa" w:w="1928"/>
-          </w:tcPr>
-          <w:p>
-            <w:pPr>
-              <w:pStyle w:val="178"/>
+            <w:vAlign w:val="center"/>
+          </w:tcPr>
+          <w:p>
+            <w:pPr>
+              <w:pStyle w:val="178"/>
+              <w:jc w:val="center"/>
             </w:pPr>
             <w:r>
               <w:t>≤500</w:t>
@@ -4098,10 +4438,12 @@
         <w:tc>
           <w:tcPr>
             <w:tcW w:type="dxa" w:w="1928"/>
-          </w:tcPr>
-          <w:p>
-            <w:pPr>
-              <w:pStyle w:val="178"/>
+            <w:vAlign w:val="center"/>
+          </w:tcPr>
+          <w:p>
+            <w:pPr>
+              <w:pStyle w:val="178"/>
+              <w:jc w:val="center"/>
             </w:pPr>
             <w:r>
               <w:t>≤1000</w:t>
@@ -4111,10 +4453,12 @@
         <w:tc>
           <w:tcPr>
             <w:tcW w:type="dxa" w:w="1928"/>
-          </w:tcPr>
-          <w:p>
-            <w:pPr>
-              <w:pStyle w:val="178"/>
+            <w:vAlign w:val="center"/>
+          </w:tcPr>
+          <w:p>
+            <w:pPr>
+              <w:pStyle w:val="178"/>
+              <w:jc w:val="center"/>
             </w:pPr>
             <w:r>
               <w:t>≤2000</w:t>
@@ -4124,10 +4468,12 @@
         <w:tc>
           <w:tcPr>
             <w:tcW w:type="dxa" w:w="1928"/>
-          </w:tcPr>
-          <w:p>
-            <w:pPr>
-              <w:pStyle w:val="178"/>
+            <w:vAlign w:val="center"/>
+          </w:tcPr>
+          <w:p>
+            <w:pPr>
+              <w:pStyle w:val="178"/>
+              <w:jc w:val="center"/>
             </w:pPr>
             <w:r>
               <w:t>重量法</w:t>
@@ -4139,10 +4485,12 @@
         <w:tc>
           <w:tcPr>
             <w:tcW w:type="dxa" w:w="1928"/>
-          </w:tcPr>
-          <w:p>
-            <w:pPr>
-              <w:pStyle w:val="178"/>
+            <w:vAlign w:val="center"/>
+          </w:tcPr>
+          <w:p>
+            <w:pPr>
+              <w:pStyle w:val="178"/>
+              <w:jc w:val="center"/>
             </w:pPr>
             <w:r>
               <w:t>氟化物（mg/L）</w:t>
@@ -4152,10 +4500,12 @@
         <w:tc>
           <w:tcPr>
             <w:tcW w:type="dxa" w:w="1928"/>
-          </w:tcPr>
-          <w:p>
-            <w:pPr>
-              <w:pStyle w:val="178"/>
+            <w:vAlign w:val="center"/>
+          </w:tcPr>
+          <w:p>
+            <w:pPr>
+              <w:pStyle w:val="178"/>
+              <w:jc w:val="center"/>
             </w:pPr>
             <w:r>
               <w:t>≤0.5</w:t>
@@ -4165,10 +4515,12 @@
         <w:tc>
           <w:tcPr>
             <w:tcW w:type="dxa" w:w="1928"/>
-          </w:tcPr>
-          <w:p>
-            <w:pPr>
-              <w:pStyle w:val="178"/>
+            <w:vAlign w:val="center"/>
+          </w:tcPr>
+          <w:p>
+            <w:pPr>
+              <w:pStyle w:val="178"/>
+              <w:jc w:val="center"/>
             </w:pPr>
             <w:r>
               <w:t>≤1.0</w:t>
@@ -4178,10 +4530,12 @@
         <w:tc>
           <w:tcPr>
             <w:tcW w:type="dxa" w:w="1928"/>
-          </w:tcPr>
-          <w:p>
-            <w:pPr>
-              <w:pStyle w:val="178"/>
+            <w:vAlign w:val="center"/>
+          </w:tcPr>
+          <w:p>
+            <w:pPr>
+              <w:pStyle w:val="178"/>
+              <w:jc w:val="center"/>
             </w:pPr>
             <w:r>
               <w:t>≤2.0</w:t>
@@ -4191,10 +4545,12 @@
         <w:tc>
           <w:tcPr>
             <w:tcW w:type="dxa" w:w="1928"/>
-          </w:tcPr>
-          <w:p>
-            <w:pPr>
-              <w:pStyle w:val="178"/>
+            <w:vAlign w:val="center"/>
+          </w:tcPr>
+          <w:p>
+            <w:pPr>
+              <w:pStyle w:val="178"/>
+              <w:jc w:val="center"/>
             </w:pPr>
             <w:r>
               <w:t>GB/T 5750</w:t>
@@ -4206,10 +4562,12 @@
         <w:tc>
           <w:tcPr>
             <w:tcW w:type="dxa" w:w="1928"/>
-          </w:tcPr>
-          <w:p>
-            <w:pPr>
-              <w:pStyle w:val="178"/>
+            <w:vAlign w:val="center"/>
+          </w:tcPr>
+          <w:p>
+            <w:pPr>
+              <w:pStyle w:val="178"/>
+              <w:jc w:val="center"/>
             </w:pPr>
             <w:r>
               <w:t>砷（μg/L）</w:t>
@@ -4219,10 +4577,12 @@
         <w:tc>
           <w:tcPr>
             <w:tcW w:type="dxa" w:w="1928"/>
-          </w:tcPr>
-          <w:p>
-            <w:pPr>
-              <w:pStyle w:val="178"/>
+            <w:vAlign w:val="center"/>
+          </w:tcPr>
+          <w:p>
+            <w:pPr>
+              <w:pStyle w:val="178"/>
+              <w:jc w:val="center"/>
             </w:pPr>
             <w:r>
               <w:t>≤10</w:t>
@@ -4232,10 +4592,12 @@
         <w:tc>
           <w:tcPr>
             <w:tcW w:type="dxa" w:w="1928"/>
-          </w:tcPr>
-          <w:p>
-            <w:pPr>
-              <w:pStyle w:val="178"/>
+            <w:vAlign w:val="center"/>
+          </w:tcPr>
+          <w:p>
+            <w:pPr>
+              <w:pStyle w:val="178"/>
+              <w:jc w:val="center"/>
             </w:pPr>
             <w:r>
               <w:t>≤25</w:t>
@@ -4245,10 +4607,12 @@
         <w:tc>
           <w:tcPr>
             <w:tcW w:type="dxa" w:w="1928"/>
-          </w:tcPr>
-          <w:p>
-            <w:pPr>
-              <w:pStyle w:val="178"/>
+            <w:vAlign w:val="center"/>
+          </w:tcPr>
+          <w:p>
+            <w:pPr>
+              <w:pStyle w:val="178"/>
+              <w:jc w:val="center"/>
             </w:pPr>
             <w:r>
               <w:t>≤50</w:t>
@@ -4258,10 +4622,12 @@
         <w:tc>
           <w:tcPr>
             <w:tcW w:type="dxa" w:w="1928"/>
-          </w:tcPr>
-          <w:p>
-            <w:pPr>
-              <w:pStyle w:val="178"/>
+            <w:vAlign w:val="center"/>
+          </w:tcPr>
+          <w:p>
+            <w:pPr>
+              <w:pStyle w:val="178"/>
+              <w:jc w:val="center"/>
             </w:pPr>
             <w:r>
               <w:t>GB/T 5750</w:t>
@@ -4273,10 +4639,12 @@
         <w:tc>
           <w:tcPr>
             <w:tcW w:type="dxa" w:w="1928"/>
-          </w:tcPr>
-          <w:p>
-            <w:pPr>
-              <w:pStyle w:val="178"/>
+            <w:vAlign w:val="center"/>
+          </w:tcPr>
+          <w:p>
+            <w:pPr>
+              <w:pStyle w:val="178"/>
+              <w:jc w:val="center"/>
             </w:pPr>
             <w:r>
               <w:t>硫化氢（mg/L）</w:t>
@@ -4286,10 +4654,12 @@
         <w:tc>
           <w:tcPr>
             <w:tcW w:type="dxa" w:w="1928"/>
-          </w:tcPr>
-          <w:p>
-            <w:pPr>
-              <w:pStyle w:val="178"/>
+            <w:vAlign w:val="center"/>
+          </w:tcPr>
+          <w:p>
+            <w:pPr>
+              <w:pStyle w:val="178"/>
+              <w:jc w:val="center"/>
             </w:pPr>
             <w:r>
               <w:t>≤0.05</w:t>
@@ -4299,10 +4669,12 @@
         <w:tc>
           <w:tcPr>
             <w:tcW w:type="dxa" w:w="1928"/>
-          </w:tcPr>
-          <w:p>
-            <w:pPr>
-              <w:pStyle w:val="178"/>
+            <w:vAlign w:val="center"/>
+          </w:tcPr>
+          <w:p>
+            <w:pPr>
+              <w:pStyle w:val="178"/>
+              <w:jc w:val="center"/>
             </w:pPr>
             <w:r>
               <w:t>≤0.1</w:t>
@@ -4312,10 +4684,12 @@
         <w:tc>
           <w:tcPr>
             <w:tcW w:type="dxa" w:w="1928"/>
-          </w:tcPr>
-          <w:p>
-            <w:pPr>
-              <w:pStyle w:val="178"/>
+            <w:vAlign w:val="center"/>
+          </w:tcPr>
+          <w:p>
+            <w:pPr>
+              <w:pStyle w:val="178"/>
+              <w:jc w:val="center"/>
             </w:pPr>
             <w:r>
               <w:t>≤0.2</w:t>
@@ -4325,302 +4699,20 @@
         <w:tc>
           <w:tcPr>
             <w:tcW w:type="dxa" w:w="1928"/>
-          </w:tcPr>
-          <w:p>
-            <w:pPr>
-              <w:pStyle w:val="178"/>
+            <w:vAlign w:val="center"/>
+          </w:tcPr>
+          <w:p>
+            <w:pPr>
+              <w:pStyle w:val="178"/>
+              <w:jc w:val="center"/>
             </w:pPr>
             <w:r>
               <w:t>碘量法</w:t>
-            </w:r>
-          </w:p>
-        </w:tc>
-      </w:tr>
-      <w:tr>
-        <w:tc>
-          <w:tcPr>
-            <w:tcW w:type="dxa" w:w="1928"/>
-          </w:tcPr>
-          <w:p>
-            <w:pPr>
-              <w:pStyle w:val="178"/>
-            </w:pPr>
-            <w:r>
-              <w:t>菌落总数（CFU/mL）</w:t>
-            </w:r>
-          </w:p>
-        </w:tc>
-        <w:tc>
-          <w:tcPr>
-            <w:tcW w:type="dxa" w:w="1928"/>
-          </w:tcPr>
-          <w:p>
-            <w:pPr>
-              <w:pStyle w:val="178"/>
-            </w:pPr>
-            <w:r>
-              <w:t>≤50</w:t>
-            </w:r>
-          </w:p>
-        </w:tc>
-        <w:tc>
-          <w:tcPr>
-            <w:tcW w:type="dxa" w:w="1928"/>
-          </w:tcPr>
-          <w:p>
-            <w:pPr>
-              <w:pStyle w:val="178"/>
-            </w:pPr>
-            <w:r>
-              <w:t>≤100</w:t>
-            </w:r>
-          </w:p>
-        </w:tc>
-        <w:tc>
-          <w:tcPr>
-            <w:tcW w:type="dxa" w:w="1928"/>
-          </w:tcPr>
-          <w:p>
-            <w:pPr>
-              <w:pStyle w:val="178"/>
-            </w:pPr>
-            <w:r>
-              <w:t>≤200</w:t>
-            </w:r>
-          </w:p>
-        </w:tc>
-        <w:tc>
-          <w:tcPr>
-            <w:tcW w:type="dxa" w:w="1928"/>
-          </w:tcPr>
-          <w:p>
-            <w:pPr>
-              <w:pStyle w:val="178"/>
-            </w:pPr>
-            <w:r>
-              <w:t>GB/T 5750</w:t>
-            </w:r>
-          </w:p>
-        </w:tc>
-      </w:tr>
-      <w:tr>
-        <w:tc>
-          <w:tcPr>
-            <w:tcW w:type="dxa" w:w="1928"/>
-          </w:tcPr>
-          <w:p>
-            <w:pPr>
-              <w:pStyle w:val="178"/>
-            </w:pPr>
-            <w:r>
-              <w:t>大肠菌群（MPN/100mL）</w:t>
-            </w:r>
-          </w:p>
-        </w:tc>
-        <w:tc>
-          <w:tcPr>
-            <w:tcW w:type="dxa" w:w="1928"/>
-          </w:tcPr>
-          <w:p>
-            <w:pPr>
-              <w:pStyle w:val="178"/>
-            </w:pPr>
-            <w:r>
-              <w:t>不得检出</w:t>
-            </w:r>
-          </w:p>
-        </w:tc>
-        <w:tc>
-          <w:tcPr>
-            <w:tcW w:type="dxa" w:w="1928"/>
-          </w:tcPr>
-          <w:p>
-            <w:pPr>
-              <w:pStyle w:val="178"/>
-            </w:pPr>
-            <w:r>
-              <w:t>不得检出</w:t>
-            </w:r>
-          </w:p>
-        </w:tc>
-        <w:tc>
-          <w:tcPr>
-            <w:tcW w:type="dxa" w:w="1928"/>
-          </w:tcPr>
-          <w:p>
-            <w:pPr>
-              <w:pStyle w:val="178"/>
-            </w:pPr>
-            <w:r>
-              <w:t>≤3</w:t>
-            </w:r>
-          </w:p>
-        </w:tc>
-        <w:tc>
-          <w:tcPr>
-            <w:tcW w:type="dxa" w:w="1928"/>
-          </w:tcPr>
-          <w:p>
-            <w:pPr>
-              <w:pStyle w:val="178"/>
-            </w:pPr>
-            <w:r>
-              <w:t>GB/T 5750</w:t>
-            </w:r>
-          </w:p>
-        </w:tc>
-      </w:tr>
-      <w:tr>
-        <w:tc>
-          <w:tcPr>
-            <w:tcW w:type="dxa" w:w="1928"/>
-          </w:tcPr>
-          <w:p>
-            <w:pPr>
-              <w:pStyle w:val="178"/>
-            </w:pPr>
-            <w:r>
-              <w:t>嗜肺军团菌（CFU/L）</w:t>
-            </w:r>
-          </w:p>
-        </w:tc>
-        <w:tc>
-          <w:tcPr>
-            <w:tcW w:type="dxa" w:w="1928"/>
-          </w:tcPr>
-          <w:p>
-            <w:pPr>
-              <w:pStyle w:val="178"/>
-            </w:pPr>
-            <w:r>
-              <w:t>≤100</w:t>
-            </w:r>
-          </w:p>
-        </w:tc>
-        <w:tc>
-          <w:tcPr>
-            <w:tcW w:type="dxa" w:w="1928"/>
-          </w:tcPr>
-          <w:p>
-            <w:pPr>
-              <w:pStyle w:val="178"/>
-            </w:pPr>
-            <w:r>
-              <w:t>≤500</w:t>
-            </w:r>
-          </w:p>
-        </w:tc>
-        <w:tc>
-          <w:tcPr>
-            <w:tcW w:type="dxa" w:w="1928"/>
-          </w:tcPr>
-          <w:p>
-            <w:pPr>
-              <w:pStyle w:val="178"/>
-            </w:pPr>
-            <w:r>
-              <w:t>≤1000</w:t>
-            </w:r>
-          </w:p>
-        </w:tc>
-        <w:tc>
-          <w:tcPr>
-            <w:tcW w:type="dxa" w:w="1928"/>
-          </w:tcPr>
-          <w:p>
-            <w:pPr>
-              <w:pStyle w:val="178"/>
-            </w:pPr>
-            <w:r>
-              <w:t>WS/T 397</w:t>
             </w:r>
           </w:p>
         </w:tc>
       </w:tr>
     </w:tbl>
-    <w:p>
-      <w:pPr>
-        <w:pStyle w:val="78"/>
-      </w:pPr>
-      <w:r>
-        <w:t>特殊医疗温泉</w:t>
-      </w:r>
-    </w:p>
-    <w:p>
-      <w:pPr>
-        <w:pStyle w:val="56"/>
-      </w:pPr>
-      <w:r>
-        <w:t>含特殊医疗成分（如氡温泉、硫磺温泉、碳酸温泉、偏硅酸温泉等）的温泉水，其特征组分浓度应符合相关医疗行业标准的规定，并经卫生主管部门评估后方可标注相应医疗功能。</w:t>
-      </w:r>
-    </w:p>
-    <w:p>
-      <w:pPr>
-        <w:pStyle w:val="76"/>
-      </w:pPr>
-      <w:r>
-        <w:br/>
-      </w:r>
-      <w:r>
-        <w:t>（资料性）</w:t>
-      </w:r>
-      <w:r>
-        <w:br/>
-      </w:r>
-      <w:r>
-        <w:t>地热温泉开发利用评价指标体系</w:t>
-      </w:r>
-    </w:p>
-    <w:p>
-      <w:pPr>
-        <w:pStyle w:val="78"/>
-      </w:pPr>
-      <w:r>
-        <w:t>说明</w:t>
-      </w:r>
-    </w:p>
-    <w:p>
-      <w:pPr>
-        <w:pStyle w:val="56"/>
-      </w:pPr>
-      <w:r>
-        <w:t>本附录提供地热温泉资源综合开发利用评价的参考指标体系，适用于地热温泉开发项目的可行性研究、绩效评估及行政审查，不作为强制性要求。</w:t>
-      </w:r>
-    </w:p>
-    <w:p>
-      <w:pPr>
-        <w:pStyle w:val="78"/>
-      </w:pPr>
-      <w:r>
-        <w:t>评价指标</w:t>
-      </w:r>
-    </w:p>
-    <w:p>
-      <w:pPr>
-        <w:pStyle w:val="56"/>
-      </w:pPr>
-      <w:r>
-        <w:t>评价指标体系分为资源禀赋、开发合理性、环境影响、经济效益四个维度，见表</w:t>
-      </w:r>
-      <w:r>
-        <w:fldChar w:fldCharType="begin"/>
-      </w:r>
-      <w:r>
-        <w:instrText xml:space="preserve"> REF Ref_tbl_eval \h </w:instrText>
-      </w:r>
-      <w:r>
-        <w:fldChar w:fldCharType="separate"/>
-      </w:r>
-      <w:r>
-        <w:t>?</w:t>
-      </w:r>
-      <w:r>
-        <w:fldChar w:fldCharType="end"/>
-      </w:r>
-      <w:r>
-        <w:t>。</w:t>
-      </w:r>
-    </w:p>
     <w:p>
       <w:pPr>
         <w:pStyle w:val="77"/>
@@ -4630,30 +4722,22 @@
         </w:numPr>
       </w:pPr>
       <w:r>
-        <w:t>表</w:t>
-      </w:r>
-      <w:bookmarkStart w:id="1016" w:name="Ref_tbl_eval"/>
-      <w:r>
-        <w:t>B.</w:t>
-      </w:r>
-      <w:r>
         <w:fldChar w:fldCharType="begin"/>
       </w:r>
       <w:r>
-        <w:instrText xml:space="preserve"> SEQ 表B \* ARABIC </w:instrText>
+        <w:instrText xml:space="preserve"> REF _Ref353266313 \h </w:instrText>
       </w:r>
       <w:r>
         <w:fldChar w:fldCharType="separate"/>
       </w:r>
       <w:r>
-        <w:t>1</w:t>
+        <w:t>表?</w:t>
       </w:r>
       <w:r>
         <w:fldChar w:fldCharType="end"/>
       </w:r>
-      <w:bookmarkEnd w:id="1016"/>
-      <w:r>
-        <w:t xml:space="preserve">　地热温泉开发利用综合评价指标</w:t>
+      <w:r>
+        <w:t>（续）</w:t>
       </w:r>
     </w:p>
     <w:tbl>
@@ -4670,68 +4754,81 @@
         <w:gridCol w:w="1928"/>
       </w:tblGrid>
       <w:tr>
+        <w:trPr>
+          <w:tblHeader w:val="true"/>
+        </w:trPr>
         <w:tc>
           <w:tcPr>
             <w:tcW w:type="dxa" w:w="1928"/>
-          </w:tcPr>
-          <w:p>
-            <w:pPr>
-              <w:pStyle w:val="178"/>
-            </w:pPr>
-            <w:r>
-              <w:t>评价维度</w:t>
+            <w:vAlign w:val="center"/>
+          </w:tcPr>
+          <w:p>
+            <w:pPr>
+              <w:pStyle w:val="178"/>
+              <w:jc w:val="center"/>
+            </w:pPr>
+            <w:r>
+              <w:t>检测项目</w:t>
             </w:r>
           </w:p>
         </w:tc>
         <w:tc>
           <w:tcPr>
             <w:tcW w:type="dxa" w:w="1928"/>
-          </w:tcPr>
-          <w:p>
-            <w:pPr>
-              <w:pStyle w:val="178"/>
-            </w:pPr>
-            <w:r>
-              <w:t>评价指标</w:t>
+            <w:vAlign w:val="center"/>
+          </w:tcPr>
+          <w:p>
+            <w:pPr>
+              <w:pStyle w:val="178"/>
+              <w:jc w:val="center"/>
+            </w:pPr>
+            <w:r>
+              <w:t>I类（优质）</w:t>
             </w:r>
           </w:p>
         </w:tc>
         <w:tc>
           <w:tcPr>
             <w:tcW w:type="dxa" w:w="1928"/>
-          </w:tcPr>
-          <w:p>
-            <w:pPr>
-              <w:pStyle w:val="178"/>
-            </w:pPr>
-            <w:r>
-              <w:t>优良</w:t>
+            <w:vAlign w:val="center"/>
+          </w:tcPr>
+          <w:p>
+            <w:pPr>
+              <w:pStyle w:val="178"/>
+              <w:jc w:val="center"/>
+            </w:pPr>
+            <w:r>
+              <w:t>II类（良好）</w:t>
             </w:r>
           </w:p>
         </w:tc>
         <w:tc>
           <w:tcPr>
             <w:tcW w:type="dxa" w:w="1928"/>
-          </w:tcPr>
-          <w:p>
-            <w:pPr>
-              <w:pStyle w:val="178"/>
-            </w:pPr>
-            <w:r>
-              <w:t>一般</w:t>
+            <w:vAlign w:val="center"/>
+          </w:tcPr>
+          <w:p>
+            <w:pPr>
+              <w:pStyle w:val="178"/>
+              <w:jc w:val="center"/>
+            </w:pPr>
+            <w:r>
+              <w:t>III类（达标）</w:t>
             </w:r>
           </w:p>
         </w:tc>
         <w:tc>
           <w:tcPr>
             <w:tcW w:type="dxa" w:w="1928"/>
-          </w:tcPr>
-          <w:p>
-            <w:pPr>
-              <w:pStyle w:val="178"/>
-            </w:pPr>
-            <w:r>
-              <w:t>较差</w:t>
+            <w:vAlign w:val="center"/>
+          </w:tcPr>
+          <w:p>
+            <w:pPr>
+              <w:pStyle w:val="178"/>
+              <w:jc w:val="center"/>
+            </w:pPr>
+            <w:r>
+              <w:t>检测方法</w:t>
             </w:r>
           </w:p>
         </w:tc>
@@ -4740,65 +4837,75 @@
         <w:tc>
           <w:tcPr>
             <w:tcW w:type="dxa" w:w="1928"/>
-          </w:tcPr>
-          <w:p>
-            <w:pPr>
-              <w:pStyle w:val="178"/>
-            </w:pPr>
-            <w:r>
-              <w:t>资源禀赋</w:t>
+            <w:vAlign w:val="center"/>
+          </w:tcPr>
+          <w:p>
+            <w:pPr>
+              <w:pStyle w:val="178"/>
+              <w:jc w:val="center"/>
+            </w:pPr>
+            <w:r>
+              <w:t>菌落总数（CFU/mL）</w:t>
             </w:r>
           </w:p>
         </w:tc>
         <w:tc>
           <w:tcPr>
             <w:tcW w:type="dxa" w:w="1928"/>
-          </w:tcPr>
-          <w:p>
-            <w:pPr>
-              <w:pStyle w:val="178"/>
-            </w:pPr>
-            <w:r>
-              <w:t>热储温度（℃）</w:t>
+            <w:vAlign w:val="center"/>
+          </w:tcPr>
+          <w:p>
+            <w:pPr>
+              <w:pStyle w:val="178"/>
+              <w:jc w:val="center"/>
+            </w:pPr>
+            <w:r>
+              <w:t>≤50</w:t>
             </w:r>
           </w:p>
         </w:tc>
         <w:tc>
           <w:tcPr>
             <w:tcW w:type="dxa" w:w="1928"/>
-          </w:tcPr>
-          <w:p>
-            <w:pPr>
-              <w:pStyle w:val="178"/>
-            </w:pPr>
-            <w:r>
-              <w:t>≥60</w:t>
+            <w:vAlign w:val="center"/>
+          </w:tcPr>
+          <w:p>
+            <w:pPr>
+              <w:pStyle w:val="178"/>
+              <w:jc w:val="center"/>
+            </w:pPr>
+            <w:r>
+              <w:t>≤100</w:t>
             </w:r>
           </w:p>
         </w:tc>
         <w:tc>
           <w:tcPr>
             <w:tcW w:type="dxa" w:w="1928"/>
-          </w:tcPr>
-          <w:p>
-            <w:pPr>
-              <w:pStyle w:val="178"/>
-            </w:pPr>
-            <w:r>
-              <w:t>40～60</w:t>
+            <w:vAlign w:val="center"/>
+          </w:tcPr>
+          <w:p>
+            <w:pPr>
+              <w:pStyle w:val="178"/>
+              <w:jc w:val="center"/>
+            </w:pPr>
+            <w:r>
+              <w:t>≤200</w:t>
             </w:r>
           </w:p>
         </w:tc>
         <w:tc>
           <w:tcPr>
             <w:tcW w:type="dxa" w:w="1928"/>
-          </w:tcPr>
-          <w:p>
-            <w:pPr>
-              <w:pStyle w:val="178"/>
-            </w:pPr>
-            <w:r>
-              <w:t>&lt;40</w:t>
+            <w:vAlign w:val="center"/>
+          </w:tcPr>
+          <w:p>
+            <w:pPr>
+              <w:pStyle w:val="178"/>
+              <w:jc w:val="center"/>
+            </w:pPr>
+            <w:r>
+              <w:t>GB/T 5750</w:t>
             </w:r>
           </w:p>
         </w:tc>
@@ -4807,65 +4914,75 @@
         <w:tc>
           <w:tcPr>
             <w:tcW w:type="dxa" w:w="1928"/>
-          </w:tcPr>
-          <w:p>
-            <w:pPr>
-              <w:pStyle w:val="178"/>
-            </w:pPr>
-            <w:r>
-              <w:t>资源禀赋</w:t>
+            <w:vAlign w:val="center"/>
+          </w:tcPr>
+          <w:p>
+            <w:pPr>
+              <w:pStyle w:val="178"/>
+              <w:jc w:val="center"/>
+            </w:pPr>
+            <w:r>
+              <w:t>大肠菌群（MPN/100mL）</w:t>
             </w:r>
           </w:p>
         </w:tc>
         <w:tc>
           <w:tcPr>
             <w:tcW w:type="dxa" w:w="1928"/>
-          </w:tcPr>
-          <w:p>
-            <w:pPr>
-              <w:pStyle w:val="178"/>
-            </w:pPr>
-            <w:r>
-              <w:t>单井涌水量（m³/d）</w:t>
+            <w:vAlign w:val="center"/>
+          </w:tcPr>
+          <w:p>
+            <w:pPr>
+              <w:pStyle w:val="178"/>
+              <w:jc w:val="center"/>
+            </w:pPr>
+            <w:r>
+              <w:t>不得检出</w:t>
             </w:r>
           </w:p>
         </w:tc>
         <w:tc>
           <w:tcPr>
             <w:tcW w:type="dxa" w:w="1928"/>
-          </w:tcPr>
-          <w:p>
-            <w:pPr>
-              <w:pStyle w:val="178"/>
-            </w:pPr>
-            <w:r>
-              <w:t>≥500</w:t>
+            <w:vAlign w:val="center"/>
+          </w:tcPr>
+          <w:p>
+            <w:pPr>
+              <w:pStyle w:val="178"/>
+              <w:jc w:val="center"/>
+            </w:pPr>
+            <w:r>
+              <w:t>不得检出</w:t>
             </w:r>
           </w:p>
         </w:tc>
         <w:tc>
           <w:tcPr>
             <w:tcW w:type="dxa" w:w="1928"/>
-          </w:tcPr>
-          <w:p>
-            <w:pPr>
-              <w:pStyle w:val="178"/>
-            </w:pPr>
-            <w:r>
-              <w:t>200～500</w:t>
+            <w:vAlign w:val="center"/>
+          </w:tcPr>
+          <w:p>
+            <w:pPr>
+              <w:pStyle w:val="178"/>
+              <w:jc w:val="center"/>
+            </w:pPr>
+            <w:r>
+              <w:t>≤3</w:t>
             </w:r>
           </w:p>
         </w:tc>
         <w:tc>
           <w:tcPr>
             <w:tcW w:type="dxa" w:w="1928"/>
-          </w:tcPr>
-          <w:p>
-            <w:pPr>
-              <w:pStyle w:val="178"/>
-            </w:pPr>
-            <w:r>
-              <w:t>&lt;200</w:t>
+            <w:vAlign w:val="center"/>
+          </w:tcPr>
+          <w:p>
+            <w:pPr>
+              <w:pStyle w:val="178"/>
+              <w:jc w:val="center"/>
+            </w:pPr>
+            <w:r>
+              <w:t>GB/T 5750</w:t>
             </w:r>
           </w:p>
         </w:tc>
@@ -4874,467 +4991,75 @@
         <w:tc>
           <w:tcPr>
             <w:tcW w:type="dxa" w:w="1928"/>
-          </w:tcPr>
-          <w:p>
-            <w:pPr>
-              <w:pStyle w:val="178"/>
-            </w:pPr>
-            <w:r>
-              <w:t>资源禀赋</w:t>
+            <w:vAlign w:val="center"/>
+          </w:tcPr>
+          <w:p>
+            <w:pPr>
+              <w:pStyle w:val="178"/>
+              <w:jc w:val="center"/>
+            </w:pPr>
+            <w:r>
+              <w:t>嗜肺军团菌（CFU/L）</w:t>
             </w:r>
           </w:p>
         </w:tc>
         <w:tc>
           <w:tcPr>
             <w:tcW w:type="dxa" w:w="1928"/>
-          </w:tcPr>
-          <w:p>
-            <w:pPr>
-              <w:pStyle w:val="178"/>
-            </w:pPr>
-            <w:r>
-              <w:t>水质综合评价</w:t>
+            <w:vAlign w:val="center"/>
+          </w:tcPr>
+          <w:p>
+            <w:pPr>
+              <w:pStyle w:val="178"/>
+              <w:jc w:val="center"/>
+            </w:pPr>
+            <w:r>
+              <w:t>≤100</w:t>
             </w:r>
           </w:p>
         </w:tc>
         <w:tc>
           <w:tcPr>
             <w:tcW w:type="dxa" w:w="1928"/>
-          </w:tcPr>
-          <w:p>
-            <w:pPr>
-              <w:pStyle w:val="178"/>
-            </w:pPr>
-            <w:r>
-              <w:t>I类</w:t>
+            <w:vAlign w:val="center"/>
+          </w:tcPr>
+          <w:p>
+            <w:pPr>
+              <w:pStyle w:val="178"/>
+              <w:jc w:val="center"/>
+            </w:pPr>
+            <w:r>
+              <w:t>≤500</w:t>
             </w:r>
           </w:p>
         </w:tc>
         <w:tc>
           <w:tcPr>
             <w:tcW w:type="dxa" w:w="1928"/>
-          </w:tcPr>
-          <w:p>
-            <w:pPr>
-              <w:pStyle w:val="178"/>
-            </w:pPr>
-            <w:r>
-              <w:t>II类</w:t>
+            <w:vAlign w:val="center"/>
+          </w:tcPr>
+          <w:p>
+            <w:pPr>
+              <w:pStyle w:val="178"/>
+              <w:jc w:val="center"/>
+            </w:pPr>
+            <w:r>
+              <w:t>≤1000</w:t>
             </w:r>
           </w:p>
         </w:tc>
         <w:tc>
           <w:tcPr>
             <w:tcW w:type="dxa" w:w="1928"/>
-          </w:tcPr>
-          <w:p>
-            <w:pPr>
-              <w:pStyle w:val="178"/>
-            </w:pPr>
-            <w:r>
-              <w:t>III类</w:t>
-            </w:r>
-          </w:p>
-        </w:tc>
-      </w:tr>
-      <w:tr>
-        <w:tc>
-          <w:tcPr>
-            <w:tcW w:type="dxa" w:w="1928"/>
-          </w:tcPr>
-          <w:p>
-            <w:pPr>
-              <w:pStyle w:val="178"/>
-            </w:pPr>
-            <w:r>
-              <w:t>开发合理性</w:t>
-            </w:r>
-          </w:p>
-        </w:tc>
-        <w:tc>
-          <w:tcPr>
-            <w:tcW w:type="dxa" w:w="1928"/>
-          </w:tcPr>
-          <w:p>
-            <w:pPr>
-              <w:pStyle w:val="178"/>
-            </w:pPr>
-            <w:r>
-              <w:t>回灌率（%）</w:t>
-            </w:r>
-          </w:p>
-        </w:tc>
-        <w:tc>
-          <w:tcPr>
-            <w:tcW w:type="dxa" w:w="1928"/>
-          </w:tcPr>
-          <w:p>
-            <w:pPr>
-              <w:pStyle w:val="178"/>
-            </w:pPr>
-            <w:r>
-              <w:t>≥90</w:t>
-            </w:r>
-          </w:p>
-        </w:tc>
-        <w:tc>
-          <w:tcPr>
-            <w:tcW w:type="dxa" w:w="1928"/>
-          </w:tcPr>
-          <w:p>
-            <w:pPr>
-              <w:pStyle w:val="178"/>
-            </w:pPr>
-            <w:r>
-              <w:t>70～90</w:t>
-            </w:r>
-          </w:p>
-        </w:tc>
-        <w:tc>
-          <w:tcPr>
-            <w:tcW w:type="dxa" w:w="1928"/>
-          </w:tcPr>
-          <w:p>
-            <w:pPr>
-              <w:pStyle w:val="178"/>
-            </w:pPr>
-            <w:r>
-              <w:t>&lt;70</w:t>
-            </w:r>
-          </w:p>
-        </w:tc>
-      </w:tr>
-      <w:tr>
-        <w:tc>
-          <w:tcPr>
-            <w:tcW w:type="dxa" w:w="1928"/>
-          </w:tcPr>
-          <w:p>
-            <w:pPr>
-              <w:pStyle w:val="178"/>
-            </w:pPr>
-            <w:r>
-              <w:t>开发合理性</w:t>
-            </w:r>
-          </w:p>
-        </w:tc>
-        <w:tc>
-          <w:tcPr>
-            <w:tcW w:type="dxa" w:w="1928"/>
-          </w:tcPr>
-          <w:p>
-            <w:pPr>
-              <w:pStyle w:val="178"/>
-            </w:pPr>
-            <w:r>
-              <w:t>能源梯级利用率（%）</w:t>
-            </w:r>
-          </w:p>
-        </w:tc>
-        <w:tc>
-          <w:tcPr>
-            <w:tcW w:type="dxa" w:w="1928"/>
-          </w:tcPr>
-          <w:p>
-            <w:pPr>
-              <w:pStyle w:val="178"/>
-            </w:pPr>
-            <w:r>
-              <w:t>≥80</w:t>
-            </w:r>
-          </w:p>
-        </w:tc>
-        <w:tc>
-          <w:tcPr>
-            <w:tcW w:type="dxa" w:w="1928"/>
-          </w:tcPr>
-          <w:p>
-            <w:pPr>
-              <w:pStyle w:val="178"/>
-            </w:pPr>
-            <w:r>
-              <w:t>60～80</w:t>
-            </w:r>
-          </w:p>
-        </w:tc>
-        <w:tc>
-          <w:tcPr>
-            <w:tcW w:type="dxa" w:w="1928"/>
-          </w:tcPr>
-          <w:p>
-            <w:pPr>
-              <w:pStyle w:val="178"/>
-            </w:pPr>
-            <w:r>
-              <w:t>&lt;60</w:t>
-            </w:r>
-          </w:p>
-        </w:tc>
-      </w:tr>
-      <w:tr>
-        <w:tc>
-          <w:tcPr>
-            <w:tcW w:type="dxa" w:w="1928"/>
-          </w:tcPr>
-          <w:p>
-            <w:pPr>
-              <w:pStyle w:val="178"/>
-            </w:pPr>
-            <w:r>
-              <w:t>开发合理性</w:t>
-            </w:r>
-          </w:p>
-        </w:tc>
-        <w:tc>
-          <w:tcPr>
-            <w:tcW w:type="dxa" w:w="1928"/>
-          </w:tcPr>
-          <w:p>
-            <w:pPr>
-              <w:pStyle w:val="178"/>
-            </w:pPr>
-            <w:r>
-              <w:t>热能综合利用效率（%）</w:t>
-            </w:r>
-          </w:p>
-        </w:tc>
-        <w:tc>
-          <w:tcPr>
-            <w:tcW w:type="dxa" w:w="1928"/>
-          </w:tcPr>
-          <w:p>
-            <w:pPr>
-              <w:pStyle w:val="178"/>
-            </w:pPr>
-            <w:r>
-              <w:t>≥75</w:t>
-            </w:r>
-          </w:p>
-        </w:tc>
-        <w:tc>
-          <w:tcPr>
-            <w:tcW w:type="dxa" w:w="1928"/>
-          </w:tcPr>
-          <w:p>
-            <w:pPr>
-              <w:pStyle w:val="178"/>
-            </w:pPr>
-            <w:r>
-              <w:t>55～75</w:t>
-            </w:r>
-          </w:p>
-        </w:tc>
-        <w:tc>
-          <w:tcPr>
-            <w:tcW w:type="dxa" w:w="1928"/>
-          </w:tcPr>
-          <w:p>
-            <w:pPr>
-              <w:pStyle w:val="178"/>
-            </w:pPr>
-            <w:r>
-              <w:t>&lt;55</w:t>
-            </w:r>
-          </w:p>
-        </w:tc>
-      </w:tr>
-      <w:tr>
-        <w:tc>
-          <w:tcPr>
-            <w:tcW w:type="dxa" w:w="1928"/>
-          </w:tcPr>
-          <w:p>
-            <w:pPr>
-              <w:pStyle w:val="178"/>
-            </w:pPr>
-            <w:r>
-              <w:t>环境影响</w:t>
-            </w:r>
-          </w:p>
-        </w:tc>
-        <w:tc>
-          <w:tcPr>
-            <w:tcW w:type="dxa" w:w="1928"/>
-          </w:tcPr>
-          <w:p>
-            <w:pPr>
-              <w:pStyle w:val="178"/>
-            </w:pPr>
-            <w:r>
-              <w:t>水位年均下降速率（m/a）</w:t>
-            </w:r>
-          </w:p>
-        </w:tc>
-        <w:tc>
-          <w:tcPr>
-            <w:tcW w:type="dxa" w:w="1928"/>
-          </w:tcPr>
-          <w:p>
-            <w:pPr>
-              <w:pStyle w:val="178"/>
-            </w:pPr>
-            <w:r>
-              <w:t>&lt;0.5</w:t>
-            </w:r>
-          </w:p>
-        </w:tc>
-        <w:tc>
-          <w:tcPr>
-            <w:tcW w:type="dxa" w:w="1928"/>
-          </w:tcPr>
-          <w:p>
-            <w:pPr>
-              <w:pStyle w:val="178"/>
-            </w:pPr>
-            <w:r>
-              <w:t>0.5～2</w:t>
-            </w:r>
-          </w:p>
-        </w:tc>
-        <w:tc>
-          <w:tcPr>
-            <w:tcW w:type="dxa" w:w="1928"/>
-          </w:tcPr>
-          <w:p>
-            <w:pPr>
-              <w:pStyle w:val="178"/>
-            </w:pPr>
-            <w:r>
-              <w:t>&gt;2</w:t>
-            </w:r>
-          </w:p>
-        </w:tc>
-      </w:tr>
-      <w:tr>
-        <w:tc>
-          <w:tcPr>
-            <w:tcW w:type="dxa" w:w="1928"/>
-          </w:tcPr>
-          <w:p>
-            <w:pPr>
-              <w:pStyle w:val="178"/>
-            </w:pPr>
-            <w:r>
-              <w:t>环境影响</w:t>
-            </w:r>
-          </w:p>
-        </w:tc>
-        <w:tc>
-          <w:tcPr>
-            <w:tcW w:type="dxa" w:w="1928"/>
-          </w:tcPr>
-          <w:p>
-            <w:pPr>
-              <w:pStyle w:val="178"/>
-            </w:pPr>
-            <w:r>
-              <w:t>地面沉降速率（mm/a）</w:t>
-            </w:r>
-          </w:p>
-        </w:tc>
-        <w:tc>
-          <w:tcPr>
-            <w:tcW w:type="dxa" w:w="1928"/>
-          </w:tcPr>
-          <w:p>
-            <w:pPr>
-              <w:pStyle w:val="178"/>
-            </w:pPr>
-            <w:r>
-              <w:t>&lt;10</w:t>
-            </w:r>
-          </w:p>
-        </w:tc>
-        <w:tc>
-          <w:tcPr>
-            <w:tcW w:type="dxa" w:w="1928"/>
-          </w:tcPr>
-          <w:p>
-            <w:pPr>
-              <w:pStyle w:val="178"/>
-            </w:pPr>
-            <w:r>
-              <w:t>10～30</w:t>
-            </w:r>
-          </w:p>
-        </w:tc>
-        <w:tc>
-          <w:tcPr>
-            <w:tcW w:type="dxa" w:w="1928"/>
-          </w:tcPr>
-          <w:p>
-            <w:pPr>
-              <w:pStyle w:val="178"/>
-            </w:pPr>
-            <w:r>
-              <w:t>&gt;30</w:t>
-            </w:r>
-          </w:p>
-        </w:tc>
-      </w:tr>
-      <w:tr>
-        <w:tc>
-          <w:tcPr>
-            <w:tcW w:type="dxa" w:w="1928"/>
-          </w:tcPr>
-          <w:p>
-            <w:pPr>
-              <w:pStyle w:val="178"/>
-            </w:pPr>
-            <w:r>
-              <w:t>经济效益</w:t>
-            </w:r>
-          </w:p>
-        </w:tc>
-        <w:tc>
-          <w:tcPr>
-            <w:tcW w:type="dxa" w:w="1928"/>
-          </w:tcPr>
-          <w:p>
-            <w:pPr>
-              <w:pStyle w:val="178"/>
-            </w:pPr>
-            <w:r>
-              <w:t>资源利用综合效益（元/GJ）</w:t>
-            </w:r>
-          </w:p>
-        </w:tc>
-        <w:tc>
-          <w:tcPr>
-            <w:tcW w:type="dxa" w:w="1928"/>
-          </w:tcPr>
-          <w:p>
-            <w:pPr>
-              <w:pStyle w:val="178"/>
-            </w:pPr>
-            <w:r>
-              <w:t>&gt;200</w:t>
-            </w:r>
-          </w:p>
-        </w:tc>
-        <w:tc>
-          <w:tcPr>
-            <w:tcW w:type="dxa" w:w="1928"/>
-          </w:tcPr>
-          <w:p>
-            <w:pPr>
-              <w:pStyle w:val="178"/>
-            </w:pPr>
-            <w:r>
-              <w:t>100～200</w:t>
-            </w:r>
-          </w:p>
-        </w:tc>
-        <w:tc>
-          <w:tcPr>
-            <w:tcW w:type="dxa" w:w="1928"/>
-          </w:tcPr>
-          <w:p>
-            <w:pPr>
-              <w:pStyle w:val="178"/>
-            </w:pPr>
-            <w:r>
-              <w:t>&lt;100</w:t>
+            <w:vAlign w:val="center"/>
+          </w:tcPr>
+          <w:p>
+            <w:pPr>
+              <w:pStyle w:val="178"/>
+              <w:jc w:val="center"/>
+            </w:pPr>
+            <w:r>
+              <w:t>WS/T 397</w:t>
             </w:r>
           </w:p>
         </w:tc>
@@ -5342,131 +5067,24 @@
     </w:tbl>
     <w:p>
       <w:pPr>
+        <w:pStyle w:val="78"/>
+      </w:pPr>
+      <w:r>
+        <w:t>特殊医疗温泉</w:t>
+      </w:r>
+    </w:p>
+    <w:p>
+      <w:pPr>
         <w:pStyle w:val="56"/>
-        <w:ind w:firstLine="420"/>
+      </w:pPr>
+      <w:r>
+        <w:t>含特殊医疗成分（如氡温泉、硫磺温泉、碳酸温泉、偏硅酸温泉等）的温泉水，其特征组分浓度应符合相关医疗行业标准的规定，并经卫生主管部门评估后方可标注相应医疗功能。</w:t>
+      </w:r>
+    </w:p>
+    <w:p>
+      <w:pPr>
         <w:sectPr>
-          <w:pgSz w:w="11906" w:h="16838"/>
-          <w:pgMar w:top="1928" w:right="1134" w:bottom="1134" w:left="1134" w:header="1418" w:footer="1134" w:gutter="284"/>
-          <w:pgNumType w:start="1"/>
-          <w:cols w:space="425" w:num="1"/>
-          <w:formProt w:val="0"/>
-          <w:docGrid w:linePitch="312" w:charSpace="0"/>
-        </w:sectPr>
-      </w:pPr>
-      <w:bookmarkStart w:id="47" w:name="BookMark6"/>
-    </w:p>
-    <w:p>
-      <w:pPr>
-        <w:pStyle w:val="63"/>
-        <w:spacing w:after="120"/>
-      </w:pPr>
-      <w:r>
-        <w:rPr>
-          <w:rFonts w:hint="eastAsia"/>
-          <w:spacing w:val="105"/>
-        </w:rPr>
-        <w:t>参考文</w:t>
-      </w:r>
-      <w:r>
-        <w:rPr>
-          <w:rFonts w:hint="eastAsia"/>
-        </w:rPr>
-        <w:t>献</w:t>
-      </w:r>
-    </w:p>
-    <w:p>
-      <w:pPr>
-        <w:pStyle w:val="64"/>
-      </w:pPr>
-      <w:r>
-        <w:t>冯自明, 靳海东, 刘昭, 等. 甘肃天水地区地热田同位素分布特征、成因机制及开发潜力[J]. 地质通报, 2026.</w:t>
-      </w:r>
-    </w:p>
-    <w:p>
-      <w:pPr>
-        <w:pStyle w:val="64"/>
-      </w:pPr>
-      <w:r>
-        <w:t>陈书阁. 宁海县深甽镇地热流体富集规律、控热断裂特征及开发潜力研究[J]. 黑龙江国土资源, 2025, 23(06): 66-74.</w:t>
-      </w:r>
-    </w:p>
-    <w:p>
-      <w:pPr>
-        <w:pStyle w:val="64"/>
-      </w:pPr>
-      <w:r>
-        <w:t>孙焕泉, 毛翔, 吴陈冰洁, 等. 地热资源勘探开发技术与发展方向[J]. 地学前缘, 2024(01): 400-411.</w:t>
-      </w:r>
-    </w:p>
-    <w:p>
-      <w:pPr>
-        <w:pStyle w:val="64"/>
-      </w:pPr>
-      <w:r>
-        <w:t>山东威海市呼雷汤地热水化学、成因与开发潜力[J]. 地质通报, 2024, (1): 143-152.</w:t>
-      </w:r>
-    </w:p>
-    <w:p>
-      <w:pPr>
-        <w:pStyle w:val="64"/>
-      </w:pPr>
-      <w:r>
-        <w:t>以重庆地区为例谈地热水源地评价与开发利用[J]. 山西建筑, 2018, (10): 106-108.</w:t>
-      </w:r>
-    </w:p>
-    <w:p>
-      <w:pPr>
-        <w:pStyle w:val="64"/>
-      </w:pPr>
-      <w:r>
-        <w:t>侯赤金. 深部地热流体运移规律及开发利用环境保护[J]. 生态与环境科学, 2025.</w:t>
-      </w:r>
-    </w:p>
-    <w:p>
-      <w:pPr>
-        <w:pStyle w:val="64"/>
-      </w:pPr>
-      <w:r>
-        <w:t>Chinhengo F, Meck M L, Misi S N. Reservoir temperatures and fluid circulation depth of selected thermal springs in Magondi and Limpopo mobile belts of Zimbabwe[J]. Journal of African Earth Sciences, 2024, 105262.</w:t>
-      </w:r>
-    </w:p>
-    <w:p>
-      <w:pPr>
-        <w:pStyle w:val="64"/>
-      </w:pPr>
-      <w:r>
-        <w:t>GIS-based AHP model for selecting the best direct use scenarios for medium to low enthalpy geothermal resources with hot springs in central and Western Kenya[J]. Geothermics, 2024, 122: 103069.</w:t>
-      </w:r>
-    </w:p>
-    <w:p>
-      <w:pPr>
-        <w:pStyle w:val="64"/>
-      </w:pPr>
-      <w:r>
-        <w:t>溫泉資源及地熱開發歷史回顧與發展[D]. 台湾地区硕士学位论文, 2020.</w:t>
-      </w:r>
-    </w:p>
-    <w:p>
-      <w:pPr>
-        <w:pStyle w:val="64"/>
-      </w:pPr>
-      <w:r>
-        <w:t>GB 11615  地热资源地质勘查规范.</w:t>
-      </w:r>
-    </w:p>
-    <w:p>
-      <w:pPr>
-        <w:pStyle w:val="64"/>
-      </w:pPr>
-      <w:r>
-        <w:t>NB/T 10097  地热能术语.</w:t>
-      </w:r>
-    </w:p>
-    <w:p>
-      <w:pPr>
-        <w:pStyle w:val="56"/>
-        <w:ind w:firstLine="420"/>
-        <w:sectPr>
+          <w:type w:val="nextPage"/>
           <w:pgSz w:w="11906" w:h="16838"/>
           <w:pgMar w:top="1928" w:right="1134" w:bottom="1134" w:left="1134" w:header="1418" w:footer="1134" w:gutter="284"/>
           <w:cols w:space="425" w:num="1"/>
@@ -5474,38 +5092,1664 @@
           <w:docGrid w:linePitch="312" w:charSpace="0"/>
         </w:sectPr>
       </w:pPr>
-      <w:bookmarkStart w:id="48" w:name="BookMark7"/>
-    </w:p>
-    <w:bookmarkEnd w:id="48"/>
+    </w:p>
+    <w:p>
+      <w:pPr>
+        <w:pStyle w:val="76"/>
+        <w:pageBreakBefore w:val="0"/>
+      </w:pPr>
+      <w:r>
+        <w:br/>
+      </w:r>
+      <w:r>
+        <w:rPr>
+          <w:rFonts w:ascii="黑体" w:eastAsia="黑体"/>
+        </w:rPr>
+        <w:t>（资料性）</w:t>
+      </w:r>
+      <w:r>
+        <w:br/>
+      </w:r>
+      <w:r>
+        <w:rPr>
+          <w:rFonts w:ascii="黑体" w:hAnsi="Times New Roman" w:eastAsia="黑体" w:cs="Times New Roman"/>
+          <w:kern w:val="21"/>
+          <w:sz w:val="21"/>
+          <w:lang w:val="en-US" w:eastAsia="zh-CN" w:bidi="ar-SA"/>
+        </w:rPr>
+        <w:t>地热温泉开发利用评价指标体系</w:t>
+      </w:r>
+    </w:p>
+    <w:p>
+      <w:pPr>
+        <w:pStyle w:val="78"/>
+      </w:pPr>
+      <w:r>
+        <w:t>说明</w:t>
+      </w:r>
+    </w:p>
     <w:p>
       <w:pPr>
         <w:pStyle w:val="56"/>
-        <w:ind w:firstLine="0" w:firstLineChars="0"/>
+      </w:pPr>
+      <w:r>
+        <w:t>本附录提供地热温泉资源综合开发利用评价的参考指标体系，适用于地热温泉开发项目的可行性研究、绩效评估及行政审查，不作为强制性要求。</w:t>
+      </w:r>
+    </w:p>
+    <w:p>
+      <w:pPr>
+        <w:pStyle w:val="78"/>
+      </w:pPr>
+      <w:r>
+        <w:t>评价指标</w:t>
+      </w:r>
+    </w:p>
+    <w:p>
+      <w:pPr>
+        <w:pStyle w:val="56"/>
+      </w:pPr>
+      <w:r>
+        <w:t>评价指标体系分为资源禀赋、开发合理性、环境影响、经济效益四个维度，见</w:t>
+      </w:r>
+      <w:r>
+        <w:fldChar w:fldCharType="begin"/>
+      </w:r>
+      <w:r>
+        <w:instrText xml:space="preserve"> REF _Ref183023001 \h </w:instrText>
+      </w:r>
+      <w:r>
+        <w:fldChar w:fldCharType="separate"/>
+      </w:r>
+      <w:r>
+        <w:t>?</w:t>
+      </w:r>
+      <w:r>
+        <w:fldChar w:fldCharType="end"/>
+      </w:r>
+      <w:r>
+        <w:t>。</w:t>
+      </w:r>
+    </w:p>
+    <w:p>
+      <w:pPr>
+        <w:pStyle w:val="77"/>
+        <w:numPr>
+          <w:ilvl w:val="0"/>
+          <w:numId w:val="0"/>
+        </w:numPr>
+      </w:pPr>
+      <w:bookmarkStart w:id="1026" w:name="_Ref860728553"/>
+      <w:bookmarkStart w:id="1027" w:name="_Ref183023001"/>
+      <w:r>
+        <w:t>表</w:t>
+      </w:r>
+      <w:bookmarkStart w:id="1028" w:name="_Ref606515305"/>
+      <w:r>
+        <w:t>B.</w:t>
+      </w:r>
+      <w:r>
+        <w:fldChar w:fldCharType="begin"/>
+      </w:r>
+      <w:r>
+        <w:instrText xml:space="preserve"> SEQ 表 \* ARABIC \r 1 </w:instrText>
+      </w:r>
+      <w:r>
+        <w:fldChar w:fldCharType="separate"/>
+      </w:r>
+      <w:r>
+        <w:t>1</w:t>
+      </w:r>
+      <w:r>
+        <w:fldChar w:fldCharType="end"/>
+      </w:r>
+      <w:bookmarkEnd w:id="1028"/>
+      <w:bookmarkEnd w:id="1027"/>
+      <w:r>
+        <w:t xml:space="preserve">　</w:t>
+      </w:r>
+      <w:bookmarkStart w:id="1029" w:name="_Ref776576162"/>
+      <w:r>
+        <w:t>地热温泉开发利用综合评价指标</w:t>
+      </w:r>
+      <w:bookmarkEnd w:id="1026"/>
+      <w:bookmarkEnd w:id="1029"/>
+    </w:p>
+    <w:tbl>
+      <w:tblPr>
+        <w:tblStyle w:val="27"/>
+        <w:tblW w:type="auto" w:w="0"/>
+        <w:tblLook w:firstColumn="1" w:firstRow="1" w:lastColumn="0" w:lastRow="0" w:noHBand="0" w:noVBand="1" w:val="04A0"/>
+      </w:tblPr>
+      <w:tblGrid>
+        <w:gridCol w:w="1928"/>
+        <w:gridCol w:w="1928"/>
+        <w:gridCol w:w="1928"/>
+        <w:gridCol w:w="1928"/>
+        <w:gridCol w:w="1928"/>
+      </w:tblGrid>
+      <w:tr>
+        <w:trPr>
+          <w:tblHeader w:val="true"/>
+        </w:trPr>
+        <w:tc>
+          <w:tcPr>
+            <w:tcW w:type="dxa" w:w="1928"/>
+            <w:vAlign w:val="center"/>
+          </w:tcPr>
+          <w:p>
+            <w:pPr>
+              <w:pStyle w:val="178"/>
+              <w:jc w:val="center"/>
+            </w:pPr>
+            <w:r>
+              <w:t>评价维度</w:t>
+            </w:r>
+          </w:p>
+        </w:tc>
+        <w:tc>
+          <w:tcPr>
+            <w:tcW w:type="dxa" w:w="1928"/>
+            <w:vAlign w:val="center"/>
+          </w:tcPr>
+          <w:p>
+            <w:pPr>
+              <w:pStyle w:val="178"/>
+              <w:jc w:val="center"/>
+            </w:pPr>
+            <w:r>
+              <w:t>评价指标</w:t>
+            </w:r>
+          </w:p>
+        </w:tc>
+        <w:tc>
+          <w:tcPr>
+            <w:tcW w:type="dxa" w:w="1928"/>
+            <w:vAlign w:val="center"/>
+          </w:tcPr>
+          <w:p>
+            <w:pPr>
+              <w:pStyle w:val="178"/>
+              <w:jc w:val="center"/>
+            </w:pPr>
+            <w:r>
+              <w:t>优良</w:t>
+            </w:r>
+          </w:p>
+        </w:tc>
+        <w:tc>
+          <w:tcPr>
+            <w:tcW w:type="dxa" w:w="1928"/>
+            <w:vAlign w:val="center"/>
+          </w:tcPr>
+          <w:p>
+            <w:pPr>
+              <w:pStyle w:val="178"/>
+              <w:jc w:val="center"/>
+            </w:pPr>
+            <w:r>
+              <w:t>一般</w:t>
+            </w:r>
+          </w:p>
+        </w:tc>
+        <w:tc>
+          <w:tcPr>
+            <w:tcW w:type="dxa" w:w="1928"/>
+            <w:vAlign w:val="center"/>
+          </w:tcPr>
+          <w:p>
+            <w:pPr>
+              <w:pStyle w:val="178"/>
+              <w:jc w:val="center"/>
+            </w:pPr>
+            <w:r>
+              <w:t>较差</w:t>
+            </w:r>
+          </w:p>
+        </w:tc>
+      </w:tr>
+      <w:tr>
+        <w:tc>
+          <w:tcPr>
+            <w:tcW w:type="dxa" w:w="1928"/>
+            <w:vAlign w:val="center"/>
+          </w:tcPr>
+          <w:p>
+            <w:pPr>
+              <w:pStyle w:val="178"/>
+              <w:jc w:val="center"/>
+            </w:pPr>
+            <w:r>
+              <w:t>资源禀赋</w:t>
+            </w:r>
+          </w:p>
+        </w:tc>
+        <w:tc>
+          <w:tcPr>
+            <w:tcW w:type="dxa" w:w="1928"/>
+            <w:vAlign w:val="center"/>
+          </w:tcPr>
+          <w:p>
+            <w:pPr>
+              <w:pStyle w:val="178"/>
+              <w:jc w:val="center"/>
+            </w:pPr>
+            <w:r>
+              <w:t>热储温度（℃）</w:t>
+            </w:r>
+          </w:p>
+        </w:tc>
+        <w:tc>
+          <w:tcPr>
+            <w:tcW w:type="dxa" w:w="1928"/>
+            <w:vAlign w:val="center"/>
+          </w:tcPr>
+          <w:p>
+            <w:pPr>
+              <w:pStyle w:val="178"/>
+              <w:jc w:val="center"/>
+            </w:pPr>
+            <w:r>
+              <w:t>≥60</w:t>
+            </w:r>
+          </w:p>
+        </w:tc>
+        <w:tc>
+          <w:tcPr>
+            <w:tcW w:type="dxa" w:w="1928"/>
+            <w:vAlign w:val="center"/>
+          </w:tcPr>
+          <w:p>
+            <w:pPr>
+              <w:pStyle w:val="178"/>
+              <w:jc w:val="center"/>
+            </w:pPr>
+            <w:r>
+              <w:t>40～60</w:t>
+            </w:r>
+          </w:p>
+        </w:tc>
+        <w:tc>
+          <w:tcPr>
+            <w:tcW w:type="dxa" w:w="1928"/>
+            <w:vAlign w:val="center"/>
+          </w:tcPr>
+          <w:p>
+            <w:pPr>
+              <w:pStyle w:val="178"/>
+              <w:jc w:val="center"/>
+            </w:pPr>
+            <w:r>
+              <w:t>&lt;40</w:t>
+            </w:r>
+          </w:p>
+        </w:tc>
+      </w:tr>
+      <w:tr>
+        <w:tc>
+          <w:tcPr>
+            <w:tcW w:type="dxa" w:w="1928"/>
+            <w:vAlign w:val="center"/>
+          </w:tcPr>
+          <w:p>
+            <w:pPr>
+              <w:pStyle w:val="178"/>
+              <w:jc w:val="center"/>
+            </w:pPr>
+            <w:r>
+              <w:t>资源禀赋</w:t>
+            </w:r>
+          </w:p>
+        </w:tc>
+        <w:tc>
+          <w:tcPr>
+            <w:tcW w:type="dxa" w:w="1928"/>
+            <w:vAlign w:val="center"/>
+          </w:tcPr>
+          <w:p>
+            <w:pPr>
+              <w:pStyle w:val="178"/>
+              <w:jc w:val="center"/>
+            </w:pPr>
+            <w:r>
+              <w:t>单井涌水量（m³/d）</w:t>
+            </w:r>
+          </w:p>
+        </w:tc>
+        <w:tc>
+          <w:tcPr>
+            <w:tcW w:type="dxa" w:w="1928"/>
+            <w:vAlign w:val="center"/>
+          </w:tcPr>
+          <w:p>
+            <w:pPr>
+              <w:pStyle w:val="178"/>
+              <w:jc w:val="center"/>
+            </w:pPr>
+            <w:r>
+              <w:t>≥500</w:t>
+            </w:r>
+          </w:p>
+        </w:tc>
+        <w:tc>
+          <w:tcPr>
+            <w:tcW w:type="dxa" w:w="1928"/>
+            <w:vAlign w:val="center"/>
+          </w:tcPr>
+          <w:p>
+            <w:pPr>
+              <w:pStyle w:val="178"/>
+              <w:jc w:val="center"/>
+            </w:pPr>
+            <w:r>
+              <w:t>200～500</w:t>
+            </w:r>
+          </w:p>
+        </w:tc>
+        <w:tc>
+          <w:tcPr>
+            <w:tcW w:type="dxa" w:w="1928"/>
+            <w:vAlign w:val="center"/>
+          </w:tcPr>
+          <w:p>
+            <w:pPr>
+              <w:pStyle w:val="178"/>
+              <w:jc w:val="center"/>
+            </w:pPr>
+            <w:r>
+              <w:t>&lt;200</w:t>
+            </w:r>
+          </w:p>
+        </w:tc>
+      </w:tr>
+      <w:tr>
+        <w:tc>
+          <w:tcPr>
+            <w:tcW w:type="dxa" w:w="1928"/>
+            <w:vAlign w:val="center"/>
+          </w:tcPr>
+          <w:p>
+            <w:pPr>
+              <w:pStyle w:val="178"/>
+              <w:jc w:val="center"/>
+            </w:pPr>
+            <w:r>
+              <w:t>资源禀赋</w:t>
+            </w:r>
+          </w:p>
+        </w:tc>
+        <w:tc>
+          <w:tcPr>
+            <w:tcW w:type="dxa" w:w="1928"/>
+            <w:vAlign w:val="center"/>
+          </w:tcPr>
+          <w:p>
+            <w:pPr>
+              <w:pStyle w:val="178"/>
+              <w:jc w:val="center"/>
+            </w:pPr>
+            <w:r>
+              <w:t>水质综合评价</w:t>
+            </w:r>
+          </w:p>
+        </w:tc>
+        <w:tc>
+          <w:tcPr>
+            <w:tcW w:type="dxa" w:w="1928"/>
+            <w:vAlign w:val="center"/>
+          </w:tcPr>
+          <w:p>
+            <w:pPr>
+              <w:pStyle w:val="178"/>
+              <w:jc w:val="center"/>
+            </w:pPr>
+            <w:r>
+              <w:t>I类</w:t>
+            </w:r>
+          </w:p>
+        </w:tc>
+        <w:tc>
+          <w:tcPr>
+            <w:tcW w:type="dxa" w:w="1928"/>
+            <w:vAlign w:val="center"/>
+          </w:tcPr>
+          <w:p>
+            <w:pPr>
+              <w:pStyle w:val="178"/>
+              <w:jc w:val="center"/>
+            </w:pPr>
+            <w:r>
+              <w:t>II类</w:t>
+            </w:r>
+          </w:p>
+        </w:tc>
+        <w:tc>
+          <w:tcPr>
+            <w:tcW w:type="dxa" w:w="1928"/>
+            <w:vAlign w:val="center"/>
+          </w:tcPr>
+          <w:p>
+            <w:pPr>
+              <w:pStyle w:val="178"/>
+              <w:jc w:val="center"/>
+            </w:pPr>
+            <w:r>
+              <w:t>III类</w:t>
+            </w:r>
+          </w:p>
+        </w:tc>
+      </w:tr>
+      <w:tr>
+        <w:tc>
+          <w:tcPr>
+            <w:tcW w:type="dxa" w:w="1928"/>
+            <w:vAlign w:val="center"/>
+          </w:tcPr>
+          <w:p>
+            <w:pPr>
+              <w:pStyle w:val="178"/>
+              <w:jc w:val="center"/>
+            </w:pPr>
+            <w:r>
+              <w:t>开发合理性</w:t>
+            </w:r>
+          </w:p>
+        </w:tc>
+        <w:tc>
+          <w:tcPr>
+            <w:tcW w:type="dxa" w:w="1928"/>
+            <w:vAlign w:val="center"/>
+          </w:tcPr>
+          <w:p>
+            <w:pPr>
+              <w:pStyle w:val="178"/>
+              <w:jc w:val="center"/>
+            </w:pPr>
+            <w:r>
+              <w:t>回灌率（%）</w:t>
+            </w:r>
+          </w:p>
+        </w:tc>
+        <w:tc>
+          <w:tcPr>
+            <w:tcW w:type="dxa" w:w="1928"/>
+            <w:vAlign w:val="center"/>
+          </w:tcPr>
+          <w:p>
+            <w:pPr>
+              <w:pStyle w:val="178"/>
+              <w:jc w:val="center"/>
+            </w:pPr>
+            <w:r>
+              <w:t>≥90</w:t>
+            </w:r>
+          </w:p>
+        </w:tc>
+        <w:tc>
+          <w:tcPr>
+            <w:tcW w:type="dxa" w:w="1928"/>
+            <w:vAlign w:val="center"/>
+          </w:tcPr>
+          <w:p>
+            <w:pPr>
+              <w:pStyle w:val="178"/>
+              <w:jc w:val="center"/>
+            </w:pPr>
+            <w:r>
+              <w:t>70～90</w:t>
+            </w:r>
+          </w:p>
+        </w:tc>
+        <w:tc>
+          <w:tcPr>
+            <w:tcW w:type="dxa" w:w="1928"/>
+            <w:vAlign w:val="center"/>
+          </w:tcPr>
+          <w:p>
+            <w:pPr>
+              <w:pStyle w:val="178"/>
+              <w:jc w:val="center"/>
+            </w:pPr>
+            <w:r>
+              <w:t>&lt;70</w:t>
+            </w:r>
+          </w:p>
+        </w:tc>
+      </w:tr>
+      <w:tr>
+        <w:tc>
+          <w:tcPr>
+            <w:tcW w:type="dxa" w:w="1928"/>
+            <w:vAlign w:val="center"/>
+          </w:tcPr>
+          <w:p>
+            <w:pPr>
+              <w:pStyle w:val="178"/>
+              <w:jc w:val="center"/>
+            </w:pPr>
+            <w:r>
+              <w:t>开发合理性</w:t>
+            </w:r>
+          </w:p>
+        </w:tc>
+        <w:tc>
+          <w:tcPr>
+            <w:tcW w:type="dxa" w:w="1928"/>
+            <w:vAlign w:val="center"/>
+          </w:tcPr>
+          <w:p>
+            <w:pPr>
+              <w:pStyle w:val="178"/>
+              <w:jc w:val="center"/>
+            </w:pPr>
+            <w:r>
+              <w:t>能源梯级利用率（%）</w:t>
+            </w:r>
+          </w:p>
+        </w:tc>
+        <w:tc>
+          <w:tcPr>
+            <w:tcW w:type="dxa" w:w="1928"/>
+            <w:vAlign w:val="center"/>
+          </w:tcPr>
+          <w:p>
+            <w:pPr>
+              <w:pStyle w:val="178"/>
+              <w:jc w:val="center"/>
+            </w:pPr>
+            <w:r>
+              <w:t>≥80</w:t>
+            </w:r>
+          </w:p>
+        </w:tc>
+        <w:tc>
+          <w:tcPr>
+            <w:tcW w:type="dxa" w:w="1928"/>
+            <w:vAlign w:val="center"/>
+          </w:tcPr>
+          <w:p>
+            <w:pPr>
+              <w:pStyle w:val="178"/>
+              <w:jc w:val="center"/>
+            </w:pPr>
+            <w:r>
+              <w:t>60～80</w:t>
+            </w:r>
+          </w:p>
+        </w:tc>
+        <w:tc>
+          <w:tcPr>
+            <w:tcW w:type="dxa" w:w="1928"/>
+            <w:vAlign w:val="center"/>
+          </w:tcPr>
+          <w:p>
+            <w:pPr>
+              <w:pStyle w:val="178"/>
+              <w:jc w:val="center"/>
+            </w:pPr>
+            <w:r>
+              <w:t>&lt;60</w:t>
+            </w:r>
+          </w:p>
+        </w:tc>
+      </w:tr>
+    </w:tbl>
+    <w:p>
+      <w:pPr>
+        <w:pStyle w:val="77"/>
+        <w:numPr>
+          <w:ilvl w:val="0"/>
+          <w:numId w:val="0"/>
+        </w:numPr>
+      </w:pPr>
+      <w:r>
+        <w:fldChar w:fldCharType="begin"/>
+      </w:r>
+      <w:r>
+        <w:instrText xml:space="preserve"> REF _Ref183023001 \h </w:instrText>
+      </w:r>
+      <w:r>
+        <w:fldChar w:fldCharType="separate"/>
+      </w:r>
+      <w:r>
+        <w:t>表?</w:t>
+      </w:r>
+      <w:r>
+        <w:fldChar w:fldCharType="end"/>
+      </w:r>
+      <w:r>
+        <w:t>（续）</w:t>
+      </w:r>
+    </w:p>
+    <w:tbl>
+      <w:tblPr>
+        <w:tblStyle w:val="27"/>
+        <w:tblW w:type="auto" w:w="0"/>
+        <w:tblLook w:firstColumn="1" w:firstRow="1" w:lastColumn="0" w:lastRow="0" w:noHBand="0" w:noVBand="1" w:val="04A0"/>
+      </w:tblPr>
+      <w:tblGrid>
+        <w:gridCol w:w="1928"/>
+        <w:gridCol w:w="1928"/>
+        <w:gridCol w:w="1928"/>
+        <w:gridCol w:w="1928"/>
+        <w:gridCol w:w="1928"/>
+      </w:tblGrid>
+      <w:tr>
+        <w:trPr>
+          <w:tblHeader w:val="true"/>
+        </w:trPr>
+        <w:tc>
+          <w:tcPr>
+            <w:tcW w:type="dxa" w:w="1928"/>
+            <w:vAlign w:val="center"/>
+          </w:tcPr>
+          <w:p>
+            <w:pPr>
+              <w:pStyle w:val="178"/>
+              <w:jc w:val="center"/>
+            </w:pPr>
+            <w:r>
+              <w:t>评价维度</w:t>
+            </w:r>
+          </w:p>
+        </w:tc>
+        <w:tc>
+          <w:tcPr>
+            <w:tcW w:type="dxa" w:w="1928"/>
+            <w:vAlign w:val="center"/>
+          </w:tcPr>
+          <w:p>
+            <w:pPr>
+              <w:pStyle w:val="178"/>
+              <w:jc w:val="center"/>
+            </w:pPr>
+            <w:r>
+              <w:t>评价指标</w:t>
+            </w:r>
+          </w:p>
+        </w:tc>
+        <w:tc>
+          <w:tcPr>
+            <w:tcW w:type="dxa" w:w="1928"/>
+            <w:vAlign w:val="center"/>
+          </w:tcPr>
+          <w:p>
+            <w:pPr>
+              <w:pStyle w:val="178"/>
+              <w:jc w:val="center"/>
+            </w:pPr>
+            <w:r>
+              <w:t>优良</w:t>
+            </w:r>
+          </w:p>
+        </w:tc>
+        <w:tc>
+          <w:tcPr>
+            <w:tcW w:type="dxa" w:w="1928"/>
+            <w:vAlign w:val="center"/>
+          </w:tcPr>
+          <w:p>
+            <w:pPr>
+              <w:pStyle w:val="178"/>
+              <w:jc w:val="center"/>
+            </w:pPr>
+            <w:r>
+              <w:t>一般</w:t>
+            </w:r>
+          </w:p>
+        </w:tc>
+        <w:tc>
+          <w:tcPr>
+            <w:tcW w:type="dxa" w:w="1928"/>
+            <w:vAlign w:val="center"/>
+          </w:tcPr>
+          <w:p>
+            <w:pPr>
+              <w:pStyle w:val="178"/>
+              <w:jc w:val="center"/>
+            </w:pPr>
+            <w:r>
+              <w:t>较差</w:t>
+            </w:r>
+          </w:p>
+        </w:tc>
+      </w:tr>
+      <w:tr>
+        <w:tc>
+          <w:tcPr>
+            <w:tcW w:type="dxa" w:w="1928"/>
+            <w:vAlign w:val="center"/>
+          </w:tcPr>
+          <w:p>
+            <w:pPr>
+              <w:pStyle w:val="178"/>
+              <w:jc w:val="center"/>
+            </w:pPr>
+            <w:r>
+              <w:t>开发合理性</w:t>
+            </w:r>
+          </w:p>
+        </w:tc>
+        <w:tc>
+          <w:tcPr>
+            <w:tcW w:type="dxa" w:w="1928"/>
+            <w:vAlign w:val="center"/>
+          </w:tcPr>
+          <w:p>
+            <w:pPr>
+              <w:pStyle w:val="178"/>
+              <w:jc w:val="center"/>
+            </w:pPr>
+            <w:r>
+              <w:t>热能综合利用效率（%）</w:t>
+            </w:r>
+          </w:p>
+        </w:tc>
+        <w:tc>
+          <w:tcPr>
+            <w:tcW w:type="dxa" w:w="1928"/>
+            <w:vAlign w:val="center"/>
+          </w:tcPr>
+          <w:p>
+            <w:pPr>
+              <w:pStyle w:val="178"/>
+              <w:jc w:val="center"/>
+            </w:pPr>
+            <w:r>
+              <w:t>≥75</w:t>
+            </w:r>
+          </w:p>
+        </w:tc>
+        <w:tc>
+          <w:tcPr>
+            <w:tcW w:type="dxa" w:w="1928"/>
+            <w:vAlign w:val="center"/>
+          </w:tcPr>
+          <w:p>
+            <w:pPr>
+              <w:pStyle w:val="178"/>
+              <w:jc w:val="center"/>
+            </w:pPr>
+            <w:r>
+              <w:t>55～75</w:t>
+            </w:r>
+          </w:p>
+        </w:tc>
+        <w:tc>
+          <w:tcPr>
+            <w:tcW w:type="dxa" w:w="1928"/>
+            <w:vAlign w:val="center"/>
+          </w:tcPr>
+          <w:p>
+            <w:pPr>
+              <w:pStyle w:val="178"/>
+              <w:jc w:val="center"/>
+            </w:pPr>
+            <w:r>
+              <w:t>&lt;55</w:t>
+            </w:r>
+          </w:p>
+        </w:tc>
+      </w:tr>
+      <w:tr>
+        <w:tc>
+          <w:tcPr>
+            <w:tcW w:type="dxa" w:w="1928"/>
+            <w:vAlign w:val="center"/>
+          </w:tcPr>
+          <w:p>
+            <w:pPr>
+              <w:pStyle w:val="178"/>
+              <w:jc w:val="center"/>
+            </w:pPr>
+            <w:r>
+              <w:t>环境影响</w:t>
+            </w:r>
+          </w:p>
+        </w:tc>
+        <w:tc>
+          <w:tcPr>
+            <w:tcW w:type="dxa" w:w="1928"/>
+            <w:vAlign w:val="center"/>
+          </w:tcPr>
+          <w:p>
+            <w:pPr>
+              <w:pStyle w:val="178"/>
+              <w:jc w:val="center"/>
+            </w:pPr>
+            <w:r>
+              <w:t>水位年均下降速率（m/a）</w:t>
+            </w:r>
+          </w:p>
+        </w:tc>
+        <w:tc>
+          <w:tcPr>
+            <w:tcW w:type="dxa" w:w="1928"/>
+            <w:vAlign w:val="center"/>
+          </w:tcPr>
+          <w:p>
+            <w:pPr>
+              <w:pStyle w:val="178"/>
+              <w:jc w:val="center"/>
+            </w:pPr>
+            <w:r>
+              <w:t>&lt;0.5</w:t>
+            </w:r>
+          </w:p>
+        </w:tc>
+        <w:tc>
+          <w:tcPr>
+            <w:tcW w:type="dxa" w:w="1928"/>
+            <w:vAlign w:val="center"/>
+          </w:tcPr>
+          <w:p>
+            <w:pPr>
+              <w:pStyle w:val="178"/>
+              <w:jc w:val="center"/>
+            </w:pPr>
+            <w:r>
+              <w:t>0.5～2</w:t>
+            </w:r>
+          </w:p>
+        </w:tc>
+        <w:tc>
+          <w:tcPr>
+            <w:tcW w:type="dxa" w:w="1928"/>
+            <w:vAlign w:val="center"/>
+          </w:tcPr>
+          <w:p>
+            <w:pPr>
+              <w:pStyle w:val="178"/>
+              <w:jc w:val="center"/>
+            </w:pPr>
+            <w:r>
+              <w:t>&gt;2</w:t>
+            </w:r>
+          </w:p>
+        </w:tc>
+      </w:tr>
+      <w:tr>
+        <w:tc>
+          <w:tcPr>
+            <w:tcW w:type="dxa" w:w="1928"/>
+            <w:vAlign w:val="center"/>
+          </w:tcPr>
+          <w:p>
+            <w:pPr>
+              <w:pStyle w:val="178"/>
+              <w:jc w:val="center"/>
+            </w:pPr>
+            <w:r>
+              <w:t>环境影响</w:t>
+            </w:r>
+          </w:p>
+        </w:tc>
+        <w:tc>
+          <w:tcPr>
+            <w:tcW w:type="dxa" w:w="1928"/>
+            <w:vAlign w:val="center"/>
+          </w:tcPr>
+          <w:p>
+            <w:pPr>
+              <w:pStyle w:val="178"/>
+              <w:jc w:val="center"/>
+            </w:pPr>
+            <w:r>
+              <w:t>地面沉降速率（mm/a）</w:t>
+            </w:r>
+          </w:p>
+        </w:tc>
+        <w:tc>
+          <w:tcPr>
+            <w:tcW w:type="dxa" w:w="1928"/>
+            <w:vAlign w:val="center"/>
+          </w:tcPr>
+          <w:p>
+            <w:pPr>
+              <w:pStyle w:val="178"/>
+              <w:jc w:val="center"/>
+            </w:pPr>
+            <w:r>
+              <w:t>&lt;10</w:t>
+            </w:r>
+          </w:p>
+        </w:tc>
+        <w:tc>
+          <w:tcPr>
+            <w:tcW w:type="dxa" w:w="1928"/>
+            <w:vAlign w:val="center"/>
+          </w:tcPr>
+          <w:p>
+            <w:pPr>
+              <w:pStyle w:val="178"/>
+              <w:jc w:val="center"/>
+            </w:pPr>
+            <w:r>
+              <w:t>10～30</w:t>
+            </w:r>
+          </w:p>
+        </w:tc>
+        <w:tc>
+          <w:tcPr>
+            <w:tcW w:type="dxa" w:w="1928"/>
+            <w:vAlign w:val="center"/>
+          </w:tcPr>
+          <w:p>
+            <w:pPr>
+              <w:pStyle w:val="178"/>
+              <w:jc w:val="center"/>
+            </w:pPr>
+            <w:r>
+              <w:t>&gt;30</w:t>
+            </w:r>
+          </w:p>
+        </w:tc>
+      </w:tr>
+      <w:tr>
+        <w:tc>
+          <w:tcPr>
+            <w:tcW w:type="dxa" w:w="1928"/>
+            <w:vAlign w:val="center"/>
+          </w:tcPr>
+          <w:p>
+            <w:pPr>
+              <w:pStyle w:val="178"/>
+              <w:jc w:val="center"/>
+            </w:pPr>
+            <w:r>
+              <w:t>经济效益</w:t>
+            </w:r>
+          </w:p>
+        </w:tc>
+        <w:tc>
+          <w:tcPr>
+            <w:tcW w:type="dxa" w:w="1928"/>
+            <w:vAlign w:val="center"/>
+          </w:tcPr>
+          <w:p>
+            <w:pPr>
+              <w:pStyle w:val="178"/>
+              <w:jc w:val="center"/>
+            </w:pPr>
+            <w:r>
+              <w:t>资源利用综合效益（元/GJ）</w:t>
+            </w:r>
+          </w:p>
+        </w:tc>
+        <w:tc>
+          <w:tcPr>
+            <w:tcW w:type="dxa" w:w="1928"/>
+            <w:vAlign w:val="center"/>
+          </w:tcPr>
+          <w:p>
+            <w:pPr>
+              <w:pStyle w:val="178"/>
+              <w:jc w:val="center"/>
+            </w:pPr>
+            <w:r>
+              <w:t>&gt;200</w:t>
+            </w:r>
+          </w:p>
+        </w:tc>
+        <w:tc>
+          <w:tcPr>
+            <w:tcW w:type="dxa" w:w="1928"/>
+            <w:vAlign w:val="center"/>
+          </w:tcPr>
+          <w:p>
+            <w:pPr>
+              <w:pStyle w:val="178"/>
+              <w:jc w:val="center"/>
+            </w:pPr>
+            <w:r>
+              <w:t>100～200</w:t>
+            </w:r>
+          </w:p>
+        </w:tc>
+        <w:tc>
+          <w:tcPr>
+            <w:tcW w:type="dxa" w:w="1928"/>
+            <w:vAlign w:val="center"/>
+          </w:tcPr>
+          <w:p>
+            <w:pPr>
+              <w:pStyle w:val="178"/>
+              <w:jc w:val="center"/>
+            </w:pPr>
+            <w:r>
+              <w:t>&lt;100</w:t>
+            </w:r>
+          </w:p>
+        </w:tc>
+      </w:tr>
+    </w:tbl>
+    <w:p>
+      <w:pPr>
+        <w:sectPr>
+          <w:type w:val="nextPage"/>
+          <w:pgSz w:w="11906" w:h="16838"/>
+          <w:pgMar w:top="1928" w:right="1134" w:bottom="1134" w:left="1134" w:header="1418" w:footer="1134" w:gutter="284"/>
+          <w:cols w:space="425" w:num="1"/>
+          <w:formProt w:val="0"/>
+          <w:docGrid w:linePitch="312" w:charSpace="0"/>
+        </w:sectPr>
+      </w:pPr>
+    </w:p>
+    <w:p>
+      <w:pPr>
+        <w:pStyle w:val="63"/>
+      </w:pPr>
+      <w:r>
+        <w:t>参考文献</w:t>
+      </w:r>
+    </w:p>
+    <w:p>
+      <w:pPr>
+        <w:pStyle w:val="64"/>
+      </w:pPr>
+      <w:r>
+        <w:t>冯自明, 靳海东, 刘昭, 等. 甘肃天水地区地热田同位素分布特征、成因机制及开发潜力[J]. 地质通报, 2026.</w:t>
+      </w:r>
+    </w:p>
+    <w:p>
+      <w:pPr>
+        <w:pStyle w:val="64"/>
+      </w:pPr>
+      <w:r>
+        <w:t>陈书阁. 宁海县深甽镇地热流体富集规律、控热断裂特征及开发潜力研究[J]. 黑龙江国土资源, 2025, 23(06): 66-74.</w:t>
+      </w:r>
+    </w:p>
+    <w:p>
+      <w:pPr>
+        <w:pStyle w:val="64"/>
+      </w:pPr>
+      <w:r>
+        <w:t>孙焕泉, 毛翔, 吴陈冰洁, 等. 地热资源勘探开发技术与发展方向[J]. 地学前缘, 2024(01): 400-411.</w:t>
+      </w:r>
+    </w:p>
+    <w:p>
+      <w:pPr>
+        <w:pStyle w:val="64"/>
+      </w:pPr>
+      <w:r>
+        <w:t>山东威海市呼雷汤地热水化学、成因与开发潜力[J]. 地质通报, 2024, (1): 143-152.</w:t>
+      </w:r>
+    </w:p>
+    <w:p>
+      <w:pPr>
+        <w:pStyle w:val="64"/>
+      </w:pPr>
+      <w:r>
+        <w:t>以重庆地区为例谈地热水源地评价与开发利用[J]. 山西建筑, 2018, (10): 106-108.</w:t>
+      </w:r>
+    </w:p>
+    <w:p>
+      <w:pPr>
+        <w:pStyle w:val="64"/>
+      </w:pPr>
+      <w:r>
+        <w:t>侯赤金. 深部地热流体运移规律及开发利用环境保护[J]. 生态与环境科学, 2025.</w:t>
+      </w:r>
+    </w:p>
+    <w:p>
+      <w:pPr>
+        <w:pStyle w:val="64"/>
+      </w:pPr>
+      <w:r>
+        <w:t>Chinhengo F, Meck M L, Misi S N. Reservoir temperatures and fluid circulation depth of selected thermal springs in Magondi and Limpopo mobile belts of Zimbabwe[J]. Journal of African Earth Sciences, 2024, 105262.</w:t>
+      </w:r>
+    </w:p>
+    <w:p>
+      <w:pPr>
+        <w:pStyle w:val="64"/>
+      </w:pPr>
+      <w:r>
+        <w:t>GIS-based AHP model for selecting the best direct use scenarios for medium to low enthalpy geothermal resources with hot springs in central and Western Kenya[J]. Geothermics, 2024, 122: 103069.</w:t>
+      </w:r>
+    </w:p>
+    <w:p>
+      <w:pPr>
+        <w:pStyle w:val="64"/>
+      </w:pPr>
+      <w:r>
+        <w:t>溫泉資源及地熱開發歷史回顧與發展[D]. 台湾地区硕士学位论文, 2020.</w:t>
+      </w:r>
+    </w:p>
+    <w:p>
+      <w:pPr>
+        <w:pStyle w:val="64"/>
+      </w:pPr>
+      <w:r>
+        <w:t>GB 11615  地热资源地质勘查规范.</w:t>
+      </w:r>
+    </w:p>
+    <w:p>
+      <w:pPr>
+        <w:pStyle w:val="64"/>
+      </w:pPr>
+      <w:r>
+        <w:t>NB/T 10097  地热能术语.</w:t>
+      </w:r>
+    </w:p>
+    <w:p>
+      <w:pPr>
+        <w:sectPr>
+          <w:type w:val="nextPage"/>
+          <w:pgSz w:w="11906" w:h="16838"/>
+          <w:pgMar w:top="1928" w:right="1134" w:bottom="1134" w:left="1134" w:header="1418" w:footer="1134" w:gutter="284"/>
+          <w:cols w:space="425" w:num="1"/>
+          <w:formProt w:val="0"/>
+          <w:docGrid w:linePitch="312" w:charSpace="0"/>
+        </w:sectPr>
+      </w:pPr>
+    </w:p>
+    <w:p>
+      <w:pPr>
+        <w:pStyle w:val="221"/>
+      </w:pPr>
+      <w:r>
+        <w:t>索引</w:t>
+      </w:r>
+    </w:p>
+    <w:p>
+      <w:pPr>
+        <w:pStyle w:val="175"/>
+      </w:pPr>
+      <w:r>
+        <w:t>D</w:t>
+      </w:r>
+    </w:p>
+    <w:p>
+      <w:pPr>
+        <w:pStyle w:val="210"/>
+      </w:pPr>
+      <w:r>
+        <w:t>地热回灌</w:t>
+      </w:r>
+      <w:r>
+        <w:tab/>
+      </w:r>
+      <w:r>
+        <w:t>3.7，8.3，8.4，8.5</w:t>
+      </w:r>
+    </w:p>
+    <w:p>
+      <w:pPr>
+        <w:pStyle w:val="210"/>
+      </w:pPr>
+      <w:r>
+        <w:t>地热流体</w:t>
+      </w:r>
+      <w:r>
+        <w:tab/>
+      </w:r>
+      <w:r>
+        <w:t>3.3，5.2，5.3，6.2.2，8.1，9.2</w:t>
+      </w:r>
+    </w:p>
+    <w:p>
+      <w:pPr>
+        <w:pStyle w:val="210"/>
+      </w:pPr>
+      <w:r>
+        <w:t>地热温泉</w:t>
+      </w:r>
+      <w:r>
+        <w:tab/>
+      </w:r>
+      <w:r>
+        <w:t>3.1，4.1，5.1，6.1，7.1</w:t>
+      </w:r>
+    </w:p>
+    <w:p>
+      <w:pPr>
+        <w:pStyle w:val="210"/>
+      </w:pPr>
+      <w:r>
+        <w:t>地面沉降</w:t>
+      </w:r>
+      <w:r>
+        <w:tab/>
+      </w:r>
+      <w:r>
+        <w:t>8.3，9.4.4，10.1.3，表2，表B.1</w:t>
+      </w:r>
+    </w:p>
+    <w:p>
+      <w:pPr>
+        <w:pStyle w:val="210"/>
+      </w:pPr>
+      <w:r>
+        <w:t>动态监测</w:t>
+      </w:r>
+      <w:r>
+        <w:tab/>
+      </w:r>
+      <w:r>
+        <w:t>9.1，9.2，9.3，9.4，表2</w:t>
+      </w:r>
+    </w:p>
+    <w:p>
+      <w:pPr>
+        <w:pStyle w:val="175"/>
+      </w:pPr>
+      <w:r>
+        <w:t>H</w:t>
+      </w:r>
+    </w:p>
+    <w:p>
+      <w:pPr>
+        <w:pStyle w:val="210"/>
+      </w:pPr>
+      <w:r>
+        <w:t>回灌率</w:t>
+      </w:r>
+      <w:r>
+        <w:tab/>
+      </w:r>
+      <w:r>
+        <w:t>8.3，8.4，8.5，表B.1</w:t>
+      </w:r>
+    </w:p>
+    <w:p>
+      <w:pPr>
+        <w:pStyle w:val="210"/>
+      </w:pPr>
+      <w:r>
+        <w:t>环境影响</w:t>
+      </w:r>
+      <w:r>
+        <w:tab/>
+      </w:r>
+      <w:r>
+        <w:t>8，9.4，表B.1</w:t>
+      </w:r>
+    </w:p>
+    <w:p>
+      <w:pPr>
+        <w:pStyle w:val="175"/>
+      </w:pPr>
+      <w:r>
+        <w:t>J</w:t>
+      </w:r>
+    </w:p>
+    <w:p>
+      <w:pPr>
+        <w:pStyle w:val="210"/>
+      </w:pPr>
+      <w:r>
+        <w:t>监测频率</w:t>
+      </w:r>
+      <w:r>
+        <w:tab/>
+      </w:r>
+      <w:r>
+        <w:t>9.2，表2</w:t>
+      </w:r>
+    </w:p>
+    <w:p>
+      <w:pPr>
+        <w:pStyle w:val="210"/>
+      </w:pPr>
+      <w:r>
+        <w:t>监测井</w:t>
+      </w:r>
+      <w:r>
+        <w:tab/>
+      </w:r>
+      <w:r>
+        <w:t>9.4.1，9.4.2</w:t>
+      </w:r>
+    </w:p>
+    <w:p>
+      <w:pPr>
+        <w:pStyle w:val="210"/>
+      </w:pPr>
+      <w:r>
+        <w:t>监测数据</w:t>
+      </w:r>
+      <w:r>
+        <w:tab/>
+      </w:r>
+      <w:r>
+        <w:t>9.5</w:t>
+      </w:r>
+    </w:p>
+    <w:p>
+      <w:pPr>
+        <w:pStyle w:val="210"/>
+      </w:pPr>
+      <w:r>
+        <w:t>井口压力</w:t>
+      </w:r>
+      <w:r>
+        <w:tab/>
+      </w:r>
+      <w:r>
+        <w:t>9.2，10.2.2，表2</w:t>
+      </w:r>
+    </w:p>
+    <w:p>
+      <w:pPr>
+        <w:pStyle w:val="175"/>
+      </w:pPr>
+      <w:r>
+        <w:t>K</w:t>
+      </w:r>
+    </w:p>
+    <w:p>
+      <w:pPr>
+        <w:pStyle w:val="210"/>
+      </w:pPr>
+      <w:r>
+        <w:t>开采井</w:t>
+      </w:r>
+      <w:r>
+        <w:tab/>
+      </w:r>
+      <w:r>
+        <w:t>6.2.2，7.3，9.4.1，10.1.2，10.2.1</w:t>
+      </w:r>
+    </w:p>
+    <w:p>
+      <w:pPr>
+        <w:pStyle w:val="210"/>
+      </w:pPr>
+      <w:r>
+        <w:t>开采量</w:t>
+      </w:r>
+      <w:r>
+        <w:tab/>
+      </w:r>
+      <w:r>
+        <w:t>3.4，6.2.2，7.2.3，9.2</w:t>
+      </w:r>
+    </w:p>
+    <w:p>
+      <w:pPr>
+        <w:pStyle w:val="210"/>
+      </w:pPr>
+      <w:r>
+        <w:t>开发合理性</w:t>
+      </w:r>
+      <w:r>
+        <w:tab/>
+      </w:r>
+      <w:r>
+        <w:t>8，表B.1</w:t>
+      </w:r>
+    </w:p>
+    <w:p>
+      <w:pPr>
+        <w:pStyle w:val="175"/>
+      </w:pPr>
+      <w:r>
+        <w:t>R</w:t>
+      </w:r>
+    </w:p>
+    <w:p>
+      <w:pPr>
+        <w:pStyle w:val="210"/>
+      </w:pPr>
+      <w:r>
+        <w:t>热储</w:t>
+      </w:r>
+      <w:r>
+        <w:tab/>
+      </w:r>
+      <w:r>
+        <w:t>3.2，5.2，6.2.2，9.5.2</w:t>
+      </w:r>
+    </w:p>
+    <w:p>
+      <w:pPr>
+        <w:pStyle w:val="210"/>
+      </w:pPr>
+      <w:r>
+        <w:t>热储模型</w:t>
+      </w:r>
+      <w:r>
+        <w:tab/>
+      </w:r>
+      <w:r>
+        <w:t>9.5.2</w:t>
+      </w:r>
+    </w:p>
+    <w:p>
+      <w:pPr>
+        <w:pStyle w:val="210"/>
+      </w:pPr>
+      <w:r>
+        <w:t>热储温度</w:t>
+      </w:r>
+      <w:r>
+        <w:tab/>
+      </w:r>
+      <w:r>
+        <w:t>3.6，5.4，表B.1</w:t>
+      </w:r>
+    </w:p>
+    <w:p>
+      <w:pPr>
+        <w:pStyle w:val="210"/>
+      </w:pPr>
+      <w:r>
+        <w:t>热能综合利用效率</w:t>
+      </w:r>
+      <w:r>
+        <w:tab/>
+      </w:r>
+      <w:r>
+        <w:t>7.1，表B.1</w:t>
+      </w:r>
+    </w:p>
+    <w:p>
+      <w:pPr>
+        <w:pStyle w:val="175"/>
+      </w:pPr>
+      <w:r>
+        <w:t>S</w:t>
+      </w:r>
+    </w:p>
+    <w:p>
+      <w:pPr>
+        <w:pStyle w:val="210"/>
+      </w:pPr>
+      <w:r>
+        <w:t>水化学类型</w:t>
+      </w:r>
+      <w:r>
+        <w:tab/>
+      </w:r>
+      <w:r>
+        <w:t>3.9，5.3</w:t>
+      </w:r>
+    </w:p>
+    <w:p>
+      <w:pPr>
+        <w:pStyle w:val="210"/>
+      </w:pPr>
+      <w:r>
+        <w:t>水位</w:t>
+      </w:r>
+      <w:r>
+        <w:tab/>
+      </w:r>
+      <w:r>
+        <w:t>9.2，9.4.1，表2</w:t>
+      </w:r>
+    </w:p>
+    <w:p>
+      <w:pPr>
+        <w:pStyle w:val="210"/>
+      </w:pPr>
+      <w:r>
+        <w:t>水质分类</w:t>
+      </w:r>
+      <w:r>
+        <w:tab/>
+      </w:r>
+      <w:r>
+        <w:t>附录A，表A.1</w:t>
+      </w:r>
+    </w:p>
+    <w:p>
+      <w:pPr>
+        <w:pStyle w:val="210"/>
+      </w:pPr>
+      <w:r>
+        <w:t>水质监测</w:t>
+      </w:r>
+      <w:r>
+        <w:tab/>
+      </w:r>
+      <w:r>
+        <w:t>9.2，9.4.2，表2</w:t>
+      </w:r>
+    </w:p>
+    <w:p>
+      <w:pPr>
+        <w:pStyle w:val="175"/>
+      </w:pPr>
+      <w:r>
+        <w:t>W</w:t>
+      </w:r>
+    </w:p>
+    <w:p>
+      <w:pPr>
+        <w:pStyle w:val="210"/>
+      </w:pPr>
+      <w:r>
+        <w:t>尾水</w:t>
+      </w:r>
+      <w:r>
+        <w:tab/>
+      </w:r>
+      <w:r>
+        <w:t>3.8，8.1，8.2，8.5</w:t>
+      </w:r>
+    </w:p>
+    <w:p>
+      <w:pPr>
+        <w:pStyle w:val="210"/>
+      </w:pPr>
+      <w:r>
+        <w:t>温泉利用分类</w:t>
+      </w:r>
+      <w:r>
+        <w:tab/>
+      </w:r>
+      <w:r>
+        <w:t>7.1，表1</w:t>
+      </w:r>
+    </w:p>
+    <w:p>
+      <w:pPr>
+        <w:pStyle w:val="210"/>
+      </w:pPr>
+      <w:r>
+        <w:t>温泉洗浴用水</w:t>
+      </w:r>
+      <w:r>
+        <w:tab/>
+      </w:r>
+      <w:r>
+        <w:t>7.2，附录A，表A.1</w:t>
+      </w:r>
+    </w:p>
+    <w:p>
+      <w:pPr>
+        <w:pStyle w:val="175"/>
+      </w:pPr>
+      <w:r>
+        <w:t>Y</w:t>
+      </w:r>
+    </w:p>
+    <w:p>
+      <w:pPr>
+        <w:pStyle w:val="210"/>
+      </w:pPr>
+      <w:r>
+        <w:t>允许开采量</w:t>
+      </w:r>
+      <w:r>
+        <w:tab/>
+      </w:r>
+      <w:r>
+        <w:t>3.4，6.2.2，7.2.3</w:t>
+      </w:r>
+    </w:p>
+    <w:p>
+      <w:pPr>
+        <w:pStyle w:val="210"/>
+      </w:pPr>
+      <w:r>
+        <w:t>应急管理</w:t>
+      </w:r>
+      <w:r>
+        <w:tab/>
+      </w:r>
+      <w:r>
+        <w:t>10.3</w:t>
+      </w:r>
+    </w:p>
+    <w:p>
+      <w:pPr>
+        <w:pStyle w:val="175"/>
+      </w:pPr>
+      <w:r>
+        <w:t>Z</w:t>
+      </w:r>
+    </w:p>
+    <w:p>
+      <w:pPr>
+        <w:pStyle w:val="210"/>
+      </w:pPr>
+      <w:r>
+        <w:t>资源禀赋</w:t>
+      </w:r>
+      <w:r>
+        <w:tab/>
+      </w:r>
+      <w:r>
+        <w:t>5，6，表B.1</w:t>
+      </w:r>
+    </w:p>
+    <w:p>
+      <w:pPr>
+        <w:pStyle w:val="210"/>
+      </w:pPr>
+      <w:r>
+        <w:t>资源评价</w:t>
+      </w:r>
+      <w:r>
+        <w:tab/>
+      </w:r>
+      <w:r>
+        <w:t>6.2，7.2.3，附录B，表B.1</w:t>
+      </w:r>
+    </w:p>
+    <w:p>
+      <w:pPr>
+        <w:pStyle w:val="56"/>
         <w:jc w:val="center"/>
       </w:pPr>
-      <w:bookmarkStart w:id="49" w:name="BookMark8"/>
       <w:r>
         <w:drawing>
-          <wp:inline distT="0" distB="0" distL="0" distR="0">
+          <wp:inline xmlns:a="http://schemas.openxmlformats.org/drawingml/2006/main" xmlns:pic="http://schemas.openxmlformats.org/drawingml/2006/picture">
             <wp:extent cx="1485900" cy="317500"/>
-            <wp:effectExtent l="0" t="0" r="0" b="6350"/>
-            <wp:docPr id="3" name="图片 3"/>
-            <wp:cNvGraphicFramePr/>
-            <a:graphic xmlns:a="http://schemas.openxmlformats.org/drawingml/2006/main">
+            <wp:docPr id="74" name="Picture 74"/>
+            <wp:cNvGraphicFramePr>
+              <a:graphicFrameLocks noChangeAspect="1"/>
+            </wp:cNvGraphicFramePr>
+            <a:graphic>
               <a:graphicData uri="http://schemas.openxmlformats.org/drawingml/2006/picture">
-                <pic:pic xmlns:pic="http://schemas.openxmlformats.org/drawingml/2006/picture">
+                <pic:pic>
                   <pic:nvPicPr>
-                    <pic:cNvPr id="3" name="图片 3"/>
+                    <pic:cNvPr id="0" name="image.jpg"/>
                     <pic:cNvPicPr/>
                   </pic:nvPicPr>
                   <pic:blipFill>
-                    <a:blip r:embed="rId15">
-                      <a:extLst>
-                        <a:ext uri="{28A0092B-C50C-407E-A947-70E740481C1C}">
-                          <a14:useLocalDpi xmlns:a14="http://schemas.microsoft.com/office/drawing/2010/main" val="0"/>
-                        </a:ext>
-                      </a:extLst>
-                    </a:blip>
+                    <a:blip r:embed="rId15"/>
                     <a:stretch>
                       <a:fillRect/>
                     </a:stretch>
@@ -5515,9 +6759,7 @@
                       <a:off x="0" y="0"/>
                       <a:ext cx="1485900" cy="317500"/>
                     </a:xfrm>
-                    <a:prstGeom prst="rect">
-                      <a:avLst/>
-                    </a:prstGeom>
+                    <a:prstGeom prst="rect"/>
                   </pic:spPr>
                 </pic:pic>
               </a:graphicData>
@@ -5525,7 +6767,6 @@
           </wp:inline>
         </w:drawing>
       </w:r>
-      <w:bookmarkEnd w:id="49"/>
     </w:p>
     <w:sectPr>
       <w:pgSz w:w="11906" w:h="16838"/>

--- a/examples/地热温泉资源开发利用规范.docx
+++ b/examples/地热温泉资源开发利用规范.docx
@@ -378,7 +378,7 @@
         <mc:AlternateContent>
           <mc:Choice Requires="wps">
             <w:drawing>
-              <wp:anchor distT="0" distB="0" distL="114300" distR="114300" simplePos="0" relativeHeight="251659264" behindDoc="0" locked="0" layoutInCell="1" allowOverlap="0" wp14:anchorId="4188EEDE" wp14:editId="3D408162">
+              <wp:anchor distT="0" distB="0" distL="114300" distR="114300" simplePos="0" relativeHeight="251659264" behindDoc="0" locked="0" layoutInCell="1" allowOverlap="0" wp14:anchorId="5BE6CEC6" wp14:editId="40975985">
                 <wp:simplePos x="0" y="0"/>
                 <wp:positionH relativeFrom="page">
                   <wp:posOffset>900430</wp:posOffset>
@@ -803,7 +803,7 @@
         <mc:AlternateContent>
           <mc:Choice Requires="wps">
             <w:drawing>
-              <wp:anchor distT="0" distB="0" distL="114300" distR="114300" simplePos="0" relativeHeight="251660288" behindDoc="0" locked="1" layoutInCell="1" allowOverlap="1" wp14:anchorId="6EB0520F" wp14:editId="7D48F1E5">
+              <wp:anchor distT="0" distB="0" distL="114300" distR="114300" simplePos="0" relativeHeight="251660288" behindDoc="0" locked="1" layoutInCell="1" allowOverlap="1" wp14:anchorId="09522A1F" wp14:editId="3026A2D5">
                 <wp:simplePos x="0" y="0"/>
                 <wp:positionH relativeFrom="page">
                   <wp:posOffset>899795</wp:posOffset>
@@ -867,8 +867,14 @@
         <w:spacing w:after="360"/>
       </w:pPr>
       <w:r>
+        <w:rPr>
+          <w:spacing w:val="320"/>
+        </w:rPr>
         <w:lastRenderedPageBreak/>
-        <w:t>目次</w:t>
+        <w:t>目</w:t>
+      </w:r>
+      <w:r>
+        <w:t>次</w:t>
       </w:r>
     </w:p>
     <w:p>
@@ -894,13 +900,21 @@
       <w:r>
         <w:fldChar w:fldCharType="separate"/>
       </w:r>
-      <w:hyperlink w:anchor="_Toc231389596" w:history="1">
+      <w:hyperlink w:anchor="_Toc231393494" w:history="1">
         <w:r>
           <w:rPr>
             <w:rStyle w:val="affffb"/>
             <w:noProof/>
-          </w:rPr>
-          <w:t>前言</w:t>
+            <w:spacing w:val="320"/>
+          </w:rPr>
+          <w:t>前</w:t>
+        </w:r>
+        <w:r>
+          <w:rPr>
+            <w:rStyle w:val="affffb"/>
+            <w:noProof/>
+          </w:rPr>
+          <w:t>言</w:t>
         </w:r>
         <w:r>
           <w:rPr>
@@ -931,7 +945,7 @@
             <w:noProof/>
             <w:webHidden/>
           </w:rPr>
-          <w:instrText>PAGEREF _Toc231389596 \h</w:instrText>
+          <w:instrText>PAGEREF _Toc231393494 \h</w:instrText>
         </w:r>
         <w:r>
           <w:rPr>
@@ -987,13 +1001,21 @@
           <w14:ligatures w14:val="standardContextual"/>
         </w:rPr>
       </w:pPr>
-      <w:hyperlink w:anchor="_Toc231389597" w:history="1">
+      <w:hyperlink w:anchor="_Toc231393495" w:history="1">
         <w:r>
           <w:rPr>
             <w:rStyle w:val="affffb"/>
             <w:noProof/>
-          </w:rPr>
-          <w:t>引言</w:t>
+            <w:spacing w:val="320"/>
+          </w:rPr>
+          <w:t>引</w:t>
+        </w:r>
+        <w:r>
+          <w:rPr>
+            <w:rStyle w:val="affffb"/>
+            <w:noProof/>
+          </w:rPr>
+          <w:t>言</w:t>
         </w:r>
         <w:r>
           <w:rPr>
@@ -1024,7 +1046,7 @@
             <w:noProof/>
             <w:webHidden/>
           </w:rPr>
-          <w:instrText>PAGEREF _Toc231389597 \h</w:instrText>
+          <w:instrText>PAGEREF _Toc231393495 \h</w:instrText>
         </w:r>
         <w:r>
           <w:rPr>
@@ -1080,7 +1102,7 @@
           <w14:ligatures w14:val="standardContextual"/>
         </w:rPr>
       </w:pPr>
-      <w:hyperlink w:anchor="_Toc231389598" w:history="1">
+      <w:hyperlink w:anchor="_Toc231393496" w:history="1">
         <w:r>
           <w:rPr>
             <w:rStyle w:val="affffb"/>
@@ -1117,7 +1139,7 @@
             <w:noProof/>
             <w:webHidden/>
           </w:rPr>
-          <w:instrText>PAGEREF _Toc231389598 \h</w:instrText>
+          <w:instrText>PAGEREF _Toc231393496 \h</w:instrText>
         </w:r>
         <w:r>
           <w:rPr>
@@ -1173,7 +1195,7 @@
           <w14:ligatures w14:val="standardContextual"/>
         </w:rPr>
       </w:pPr>
-      <w:hyperlink w:anchor="_Toc231389599" w:history="1">
+      <w:hyperlink w:anchor="_Toc231393497" w:history="1">
         <w:r>
           <w:rPr>
             <w:rStyle w:val="affffb"/>
@@ -1210,7 +1232,7 @@
             <w:noProof/>
             <w:webHidden/>
           </w:rPr>
-          <w:instrText>PAGEREF _Toc231389599 \h</w:instrText>
+          <w:instrText>PAGEREF _Toc231393497 \h</w:instrText>
         </w:r>
         <w:r>
           <w:rPr>
@@ -1266,7 +1288,7 @@
           <w14:ligatures w14:val="standardContextual"/>
         </w:rPr>
       </w:pPr>
-      <w:hyperlink w:anchor="_Toc231389600" w:history="1">
+      <w:hyperlink w:anchor="_Toc231393498" w:history="1">
         <w:r>
           <w:rPr>
             <w:rStyle w:val="affffb"/>
@@ -1303,7 +1325,7 @@
             <w:noProof/>
             <w:webHidden/>
           </w:rPr>
-          <w:instrText>PAGEREF _Toc231389600 \h</w:instrText>
+          <w:instrText>PAGEREF _Toc231393498 \h</w:instrText>
         </w:r>
         <w:r>
           <w:rPr>
@@ -1359,7 +1381,7 @@
           <w14:ligatures w14:val="standardContextual"/>
         </w:rPr>
       </w:pPr>
-      <w:hyperlink w:anchor="_Toc231389601" w:history="1">
+      <w:hyperlink w:anchor="_Toc231393499" w:history="1">
         <w:r>
           <w:rPr>
             <w:rStyle w:val="affffb"/>
@@ -1396,7 +1418,7 @@
             <w:noProof/>
             <w:webHidden/>
           </w:rPr>
-          <w:instrText>PAGEREF _Toc231389601 \h</w:instrText>
+          <w:instrText>PAGEREF _Toc231393499 \h</w:instrText>
         </w:r>
         <w:r>
           <w:rPr>
@@ -1449,7 +1471,7 @@
           <w14:ligatures w14:val="standardContextual"/>
         </w:rPr>
       </w:pPr>
-      <w:hyperlink w:anchor="_Toc231389602" w:history="1">
+      <w:hyperlink w:anchor="_Toc231393500" w:history="1">
         <w:r>
           <w:rPr>
             <w:rStyle w:val="affffb"/>
@@ -1499,7 +1521,7 @@
             <w:noProof/>
             <w:webHidden/>
           </w:rPr>
-          <w:instrText>PAGEREF _Toc231389602 \h</w:instrText>
+          <w:instrText>PAGEREF _Toc231393500 \h</w:instrText>
         </w:r>
         <w:r>
           <w:rPr>
@@ -1552,7 +1574,7 @@
           <w14:ligatures w14:val="standardContextual"/>
         </w:rPr>
       </w:pPr>
-      <w:hyperlink w:anchor="_Toc231389603" w:history="1">
+      <w:hyperlink w:anchor="_Toc231393501" w:history="1">
         <w:r>
           <w:rPr>
             <w:rStyle w:val="affffb"/>
@@ -1602,7 +1624,7 @@
             <w:noProof/>
             <w:webHidden/>
           </w:rPr>
-          <w:instrText>PAGEREF _Toc231389603 \h</w:instrText>
+          <w:instrText>PAGEREF _Toc231393501 \h</w:instrText>
         </w:r>
         <w:r>
           <w:rPr>
@@ -1655,7 +1677,7 @@
           <w14:ligatures w14:val="standardContextual"/>
         </w:rPr>
       </w:pPr>
-      <w:hyperlink w:anchor="_Toc231389604" w:history="1">
+      <w:hyperlink w:anchor="_Toc231393502" w:history="1">
         <w:r>
           <w:rPr>
             <w:rStyle w:val="affffb"/>
@@ -1705,7 +1727,7 @@
             <w:noProof/>
             <w:webHidden/>
           </w:rPr>
-          <w:instrText>PAGEREF _Toc231389604 \h</w:instrText>
+          <w:instrText>PAGEREF _Toc231393502 \h</w:instrText>
         </w:r>
         <w:r>
           <w:rPr>
@@ -1761,7 +1783,7 @@
           <w14:ligatures w14:val="standardContextual"/>
         </w:rPr>
       </w:pPr>
-      <w:hyperlink w:anchor="_Toc231389605" w:history="1">
+      <w:hyperlink w:anchor="_Toc231393503" w:history="1">
         <w:r>
           <w:rPr>
             <w:rStyle w:val="affffb"/>
@@ -1798,7 +1820,7 @@
             <w:noProof/>
             <w:webHidden/>
           </w:rPr>
-          <w:instrText>PAGEREF _Toc231389605 \h</w:instrText>
+          <w:instrText>PAGEREF _Toc231393503 \h</w:instrText>
         </w:r>
         <w:r>
           <w:rPr>
@@ -1851,7 +1873,7 @@
           <w14:ligatures w14:val="standardContextual"/>
         </w:rPr>
       </w:pPr>
-      <w:hyperlink w:anchor="_Toc231389606" w:history="1">
+      <w:hyperlink w:anchor="_Toc231393504" w:history="1">
         <w:r>
           <w:rPr>
             <w:rStyle w:val="affffb"/>
@@ -1901,7 +1923,7 @@
             <w:noProof/>
             <w:webHidden/>
           </w:rPr>
-          <w:instrText>PAGEREF _Toc231389606 \h</w:instrText>
+          <w:instrText>PAGEREF _Toc231393504 \h</w:instrText>
         </w:r>
         <w:r>
           <w:rPr>
@@ -1954,7 +1976,7 @@
           <w14:ligatures w14:val="standardContextual"/>
         </w:rPr>
       </w:pPr>
-      <w:hyperlink w:anchor="_Toc231389607" w:history="1">
+      <w:hyperlink w:anchor="_Toc231393505" w:history="1">
         <w:r>
           <w:rPr>
             <w:rStyle w:val="affffb"/>
@@ -2004,7 +2026,7 @@
             <w:noProof/>
             <w:webHidden/>
           </w:rPr>
-          <w:instrText>PAGEREF _Toc231389607 \h</w:instrText>
+          <w:instrText>PAGEREF _Toc231393505 \h</w:instrText>
         </w:r>
         <w:r>
           <w:rPr>
@@ -2057,7 +2079,7 @@
           <w14:ligatures w14:val="standardContextual"/>
         </w:rPr>
       </w:pPr>
-      <w:hyperlink w:anchor="_Toc231389608" w:history="1">
+      <w:hyperlink w:anchor="_Toc231393506" w:history="1">
         <w:r>
           <w:rPr>
             <w:rStyle w:val="affffb"/>
@@ -2107,7 +2129,7 @@
             <w:noProof/>
             <w:webHidden/>
           </w:rPr>
-          <w:instrText>PAGEREF _Toc231389608 \h</w:instrText>
+          <w:instrText>PAGEREF _Toc231393506 \h</w:instrText>
         </w:r>
         <w:r>
           <w:rPr>
@@ -2160,7 +2182,7 @@
           <w14:ligatures w14:val="standardContextual"/>
         </w:rPr>
       </w:pPr>
-      <w:hyperlink w:anchor="_Toc231389609" w:history="1">
+      <w:hyperlink w:anchor="_Toc231393507" w:history="1">
         <w:r>
           <w:rPr>
             <w:rStyle w:val="affffb"/>
@@ -2210,7 +2232,7 @@
             <w:noProof/>
             <w:webHidden/>
           </w:rPr>
-          <w:instrText>PAGEREF _Toc231389609 \h</w:instrText>
+          <w:instrText>PAGEREF _Toc231393507 \h</w:instrText>
         </w:r>
         <w:r>
           <w:rPr>
@@ -2263,7 +2285,7 @@
           <w14:ligatures w14:val="standardContextual"/>
         </w:rPr>
       </w:pPr>
-      <w:hyperlink w:anchor="_Toc231389610" w:history="1">
+      <w:hyperlink w:anchor="_Toc231393508" w:history="1">
         <w:r>
           <w:rPr>
             <w:rStyle w:val="affffb"/>
@@ -2313,7 +2335,7 @@
             <w:noProof/>
             <w:webHidden/>
           </w:rPr>
-          <w:instrText>PAGEREF _Toc231389610 \h</w:instrText>
+          <w:instrText>PAGEREF _Toc231393508 \h</w:instrText>
         </w:r>
         <w:r>
           <w:rPr>
@@ -2369,7 +2391,7 @@
           <w14:ligatures w14:val="standardContextual"/>
         </w:rPr>
       </w:pPr>
-      <w:hyperlink w:anchor="_Toc231389611" w:history="1">
+      <w:hyperlink w:anchor="_Toc231393509" w:history="1">
         <w:r>
           <w:rPr>
             <w:rStyle w:val="affffb"/>
@@ -2406,7 +2428,7 @@
             <w:noProof/>
             <w:webHidden/>
           </w:rPr>
-          <w:instrText>PAGEREF _Toc231389611 \h</w:instrText>
+          <w:instrText>PAGEREF _Toc231393509 \h</w:instrText>
         </w:r>
         <w:r>
           <w:rPr>
@@ -2459,7 +2481,7 @@
           <w14:ligatures w14:val="standardContextual"/>
         </w:rPr>
       </w:pPr>
-      <w:hyperlink w:anchor="_Toc231389612" w:history="1">
+      <w:hyperlink w:anchor="_Toc231393510" w:history="1">
         <w:r>
           <w:rPr>
             <w:rStyle w:val="affffb"/>
@@ -2509,7 +2531,7 @@
             <w:noProof/>
             <w:webHidden/>
           </w:rPr>
-          <w:instrText>PAGEREF _Toc231389612 \h</w:instrText>
+          <w:instrText>PAGEREF _Toc231393510 \h</w:instrText>
         </w:r>
         <w:r>
           <w:rPr>
@@ -2562,7 +2584,7 @@
           <w14:ligatures w14:val="standardContextual"/>
         </w:rPr>
       </w:pPr>
-      <w:hyperlink w:anchor="_Toc231389613" w:history="1">
+      <w:hyperlink w:anchor="_Toc231393511" w:history="1">
         <w:r>
           <w:rPr>
             <w:rStyle w:val="affffb"/>
@@ -2612,7 +2634,7 @@
             <w:noProof/>
             <w:webHidden/>
           </w:rPr>
-          <w:instrText>PAGEREF _Toc231389613 \h</w:instrText>
+          <w:instrText>PAGEREF _Toc231393511 \h</w:instrText>
         </w:r>
         <w:r>
           <w:rPr>
@@ -2665,7 +2687,7 @@
           <w14:ligatures w14:val="standardContextual"/>
         </w:rPr>
       </w:pPr>
-      <w:hyperlink w:anchor="_Toc231389614" w:history="1">
+      <w:hyperlink w:anchor="_Toc231393512" w:history="1">
         <w:r>
           <w:rPr>
             <w:rStyle w:val="affffb"/>
@@ -2715,7 +2737,7 @@
             <w:noProof/>
             <w:webHidden/>
           </w:rPr>
-          <w:instrText>PAGEREF _Toc231389614 \h</w:instrText>
+          <w:instrText>PAGEREF _Toc231393512 \h</w:instrText>
         </w:r>
         <w:r>
           <w:rPr>
@@ -2768,7 +2790,7 @@
           <w14:ligatures w14:val="standardContextual"/>
         </w:rPr>
       </w:pPr>
-      <w:hyperlink w:anchor="_Toc231389615" w:history="1">
+      <w:hyperlink w:anchor="_Toc231393513" w:history="1">
         <w:r>
           <w:rPr>
             <w:rStyle w:val="affffb"/>
@@ -2818,7 +2840,7 @@
             <w:noProof/>
             <w:webHidden/>
           </w:rPr>
-          <w:instrText>PAGEREF _Toc231389615 \h</w:instrText>
+          <w:instrText>PAGEREF _Toc231393513 \h</w:instrText>
         </w:r>
         <w:r>
           <w:rPr>
@@ -2874,7 +2896,7 @@
           <w14:ligatures w14:val="standardContextual"/>
         </w:rPr>
       </w:pPr>
-      <w:hyperlink w:anchor="_Toc231389616" w:history="1">
+      <w:hyperlink w:anchor="_Toc231393514" w:history="1">
         <w:r>
           <w:rPr>
             <w:rStyle w:val="affffb"/>
@@ -2911,7 +2933,7 @@
             <w:noProof/>
             <w:webHidden/>
           </w:rPr>
-          <w:instrText>PAGEREF _Toc231389616 \h</w:instrText>
+          <w:instrText>PAGEREF _Toc231393514 \h</w:instrText>
         </w:r>
         <w:r>
           <w:rPr>
@@ -2964,7 +2986,7 @@
           <w14:ligatures w14:val="standardContextual"/>
         </w:rPr>
       </w:pPr>
-      <w:hyperlink w:anchor="_Toc231389617" w:history="1">
+      <w:hyperlink w:anchor="_Toc231393515" w:history="1">
         <w:r>
           <w:rPr>
             <w:rStyle w:val="affffb"/>
@@ -3014,7 +3036,7 @@
             <w:noProof/>
             <w:webHidden/>
           </w:rPr>
-          <w:instrText>PAGEREF _Toc231389617 \h</w:instrText>
+          <w:instrText>PAGEREF _Toc231393515 \h</w:instrText>
         </w:r>
         <w:r>
           <w:rPr>
@@ -3067,7 +3089,7 @@
           <w14:ligatures w14:val="standardContextual"/>
         </w:rPr>
       </w:pPr>
-      <w:hyperlink w:anchor="_Toc231389618" w:history="1">
+      <w:hyperlink w:anchor="_Toc231393516" w:history="1">
         <w:r>
           <w:rPr>
             <w:rStyle w:val="affffb"/>
@@ -3117,7 +3139,7 @@
             <w:noProof/>
             <w:webHidden/>
           </w:rPr>
-          <w:instrText>PAGEREF _Toc231389618 \h</w:instrText>
+          <w:instrText>PAGEREF _Toc231393516 \h</w:instrText>
         </w:r>
         <w:r>
           <w:rPr>
@@ -3170,7 +3192,7 @@
           <w14:ligatures w14:val="standardContextual"/>
         </w:rPr>
       </w:pPr>
-      <w:hyperlink w:anchor="_Toc231389619" w:history="1">
+      <w:hyperlink w:anchor="_Toc231393517" w:history="1">
         <w:r>
           <w:rPr>
             <w:rStyle w:val="affffb"/>
@@ -3220,7 +3242,7 @@
             <w:noProof/>
             <w:webHidden/>
           </w:rPr>
-          <w:instrText>PAGEREF _Toc231389619 \h</w:instrText>
+          <w:instrText>PAGEREF _Toc231393517 \h</w:instrText>
         </w:r>
         <w:r>
           <w:rPr>
@@ -3273,7 +3295,7 @@
           <w14:ligatures w14:val="standardContextual"/>
         </w:rPr>
       </w:pPr>
-      <w:hyperlink w:anchor="_Toc231389620" w:history="1">
+      <w:hyperlink w:anchor="_Toc231393518" w:history="1">
         <w:r>
           <w:rPr>
             <w:rStyle w:val="affffb"/>
@@ -3323,7 +3345,7 @@
             <w:noProof/>
             <w:webHidden/>
           </w:rPr>
-          <w:instrText>PAGEREF _Toc231389620 \h</w:instrText>
+          <w:instrText>PAGEREF _Toc231393518 \h</w:instrText>
         </w:r>
         <w:r>
           <w:rPr>
@@ -3379,7 +3401,7 @@
           <w14:ligatures w14:val="standardContextual"/>
         </w:rPr>
       </w:pPr>
-      <w:hyperlink w:anchor="_Toc231389621" w:history="1">
+      <w:hyperlink w:anchor="_Toc231393519" w:history="1">
         <w:r>
           <w:rPr>
             <w:rStyle w:val="affffb"/>
@@ -3416,7 +3438,7 @@
             <w:noProof/>
             <w:webHidden/>
           </w:rPr>
-          <w:instrText>PAGEREF _Toc231389621 \h</w:instrText>
+          <w:instrText>PAGEREF _Toc231393519 \h</w:instrText>
         </w:r>
         <w:r>
           <w:rPr>
@@ -3469,7 +3491,7 @@
           <w14:ligatures w14:val="standardContextual"/>
         </w:rPr>
       </w:pPr>
-      <w:hyperlink w:anchor="_Toc231389622" w:history="1">
+      <w:hyperlink w:anchor="_Toc231393520" w:history="1">
         <w:r>
           <w:rPr>
             <w:rStyle w:val="affffb"/>
@@ -3519,7 +3541,7 @@
             <w:noProof/>
             <w:webHidden/>
           </w:rPr>
-          <w:instrText>PAGEREF _Toc231389622 \h</w:instrText>
+          <w:instrText>PAGEREF _Toc231393520 \h</w:instrText>
         </w:r>
         <w:r>
           <w:rPr>
@@ -3572,7 +3594,7 @@
           <w14:ligatures w14:val="standardContextual"/>
         </w:rPr>
       </w:pPr>
-      <w:hyperlink w:anchor="_Toc231389623" w:history="1">
+      <w:hyperlink w:anchor="_Toc231393521" w:history="1">
         <w:r>
           <w:rPr>
             <w:rStyle w:val="affffb"/>
@@ -3622,7 +3644,7 @@
             <w:noProof/>
             <w:webHidden/>
           </w:rPr>
-          <w:instrText>PAGEREF _Toc231389623 \h</w:instrText>
+          <w:instrText>PAGEREF _Toc231393521 \h</w:instrText>
         </w:r>
         <w:r>
           <w:rPr>
@@ -3678,7 +3700,7 @@
           <w14:ligatures w14:val="standardContextual"/>
         </w:rPr>
       </w:pPr>
-      <w:hyperlink w:anchor="_Toc231389624" w:history="1">
+      <w:hyperlink w:anchor="_Toc231393522" w:history="1">
         <w:r>
           <w:rPr>
             <w:rStyle w:val="affffb"/>
@@ -3715,7 +3737,7 @@
             <w:noProof/>
             <w:webHidden/>
           </w:rPr>
-          <w:instrText>PAGEREF _Toc231389624 \h</w:instrText>
+          <w:instrText>PAGEREF _Toc231393522 \h</w:instrText>
         </w:r>
         <w:r>
           <w:rPr>
@@ -3768,7 +3790,7 @@
           <w14:ligatures w14:val="standardContextual"/>
         </w:rPr>
       </w:pPr>
-      <w:hyperlink w:anchor="_Toc231389625" w:history="1">
+      <w:hyperlink w:anchor="_Toc231393523" w:history="1">
         <w:r>
           <w:rPr>
             <w:rStyle w:val="affffb"/>
@@ -3818,7 +3840,7 @@
             <w:noProof/>
             <w:webHidden/>
           </w:rPr>
-          <w:instrText>PAGEREF _Toc231389625 \h</w:instrText>
+          <w:instrText>PAGEREF _Toc231393523 \h</w:instrText>
         </w:r>
         <w:r>
           <w:rPr>
@@ -3871,7 +3893,7 @@
           <w14:ligatures w14:val="standardContextual"/>
         </w:rPr>
       </w:pPr>
-      <w:hyperlink w:anchor="_Toc231389626" w:history="1">
+      <w:hyperlink w:anchor="_Toc231393524" w:history="1">
         <w:r>
           <w:rPr>
             <w:rStyle w:val="affffb"/>
@@ -3921,7 +3943,7 @@
             <w:noProof/>
             <w:webHidden/>
           </w:rPr>
-          <w:instrText>PAGEREF _Toc231389626 \h</w:instrText>
+          <w:instrText>PAGEREF _Toc231393524 \h</w:instrText>
         </w:r>
         <w:r>
           <w:rPr>
@@ -3974,7 +3996,7 @@
           <w14:ligatures w14:val="standardContextual"/>
         </w:rPr>
       </w:pPr>
-      <w:hyperlink w:anchor="_Toc231389627" w:history="1">
+      <w:hyperlink w:anchor="_Toc231393525" w:history="1">
         <w:r>
           <w:rPr>
             <w:rStyle w:val="affffb"/>
@@ -4024,7 +4046,7 @@
             <w:noProof/>
             <w:webHidden/>
           </w:rPr>
-          <w:instrText>PAGEREF _Toc231389627 \h</w:instrText>
+          <w:instrText>PAGEREF _Toc231393525 \h</w:instrText>
         </w:r>
         <w:r>
           <w:rPr>
@@ -4080,7 +4102,7 @@
           <w14:ligatures w14:val="standardContextual"/>
         </w:rPr>
       </w:pPr>
-      <w:hyperlink w:anchor="_Toc231389628" w:history="1">
+      <w:hyperlink w:anchor="_Toc231393526" w:history="1">
         <w:r>
           <w:rPr>
             <w:rStyle w:val="affffb"/>
@@ -4117,7 +4139,7 @@
             <w:noProof/>
             <w:webHidden/>
           </w:rPr>
-          <w:instrText>PAGEREF _Toc231389628 \h</w:instrText>
+          <w:instrText>PAGEREF _Toc231393526 \h</w:instrText>
         </w:r>
         <w:r>
           <w:rPr>
@@ -4170,7 +4192,7 @@
           <w14:ligatures w14:val="standardContextual"/>
         </w:rPr>
       </w:pPr>
-      <w:hyperlink w:anchor="_Toc231389629" w:history="1">
+      <w:hyperlink w:anchor="_Toc231393527" w:history="1">
         <w:r>
           <w:rPr>
             <w:rStyle w:val="affffb"/>
@@ -4220,7 +4242,7 @@
             <w:noProof/>
             <w:webHidden/>
           </w:rPr>
-          <w:instrText>PAGEREF _Toc231389629 \h</w:instrText>
+          <w:instrText>PAGEREF _Toc231393527 \h</w:instrText>
         </w:r>
         <w:r>
           <w:rPr>
@@ -4273,7 +4295,7 @@
           <w14:ligatures w14:val="standardContextual"/>
         </w:rPr>
       </w:pPr>
-      <w:hyperlink w:anchor="_Toc231389630" w:history="1">
+      <w:hyperlink w:anchor="_Toc231393528" w:history="1">
         <w:r>
           <w:rPr>
             <w:rStyle w:val="affffb"/>
@@ -4323,7 +4345,7 @@
             <w:noProof/>
             <w:webHidden/>
           </w:rPr>
-          <w:instrText>PAGEREF _Toc231389630 \h</w:instrText>
+          <w:instrText>PAGEREF _Toc231393528 \h</w:instrText>
         </w:r>
         <w:r>
           <w:rPr>
@@ -4376,7 +4398,7 @@
           <w14:ligatures w14:val="standardContextual"/>
         </w:rPr>
       </w:pPr>
-      <w:hyperlink w:anchor="_Toc231389631" w:history="1">
+      <w:hyperlink w:anchor="_Toc231393529" w:history="1">
         <w:r>
           <w:rPr>
             <w:rStyle w:val="affffb"/>
@@ -4426,7 +4448,7 @@
             <w:noProof/>
             <w:webHidden/>
           </w:rPr>
-          <w:instrText>PAGEREF _Toc231389631 \h</w:instrText>
+          <w:instrText>PAGEREF _Toc231393529 \h</w:instrText>
         </w:r>
         <w:r>
           <w:rPr>
@@ -4482,7 +4504,7 @@
           <w14:ligatures w14:val="standardContextual"/>
         </w:rPr>
       </w:pPr>
-      <w:hyperlink w:anchor="_Toc231389632" w:history="1">
+      <w:hyperlink w:anchor="_Toc231393530" w:history="1">
         <w:r>
           <w:rPr>
             <w:rStyle w:val="affffb"/>
@@ -4535,7 +4557,7 @@
             <w:noProof/>
             <w:webHidden/>
           </w:rPr>
-          <w:instrText>PAGEREF _Toc231389632 \h</w:instrText>
+          <w:instrText>PAGEREF _Toc231393530 \h</w:instrText>
         </w:r>
         <w:r>
           <w:rPr>
@@ -4591,7 +4613,7 @@
           <w14:ligatures w14:val="standardContextual"/>
         </w:rPr>
       </w:pPr>
-      <w:hyperlink w:anchor="_Toc231389633" w:history="1">
+      <w:hyperlink w:anchor="_Toc231393531" w:history="1">
         <w:r>
           <w:rPr>
             <w:rStyle w:val="affffb"/>
@@ -4628,7 +4650,7 @@
             <w:noProof/>
             <w:webHidden/>
           </w:rPr>
-          <w:instrText>PAGEREF _Toc231389633 \h</w:instrText>
+          <w:instrText>PAGEREF _Toc231393531 \h</w:instrText>
         </w:r>
         <w:r>
           <w:rPr>
@@ -4684,7 +4706,7 @@
           <w14:ligatures w14:val="standardContextual"/>
         </w:rPr>
       </w:pPr>
-      <w:hyperlink w:anchor="_Toc231389634" w:history="1">
+      <w:hyperlink w:anchor="_Toc231393532" w:history="1">
         <w:r>
           <w:rPr>
             <w:rStyle w:val="affffb"/>
@@ -4721,7 +4743,7 @@
             <w:noProof/>
             <w:webHidden/>
           </w:rPr>
-          <w:instrText>PAGEREF _Toc231389634 \h</w:instrText>
+          <w:instrText>PAGEREF _Toc231393532 \h</w:instrText>
         </w:r>
         <w:r>
           <w:rPr>
@@ -4777,7 +4799,7 @@
           <w14:ligatures w14:val="standardContextual"/>
         </w:rPr>
       </w:pPr>
-      <w:hyperlink w:anchor="_Toc231389635" w:history="1">
+      <w:hyperlink w:anchor="_Toc231393533" w:history="1">
         <w:r>
           <w:rPr>
             <w:rStyle w:val="affffb"/>
@@ -4814,7 +4836,7 @@
             <w:noProof/>
             <w:webHidden/>
           </w:rPr>
-          <w:instrText>PAGEREF _Toc231389635 \h</w:instrText>
+          <w:instrText>PAGEREF _Toc231393533 \h</w:instrText>
         </w:r>
         <w:r>
           <w:rPr>
@@ -4870,7 +4892,7 @@
           <w14:ligatures w14:val="standardContextual"/>
         </w:rPr>
       </w:pPr>
-      <w:hyperlink w:anchor="_Toc231389636" w:history="1">
+      <w:hyperlink w:anchor="_Toc231393534" w:history="1">
         <w:r>
           <w:rPr>
             <w:rStyle w:val="affffb"/>
@@ -4923,7 +4945,7 @@
             <w:noProof/>
             <w:webHidden/>
           </w:rPr>
-          <w:instrText>PAGEREF _Toc231389636 \h</w:instrText>
+          <w:instrText>PAGEREF _Toc231393534 \h</w:instrText>
         </w:r>
         <w:r>
           <w:rPr>
@@ -4979,7 +5001,7 @@
           <w14:ligatures w14:val="standardContextual"/>
         </w:rPr>
       </w:pPr>
-      <w:hyperlink w:anchor="_Toc231389637" w:history="1">
+      <w:hyperlink w:anchor="_Toc231393535" w:history="1">
         <w:r>
           <w:rPr>
             <w:rStyle w:val="affffb"/>
@@ -5016,7 +5038,7 @@
             <w:noProof/>
             <w:webHidden/>
           </w:rPr>
-          <w:instrText>PAGEREF _Toc231389637 \h</w:instrText>
+          <w:instrText>PAGEREF _Toc231393535 \h</w:instrText>
         </w:r>
         <w:r>
           <w:rPr>
@@ -5072,7 +5094,7 @@
           <w14:ligatures w14:val="standardContextual"/>
         </w:rPr>
       </w:pPr>
-      <w:hyperlink w:anchor="_Toc231389638" w:history="1">
+      <w:hyperlink w:anchor="_Toc231393536" w:history="1">
         <w:r>
           <w:rPr>
             <w:rStyle w:val="affffb"/>
@@ -5109,7 +5131,7 @@
             <w:noProof/>
             <w:webHidden/>
           </w:rPr>
-          <w:instrText>PAGEREF _Toc231389638 \h</w:instrText>
+          <w:instrText>PAGEREF _Toc231393536 \h</w:instrText>
         </w:r>
         <w:r>
           <w:rPr>
@@ -5165,13 +5187,21 @@
           <w14:ligatures w14:val="standardContextual"/>
         </w:rPr>
       </w:pPr>
-      <w:hyperlink w:anchor="_Toc231389639" w:history="1">
+      <w:hyperlink w:anchor="_Toc231393537" w:history="1">
         <w:r>
           <w:rPr>
             <w:rStyle w:val="affffb"/>
             <w:noProof/>
-          </w:rPr>
-          <w:t>参考文献</w:t>
+            <w:spacing w:val="105"/>
+          </w:rPr>
+          <w:t>参考文</w:t>
+        </w:r>
+        <w:r>
+          <w:rPr>
+            <w:rStyle w:val="affffb"/>
+            <w:noProof/>
+          </w:rPr>
+          <w:t>献</w:t>
         </w:r>
         <w:r>
           <w:rPr>
@@ -5202,7 +5232,7 @@
             <w:noProof/>
             <w:webHidden/>
           </w:rPr>
-          <w:instrText>PAGEREF _Toc231389639 \h</w:instrText>
+          <w:instrText>PAGEREF _Toc231393537 \h</w:instrText>
         </w:r>
         <w:r>
           <w:rPr>
@@ -5258,13 +5288,21 @@
           <w14:ligatures w14:val="standardContextual"/>
         </w:rPr>
       </w:pPr>
-      <w:hyperlink w:anchor="_Toc231389640" w:history="1">
+      <w:hyperlink w:anchor="_Toc231393538" w:history="1">
         <w:r>
           <w:rPr>
             <w:rStyle w:val="affffb"/>
             <w:noProof/>
-          </w:rPr>
-          <w:t>索引</w:t>
+            <w:spacing w:val="210"/>
+          </w:rPr>
+          <w:t>索</w:t>
+        </w:r>
+        <w:r>
+          <w:rPr>
+            <w:rStyle w:val="affffb"/>
+            <w:noProof/>
+          </w:rPr>
+          <w:t>引</w:t>
         </w:r>
         <w:r>
           <w:rPr>
@@ -5295,7 +5333,7 @@
             <w:noProof/>
             <w:webHidden/>
           </w:rPr>
-          <w:instrText>PAGEREF _Toc231389640 \h</w:instrText>
+          <w:instrText>PAGEREF _Toc231393538 \h</w:instrText>
         </w:r>
         <w:r>
           <w:rPr>
@@ -5361,10 +5399,16 @@
         <w:pStyle w:val="a6"/>
         <w:spacing w:after="360"/>
       </w:pPr>
-      <w:bookmarkStart w:id="19" w:name="_Toc231389596"/>
-      <w:r>
+      <w:bookmarkStart w:id="19" w:name="_Toc231393494"/>
+      <w:r>
+        <w:rPr>
+          <w:spacing w:val="320"/>
+        </w:rPr>
         <w:lastRenderedPageBreak/>
-        <w:t>前言</w:t>
+        <w:t>前</w:t>
+      </w:r>
+      <w:r>
+        <w:t>言</w:t>
       </w:r>
       <w:bookmarkEnd w:id="19"/>
     </w:p>
@@ -5468,10 +5512,16 @@
         <w:pStyle w:val="a6"/>
         <w:spacing w:after="360"/>
       </w:pPr>
-      <w:bookmarkStart w:id="20" w:name="_Toc231389597"/>
-      <w:r>
+      <w:bookmarkStart w:id="20" w:name="_Toc231393495"/>
+      <w:r>
+        <w:rPr>
+          <w:spacing w:val="320"/>
+        </w:rPr>
         <w:lastRenderedPageBreak/>
-        <w:t>引言</w:t>
+        <w:t>引</w:t>
+      </w:r>
+      <w:r>
+        <w:t>言</w:t>
       </w:r>
       <w:bookmarkEnd w:id="20"/>
     </w:p>
@@ -5560,7 +5610,7 @@
         <w:pStyle w:val="affc"/>
         <w:spacing w:before="240" w:after="240"/>
       </w:pPr>
-      <w:bookmarkStart w:id="21" w:name="_Toc231389598"/>
+      <w:bookmarkStart w:id="21" w:name="_Toc231393496"/>
       <w:r>
         <w:t>范围</w:t>
       </w:r>
@@ -5595,7 +5645,7 @@
         <w:pStyle w:val="affc"/>
         <w:spacing w:before="240" w:after="240"/>
       </w:pPr>
-      <w:bookmarkStart w:id="22" w:name="_Toc231389599"/>
+      <w:bookmarkStart w:id="22" w:name="_Toc231393497"/>
       <w:r>
         <w:t>规范性引用文件</w:t>
       </w:r>
@@ -5783,7 +5833,7 @@
         <w:pStyle w:val="affc"/>
         <w:spacing w:before="240" w:after="240"/>
       </w:pPr>
-      <w:bookmarkStart w:id="35" w:name="_Toc231389600"/>
+      <w:bookmarkStart w:id="35" w:name="_Toc231393498"/>
       <w:r>
         <w:t>术语和定义</w:t>
       </w:r>
@@ -5812,7 +5862,13 @@
         <w:t>地热温泉</w:t>
       </w:r>
       <w:r>
-        <w:t xml:space="preserve">　geothermal hot spring</w:t>
+        <w:t xml:space="preserve">　</w:t>
+      </w:r>
+      <w:r>
+        <w:rPr>
+          <w:b/>
+        </w:rPr>
+        <w:t>geothermal hot spring</w:t>
       </w:r>
     </w:p>
     <w:p>
@@ -5856,7 +5912,13 @@
         <w:t>热储</w:t>
       </w:r>
       <w:r>
-        <w:t xml:space="preserve">　geothermal reservoir</w:t>
+        <w:t xml:space="preserve">　</w:t>
+      </w:r>
+      <w:r>
+        <w:rPr>
+          <w:b/>
+        </w:rPr>
+        <w:t>geothermal reservoir</w:t>
       </w:r>
     </w:p>
     <w:p>
@@ -5882,7 +5944,13 @@
         <w:t>地热流体</w:t>
       </w:r>
       <w:r>
-        <w:t xml:space="preserve">　geothermal fluid</w:t>
+        <w:t xml:space="preserve">　</w:t>
+      </w:r>
+      <w:r>
+        <w:rPr>
+          <w:b/>
+        </w:rPr>
+        <w:t>geothermal fluid</w:t>
       </w:r>
     </w:p>
     <w:p>
@@ -5908,7 +5976,13 @@
         <w:t>温泉水温</w:t>
       </w:r>
       <w:r>
-        <w:t xml:space="preserve">　spring water temperature</w:t>
+        <w:t xml:space="preserve">　</w:t>
+      </w:r>
+      <w:r>
+        <w:rPr>
+          <w:b/>
+        </w:rPr>
+        <w:t>spring water temperature</w:t>
       </w:r>
     </w:p>
     <w:p>
@@ -5977,7 +6051,13 @@
         <w:t>允许开采量</w:t>
       </w:r>
       <w:r>
-        <w:t xml:space="preserve">　permissible exploitation amount</w:t>
+        <w:t xml:space="preserve">　</w:t>
+      </w:r>
+      <w:r>
+        <w:rPr>
+          <w:b/>
+        </w:rPr>
+        <w:t>permissible exploitation amount</w:t>
       </w:r>
     </w:p>
     <w:p>
@@ -6009,7 +6089,13 @@
         <w:t>热储温度</w:t>
       </w:r>
       <w:r>
-        <w:t xml:space="preserve">　reservoir temperature</w:t>
+        <w:t xml:space="preserve">　</w:t>
+      </w:r>
+      <w:r>
+        <w:rPr>
+          <w:b/>
+        </w:rPr>
+        <w:t>reservoir temperature</w:t>
       </w:r>
     </w:p>
     <w:p>
@@ -6035,7 +6121,13 @@
         <w:t>地热回灌</w:t>
       </w:r>
       <w:r>
-        <w:t xml:space="preserve">　geothermal reinjection</w:t>
+        <w:t xml:space="preserve">　</w:t>
+      </w:r>
+      <w:r>
+        <w:rPr>
+          <w:b/>
+        </w:rPr>
+        <w:t>geothermal reinjection</w:t>
       </w:r>
     </w:p>
     <w:p>
@@ -6061,7 +6153,13 @@
         <w:t>尾水</w:t>
       </w:r>
       <w:r>
-        <w:t xml:space="preserve">　spent water</w:t>
+        <w:t xml:space="preserve">　</w:t>
+      </w:r>
+      <w:r>
+        <w:rPr>
+          <w:b/>
+        </w:rPr>
+        <w:t>spent water</w:t>
       </w:r>
     </w:p>
     <w:p>
@@ -6087,7 +6185,13 @@
         <w:t>水化学类型</w:t>
       </w:r>
       <w:r>
-        <w:t xml:space="preserve">　hydrochemical type</w:t>
+        <w:t xml:space="preserve">　</w:t>
+      </w:r>
+      <w:r>
+        <w:rPr>
+          <w:b/>
+        </w:rPr>
+        <w:t>hydrochemical type</w:t>
       </w:r>
     </w:p>
     <w:p>
@@ -6125,7 +6229,13 @@
         <w:t>同位素示踪</w:t>
       </w:r>
       <w:r>
-        <w:t xml:space="preserve">　isotope tracing</w:t>
+        <w:t xml:space="preserve">　</w:t>
+      </w:r>
+      <w:r>
+        <w:rPr>
+          <w:b/>
+        </w:rPr>
+        <w:t>isotope tracing</w:t>
       </w:r>
     </w:p>
     <w:p>
@@ -6166,7 +6276,7 @@
         <w:pStyle w:val="affc"/>
         <w:spacing w:before="240" w:after="240"/>
       </w:pPr>
-      <w:bookmarkStart w:id="36" w:name="_Toc231389601"/>
+      <w:bookmarkStart w:id="36" w:name="_Toc231393499"/>
       <w:r>
         <w:t>基本规定</w:t>
       </w:r>
@@ -6177,7 +6287,7 @@
         <w:pStyle w:val="affd"/>
         <w:spacing w:before="120" w:after="120"/>
       </w:pPr>
-      <w:bookmarkStart w:id="37" w:name="_Toc231389602"/>
+      <w:bookmarkStart w:id="37" w:name="_Toc231393500"/>
       <w:r>
         <w:t>开发利用原则</w:t>
       </w:r>
@@ -6243,7 +6353,7 @@
         <w:pStyle w:val="affd"/>
         <w:spacing w:before="120" w:after="120"/>
       </w:pPr>
-      <w:bookmarkStart w:id="38" w:name="_Toc231389603"/>
+      <w:bookmarkStart w:id="38" w:name="_Toc231393501"/>
       <w:r>
         <w:t>一般规定</w:t>
       </w:r>
@@ -6294,7 +6404,7 @@
         <w:pStyle w:val="affd"/>
         <w:spacing w:before="120" w:after="120"/>
       </w:pPr>
-      <w:bookmarkStart w:id="39" w:name="_Toc231389604"/>
+      <w:bookmarkStart w:id="39" w:name="_Toc231393502"/>
       <w:r>
         <w:t>开发利用方式</w:t>
       </w:r>
@@ -6353,7 +6463,7 @@
         <w:pStyle w:val="affc"/>
         <w:spacing w:before="240" w:after="240"/>
       </w:pPr>
-      <w:bookmarkStart w:id="40" w:name="_Toc231389605"/>
+      <w:bookmarkStart w:id="40" w:name="_Toc231393503"/>
       <w:r>
         <w:t>资源勘查与评价</w:t>
       </w:r>
@@ -6364,7 +6474,7 @@
         <w:pStyle w:val="affd"/>
         <w:spacing w:before="120" w:after="120"/>
       </w:pPr>
-      <w:bookmarkStart w:id="41" w:name="_Toc231389606"/>
+      <w:bookmarkStart w:id="41" w:name="_Toc231393504"/>
       <w:r>
         <w:t>勘查阶段</w:t>
       </w:r>
@@ -6425,7 +6535,7 @@
         <w:pStyle w:val="affd"/>
         <w:spacing w:before="120" w:after="120"/>
       </w:pPr>
-      <w:bookmarkStart w:id="42" w:name="_Toc231389607"/>
+      <w:bookmarkStart w:id="42" w:name="_Toc231393505"/>
       <w:r>
         <w:t>勘查内容</w:t>
       </w:r>
@@ -6493,7 +6603,7 @@
         <w:pStyle w:val="affd"/>
         <w:spacing w:before="120" w:after="120"/>
       </w:pPr>
-      <w:bookmarkStart w:id="43" w:name="_Toc231389608"/>
+      <w:bookmarkStart w:id="43" w:name="_Toc231393506"/>
       <w:r>
         <w:t>水化学与同位素分析</w:t>
       </w:r>
@@ -6584,7 +6694,7 @@
         <w:pStyle w:val="affd"/>
         <w:spacing w:before="120" w:after="120"/>
       </w:pPr>
-      <w:bookmarkStart w:id="44" w:name="_Toc231389609"/>
+      <w:bookmarkStart w:id="44" w:name="_Toc231393507"/>
       <w:r>
         <w:t>热储温度与循环深度估算</w:t>
       </w:r>
@@ -6947,7 +7057,7 @@
         <w:pStyle w:val="affd"/>
         <w:spacing w:before="120" w:after="120"/>
       </w:pPr>
-      <w:bookmarkStart w:id="47" w:name="_Toc231389610"/>
+      <w:bookmarkStart w:id="47" w:name="_Toc231393508"/>
       <w:r>
         <w:t>资源量评价</w:t>
       </w:r>
@@ -6995,7 +7105,7 @@
         <w:pStyle w:val="affc"/>
         <w:spacing w:before="240" w:after="240"/>
       </w:pPr>
-      <w:bookmarkStart w:id="48" w:name="_Toc231389611"/>
+      <w:bookmarkStart w:id="48" w:name="_Toc231393509"/>
       <w:r>
         <w:t>开采技术要求</w:t>
       </w:r>
@@ -7006,7 +7116,7 @@
         <w:pStyle w:val="affd"/>
         <w:spacing w:before="120" w:after="120"/>
       </w:pPr>
-      <w:bookmarkStart w:id="49" w:name="_Toc231389612"/>
+      <w:bookmarkStart w:id="49" w:name="_Toc231393510"/>
       <w:r>
         <w:t>钻井设计</w:t>
       </w:r>
@@ -7049,7 +7159,7 @@
         <w:pStyle w:val="affd"/>
         <w:spacing w:before="120" w:after="120"/>
       </w:pPr>
-      <w:bookmarkStart w:id="50" w:name="_Toc231389613"/>
+      <w:bookmarkStart w:id="50" w:name="_Toc231393511"/>
       <w:r>
         <w:t>抽采与流量控制</w:t>
       </w:r>
@@ -7098,7 +7208,7 @@
         <w:pStyle w:val="affd"/>
         <w:spacing w:before="120" w:after="120"/>
       </w:pPr>
-      <w:bookmarkStart w:id="51" w:name="_Toc231389614"/>
+      <w:bookmarkStart w:id="51" w:name="_Toc231393512"/>
       <w:r>
         <w:t>井口安全防护</w:t>
       </w:r>
@@ -7145,7 +7255,7 @@
         <w:pStyle w:val="affd"/>
         <w:spacing w:before="120" w:after="120"/>
       </w:pPr>
-      <w:bookmarkStart w:id="52" w:name="_Toc231389615"/>
+      <w:bookmarkStart w:id="52" w:name="_Toc231393513"/>
       <w:r>
         <w:t>热能梯级利用设施</w:t>
       </w:r>
@@ -7180,7 +7290,7 @@
         <w:pStyle w:val="affc"/>
         <w:spacing w:before="240" w:after="240"/>
       </w:pPr>
-      <w:bookmarkStart w:id="53" w:name="_Toc231389616"/>
+      <w:bookmarkStart w:id="53" w:name="_Toc231393514"/>
       <w:r>
         <w:t>温泉利用分类与要求</w:t>
       </w:r>
@@ -7191,7 +7301,7 @@
         <w:pStyle w:val="affd"/>
         <w:spacing w:before="120" w:after="120"/>
       </w:pPr>
-      <w:bookmarkStart w:id="54" w:name="_Toc231389617"/>
+      <w:bookmarkStart w:id="54" w:name="_Toc231393515"/>
       <w:r>
         <w:t>温泉利用分类</w:t>
       </w:r>
@@ -7901,7 +8011,7 @@
         <w:pStyle w:val="affd"/>
         <w:spacing w:before="120" w:after="120"/>
       </w:pPr>
-      <w:bookmarkStart w:id="59" w:name="_Toc231389618"/>
+      <w:bookmarkStart w:id="59" w:name="_Toc231393516"/>
       <w:r>
         <w:t>医疗保健利用要求</w:t>
       </w:r>
@@ -7942,7 +8052,7 @@
         <w:pStyle w:val="affd"/>
         <w:spacing w:before="120" w:after="120"/>
       </w:pPr>
-      <w:bookmarkStart w:id="60" w:name="_Toc231389619"/>
+      <w:bookmarkStart w:id="60" w:name="_Toc231393517"/>
       <w:r>
         <w:t>供暖与供冷利用要求</w:t>
       </w:r>
@@ -7989,7 +8099,7 @@
         <w:pStyle w:val="affd"/>
         <w:spacing w:before="120" w:after="120"/>
       </w:pPr>
-      <w:bookmarkStart w:id="61" w:name="_Toc231389620"/>
+      <w:bookmarkStart w:id="61" w:name="_Toc231393518"/>
       <w:r>
         <w:t>农业及水产养殖利用要求</w:t>
       </w:r>
@@ -8024,7 +8134,7 @@
         <w:pStyle w:val="affc"/>
         <w:spacing w:before="240" w:after="240"/>
       </w:pPr>
-      <w:bookmarkStart w:id="62" w:name="_Toc231389621"/>
+      <w:bookmarkStart w:id="62" w:name="_Toc231393519"/>
       <w:r>
         <w:t>回灌与尾水处理</w:t>
       </w:r>
@@ -8035,7 +8145,7 @@
         <w:pStyle w:val="affd"/>
         <w:spacing w:before="120" w:after="120"/>
       </w:pPr>
-      <w:bookmarkStart w:id="63" w:name="_Toc231389622"/>
+      <w:bookmarkStart w:id="63" w:name="_Toc231393520"/>
       <w:r>
         <w:t>回灌技术要求</w:t>
       </w:r>
@@ -8163,7 +8273,7 @@
         <w:pStyle w:val="affd"/>
         <w:spacing w:before="120" w:after="120"/>
       </w:pPr>
-      <w:bookmarkStart w:id="64" w:name="_Toc231389623"/>
+      <w:bookmarkStart w:id="64" w:name="_Toc231393521"/>
       <w:r>
         <w:t>尾水处理与排放</w:t>
       </w:r>
@@ -8230,7 +8340,7 @@
         <w:pStyle w:val="affc"/>
         <w:spacing w:before="240" w:after="240"/>
       </w:pPr>
-      <w:bookmarkStart w:id="65" w:name="_Toc231389624"/>
+      <w:bookmarkStart w:id="65" w:name="_Toc231393522"/>
       <w:r>
         <w:lastRenderedPageBreak/>
         <w:t>环境保护与监测</w:t>
@@ -8242,7 +8352,7 @@
         <w:pStyle w:val="affd"/>
         <w:spacing w:before="120" w:after="120"/>
       </w:pPr>
-      <w:bookmarkStart w:id="66" w:name="_Toc231389625"/>
+      <w:bookmarkStart w:id="66" w:name="_Toc231393523"/>
       <w:r>
         <w:t>环境保护要求</w:t>
       </w:r>
@@ -8277,7 +8387,7 @@
         <w:pStyle w:val="affd"/>
         <w:spacing w:before="120" w:after="120"/>
       </w:pPr>
-      <w:bookmarkStart w:id="67" w:name="_Toc231389626"/>
+      <w:bookmarkStart w:id="67" w:name="_Toc231393524"/>
       <w:r>
         <w:t>监测内容与频率</w:t>
       </w:r>
@@ -8831,7 +8941,7 @@
         <w:pStyle w:val="affd"/>
         <w:spacing w:before="120" w:after="120"/>
       </w:pPr>
-      <w:bookmarkStart w:id="72" w:name="_Toc231389627"/>
+      <w:bookmarkStart w:id="72" w:name="_Toc231393525"/>
       <w:r>
         <w:t>监测数据管理</w:t>
       </w:r>
@@ -8866,7 +8976,7 @@
         <w:pStyle w:val="affc"/>
         <w:spacing w:before="240" w:after="240"/>
       </w:pPr>
-      <w:bookmarkStart w:id="73" w:name="_Toc231389628"/>
+      <w:bookmarkStart w:id="73" w:name="_Toc231393526"/>
       <w:r>
         <w:t>安全管理</w:t>
       </w:r>
@@ -8877,7 +8987,7 @@
         <w:pStyle w:val="affd"/>
         <w:spacing w:before="120" w:after="120"/>
       </w:pPr>
-      <w:bookmarkStart w:id="74" w:name="_Toc231389629"/>
+      <w:bookmarkStart w:id="74" w:name="_Toc231393527"/>
       <w:r>
         <w:t>人员安全</w:t>
       </w:r>
@@ -8942,7 +9052,7 @@
         <w:pStyle w:val="affd"/>
         <w:spacing w:before="120" w:after="120"/>
       </w:pPr>
-      <w:bookmarkStart w:id="75" w:name="_Toc231389630"/>
+      <w:bookmarkStart w:id="75" w:name="_Toc231393528"/>
       <w:r>
         <w:t>设备安全</w:t>
       </w:r>
@@ -8977,7 +9087,7 @@
         <w:pStyle w:val="affd"/>
         <w:spacing w:before="120" w:after="120"/>
       </w:pPr>
-      <w:bookmarkStart w:id="76" w:name="_Toc231389631"/>
+      <w:bookmarkStart w:id="76" w:name="_Toc231393529"/>
       <w:r>
         <w:t>应急管理</w:t>
       </w:r>
@@ -9031,7 +9141,7 @@
         <w:lastRenderedPageBreak/>
         <w:br/>
       </w:r>
-      <w:bookmarkStart w:id="77" w:name="_Toc231389632"/>
+      <w:bookmarkStart w:id="77" w:name="_Toc231393530"/>
       <w:r>
         <w:t>（规范性）</w:t>
       </w:r>
@@ -9051,7 +9161,7 @@
         <w:pStyle w:val="aff4"/>
         <w:spacing w:before="120" w:after="120"/>
       </w:pPr>
-      <w:bookmarkStart w:id="78" w:name="_Toc231389633"/>
+      <w:bookmarkStart w:id="78" w:name="_Toc231393531"/>
       <w:r>
         <w:t>适用范围</w:t>
       </w:r>
@@ -9071,7 +9181,7 @@
         <w:pStyle w:val="aff4"/>
         <w:spacing w:before="120" w:after="120"/>
       </w:pPr>
-      <w:bookmarkStart w:id="79" w:name="_Toc231389634"/>
+      <w:bookmarkStart w:id="79" w:name="_Toc231393532"/>
       <w:r>
         <w:t>水质分类</w:t>
       </w:r>
@@ -9916,7 +10026,7 @@
         <w:pStyle w:val="aff4"/>
         <w:spacing w:before="120" w:after="120"/>
       </w:pPr>
-      <w:bookmarkStart w:id="84" w:name="_Toc231389635"/>
+      <w:bookmarkStart w:id="84" w:name="_Toc231393533"/>
       <w:r>
         <w:t>特殊医疗温泉</w:t>
       </w:r>
@@ -9953,7 +10063,7 @@
         <w:lastRenderedPageBreak/>
         <w:br/>
       </w:r>
-      <w:bookmarkStart w:id="85" w:name="_Toc231389636"/>
+      <w:bookmarkStart w:id="85" w:name="_Toc231393534"/>
       <w:r>
         <w:t>（资料性）</w:t>
       </w:r>
@@ -9973,7 +10083,7 @@
         <w:pStyle w:val="aff4"/>
         <w:spacing w:before="120" w:after="120"/>
       </w:pPr>
-      <w:bookmarkStart w:id="86" w:name="_Toc231389637"/>
+      <w:bookmarkStart w:id="86" w:name="_Toc231393535"/>
       <w:r>
         <w:t>说明</w:t>
       </w:r>
@@ -9993,7 +10103,7 @@
         <w:pStyle w:val="aff4"/>
         <w:spacing w:before="120" w:after="120"/>
       </w:pPr>
-      <w:bookmarkStart w:id="87" w:name="_Toc231389638"/>
+      <w:bookmarkStart w:id="87" w:name="_Toc231393536"/>
       <w:r>
         <w:t>评价指标</w:t>
       </w:r>
@@ -10890,10 +11000,20 @@
         <w:pStyle w:val="afffffc"/>
         <w:spacing w:after="120"/>
       </w:pPr>
-      <w:bookmarkStart w:id="92" w:name="_Toc231389639"/>
-      <w:r>
+      <w:bookmarkStart w:id="92" w:name="_Toc231393537"/>
+      <w:r>
+        <w:rPr>
+          <w:rFonts w:hint="eastAsia"/>
+          <w:spacing w:val="105"/>
+        </w:rPr>
         <w:lastRenderedPageBreak/>
-        <w:t>参考文献</w:t>
+        <w:t>参考文</w:t>
+      </w:r>
+      <w:r>
+        <w:rPr>
+          <w:rFonts w:hint="eastAsia"/>
+        </w:rPr>
+        <w:t>献</w:t>
       </w:r>
       <w:bookmarkEnd w:id="92"/>
     </w:p>
@@ -11006,10 +11126,20 @@
           <w:rFonts w:hint="eastAsia"/>
         </w:rPr>
       </w:pPr>
-      <w:bookmarkStart w:id="93" w:name="_Toc231389640"/>
-      <w:r>
+      <w:bookmarkStart w:id="93" w:name="_Toc231393538"/>
+      <w:r>
+        <w:rPr>
+          <w:rFonts w:hint="eastAsia"/>
+          <w:spacing w:val="210"/>
+        </w:rPr>
         <w:lastRenderedPageBreak/>
-        <w:t>索引</w:t>
+        <w:t>索</w:t>
+      </w:r>
+      <w:r>
+        <w:rPr>
+          <w:rFonts w:hint="eastAsia"/>
+        </w:rPr>
+        <w:t>引</w:t>
       </w:r>
       <w:bookmarkEnd w:id="93"/>
     </w:p>
@@ -11444,7 +11574,7 @@
           <w:noProof/>
         </w:rPr>
         <w:drawing>
-          <wp:inline distT="0" distB="0" distL="0" distR="0" wp14:anchorId="7274E67C" wp14:editId="09BB0C7A">
+          <wp:inline distT="0" distB="0" distL="0" distR="0" wp14:anchorId="5541885D" wp14:editId="4E194076">
             <wp:extent cx="1485900" cy="317500"/>
             <wp:effectExtent l="0" t="0" r="0" b="0"/>
             <wp:docPr id="74" name="Picture 74"/>
@@ -15890,97 +16020,97 @@
       </w:pPr>
     </w:lvl>
   </w:abstractNum>
-  <w:num w:numId="1" w16cid:durableId="723794272">
+  <w:num w:numId="1" w16cid:durableId="1792816664">
     <w:abstractNumId w:val="0"/>
   </w:num>
-  <w:num w:numId="2" w16cid:durableId="849027926">
+  <w:num w:numId="2" w16cid:durableId="528378862">
     <w:abstractNumId w:val="27"/>
   </w:num>
-  <w:num w:numId="3" w16cid:durableId="36591041">
+  <w:num w:numId="3" w16cid:durableId="904221661">
     <w:abstractNumId w:val="5"/>
   </w:num>
-  <w:num w:numId="4" w16cid:durableId="1975745445">
+  <w:num w:numId="4" w16cid:durableId="1373463148">
     <w:abstractNumId w:val="23"/>
   </w:num>
-  <w:num w:numId="5" w16cid:durableId="1829861196">
+  <w:num w:numId="5" w16cid:durableId="110788099">
     <w:abstractNumId w:val="18"/>
   </w:num>
-  <w:num w:numId="6" w16cid:durableId="233928432">
+  <w:num w:numId="6" w16cid:durableId="492643141">
     <w:abstractNumId w:val="13"/>
   </w:num>
-  <w:num w:numId="7" w16cid:durableId="190343567">
+  <w:num w:numId="7" w16cid:durableId="1106802234">
     <w:abstractNumId w:val="8"/>
   </w:num>
-  <w:num w:numId="8" w16cid:durableId="1243636885">
+  <w:num w:numId="8" w16cid:durableId="552276499">
     <w:abstractNumId w:val="3"/>
   </w:num>
-  <w:num w:numId="9" w16cid:durableId="2080203806">
+  <w:num w:numId="9" w16cid:durableId="870217351">
     <w:abstractNumId w:val="9"/>
   </w:num>
-  <w:num w:numId="10" w16cid:durableId="1640912395">
+  <w:num w:numId="10" w16cid:durableId="309677818">
     <w:abstractNumId w:val="16"/>
   </w:num>
-  <w:num w:numId="11" w16cid:durableId="1185753513">
+  <w:num w:numId="11" w16cid:durableId="956637503">
     <w:abstractNumId w:val="25"/>
   </w:num>
-  <w:num w:numId="12" w16cid:durableId="1371564204">
+  <w:num w:numId="12" w16cid:durableId="777064805">
     <w:abstractNumId w:val="11"/>
   </w:num>
-  <w:num w:numId="13" w16cid:durableId="1332568129">
+  <w:num w:numId="13" w16cid:durableId="246113388">
     <w:abstractNumId w:val="12"/>
   </w:num>
-  <w:num w:numId="14" w16cid:durableId="842276670">
+  <w:num w:numId="14" w16cid:durableId="100418766">
     <w:abstractNumId w:val="7"/>
   </w:num>
-  <w:num w:numId="15" w16cid:durableId="497305474">
+  <w:num w:numId="15" w16cid:durableId="1153720732">
     <w:abstractNumId w:val="19"/>
   </w:num>
-  <w:num w:numId="16" w16cid:durableId="1746298605">
+  <w:num w:numId="16" w16cid:durableId="1618633662">
     <w:abstractNumId w:val="21"/>
   </w:num>
-  <w:num w:numId="17" w16cid:durableId="228001402">
+  <w:num w:numId="17" w16cid:durableId="460805010">
     <w:abstractNumId w:val="17"/>
   </w:num>
-  <w:num w:numId="18" w16cid:durableId="321586537">
+  <w:num w:numId="18" w16cid:durableId="1075468869">
     <w:abstractNumId w:val="29"/>
   </w:num>
-  <w:num w:numId="19" w16cid:durableId="1856265860">
+  <w:num w:numId="19" w16cid:durableId="185753681">
     <w:abstractNumId w:val="15"/>
   </w:num>
-  <w:num w:numId="20" w16cid:durableId="112024956">
+  <w:num w:numId="20" w16cid:durableId="1958633256">
     <w:abstractNumId w:val="1"/>
   </w:num>
-  <w:num w:numId="21" w16cid:durableId="1616672138">
+  <w:num w:numId="21" w16cid:durableId="86390629">
     <w:abstractNumId w:val="10"/>
   </w:num>
-  <w:num w:numId="22" w16cid:durableId="1719429465">
+  <w:num w:numId="22" w16cid:durableId="343292358">
     <w:abstractNumId w:val="30"/>
   </w:num>
-  <w:num w:numId="23" w16cid:durableId="782110333">
+  <w:num w:numId="23" w16cid:durableId="70785715">
     <w:abstractNumId w:val="20"/>
   </w:num>
-  <w:num w:numId="24" w16cid:durableId="443572522">
+  <w:num w:numId="24" w16cid:durableId="513807156">
     <w:abstractNumId w:val="6"/>
   </w:num>
-  <w:num w:numId="25" w16cid:durableId="750352036">
+  <w:num w:numId="25" w16cid:durableId="153765287">
     <w:abstractNumId w:val="26"/>
   </w:num>
-  <w:num w:numId="26" w16cid:durableId="1460882526">
+  <w:num w:numId="26" w16cid:durableId="1610119857">
     <w:abstractNumId w:val="28"/>
   </w:num>
-  <w:num w:numId="27" w16cid:durableId="1438016986">
+  <w:num w:numId="27" w16cid:durableId="1772774154">
     <w:abstractNumId w:val="2"/>
   </w:num>
-  <w:num w:numId="28" w16cid:durableId="1298950034">
+  <w:num w:numId="28" w16cid:durableId="952520722">
     <w:abstractNumId w:val="4"/>
   </w:num>
-  <w:num w:numId="29" w16cid:durableId="1191263862">
+  <w:num w:numId="29" w16cid:durableId="1951623925">
     <w:abstractNumId w:val="14"/>
   </w:num>
-  <w:num w:numId="30" w16cid:durableId="754135402">
+  <w:num w:numId="30" w16cid:durableId="847865952">
     <w:abstractNumId w:val="24"/>
   </w:num>
-  <w:num w:numId="31" w16cid:durableId="1379475239">
+  <w:num w:numId="31" w16cid:durableId="752895007">
     <w:abstractNumId w:val="22"/>
   </w:num>
 </w:numbering>

--- a/examples/地热温泉资源开发利用规范.docx
+++ b/examples/地热温泉资源开发利用规范.docx
@@ -2185,6 +2185,9 @@
               <w:bottom w:w="60" w:type="dxa"/>
               <w:right w:w="100" w:type="dxa"/>
             </w:tcMar>
+            <w:tcBorders>
+              <w:bottom w:val="single" w:sz="8" w:space="0" w:color="000000"/>
+            </w:tcBorders>
           </w:tcPr>
           <w:p>
             <w:pPr>
@@ -2207,6 +2210,9 @@
               <w:bottom w:w="60" w:type="dxa"/>
               <w:right w:w="100" w:type="dxa"/>
             </w:tcMar>
+            <w:tcBorders>
+              <w:bottom w:val="single" w:sz="8" w:space="0" w:color="000000"/>
+            </w:tcBorders>
           </w:tcPr>
           <w:p>
             <w:pPr>
@@ -2229,6 +2235,9 @@
               <w:bottom w:w="60" w:type="dxa"/>
               <w:right w:w="100" w:type="dxa"/>
             </w:tcMar>
+            <w:tcBorders>
+              <w:bottom w:val="single" w:sz="8" w:space="0" w:color="000000"/>
+            </w:tcBorders>
           </w:tcPr>
           <w:p>
             <w:pPr>
@@ -2894,6 +2903,9 @@
               <w:bottom w:w="60" w:type="dxa"/>
               <w:right w:w="100" w:type="dxa"/>
             </w:tcMar>
+            <w:tcBorders>
+              <w:bottom w:val="single" w:sz="8" w:space="0" w:color="000000"/>
+            </w:tcBorders>
           </w:tcPr>
           <w:p>
             <w:pPr>
@@ -2916,6 +2928,9 @@
               <w:bottom w:w="60" w:type="dxa"/>
               <w:right w:w="100" w:type="dxa"/>
             </w:tcMar>
+            <w:tcBorders>
+              <w:bottom w:val="single" w:sz="8" w:space="0" w:color="000000"/>
+            </w:tcBorders>
           </w:tcPr>
           <w:p>
             <w:pPr>
@@ -2938,6 +2953,9 @@
               <w:bottom w:w="60" w:type="dxa"/>
               <w:right w:w="100" w:type="dxa"/>
             </w:tcMar>
+            <w:tcBorders>
+              <w:bottom w:val="single" w:sz="8" w:space="0" w:color="000000"/>
+            </w:tcBorders>
           </w:tcPr>
           <w:p>
             <w:pPr>
@@ -2960,6 +2978,9 @@
               <w:bottom w:w="60" w:type="dxa"/>
               <w:right w:w="100" w:type="dxa"/>
             </w:tcMar>
+            <w:tcBorders>
+              <w:bottom w:val="single" w:sz="8" w:space="0" w:color="000000"/>
+            </w:tcBorders>
           </w:tcPr>
           <w:p>
             <w:pPr>
@@ -4262,6 +4283,9 @@
               <w:bottom w:w="60" w:type="dxa"/>
               <w:right w:w="100" w:type="dxa"/>
             </w:tcMar>
+            <w:tcBorders>
+              <w:bottom w:val="single" w:sz="8" w:space="0" w:color="000000"/>
+            </w:tcBorders>
           </w:tcPr>
           <w:p>
             <w:pPr>
@@ -4284,6 +4308,9 @@
               <w:bottom w:w="60" w:type="dxa"/>
               <w:right w:w="100" w:type="dxa"/>
             </w:tcMar>
+            <w:tcBorders>
+              <w:bottom w:val="single" w:sz="8" w:space="0" w:color="000000"/>
+            </w:tcBorders>
           </w:tcPr>
           <w:p>
             <w:pPr>
@@ -4306,6 +4333,9 @@
               <w:bottom w:w="60" w:type="dxa"/>
               <w:right w:w="100" w:type="dxa"/>
             </w:tcMar>
+            <w:tcBorders>
+              <w:bottom w:val="single" w:sz="8" w:space="0" w:color="000000"/>
+            </w:tcBorders>
           </w:tcPr>
           <w:p>
             <w:pPr>
@@ -4328,6 +4358,9 @@
               <w:bottom w:w="60" w:type="dxa"/>
               <w:right w:w="100" w:type="dxa"/>
             </w:tcMar>
+            <w:tcBorders>
+              <w:bottom w:val="single" w:sz="8" w:space="0" w:color="000000"/>
+            </w:tcBorders>
           </w:tcPr>
           <w:p>
             <w:pPr>
@@ -5403,6 +5436,9 @@
               <w:bottom w:w="60" w:type="dxa"/>
               <w:right w:w="100" w:type="dxa"/>
             </w:tcMar>
+            <w:tcBorders>
+              <w:bottom w:val="single" w:sz="8" w:space="0" w:color="000000"/>
+            </w:tcBorders>
           </w:tcPr>
           <w:p>
             <w:pPr>
@@ -5425,6 +5461,9 @@
               <w:bottom w:w="60" w:type="dxa"/>
               <w:right w:w="100" w:type="dxa"/>
             </w:tcMar>
+            <w:tcBorders>
+              <w:bottom w:val="single" w:sz="8" w:space="0" w:color="000000"/>
+            </w:tcBorders>
           </w:tcPr>
           <w:p>
             <w:pPr>
@@ -5447,6 +5486,9 @@
               <w:bottom w:w="60" w:type="dxa"/>
               <w:right w:w="100" w:type="dxa"/>
             </w:tcMar>
+            <w:tcBorders>
+              <w:bottom w:val="single" w:sz="8" w:space="0" w:color="000000"/>
+            </w:tcBorders>
           </w:tcPr>
           <w:p>
             <w:pPr>
@@ -5469,6 +5511,9 @@
               <w:bottom w:w="60" w:type="dxa"/>
               <w:right w:w="100" w:type="dxa"/>
             </w:tcMar>
+            <w:tcBorders>
+              <w:bottom w:val="single" w:sz="8" w:space="0" w:color="000000"/>
+            </w:tcBorders>
           </w:tcPr>
           <w:p>
             <w:pPr>
@@ -6266,6 +6311,9 @@
               <w:bottom w:w="60" w:type="dxa"/>
               <w:right w:w="100" w:type="dxa"/>
             </w:tcMar>
+            <w:tcBorders>
+              <w:bottom w:val="single" w:sz="8" w:space="0" w:color="000000"/>
+            </w:tcBorders>
           </w:tcPr>
           <w:p>
             <w:pPr>
@@ -6288,6 +6336,9 @@
               <w:bottom w:w="60" w:type="dxa"/>
               <w:right w:w="100" w:type="dxa"/>
             </w:tcMar>
+            <w:tcBorders>
+              <w:bottom w:val="single" w:sz="8" w:space="0" w:color="000000"/>
+            </w:tcBorders>
           </w:tcPr>
           <w:p>
             <w:pPr>
@@ -6310,6 +6361,9 @@
               <w:bottom w:w="60" w:type="dxa"/>
               <w:right w:w="100" w:type="dxa"/>
             </w:tcMar>
+            <w:tcBorders>
+              <w:bottom w:val="single" w:sz="8" w:space="0" w:color="000000"/>
+            </w:tcBorders>
           </w:tcPr>
           <w:p>
             <w:pPr>
@@ -6332,6 +6386,9 @@
               <w:bottom w:w="60" w:type="dxa"/>
               <w:right w:w="100" w:type="dxa"/>
             </w:tcMar>
+            <w:tcBorders>
+              <w:bottom w:val="single" w:sz="8" w:space="0" w:color="000000"/>
+            </w:tcBorders>
           </w:tcPr>
           <w:p>
             <w:pPr>

--- a/examples/地热温泉资源开发利用规范.docx
+++ b/examples/地热温泉资源开发利用规范.docx
@@ -1161,9 +1161,11 @@
           <w:numId w:val="2"/>
         </w:numPr>
       </w:pPr>
-      <w:r>
-        <w:br/>
-      </w:r>
+    </w:p>
+    <w:p>
+      <w:pPr>
+        <w:pStyle w:val="56"/>
+      </w:pPr>
       <w:r>
         <w:rPr>
           <w:b/>
@@ -1204,9 +1206,11 @@
           <w:numId w:val="2"/>
         </w:numPr>
       </w:pPr>
-      <w:r>
-        <w:br/>
-      </w:r>
+    </w:p>
+    <w:p>
+      <w:pPr>
+        <w:pStyle w:val="56"/>
+      </w:pPr>
       <w:r>
         <w:rPr>
           <w:b/>
@@ -1239,9 +1243,11 @@
           <w:numId w:val="2"/>
         </w:numPr>
       </w:pPr>
-      <w:r>
-        <w:br/>
-      </w:r>
+    </w:p>
+    <w:p>
+      <w:pPr>
+        <w:pStyle w:val="56"/>
+      </w:pPr>
       <w:r>
         <w:rPr>
           <w:b/>
@@ -1274,9 +1280,11 @@
           <w:numId w:val="2"/>
         </w:numPr>
       </w:pPr>
-      <w:r>
-        <w:br/>
-      </w:r>
+    </w:p>
+    <w:p>
+      <w:pPr>
+        <w:pStyle w:val="56"/>
+      </w:pPr>
       <w:r>
         <w:rPr>
           <w:b/>
@@ -1335,9 +1343,11 @@
           <w:numId w:val="2"/>
         </w:numPr>
       </w:pPr>
-      <w:r>
-        <w:br/>
-      </w:r>
+    </w:p>
+    <w:p>
+      <w:pPr>
+        <w:pStyle w:val="56"/>
+      </w:pPr>
       <w:r>
         <w:rPr>
           <w:b/>
@@ -1370,9 +1380,11 @@
           <w:numId w:val="2"/>
         </w:numPr>
       </w:pPr>
-      <w:r>
-        <w:br/>
-      </w:r>
+    </w:p>
+    <w:p>
+      <w:pPr>
+        <w:pStyle w:val="56"/>
+      </w:pPr>
       <w:r>
         <w:rPr>
           <w:b/>
@@ -1405,9 +1417,11 @@
           <w:numId w:val="2"/>
         </w:numPr>
       </w:pPr>
-      <w:r>
-        <w:br/>
-      </w:r>
+    </w:p>
+    <w:p>
+      <w:pPr>
+        <w:pStyle w:val="56"/>
+      </w:pPr>
       <w:r>
         <w:rPr>
           <w:b/>
@@ -1440,9 +1454,11 @@
           <w:numId w:val="2"/>
         </w:numPr>
       </w:pPr>
-      <w:r>
-        <w:br/>
-      </w:r>
+    </w:p>
+    <w:p>
+      <w:pPr>
+        <w:pStyle w:val="56"/>
+      </w:pPr>
       <w:r>
         <w:rPr>
           <w:b/>
@@ -1483,9 +1499,11 @@
           <w:numId w:val="2"/>
         </w:numPr>
       </w:pPr>
-      <w:r>
-        <w:br/>
-      </w:r>
+    </w:p>
+    <w:p>
+      <w:pPr>
+        <w:pStyle w:val="56"/>
+      </w:pPr>
       <w:r>
         <w:rPr>
           <w:b/>
@@ -1526,9 +1544,11 @@
           <w:numId w:val="2"/>
         </w:numPr>
       </w:pPr>
-      <w:r>
-        <w:br/>
-      </w:r>
+    </w:p>
+    <w:p>
+      <w:pPr>
+        <w:pStyle w:val="56"/>
+      </w:pPr>
       <w:r>
         <w:rPr>
           <w:b/>

--- a/examples/地热温泉资源开发利用规范.docx
+++ b/examples/地热温泉资源开发利用规范.docx
@@ -13592,6 +13592,7 @@
       <w:autoSpaceDN w:val="0"/>
       <w:ind w:firstLine="200" w:firstLineChars="200"/>
       <w:jc w:val="both"/>
+      <w:spacing w:before="0" w:after="0" w:line="400" w:lineRule="exact"/>
     </w:pPr>
     <w:rPr>
       <w:rFonts w:ascii="宋体" w:hAnsi="Times New Roman" w:eastAsia="宋体" w:cs="Times New Roman"/>
@@ -13711,6 +13712,7 @@
         <w:ilvl w:val="0"/>
         <w:numId w:val="1"/>
       </w:numPr>
+      <w:spacing w:before="0" w:after="0" w:line="400" w:lineRule="exact"/>
     </w:pPr>
     <w:rPr>
       <w:rFonts w:ascii="宋体" w:hAnsi="Times New Roman" w:eastAsia="宋体" w:cs="Times New Roman"/>
@@ -13727,7 +13729,7 @@
         <w:ilvl w:val="3"/>
         <w:numId w:val="2"/>
       </w:numPr>
-      <w:spacing w:before="50" w:beforeLines="50" w:after="50" w:afterLines="50"/>
+      <w:spacing w:before="50" w:beforeLines="50" w:after="50" w:afterLines="50" w:line="400" w:lineRule="exact"/>
       <w:jc w:val="both"/>
       <w:outlineLvl w:val="2"/>
     </w:pPr>
@@ -13899,7 +13901,7 @@
       </w:numPr>
       <w:adjustRightInd w:val="0"/>
       <w:snapToGrid w:val="0"/>
-      <w:spacing w:before="50" w:beforeLines="50" w:after="50" w:afterLines="50"/>
+      <w:spacing w:before="50" w:beforeLines="50" w:after="50" w:afterLines="50" w:line="400" w:lineRule="exact"/>
       <w:jc w:val="center"/>
       <w:textAlignment w:val="baseline"/>
     </w:pPr>
@@ -14019,7 +14021,7 @@
       </w:numPr>
       <w:adjustRightInd w:val="0"/>
       <w:snapToGrid w:val="0"/>
-      <w:spacing w:before="50" w:beforeLines="50" w:after="50" w:afterLines="50"/>
+      <w:spacing w:before="50" w:beforeLines="50" w:after="50" w:afterLines="50" w:line="400" w:lineRule="exact"/>
       <w:jc w:val="center"/>
     </w:pPr>
     <w:rPr>
@@ -14163,6 +14165,7 @@
       </w:numPr>
       <w:adjustRightInd w:val="0"/>
       <w:snapToGrid w:val="0"/>
+      <w:spacing w:before="0" w:after="0" w:line="400" w:lineRule="exact"/>
     </w:pPr>
     <w:rPr>
       <w:rFonts w:ascii="Times New Roman" w:hAnsi="Times New Roman" w:eastAsia="宋体" w:cs="Times New Roman"/>
@@ -14178,6 +14181,7 @@
       <w:numPr>
         <w:numId w:val="10"/>
       </w:numPr>
+      <w:spacing w:before="0" w:after="0" w:line="400" w:lineRule="exact"/>
     </w:pPr>
   </w:style>
   <w:style w:type="paragraph" w:customStyle="1" w:styleId="94">
@@ -14191,6 +14195,7 @@
         <w:ilvl w:val="4"/>
       </w:numPr>
       <w:outlineLvl w:val="3"/>
+      <w:spacing w:before="50" w:after="50" w:line="400" w:lineRule="exact"/>
     </w:pPr>
   </w:style>
   <w:style w:type="character" w:customStyle="1" w:styleId="95">
@@ -14226,6 +14231,7 @@
         <w:numId w:val="11"/>
       </w:numPr>
       <w:jc w:val="both"/>
+      <w:spacing w:before="0" w:after="0" w:line="400" w:lineRule="exact"/>
     </w:pPr>
     <w:rPr>
       <w:rFonts w:ascii="宋体" w:hAnsi="宋体" w:eastAsia="宋体" w:cs="Times New Roman"/>
@@ -14243,7 +14249,7 @@
         <w:ilvl w:val="5"/>
         <w:numId w:val="2"/>
       </w:numPr>
-      <w:spacing w:before="50" w:beforeLines="50" w:after="50" w:afterLines="50"/>
+      <w:spacing w:before="50" w:beforeLines="50" w:after="50" w:afterLines="50" w:line="400" w:lineRule="exact"/>
       <w:jc w:val="both"/>
       <w:outlineLvl w:val="4"/>
     </w:pPr>
@@ -14317,7 +14323,7 @@
         <w:ilvl w:val="6"/>
         <w:numId w:val="2"/>
       </w:numPr>
-      <w:spacing w:before="50" w:beforeLines="50" w:after="50" w:afterLines="50"/>
+      <w:spacing w:before="50" w:beforeLines="50" w:after="50" w:afterLines="50" w:line="400" w:lineRule="exact"/>
       <w:jc w:val="both"/>
       <w:outlineLvl w:val="5"/>
     </w:pPr>
@@ -14336,7 +14342,7 @@
         <w:ilvl w:val="1"/>
         <w:numId w:val="2"/>
       </w:numPr>
-      <w:spacing w:before="100" w:beforeLines="100" w:after="100" w:afterLines="100"/>
+      <w:spacing w:before="240" w:after="240" w:line="400" w:lineRule="exact"/>
       <w:jc w:val="both"/>
       <w:outlineLvl w:val="0"/>
     </w:pPr>
@@ -14355,7 +14361,7 @@
       <w:numPr>
         <w:ilvl w:val="2"/>
       </w:numPr>
-      <w:spacing w:before="50" w:beforeLines="50" w:after="50" w:afterLines="50"/>
+      <w:spacing w:before="50" w:beforeLines="50" w:after="50" w:afterLines="50" w:line="400" w:lineRule="exact"/>
       <w:outlineLvl w:val="1"/>
     </w:pPr>
   </w:style>
@@ -14411,6 +14417,7 @@
         <w:numId w:val="13"/>
       </w:numPr>
       <w:jc w:val="both"/>
+      <w:spacing w:before="0" w:after="0" w:line="400" w:lineRule="exact"/>
     </w:pPr>
     <w:rPr>
       <w:rFonts w:ascii="宋体" w:hAnsi="Times New Roman" w:eastAsia="宋体" w:cs="Times New Roman"/>
@@ -14476,7 +14483,7 @@
       <w:tabs>
         <w:tab w:val="left" w:pos="0"/>
       </w:tabs>
-      <w:spacing w:before="50" w:beforeLines="50" w:after="50" w:afterLines="50"/>
+      <w:spacing w:before="50" w:beforeLines="50" w:after="50" w:afterLines="50" w:line="400" w:lineRule="exact"/>
       <w:jc w:val="center"/>
     </w:pPr>
     <w:rPr>
@@ -14510,7 +14517,7 @@
         <w:ilvl w:val="0"/>
         <w:numId w:val="17"/>
       </w:numPr>
-      <w:spacing w:before="50" w:beforeLines="50" w:after="50" w:afterLines="50"/>
+      <w:spacing w:before="50" w:beforeLines="50" w:after="50" w:afterLines="50" w:line="400" w:lineRule="exact"/>
       <w:jc w:val="center"/>
     </w:pPr>
     <w:rPr>
@@ -14562,6 +14569,7 @@
         <w:ilvl w:val="2"/>
         <w:numId w:val="13"/>
       </w:numPr>
+      <w:spacing w:before="0" w:after="0" w:line="400" w:lineRule="exact"/>
     </w:pPr>
     <w:rPr>
       <w:rFonts w:ascii="宋体" w:hAnsi="Times New Roman" w:eastAsia="宋体" w:cs="Times New Roman"/>
@@ -15180,7 +15188,7 @@
     <w:qFormat/>
     <w:uiPriority w:val="0"/>
     <w:pPr>
-      <w:spacing w:before="0" w:beforeLines="0" w:after="0" w:afterLines="0"/>
+      <w:spacing w:before="0" w:beforeLines="0" w:after="0" w:afterLines="0" w:line="400" w:lineRule="exact"/>
       <w:outlineLvl w:val="9"/>
     </w:pPr>
     <w:rPr>
@@ -15193,7 +15201,7 @@
     <w:qFormat/>
     <w:uiPriority w:val="0"/>
     <w:pPr>
-      <w:spacing w:before="0" w:beforeLines="0" w:after="0" w:afterLines="0"/>
+      <w:spacing w:before="0" w:beforeLines="0" w:after="0" w:afterLines="0" w:line="400" w:lineRule="exact"/>
       <w:outlineLvl w:val="9"/>
     </w:pPr>
     <w:rPr>
@@ -15206,7 +15214,7 @@
     <w:qFormat/>
     <w:uiPriority w:val="0"/>
     <w:pPr>
-      <w:spacing w:before="0" w:beforeLines="0" w:after="0" w:afterLines="0"/>
+      <w:spacing w:before="0" w:beforeLines="0" w:after="0" w:afterLines="0" w:line="400" w:lineRule="exact"/>
       <w:outlineLvl w:val="9"/>
     </w:pPr>
     <w:rPr>
@@ -15219,7 +15227,7 @@
     <w:qFormat/>
     <w:uiPriority w:val="0"/>
     <w:pPr>
-      <w:spacing w:before="0" w:beforeLines="0" w:after="0" w:afterLines="0"/>
+      <w:spacing w:before="0" w:beforeLines="0" w:after="0" w:afterLines="0" w:line="400" w:lineRule="exact"/>
       <w:outlineLvl w:val="9"/>
     </w:pPr>
     <w:rPr>
@@ -15242,7 +15250,7 @@
     <w:qFormat/>
     <w:uiPriority w:val="0"/>
     <w:pPr>
-      <w:spacing w:before="0" w:beforeLines="0" w:after="0" w:afterLines="0"/>
+      <w:spacing w:before="0" w:beforeLines="0" w:after="0" w:afterLines="0" w:line="400" w:lineRule="exact"/>
       <w:outlineLvl w:val="9"/>
     </w:pPr>
     <w:rPr>
@@ -15348,6 +15356,7 @@
         <w:numId w:val="13"/>
       </w:numPr>
       <w:jc w:val="both"/>
+      <w:spacing w:before="0" w:after="0" w:line="400" w:lineRule="exact"/>
     </w:pPr>
     <w:rPr>
       <w:rFonts w:ascii="宋体" w:hAnsi="Times New Roman" w:eastAsia="宋体" w:cs="Times New Roman"/>
@@ -15429,6 +15438,7 @@
       <w:autoSpaceDE w:val="0"/>
       <w:autoSpaceDN w:val="0"/>
       <w:jc w:val="both"/>
+      <w:spacing w:before="0" w:after="0" w:line="300" w:lineRule="exact"/>
     </w:pPr>
     <w:rPr>
       <w:rFonts w:ascii="宋体" w:hAnsi="Times New Roman" w:eastAsia="宋体" w:cs="Times New Roman"/>
@@ -15449,6 +15459,7 @@
       <w:autoSpaceDE w:val="0"/>
       <w:autoSpaceDN w:val="0"/>
       <w:jc w:val="both"/>
+      <w:spacing w:before="0" w:after="0" w:line="300" w:lineRule="exact"/>
     </w:pPr>
     <w:rPr>
       <w:rFonts w:ascii="宋体" w:hAnsi="Times New Roman" w:eastAsia="宋体" w:cs="Times New Roman"/>
@@ -15468,6 +15479,7 @@
         <w:numId w:val="28"/>
       </w:numPr>
       <w:jc w:val="both"/>
+      <w:spacing w:before="0" w:after="0" w:line="400" w:lineRule="exact"/>
     </w:pPr>
     <w:rPr>
       <w:rFonts w:ascii="宋体" w:hAnsi="Times New Roman" w:eastAsia="宋体" w:cs="Times New Roman"/>
@@ -15483,6 +15495,7 @@
     <w:uiPriority w:val="0"/>
     <w:pPr>
       <w:ind w:firstLine="420"/>
+      <w:spacing w:before="0" w:after="0" w:line="400" w:lineRule="exact"/>
     </w:pPr>
     <w:rPr>
       <w:sz w:val="18"/>
@@ -16056,6 +16069,9 @@
     <w:next w:val="56"/>
     <w:qFormat/>
     <w:uiPriority w:val="0"/>
+    <w:pPr>
+      <w:spacing w:before="0" w:after="0" w:line="400" w:lineRule="exact"/>
+    </w:pPr>
   </w:style>
   <w:style w:type="paragraph" w:customStyle="1" w:styleId="224">
     <w:name w:val="标准文件_术语条二"/>
@@ -16063,6 +16079,9 @@
     <w:next w:val="56"/>
     <w:qFormat/>
     <w:uiPriority w:val="0"/>
+    <w:pPr>
+      <w:spacing w:before="0" w:after="0" w:line="400" w:lineRule="exact"/>
+    </w:pPr>
   </w:style>
   <w:style w:type="paragraph" w:customStyle="1" w:styleId="225">
     <w:name w:val="标准文件_术语条三"/>

--- a/examples/地热温泉资源开发利用规范.docx
+++ b/examples/地热温泉资源开发利用规范.docx
@@ -60,7 +60,7 @@
             </w:pPr>
             <w:r>
               <w:rPr>
-                <w:rFonts w:ascii="Times New Roman" w:hAnsi="Times New Roman" w:eastAsia="黑体"/>
+                <w:rFonts w:ascii="Times New Roman" w:hAnsi="Times New Roman" w:eastAsia="黑体" w:hint="eastAsia"/>
                 <w:sz w:val="21"/>
                 <w:szCs w:val="21"/>
               </w:rPr>
@@ -68,7 +68,7 @@
             </w:r>
             <w:r>
               <w:rPr>
-                <w:rFonts w:ascii="黑体" w:hAnsi="黑体" w:eastAsia="黑体"/>
+                <w:rFonts w:ascii="黑体" w:hAnsi="黑体" w:eastAsia="黑体" w:hint="eastAsia"/>
                 <w:sz w:val="21"/>
                 <w:szCs w:val="21"/>
               </w:rPr>
@@ -98,7 +98,7 @@
             </w:pPr>
             <w:r>
               <w:rPr>
-                <w:rFonts w:ascii="黑体" w:hAnsi="黑体" w:eastAsia="黑体"/>
+                <w:rFonts w:ascii="黑体" w:hAnsi="黑体" w:eastAsia="黑体" w:hint="eastAsia"/>
                 <w:sz w:val="21"/>
                 <w:szCs w:val="21"/>
               </w:rPr>
@@ -148,7 +148,7 @@
             </w:pPr>
             <w:r>
               <w:rPr>
-                <w:rFonts w:ascii="Times New Roman" w:hAnsi="Times New Roman" w:eastAsia="黑体"/>
+                <w:rFonts w:ascii="Times New Roman" w:hAnsi="Times New Roman" w:eastAsia="黑体" w:hint="eastAsia"/>
                 <w:sz w:val="21"/>
                 <w:szCs w:val="21"/>
               </w:rPr>
@@ -156,7 +156,7 @@
             </w:r>
             <w:r>
               <w:rPr>
-                <w:rFonts w:ascii="黑体" w:hAnsi="黑体" w:eastAsia="黑体"/>
+                <w:rFonts w:ascii="黑体" w:hAnsi="黑体" w:eastAsia="黑体" w:hint="eastAsia"/>
                 <w:sz w:val="21"/>
                 <w:szCs w:val="21"/>
               </w:rPr>
@@ -234,6 +234,7 @@
                     <w:rPr>
                       <w:sz w:val="21"/>
                       <w:szCs w:val="21"/>
+                      <w:rFonts w:hint="eastAsia"/>
                     </w:rPr>
                     <w:t xml:space="preserve"> </w:t>
                   </w:r>
@@ -259,7 +260,7 @@
             </w:pPr>
             <w:r>
               <w:rPr>
-                <w:rFonts w:ascii="黑体" w:hAnsi="黑体" w:eastAsia="黑体"/>
+                <w:rFonts w:ascii="黑体" w:hAnsi="黑体" w:eastAsia="黑体" w:hint="eastAsia"/>
                 <w:sz w:val="21"/>
                 <w:szCs w:val="21"/>
               </w:rPr>
@@ -302,6 +303,9 @@
         <w:framePr/>
       </w:pPr>
       <w:r>
+        <w:rPr>
+          <w:rFonts w:hint="eastAsia"/>
+        </w:rPr>
         <w:t>T/XXXX 001—2026</w:t>
       </w:r>
       <w:bookmarkStart w:id="3" w:name="文字1"/>
@@ -347,7 +351,7 @@
       </w:r>
       <w:r>
         <w:rPr>
-          <w:rFonts w:hAnsi="黑体"/>
+          <w:rFonts w:hAnsi="黑体" w:hint="eastAsia"/>
         </w:rPr>
         <w:t>     </w:t>
       </w:r>
@@ -453,6 +457,9 @@
         <w:framePr w:h="6974" w:hRule="exact" w:wrap="around" w:x="1419" w:anchorLock="1"/>
       </w:pPr>
       <w:r>
+        <w:rPr>
+          <w:rFonts w:hint="eastAsia"/>
+        </w:rPr>
         <w:t>地热温泉资源开发利用规范</w:t>
       </w:r>
       <w:bookmarkStart w:id="7" w:name="CSTD_NAME"/>
@@ -476,7 +483,7 @@
       </w:pPr>
       <w:r>
         <w:rPr>
-          <w:rFonts w:eastAsia="黑体"/>
+          <w:rFonts w:eastAsia="黑体" w:hint="eastAsia"/>
           <w:szCs w:val="28"/>
         </w:rPr>
         <w:t>Specification for development and utilization of geothermal hot spring resources</w:t>
@@ -604,6 +611,7 @@
         <w:rPr>
           <w:sz w:val="21"/>
           <w:szCs w:val="28"/>
+          <w:rFonts w:hint="eastAsia"/>
         </w:rPr>
         <w:t>     </w:t>
       </w:r>
@@ -681,7 +689,7 @@
       </w:pPr>
       <w:r>
         <w:rPr>
-          <w:rFonts w:ascii="黑体"/>
+          <w:rFonts w:ascii="黑体" w:hint="eastAsia"/>
         </w:rPr>
         <w:t>2026-XX-XX发布</w:t>
       </w:r>
@@ -699,7 +707,7 @@
       </w:pPr>
       <w:r>
         <w:rPr>
-          <w:rFonts w:ascii="黑体"/>
+          <w:rFonts w:ascii="黑体" w:hint="eastAsia"/>
         </w:rPr>
         <w:t>2026-XX-XX实施</w:t>
       </w:r>
@@ -720,7 +728,7 @@
       </w:pPr>
       <w:r>
         <w:rPr>
-          <w:rFonts w:hAnsi="黑体"/>
+          <w:rFonts w:hAnsi="黑体" w:hint="eastAsia"/>
           <w:w w:val="100"/>
           <w:sz w:val="28"/>
         </w:rPr>
@@ -826,10 +834,14 @@
       <w:r>
         <w:rPr>
           <w:spacing w:val="320"/>
+          <w:rFonts w:hint="eastAsia"/>
         </w:rPr>
         <w:t>目</w:t>
       </w:r>
       <w:r>
+        <w:rPr>
+          <w:rFonts w:hint="eastAsia"/>
+        </w:rPr>
         <w:t>次</w:t>
       </w:r>
     </w:p>
@@ -837,6 +849,9 @@
       <w:pPr/>
       <w:fldSimple w:instr=" TOC \o &quot;1-3&quot; \h \z \u ">
         <w:r>
+          <w:rPr>
+            <w:rFonts w:hint="eastAsia"/>
+          </w:rPr>
           <w:t>右键此处选择"更新域"以生成目次。</w:t>
         </w:r>
       </w:fldSimple>
@@ -866,58 +881,86 @@
       <w:r>
         <w:rPr>
           <w:spacing w:val="320"/>
+          <w:rFonts w:hint="eastAsia"/>
         </w:rPr>
         <w:t>前</w:t>
       </w:r>
       <w:r>
+        <w:rPr>
+          <w:rFonts w:hint="eastAsia"/>
+        </w:rPr>
         <w:t>言</w:t>
       </w:r>
     </w:p>
     <w:p>
       <w:pPr>
         <w:pStyle w:val="56"/>
-      </w:pPr>
-      <w:r>
+        <w:ind w:firstLine="420"/>
+      </w:pPr>
+      <w:r>
+        <w:rPr>
+          <w:rFonts w:hint="eastAsia"/>
+        </w:rPr>
         <w:t>本文件按照GB/T 1.1—2020《标准化工作导则　第1部分：标准化文件的结构和起草规则》的规定起草。</w:t>
       </w:r>
     </w:p>
     <w:p>
       <w:pPr>
         <w:pStyle w:val="56"/>
-      </w:pPr>
-      <w:r>
+        <w:ind w:firstLine="420"/>
+      </w:pPr>
+      <w:r>
+        <w:rPr>
+          <w:rFonts w:hint="eastAsia"/>
+        </w:rPr>
         <w:t>请注意本文件的某些内容可能涉及专利。本文件的发布机构不承担识别专利的责任。</w:t>
       </w:r>
     </w:p>
     <w:p>
       <w:pPr>
         <w:pStyle w:val="56"/>
-      </w:pPr>
-      <w:r>
+        <w:ind w:firstLine="420"/>
+      </w:pPr>
+      <w:r>
+        <w:rPr>
+          <w:rFonts w:hint="eastAsia"/>
+        </w:rPr>
         <w:t>本文件由××地热温泉行业协会提出并归口。</w:t>
       </w:r>
     </w:p>
     <w:p>
       <w:pPr>
         <w:pStyle w:val="56"/>
-      </w:pPr>
-      <w:r>
+        <w:ind w:firstLine="420"/>
+      </w:pPr>
+      <w:r>
+        <w:rPr>
+          <w:rFonts w:hint="eastAsia"/>
+        </w:rPr>
         <w:t>本文件起草单位：××地热研究院、××省地质调查院、××大学地球科学学院、××温泉开发有限公司。</w:t>
       </w:r>
     </w:p>
     <w:p>
       <w:pPr>
         <w:pStyle w:val="56"/>
-      </w:pPr>
-      <w:r>
+        <w:ind w:firstLine="420"/>
+      </w:pPr>
+      <w:r>
+        <w:rPr>
+          <w:rFonts w:hint="eastAsia"/>
+        </w:rPr>
         <w:t>本文件主要起草人：王瀚锋、谯晨、罗文宇、李鹏辉、袁耀天、薛宇皓、牟俊霖、段君豪。</w:t>
       </w:r>
     </w:p>
     <w:p>
       <w:pPr>
         <w:pStyle w:val="56"/>
-      </w:pPr>
-      <w:r>
+        <w:ind w:firstLine="420"/>
+      </w:pPr>
+      <w:r>
+        <w:rPr>
+          <w:rFonts w:hint="eastAsia"/>
+        </w:rPr>
         <w:t>本文件为首次发布。</w:t>
       </w:r>
     </w:p>
@@ -946,26 +989,38 @@
       <w:r>
         <w:rPr>
           <w:spacing w:val="320"/>
+          <w:rFonts w:hint="eastAsia"/>
         </w:rPr>
         <w:t>引</w:t>
       </w:r>
       <w:r>
+        <w:rPr>
+          <w:rFonts w:hint="eastAsia"/>
+        </w:rPr>
         <w:t>言</w:t>
       </w:r>
     </w:p>
     <w:p>
       <w:pPr>
         <w:pStyle w:val="56"/>
-      </w:pPr>
-      <w:r>
+        <w:ind w:firstLine="420"/>
+      </w:pPr>
+      <w:r>
+        <w:rPr>
+          <w:rFonts w:hint="eastAsia"/>
+        </w:rPr>
         <w:t>地热温泉资源兼具能源、水资源、矿物资源和休闲康养利用价值。我国中低温地热资源分布广泛，天然出露温泉和人工揭露地热水在温泉洗浴、理疗康养、建筑供热、农业温室和水产养殖等领域具有应用需求。</w:t>
       </w:r>
     </w:p>
     <w:p>
       <w:pPr>
         <w:pStyle w:val="56"/>
-      </w:pPr>
-      <w:r>
+        <w:ind w:firstLine="420"/>
+      </w:pPr>
+      <w:r>
+        <w:rPr>
+          <w:rFonts w:hint="eastAsia"/>
+        </w:rPr>
         <w:t>地热温泉开发利用涉及地质勘查、取水许可、采灌平衡、尾水处理、公共卫生、安全生产和生态环境保护等环节。为统一资源评价、开发利用、回灌保护、监测管理和安全运行的基本要求，减少过量开采、热储压力衰减、水质污染、地面沉降和烫伤等风险，制定本文件。</w:t>
       </w:r>
     </w:p>
@@ -994,6 +1049,7 @@
       <w:r>
         <w:rPr>
           <w:b/>
+          <w:rFonts w:hint="eastAsia"/>
         </w:rPr>
         <w:t>地热温泉资源开发利用规范</w:t>
       </w:r>
@@ -1003,30 +1059,45 @@
         <w:pStyle w:val="104"/>
       </w:pPr>
       <w:r>
+        <w:rPr>
+          <w:rFonts w:hint="eastAsia"/>
+        </w:rPr>
         <w:t>范围</w:t>
       </w:r>
     </w:p>
     <w:p>
       <w:pPr>
         <w:pStyle w:val="56"/>
-      </w:pPr>
-      <w:r>
+        <w:ind w:firstLine="420"/>
+      </w:pPr>
+      <w:r>
+        <w:rPr>
+          <w:rFonts w:hint="eastAsia"/>
+        </w:rPr>
         <w:t>本文件界定了地热温泉资源开发利用的术语和定义，确立了基本原则，规定了资源勘查与评价、开发利用工程、回灌与尾水处理、环境保护与监测、安全管理和档案评价等要求，给出了洗浴与康养利用水质控制项目、综合评价指标体系等内容。</w:t>
       </w:r>
     </w:p>
     <w:p>
       <w:pPr>
         <w:pStyle w:val="56"/>
-      </w:pPr>
-      <w:r>
+        <w:ind w:firstLine="420"/>
+      </w:pPr>
+      <w:r>
+        <w:rPr>
+          <w:rFonts w:hint="eastAsia"/>
+        </w:rPr>
         <w:t>本文件适用于出水温度或主要热储代表性温度不低于25 ℃的天然出露或人工揭露地热温泉资源的勘查评价、开发建设、运营管理和保护利用。</w:t>
       </w:r>
     </w:p>
     <w:p>
       <w:pPr>
         <w:pStyle w:val="56"/>
-      </w:pPr>
-      <w:r>
+        <w:ind w:firstLine="420"/>
+      </w:pPr>
+      <w:r>
+        <w:rPr>
+          <w:rFonts w:hint="eastAsia"/>
+        </w:rPr>
         <w:t>本文件不适用于干热岩增强型地热系统、高温地热发电系统以及单纯采用热泵技术开发的浅层地热能系统。</w:t>
       </w:r>
     </w:p>
@@ -1035,105 +1106,161 @@
         <w:pStyle w:val="104"/>
       </w:pPr>
       <w:r>
+        <w:rPr>
+          <w:rFonts w:hint="eastAsia"/>
+        </w:rPr>
         <w:t>规范性引用文件</w:t>
       </w:r>
     </w:p>
     <w:p>
       <w:pPr>
         <w:pStyle w:val="56"/>
-      </w:pPr>
-      <w:r>
+        <w:ind w:firstLine="420"/>
+      </w:pPr>
+      <w:r>
+        <w:rPr>
+          <w:rFonts w:hint="eastAsia"/>
+        </w:rPr>
         <w:t>下列文件中的内容通过文中的规范性引用而构成本文件必不可少的条款。其中，注日期的引用文件，仅该日期对应的版本适用于本文件；不注日期的引用文件，其最新版本（包括所有的修改单）适用于本文件。</w:t>
       </w:r>
     </w:p>
     <w:p>
       <w:pPr>
         <w:pStyle w:val="56"/>
+        <w:ind w:firstLine="420"/>
       </w:pPr>
       <w:bookmarkStart w:id="1000" w:name="Ref_GB5749"/>
       <w:r>
+        <w:rPr>
+          <w:rFonts w:hint="eastAsia"/>
+        </w:rPr>
         <w:t>GB 5749</w:t>
       </w:r>
       <w:bookmarkEnd w:id="1000"/>
       <w:r>
+        <w:rPr>
+          <w:rFonts w:hint="eastAsia"/>
+        </w:rPr>
         <w:t xml:space="preserve">  生活饮用水卫生标准</w:t>
       </w:r>
     </w:p>
     <w:p>
       <w:pPr>
         <w:pStyle w:val="56"/>
+        <w:ind w:firstLine="420"/>
       </w:pPr>
       <w:bookmarkStart w:id="1001" w:name="Ref_GB_T5750_6"/>
       <w:r>
+        <w:rPr>
+          <w:rFonts w:hint="eastAsia"/>
+        </w:rPr>
         <w:t>GB/T 5750.6</w:t>
       </w:r>
       <w:bookmarkEnd w:id="1001"/>
       <w:r>
+        <w:rPr>
+          <w:rFonts w:hint="eastAsia"/>
+        </w:rPr>
         <w:t xml:space="preserve">  生活饮用水标准检验方法 第6部分：金属和类金属指标</w:t>
       </w:r>
     </w:p>
     <w:p>
       <w:pPr>
         <w:pStyle w:val="56"/>
+        <w:ind w:firstLine="420"/>
       </w:pPr>
       <w:bookmarkStart w:id="1002" w:name="Ref_GB_T5750_12"/>
       <w:r>
+        <w:rPr>
+          <w:rFonts w:hint="eastAsia"/>
+        </w:rPr>
         <w:t>GB/T 5750.12</w:t>
       </w:r>
       <w:bookmarkEnd w:id="1002"/>
       <w:r>
+        <w:rPr>
+          <w:rFonts w:hint="eastAsia"/>
+        </w:rPr>
         <w:t xml:space="preserve">  生活饮用水标准检验方法 第12部分：微生物指标</w:t>
       </w:r>
     </w:p>
     <w:p>
       <w:pPr>
         <w:pStyle w:val="56"/>
+        <w:ind w:firstLine="420"/>
       </w:pPr>
       <w:bookmarkStart w:id="1003" w:name="Ref_GB_T11615"/>
       <w:r>
+        <w:rPr>
+          <w:rFonts w:hint="eastAsia"/>
+        </w:rPr>
         <w:t>GB/T 11615</w:t>
       </w:r>
       <w:bookmarkEnd w:id="1003"/>
       <w:r>
+        <w:rPr>
+          <w:rFonts w:hint="eastAsia"/>
+        </w:rPr>
         <w:t xml:space="preserve">  地热资源地质勘查规范</w:t>
       </w:r>
     </w:p>
     <w:p>
       <w:pPr>
         <w:pStyle w:val="56"/>
+        <w:ind w:firstLine="420"/>
       </w:pPr>
       <w:bookmarkStart w:id="1004" w:name="Ref_GB_T14848"/>
       <w:r>
+        <w:rPr>
+          <w:rFonts w:hint="eastAsia"/>
+        </w:rPr>
         <w:t>GB/T 14848</w:t>
       </w:r>
       <w:bookmarkEnd w:id="1004"/>
       <w:r>
+        <w:rPr>
+          <w:rFonts w:hint="eastAsia"/>
+        </w:rPr>
         <w:t xml:space="preserve">  地下水质量标准</w:t>
       </w:r>
     </w:p>
     <w:p>
       <w:pPr>
         <w:pStyle w:val="56"/>
+        <w:ind w:firstLine="420"/>
       </w:pPr>
       <w:bookmarkStart w:id="1005" w:name="Ref_DZ_T0481"/>
       <w:r>
+        <w:rPr>
+          <w:rFonts w:hint="eastAsia"/>
+        </w:rPr>
         <w:t>DZ/T 0481</w:t>
       </w:r>
       <w:bookmarkEnd w:id="1005"/>
       <w:r>
+        <w:rPr>
+          <w:rFonts w:hint="eastAsia"/>
+        </w:rPr>
         <w:t xml:space="preserve">  水热型地热资源回灌技术要求</w:t>
       </w:r>
     </w:p>
     <w:p>
       <w:pPr>
         <w:pStyle w:val="56"/>
+        <w:ind w:firstLine="420"/>
       </w:pPr>
       <w:bookmarkStart w:id="1006" w:name="Ref_DZ_T0482"/>
       <w:r>
+        <w:rPr>
+          <w:rFonts w:hint="eastAsia"/>
+        </w:rPr>
         <w:t>DZ/T 0482</w:t>
       </w:r>
       <w:bookmarkEnd w:id="1006"/>
       <w:r>
+        <w:rPr>
+          <w:rFonts w:hint="eastAsia"/>
+        </w:rPr>
         <w:t xml:space="preserve">  水热型地热资源开发与保护监测规范</w:t>
       </w:r>
     </w:p>
@@ -1142,14 +1269,21 @@
         <w:pStyle w:val="104"/>
       </w:pPr>
       <w:r>
+        <w:rPr>
+          <w:rFonts w:hint="eastAsia"/>
+        </w:rPr>
         <w:t>术语和定义</w:t>
       </w:r>
     </w:p>
     <w:p>
       <w:pPr>
         <w:pStyle w:val="56"/>
-      </w:pPr>
-      <w:r>
+        <w:ind w:firstLine="420"/>
+      </w:pPr>
+      <w:r>
+        <w:rPr>
+          <w:rFonts w:hint="eastAsia"/>
+        </w:rPr>
         <w:t>下列术语和定义适用于本文件。</w:t>
       </w:r>
     </w:p>
@@ -1165,19 +1299,25 @@
     <w:p>
       <w:pPr>
         <w:pStyle w:val="56"/>
+        <w:ind w:firstLine="420"/>
       </w:pPr>
       <w:r>
         <w:rPr>
           <w:b/>
+          <w:rFonts w:hint="eastAsia"/>
         </w:rPr>
         <w:t>地热温泉</w:t>
       </w:r>
       <w:r>
+        <w:rPr>
+          <w:rFonts w:hint="eastAsia"/>
+        </w:rPr>
         <w:t xml:space="preserve">　</w:t>
       </w:r>
       <w:r>
         <w:rPr>
           <w:b/>
+          <w:rFonts w:hint="eastAsia"/>
         </w:rPr>
         <w:t>geothermal hot spring</w:t>
       </w:r>
@@ -1185,8 +1325,12 @@
     <w:p>
       <w:pPr>
         <w:pStyle w:val="56"/>
-      </w:pPr>
-      <w:r>
+        <w:ind w:firstLine="420"/>
+      </w:pPr>
+      <w:r>
+        <w:rPr>
+          <w:rFonts w:hint="eastAsia"/>
+        </w:rPr>
         <w:t>由地球内部热源加热，自然出露于地表或经人工工程揭露，出水温度或主要热储代表性温度不低于25 ℃的地下热水。</w:t>
       </w:r>
     </w:p>
@@ -1195,6 +1339,9 @@
         <w:pStyle w:val="179"/>
       </w:pPr>
       <w:r>
+        <w:rPr>
+          <w:rFonts w:hint="eastAsia"/>
+        </w:rPr>
         <w:t>本文件中的“地热温泉”不等同于生活饮用水水源或医疗用水资质认定。</w:t>
       </w:r>
     </w:p>
@@ -1210,19 +1357,25 @@
     <w:p>
       <w:pPr>
         <w:pStyle w:val="56"/>
+        <w:ind w:firstLine="420"/>
       </w:pPr>
       <w:r>
         <w:rPr>
           <w:b/>
+          <w:rFonts w:hint="eastAsia"/>
         </w:rPr>
         <w:t>热储</w:t>
       </w:r>
       <w:r>
+        <w:rPr>
+          <w:rFonts w:hint="eastAsia"/>
+        </w:rPr>
         <w:t xml:space="preserve">　</w:t>
       </w:r>
       <w:r>
         <w:rPr>
           <w:b/>
+          <w:rFonts w:hint="eastAsia"/>
         </w:rPr>
         <w:t>geothermal reservoir</w:t>
       </w:r>
@@ -1230,8 +1383,12 @@
     <w:p>
       <w:pPr>
         <w:pStyle w:val="56"/>
-      </w:pPr>
-      <w:r>
+        <w:ind w:firstLine="420"/>
+      </w:pPr>
+      <w:r>
+        <w:rPr>
+          <w:rFonts w:hint="eastAsia"/>
+        </w:rPr>
         <w:t>能够储存和传导地热流体，并允许地热流体在其中运移的含水层、裂隙带或构造储集体。</w:t>
       </w:r>
     </w:p>
@@ -1247,19 +1404,25 @@
     <w:p>
       <w:pPr>
         <w:pStyle w:val="56"/>
+        <w:ind w:firstLine="420"/>
       </w:pPr>
       <w:r>
         <w:rPr>
           <w:b/>
+          <w:rFonts w:hint="eastAsia"/>
         </w:rPr>
         <w:t>地热流体</w:t>
       </w:r>
       <w:r>
+        <w:rPr>
+          <w:rFonts w:hint="eastAsia"/>
+        </w:rPr>
         <w:t xml:space="preserve">　</w:t>
       </w:r>
       <w:r>
         <w:rPr>
           <w:b/>
+          <w:rFonts w:hint="eastAsia"/>
         </w:rPr>
         <w:t>geothermal fluid</w:t>
       </w:r>
@@ -1267,8 +1430,12 @@
     <w:p>
       <w:pPr>
         <w:pStyle w:val="56"/>
-      </w:pPr>
-      <w:r>
+        <w:ind w:firstLine="420"/>
+      </w:pPr>
+      <w:r>
+        <w:rPr>
+          <w:rFonts w:hint="eastAsia"/>
+        </w:rPr>
         <w:t>赋存于热储中，携带地热能并可含溶解气体、矿物组分或微生物指标的地下热水、蒸汽或汽液混合介质。</w:t>
       </w:r>
     </w:p>
@@ -1284,19 +1451,25 @@
     <w:p>
       <w:pPr>
         <w:pStyle w:val="56"/>
+        <w:ind w:firstLine="420"/>
       </w:pPr>
       <w:r>
         <w:rPr>
           <w:b/>
+          <w:rFonts w:hint="eastAsia"/>
         </w:rPr>
         <w:t>允许开采量</w:t>
       </w:r>
       <w:r>
+        <w:rPr>
+          <w:rFonts w:hint="eastAsia"/>
+        </w:rPr>
         <w:t xml:space="preserve">　</w:t>
       </w:r>
       <w:r>
         <w:rPr>
           <w:b/>
+          <w:rFonts w:hint="eastAsia"/>
         </w:rPr>
         <w:t>permissible exploitation amount</w:t>
       </w:r>
@@ -1304,8 +1477,12 @@
     <w:p>
       <w:pPr>
         <w:pStyle w:val="56"/>
-      </w:pPr>
-      <w:r>
+        <w:ind w:firstLine="420"/>
+      </w:pPr>
+      <w:r>
+        <w:rPr>
+          <w:rFonts w:hint="eastAsia"/>
+        </w:rPr>
         <w:t>在经济合理、技术可行且不破坏热储可持续开采能力的条件下，单位时间内可从热储中采出的地热流体量。</w:t>
       </w:r>
     </w:p>
@@ -1314,24 +1491,35 @@
         <w:pStyle w:val="179"/>
       </w:pPr>
       <w:r>
+        <w:rPr>
+          <w:rFonts w:hint="eastAsia"/>
+        </w:rPr>
         <w:t>允许开采量通常以立方米每天（m</w:t>
       </w:r>
       <w:r>
         <w:rPr>
+          <w:rFonts w:hint="eastAsia"/>
           <w:vertAlign w:val="superscript"/>
         </w:rPr>
         <w:t>3</w:t>
       </w:r>
       <w:r>
+        <w:rPr>
+          <w:rFonts w:hint="eastAsia"/>
+        </w:rPr>
         <w:t>/d）或立方米每年（m</w:t>
       </w:r>
       <w:r>
         <w:rPr>
+          <w:rFonts w:hint="eastAsia"/>
           <w:vertAlign w:val="superscript"/>
         </w:rPr>
         <w:t>3</w:t>
       </w:r>
       <w:r>
+        <w:rPr>
+          <w:rFonts w:hint="eastAsia"/>
+        </w:rPr>
         <w:t>/a）表示。</w:t>
       </w:r>
     </w:p>
@@ -1347,19 +1535,25 @@
     <w:p>
       <w:pPr>
         <w:pStyle w:val="56"/>
+        <w:ind w:firstLine="420"/>
       </w:pPr>
       <w:r>
         <w:rPr>
           <w:b/>
+          <w:rFonts w:hint="eastAsia"/>
         </w:rPr>
         <w:t>地热回灌</w:t>
       </w:r>
       <w:r>
+        <w:rPr>
+          <w:rFonts w:hint="eastAsia"/>
+        </w:rPr>
         <w:t xml:space="preserve">　</w:t>
       </w:r>
       <w:r>
         <w:rPr>
           <w:b/>
+          <w:rFonts w:hint="eastAsia"/>
         </w:rPr>
         <w:t>geothermal reinjection</w:t>
       </w:r>
@@ -1367,8 +1561,12 @@
     <w:p>
       <w:pPr>
         <w:pStyle w:val="56"/>
-      </w:pPr>
-      <w:r>
+        <w:ind w:firstLine="420"/>
+      </w:pPr>
+      <w:r>
+        <w:rPr>
+          <w:rFonts w:hint="eastAsia"/>
+        </w:rPr>
         <w:t>将利用后的地热尾水或其他符合要求的水，经必要处理后通过回灌井注入热储，以维持热储压力、减少尾水排放和延长资源利用寿命的工程措施。</w:t>
       </w:r>
     </w:p>
@@ -1384,19 +1582,25 @@
     <w:p>
       <w:pPr>
         <w:pStyle w:val="56"/>
+        <w:ind w:firstLine="420"/>
       </w:pPr>
       <w:r>
         <w:rPr>
           <w:b/>
+          <w:rFonts w:hint="eastAsia"/>
         </w:rPr>
         <w:t>尾水</w:t>
       </w:r>
       <w:r>
+        <w:rPr>
+          <w:rFonts w:hint="eastAsia"/>
+        </w:rPr>
         <w:t xml:space="preserve">　</w:t>
       </w:r>
       <w:r>
         <w:rPr>
           <w:b/>
+          <w:rFonts w:hint="eastAsia"/>
         </w:rPr>
         <w:t>spent geothermal water</w:t>
       </w:r>
@@ -1404,8 +1608,12 @@
     <w:p>
       <w:pPr>
         <w:pStyle w:val="56"/>
-      </w:pPr>
-      <w:r>
+        <w:ind w:firstLine="420"/>
+      </w:pPr>
+      <w:r>
+        <w:rPr>
+          <w:rFonts w:hint="eastAsia"/>
+        </w:rPr>
         <w:t>地热流体经换热、洗浴、养殖、灌溉或其他利用后排出的水。</w:t>
       </w:r>
     </w:p>
@@ -1421,19 +1629,25 @@
     <w:p>
       <w:pPr>
         <w:pStyle w:val="56"/>
+        <w:ind w:firstLine="420"/>
       </w:pPr>
       <w:r>
         <w:rPr>
           <w:b/>
+          <w:rFonts w:hint="eastAsia"/>
         </w:rPr>
         <w:t>动态监测</w:t>
       </w:r>
       <w:r>
+        <w:rPr>
+          <w:rFonts w:hint="eastAsia"/>
+        </w:rPr>
         <w:t xml:space="preserve">　</w:t>
       </w:r>
       <w:r>
         <w:rPr>
           <w:b/>
+          <w:rFonts w:hint="eastAsia"/>
         </w:rPr>
         <w:t>dynamic monitoring</w:t>
       </w:r>
@@ -1441,8 +1655,12 @@
     <w:p>
       <w:pPr>
         <w:pStyle w:val="56"/>
-      </w:pPr>
-      <w:r>
+        <w:ind w:firstLine="420"/>
+      </w:pPr>
+      <w:r>
+        <w:rPr>
+          <w:rFonts w:hint="eastAsia"/>
+        </w:rPr>
         <w:t>对地热温泉资源开发利用过程中水量、水位或压力、水温、水质、回灌、地面沉降及生态环境影响等进行连续或周期性观测、记录、分析和预警的活动。</w:t>
       </w:r>
     </w:p>
@@ -1458,19 +1676,25 @@
     <w:p>
       <w:pPr>
         <w:pStyle w:val="56"/>
+        <w:ind w:firstLine="420"/>
       </w:pPr>
       <w:r>
         <w:rPr>
           <w:b/>
+          <w:rFonts w:hint="eastAsia"/>
         </w:rPr>
         <w:t>地热监测点</w:t>
       </w:r>
       <w:r>
+        <w:rPr>
+          <w:rFonts w:hint="eastAsia"/>
+        </w:rPr>
         <w:t xml:space="preserve">　</w:t>
       </w:r>
       <w:r>
         <w:rPr>
           <w:b/>
+          <w:rFonts w:hint="eastAsia"/>
         </w:rPr>
         <w:t>geothermal monitoring point</w:t>
       </w:r>
@@ -1478,8 +1702,12 @@
     <w:p>
       <w:pPr>
         <w:pStyle w:val="56"/>
-      </w:pPr>
-      <w:r>
+        <w:ind w:firstLine="420"/>
+      </w:pPr>
+      <w:r>
+        <w:rPr>
+          <w:rFonts w:hint="eastAsia"/>
+        </w:rPr>
         <w:t>对地热温泉资源开发利用情况、地热资源评价要素及地热开发可能引起的地质环境变化进行观测和记录的点位。</w:t>
       </w:r>
     </w:p>
@@ -1488,6 +1716,9 @@
         <w:pStyle w:val="179"/>
       </w:pPr>
       <w:r>
+        <w:rPr>
+          <w:rFonts w:hint="eastAsia"/>
+        </w:rPr>
         <w:t>地热监测点包括开发利用监测点、资源评价要素监测点和地质环境监测点。</w:t>
       </w:r>
     </w:p>
@@ -1503,19 +1734,25 @@
     <w:p>
       <w:pPr>
         <w:pStyle w:val="56"/>
+        <w:ind w:firstLine="420"/>
       </w:pPr>
       <w:r>
         <w:rPr>
           <w:b/>
+          <w:rFonts w:hint="eastAsia"/>
         </w:rPr>
         <w:t>地热流体回灌率</w:t>
       </w:r>
       <w:r>
+        <w:rPr>
+          <w:rFonts w:hint="eastAsia"/>
+        </w:rPr>
         <w:t xml:space="preserve">　</w:t>
       </w:r>
       <w:r>
         <w:rPr>
           <w:b/>
+          <w:rFonts w:hint="eastAsia"/>
         </w:rPr>
         <w:t>geothermal fluid reinjection rate</w:t>
       </w:r>
@@ -1523,8 +1760,12 @@
     <w:p>
       <w:pPr>
         <w:pStyle w:val="56"/>
-      </w:pPr>
-      <w:r>
+        <w:ind w:firstLine="420"/>
+      </w:pPr>
+      <w:r>
+        <w:rPr>
+          <w:rFonts w:hint="eastAsia"/>
+        </w:rPr>
         <w:t>一定时期内，采灌系统回灌的地热流体总量与实际开采的地热流体总量之比。</w:t>
       </w:r>
     </w:p>
@@ -1533,6 +1774,9 @@
         <w:pStyle w:val="179"/>
       </w:pPr>
       <w:r>
+        <w:rPr>
+          <w:rFonts w:hint="eastAsia"/>
+        </w:rPr>
         <w:t>地热流体回灌率以百分数表示。</w:t>
       </w:r>
     </w:p>
@@ -1548,19 +1792,25 @@
     <w:p>
       <w:pPr>
         <w:pStyle w:val="56"/>
+        <w:ind w:firstLine="420"/>
       </w:pPr>
       <w:r>
         <w:rPr>
           <w:b/>
+          <w:rFonts w:hint="eastAsia"/>
         </w:rPr>
         <w:t>回灌衰减</w:t>
       </w:r>
       <w:r>
+        <w:rPr>
+          <w:rFonts w:hint="eastAsia"/>
+        </w:rPr>
         <w:t xml:space="preserve">　</w:t>
       </w:r>
       <w:r>
         <w:rPr>
           <w:b/>
+          <w:rFonts w:hint="eastAsia"/>
         </w:rPr>
         <w:t>reinjection attenuation</w:t>
       </w:r>
@@ -1568,8 +1818,12 @@
     <w:p>
       <w:pPr>
         <w:pStyle w:val="56"/>
-      </w:pPr>
-      <w:r>
+        <w:ind w:firstLine="420"/>
+      </w:pPr>
+      <w:r>
+        <w:rPr>
+          <w:rFonts w:hint="eastAsia"/>
+        </w:rPr>
         <w:t>在回灌过程中，由物理、化学、生物或运行维护等原因造成回灌能力随时间下降的现象。</w:t>
       </w:r>
     </w:p>
@@ -1578,22 +1832,33 @@
         <w:pStyle w:val="104"/>
       </w:pPr>
       <w:r>
+        <w:rPr>
+          <w:rFonts w:hint="eastAsia"/>
+        </w:rPr>
         <w:t>基本原则和一般要求</w:t>
       </w:r>
     </w:p>
     <w:p>
       <w:pPr>
         <w:pStyle w:val="105"/>
-      </w:pPr>
-      <w:r>
+        <w:spacing w:before="156" w:after="156"/>
+      </w:pPr>
+      <w:r>
+        <w:rPr>
+          <w:rFonts w:hint="eastAsia"/>
+        </w:rPr>
         <w:t>基本原则</w:t>
       </w:r>
     </w:p>
     <w:p>
       <w:pPr>
         <w:pStyle w:val="56"/>
-      </w:pPr>
-      <w:r>
+        <w:ind w:firstLine="420"/>
+      </w:pPr>
+      <w:r>
+        <w:rPr>
+          <w:rFonts w:hint="eastAsia"/>
+        </w:rPr>
         <w:t>地热温泉资源开发利用应遵循下列原则：</w:t>
       </w:r>
     </w:p>
@@ -1606,6 +1871,9 @@
         </w:numPr>
       </w:pPr>
       <w:r>
+        <w:rPr>
+          <w:rFonts w:hint="eastAsia"/>
+        </w:rPr>
         <w:t>保护优先，开发强度与热储补给能力、环境承载能力相协调；</w:t>
       </w:r>
     </w:p>
@@ -1618,6 +1886,9 @@
         </w:numPr>
       </w:pPr>
       <w:r>
+        <w:rPr>
+          <w:rFonts w:hint="eastAsia"/>
+        </w:rPr>
         <w:t>开发与监测同步实施，资源利用、回灌保护和地质环境监测协同推进；</w:t>
       </w:r>
     </w:p>
@@ -1630,6 +1901,9 @@
         </w:numPr>
       </w:pPr>
       <w:r>
+        <w:rPr>
+          <w:rFonts w:hint="eastAsia"/>
+        </w:rPr>
         <w:t>全面控制与重点掌握相结合，对集中开采区、回灌区、天然温泉露头和环境敏感区实施重点管理；</w:t>
       </w:r>
     </w:p>
@@ -1642,6 +1916,9 @@
         </w:numPr>
       </w:pPr>
       <w:r>
+        <w:rPr>
+          <w:rFonts w:hint="eastAsia"/>
+        </w:rPr>
         <w:t>以勘查评价为基础，先评价、后开发，先论证、后扩大规模；</w:t>
       </w:r>
     </w:p>
@@ -1654,6 +1931,9 @@
         </w:numPr>
       </w:pPr>
       <w:r>
+        <w:rPr>
+          <w:rFonts w:hint="eastAsia"/>
+        </w:rPr>
         <w:t>采灌平衡，具备回灌条件的水热型地热资源宜优先实施同层或适宜层位回灌；</w:t>
       </w:r>
     </w:p>
@@ -1666,6 +1946,9 @@
         </w:numPr>
       </w:pPr>
       <w:r>
+        <w:rPr>
+          <w:rFonts w:hint="eastAsia"/>
+        </w:rPr>
         <w:t>梯级利用，根据温度、流量、水质和用途组织热能分级利用；</w:t>
       </w:r>
     </w:p>
@@ -1678,6 +1961,9 @@
         </w:numPr>
       </w:pPr>
       <w:r>
+        <w:rPr>
+          <w:rFonts w:hint="eastAsia"/>
+        </w:rPr>
         <w:t>分类管理，根据用途分别控制饮用、洗浴、供热、养殖、灌溉和尾水处置风险；</w:t>
       </w:r>
     </w:p>
@@ -1690,14 +1976,21 @@
         </w:numPr>
       </w:pPr>
       <w:r>
+        <w:rPr>
+          <w:rFonts w:hint="eastAsia"/>
+        </w:rPr>
         <w:t>数据留痕，形成资源评价、许可、运行、监测、维护和应急处置记录。</w:t>
       </w:r>
     </w:p>
     <w:p>
       <w:pPr>
         <w:pStyle w:val="105"/>
-      </w:pPr>
-      <w:r>
+        <w:spacing w:before="156" w:after="156"/>
+      </w:pPr>
+      <w:r>
+        <w:rPr>
+          <w:rFonts w:hint="eastAsia"/>
+        </w:rPr>
         <w:t>一般要求</w:t>
       </w:r>
     </w:p>
@@ -1710,6 +2003,9 @@
         </w:numPr>
       </w:pPr>
       <w:r>
+        <w:rPr>
+          <w:rFonts w:hint="eastAsia"/>
+        </w:rPr>
         <w:t>开发地热温泉资源前，应完成地热资源地质勘查和开发利用可行性评价。勘查阶段、勘查内容、资源量评价、地热流体质量评价和开发利用评价应符合</w:t>
       </w:r>
       <w:r>
@@ -1722,12 +2018,18 @@
         <w:fldChar w:fldCharType="separate"/>
       </w:r>
       <w:r>
+        <w:rPr>
+          <w:rFonts w:hint="eastAsia"/>
+        </w:rPr>
         <w:t>?</w:t>
       </w:r>
       <w:r>
         <w:fldChar w:fldCharType="end"/>
       </w:r>
       <w:r>
+        <w:rPr>
+          <w:rFonts w:hint="eastAsia"/>
+        </w:rPr>
         <w:t>的规定。</w:t>
       </w:r>
     </w:p>
@@ -1740,6 +2042,9 @@
         </w:numPr>
       </w:pPr>
       <w:r>
+        <w:rPr>
+          <w:rFonts w:hint="eastAsia"/>
+        </w:rPr>
         <w:t>开发建设和运营单位应依法办理取水、采矿、建设、环境保护、卫生、安全生产等相关手续，并按批准的范围、规模、用途和期限实施开发利用。</w:t>
       </w:r>
     </w:p>
@@ -1752,6 +2057,9 @@
         </w:numPr>
       </w:pPr>
       <w:r>
+        <w:rPr>
+          <w:rFonts w:hint="eastAsia"/>
+        </w:rPr>
         <w:t>对同一热储或存在水力联系的多个开发主体，应建立统一的资源监测、开采量核算和风险协同管理机制。</w:t>
       </w:r>
     </w:p>
@@ -1764,6 +2072,9 @@
         </w:numPr>
       </w:pPr>
       <w:r>
+        <w:rPr>
+          <w:rFonts w:hint="eastAsia"/>
+        </w:rPr>
         <w:t>用于生活饮用水、食品加工直接接触用水或对外宣称可饮用的地热温泉水，应符合</w:t>
       </w:r>
       <w:r>
@@ -1776,12 +2087,18 @@
         <w:fldChar w:fldCharType="separate"/>
       </w:r>
       <w:r>
+        <w:rPr>
+          <w:rFonts w:hint="eastAsia"/>
+        </w:rPr>
         <w:t>?</w:t>
       </w:r>
       <w:r>
         <w:fldChar w:fldCharType="end"/>
       </w:r>
       <w:r>
+        <w:rPr>
+          <w:rFonts w:hint="eastAsia"/>
+        </w:rPr>
         <w:t>的规定。</w:t>
       </w:r>
     </w:p>
@@ -1794,6 +2111,9 @@
         </w:numPr>
       </w:pPr>
       <w:r>
+        <w:rPr>
+          <w:rFonts w:hint="eastAsia"/>
+        </w:rPr>
         <w:t>对可能影响地下水环境质量的开发利用项目，应按</w:t>
       </w:r>
       <w:r>
@@ -1806,12 +2126,18 @@
         <w:fldChar w:fldCharType="separate"/>
       </w:r>
       <w:r>
+        <w:rPr>
+          <w:rFonts w:hint="eastAsia"/>
+        </w:rPr>
         <w:t>?</w:t>
       </w:r>
       <w:r>
         <w:fldChar w:fldCharType="end"/>
       </w:r>
       <w:r>
+        <w:rPr>
+          <w:rFonts w:hint="eastAsia"/>
+        </w:rPr>
         <w:t>进行地下水质量分类、评价和趋势分析。</w:t>
       </w:r>
     </w:p>
@@ -1820,22 +2146,33 @@
         <w:pStyle w:val="104"/>
       </w:pPr>
       <w:r>
+        <w:rPr>
+          <w:rFonts w:hint="eastAsia"/>
+        </w:rPr>
         <w:t>资源勘查与评价</w:t>
       </w:r>
     </w:p>
     <w:p>
       <w:pPr>
         <w:pStyle w:val="105"/>
-      </w:pPr>
-      <w:r>
+        <w:spacing w:before="156" w:after="156"/>
+      </w:pPr>
+      <w:r>
+        <w:rPr>
+          <w:rFonts w:hint="eastAsia"/>
+        </w:rPr>
         <w:t>勘查程序</w:t>
       </w:r>
     </w:p>
     <w:p>
       <w:pPr>
         <w:pStyle w:val="56"/>
-      </w:pPr>
-      <w:r>
+        <w:ind w:firstLine="420"/>
+      </w:pPr>
+      <w:r>
+        <w:rPr>
+          <w:rFonts w:hint="eastAsia"/>
+        </w:rPr>
         <w:t>地热温泉资源勘查宜按下列顺序开展：</w:t>
       </w:r>
     </w:p>
@@ -1848,6 +2185,9 @@
         </w:numPr>
       </w:pPr>
       <w:r>
+        <w:rPr>
+          <w:rFonts w:hint="eastAsia"/>
+        </w:rPr>
         <w:t>收集区域地质、水文地质、地热地质、遥感、物探、钻井、温泉出露和历史开采资料。</w:t>
       </w:r>
     </w:p>
@@ -1860,6 +2200,9 @@
         </w:numPr>
       </w:pPr>
       <w:r>
+        <w:rPr>
+          <w:rFonts w:hint="eastAsia"/>
+        </w:rPr>
         <w:t>开展地面调查，查明热储分布、控热断裂、盖层条件、补给径流排泄条件和地表热显示。</w:t>
       </w:r>
     </w:p>
@@ -1872,6 +2215,9 @@
         </w:numPr>
       </w:pPr>
       <w:r>
+        <w:rPr>
+          <w:rFonts w:hint="eastAsia"/>
+        </w:rPr>
         <w:t>布设物探、化探、钻探、试井、采样测试和动态监测工作。</w:t>
       </w:r>
     </w:p>
@@ -1884,6 +2230,9 @@
         </w:numPr>
       </w:pPr>
       <w:r>
+        <w:rPr>
+          <w:rFonts w:hint="eastAsia"/>
+        </w:rPr>
         <w:t>计算地热流体可开采量和地热储量，评价资源品质、利用方向和环境影响。</w:t>
       </w:r>
     </w:p>
@@ -1896,22 +2245,33 @@
         </w:numPr>
       </w:pPr>
       <w:r>
+        <w:rPr>
+          <w:rFonts w:hint="eastAsia"/>
+        </w:rPr>
         <w:t>编制勘查评价报告，提出开发规模、利用方式、回灌方案、监测方案和保护措施。</w:t>
       </w:r>
     </w:p>
     <w:p>
       <w:pPr>
         <w:pStyle w:val="105"/>
-      </w:pPr>
-      <w:r>
+        <w:spacing w:before="156" w:after="156"/>
+      </w:pPr>
+      <w:r>
+        <w:rPr>
+          <w:rFonts w:hint="eastAsia"/>
+        </w:rPr>
         <w:t>勘查内容</w:t>
       </w:r>
     </w:p>
     <w:p>
       <w:pPr>
         <w:pStyle w:val="56"/>
-      </w:pPr>
-      <w:r>
+        <w:ind w:firstLine="420"/>
+      </w:pPr>
+      <w:r>
+        <w:rPr>
+          <w:rFonts w:hint="eastAsia"/>
+        </w:rPr>
         <w:t>勘查评价应至少包括下列内容：</w:t>
       </w:r>
     </w:p>
@@ -1924,6 +2284,9 @@
         </w:numPr>
       </w:pPr>
       <w:r>
+        <w:rPr>
+          <w:rFonts w:hint="eastAsia"/>
+        </w:rPr>
         <w:t>热储埋深、厚度、岩性、孔隙或裂隙发育程度、渗透性和空间分布；</w:t>
       </w:r>
     </w:p>
@@ -1936,6 +2299,9 @@
         </w:numPr>
       </w:pPr>
       <w:r>
+        <w:rPr>
+          <w:rFonts w:hint="eastAsia"/>
+        </w:rPr>
         <w:t>地热流体水温、流量、水位或压力、动态变化和单井产能；</w:t>
       </w:r>
     </w:p>
@@ -1948,6 +2314,9 @@
         </w:numPr>
       </w:pPr>
       <w:r>
+        <w:rPr>
+          <w:rFonts w:hint="eastAsia"/>
+        </w:rPr>
         <w:t>水化学类型、主要离子、特征组分、腐蚀性、结垢性和污染风险；</w:t>
       </w:r>
     </w:p>
@@ -1960,6 +2329,9 @@
         </w:numPr>
       </w:pPr>
       <w:r>
+        <w:rPr>
+          <w:rFonts w:hint="eastAsia"/>
+        </w:rPr>
         <w:t>控热构造、补给来源、循环路径、补给高程和更新能力；</w:t>
       </w:r>
     </w:p>
@@ -1972,6 +2344,9 @@
         </w:numPr>
       </w:pPr>
       <w:r>
+        <w:rPr>
+          <w:rFonts w:hint="eastAsia"/>
+        </w:rPr>
         <w:t>开采活动对热储压力、水质、天然温泉露头、地面沉降和生态环境的影响；</w:t>
       </w:r>
     </w:p>
@@ -1984,14 +2359,21 @@
         </w:numPr>
       </w:pPr>
       <w:r>
+        <w:rPr>
+          <w:rFonts w:hint="eastAsia"/>
+        </w:rPr>
         <w:t>回灌适宜性、回灌层位、回灌水质控制和采灌井布置条件。</w:t>
       </w:r>
     </w:p>
     <w:p>
       <w:pPr>
         <w:pStyle w:val="105"/>
-      </w:pPr>
-      <w:r>
+        <w:spacing w:before="156" w:after="156"/>
+      </w:pPr>
+      <w:r>
+        <w:rPr>
+          <w:rFonts w:hint="eastAsia"/>
+        </w:rPr>
         <w:t>水化学与同位素分析</w:t>
       </w:r>
     </w:p>
@@ -2004,6 +2386,9 @@
         </w:numPr>
       </w:pPr>
       <w:r>
+        <w:rPr>
+          <w:rFonts w:hint="eastAsia"/>
+        </w:rPr>
         <w:t>地热流体样品的采集与保存应符合</w:t>
       </w:r>
       <w:r>
@@ -2016,12 +2401,18 @@
         <w:fldChar w:fldCharType="separate"/>
       </w:r>
       <w:r>
+        <w:rPr>
+          <w:rFonts w:hint="eastAsia"/>
+        </w:rPr>
         <w:t>?</w:t>
       </w:r>
       <w:r>
         <w:fldChar w:fldCharType="end"/>
       </w:r>
       <w:r>
+        <w:rPr>
+          <w:rFonts w:hint="eastAsia"/>
+        </w:rPr>
         <w:t>中地热流体分析样品采集与保存的要求。</w:t>
       </w:r>
     </w:p>
@@ -2034,6 +2425,9 @@
         </w:numPr>
       </w:pPr>
       <w:r>
+        <w:rPr>
+          <w:rFonts w:hint="eastAsia"/>
+        </w:rPr>
         <w:t>地热流体全分析项目应覆盖物理性质、主要阴阳离子、特征组分、微量元素、放射性指标和必要的微生物指标。金属和类金属指标的检验方法应按</w:t>
       </w:r>
       <w:r>
@@ -2046,12 +2440,18 @@
         <w:fldChar w:fldCharType="separate"/>
       </w:r>
       <w:r>
+        <w:rPr>
+          <w:rFonts w:hint="eastAsia"/>
+        </w:rPr>
         <w:t>?</w:t>
       </w:r>
       <w:r>
         <w:fldChar w:fldCharType="end"/>
       </w:r>
       <w:r>
+        <w:rPr>
+          <w:rFonts w:hint="eastAsia"/>
+        </w:rPr>
         <w:t>执行，微生物指标的检验方法应按</w:t>
       </w:r>
       <w:r>
@@ -2064,12 +2464,18 @@
         <w:fldChar w:fldCharType="separate"/>
       </w:r>
       <w:r>
+        <w:rPr>
+          <w:rFonts w:hint="eastAsia"/>
+        </w:rPr>
         <w:t>?</w:t>
       </w:r>
       <w:r>
         <w:fldChar w:fldCharType="end"/>
       </w:r>
       <w:r>
+        <w:rPr>
+          <w:rFonts w:hint="eastAsia"/>
+        </w:rPr>
         <w:t>执行。</w:t>
       </w:r>
     </w:p>
@@ -2082,6 +2488,9 @@
         </w:numPr>
       </w:pPr>
       <w:r>
+        <w:rPr>
+          <w:rFonts w:hint="eastAsia"/>
+        </w:rPr>
         <w:t>需要判断补给来源、补给高程、循环路径或停留时间时，宜开展δ2H、δ18O、3H、14C等同位素分析；高温、深循环或构造活动明显的地热田，可根据需要开展气体同位素或惰性气体分析。</w:t>
       </w:r>
     </w:p>
@@ -2094,22 +2503,33 @@
         </w:numPr>
       </w:pPr>
       <w:r>
+        <w:rPr>
+          <w:rFonts w:hint="eastAsia"/>
+        </w:rPr>
         <w:t>热储温度和循环深度估算应采用经验证的化学温标、同位素、钻孔测温和区域地温梯度资料进行综合判断。报告中应说明所用公式、参数来源、适用条件和不确定性，不应仅依据单一温标结果确定开发规模。循环深度资料性估算方法见附录C。</w:t>
       </w:r>
     </w:p>
     <w:p>
       <w:pPr>
         <w:pStyle w:val="105"/>
-      </w:pPr>
-      <w:r>
+        <w:spacing w:before="156" w:after="156"/>
+      </w:pPr>
+      <w:r>
+        <w:rPr>
+          <w:rFonts w:hint="eastAsia"/>
+        </w:rPr>
         <w:t>温度分级</w:t>
       </w:r>
     </w:p>
     <w:p>
       <w:pPr>
         <w:pStyle w:val="56"/>
-      </w:pPr>
-      <w:r>
+        <w:ind w:firstLine="420"/>
+      </w:pPr>
+      <w:r>
+        <w:rPr>
+          <w:rFonts w:hint="eastAsia"/>
+        </w:rPr>
         <w:t>地热温泉资源温度分级宜依据</w:t>
       </w:r>
       <w:r>
@@ -2122,12 +2542,18 @@
         <w:fldChar w:fldCharType="separate"/>
       </w:r>
       <w:r>
+        <w:rPr>
+          <w:rFonts w:hint="eastAsia"/>
+        </w:rPr>
         <w:t>?</w:t>
       </w:r>
       <w:r>
         <w:fldChar w:fldCharType="end"/>
       </w:r>
       <w:r>
+        <w:rPr>
+          <w:rFonts w:hint="eastAsia"/>
+        </w:rPr>
         <w:t>确定。按主要热储代表性温度确定的分级和适用利用方式见</w:t>
       </w:r>
       <w:r>
@@ -2140,12 +2566,18 @@
         <w:fldChar w:fldCharType="separate"/>
       </w:r>
       <w:r>
+        <w:rPr>
+          <w:rFonts w:hint="eastAsia"/>
+        </w:rPr>
         <w:t>表?</w:t>
       </w:r>
       <w:r>
         <w:fldChar w:fldCharType="end"/>
       </w:r>
       <w:r>
+        <w:rPr>
+          <w:rFonts w:hint="eastAsia"/>
+        </w:rPr>
         <w:t>。</w:t>
       </w:r>
     </w:p>
@@ -2156,8 +2588,12 @@
           <w:ilvl w:val="0"/>
           <w:numId w:val="16"/>
         </w:numPr>
-      </w:pPr>
-      <w:r>
+        <w:keepNext/>
+      </w:pPr>
+      <w:r>
+        <w:rPr>
+          <w:rFonts w:hint="eastAsia"/>
+        </w:rPr>
         <w:t xml:space="preserve">　</w:t>
       </w:r>
       <w:bookmarkStart w:id="1007" w:name="_Ref340807659"/>
@@ -2165,6 +2601,9 @@
       <w:bookmarkStart w:id="1009" w:name="_Ref655973559"/>
       <w:bookmarkStart w:id="1010" w:name="_Ref849597069"/>
       <w:r>
+        <w:rPr>
+          <w:rFonts w:hint="eastAsia"/>
+        </w:rPr>
         <w:t>地热温泉资源温度分级与适用利用方式</w:t>
       </w:r>
       <w:bookmarkEnd w:id="1007"/>
@@ -2216,6 +2655,9 @@
             </w:pPr>
             <w:r/>
             <w:r>
+              <w:rPr>
+                <w:rFonts w:hint="eastAsia"/>
+              </w:rPr>
               <w:t>温度分级</w:t>
             </w:r>
           </w:p>
@@ -2241,6 +2683,9 @@
             </w:pPr>
             <w:r/>
             <w:r>
+              <w:rPr>
+                <w:rFonts w:hint="eastAsia"/>
+              </w:rPr>
               <w:t>温度范围</w:t>
             </w:r>
           </w:p>
@@ -2266,6 +2711,9 @@
             </w:pPr>
             <w:r/>
             <w:r>
+              <w:rPr>
+                <w:rFonts w:hint="eastAsia"/>
+              </w:rPr>
               <w:t>适用利用方式</w:t>
             </w:r>
           </w:p>
@@ -2290,6 +2738,9 @@
             </w:pPr>
             <w:r/>
             <w:r>
+              <w:rPr>
+                <w:rFonts w:hint="eastAsia"/>
+              </w:rPr>
               <w:t>高温地热资源</w:t>
             </w:r>
           </w:p>
@@ -2312,6 +2763,9 @@
             </w:pPr>
             <w:r/>
             <w:r>
+              <w:rPr>
+                <w:rFonts w:hint="eastAsia"/>
+              </w:rPr>
               <w:t>t≥150 ℃</w:t>
             </w:r>
           </w:p>
@@ -2334,6 +2788,9 @@
             </w:pPr>
             <w:r/>
             <w:r>
+              <w:rPr>
+                <w:rFonts w:hint="eastAsia"/>
+              </w:rPr>
               <w:t>发电、烘干、采暖等</w:t>
             </w:r>
           </w:p>
@@ -2358,6 +2815,9 @@
             </w:pPr>
             <w:r/>
             <w:r>
+              <w:rPr>
+                <w:rFonts w:hint="eastAsia"/>
+              </w:rPr>
               <w:t>中温地热资源</w:t>
             </w:r>
           </w:p>
@@ -2380,6 +2840,9 @@
             </w:pPr>
             <w:r/>
             <w:r>
+              <w:rPr>
+                <w:rFonts w:hint="eastAsia"/>
+              </w:rPr>
               <w:t>90 ℃≤t&lt;150 ℃</w:t>
             </w:r>
           </w:p>
@@ -2402,6 +2865,9 @@
             </w:pPr>
             <w:r/>
             <w:r>
+              <w:rPr>
+                <w:rFonts w:hint="eastAsia"/>
+              </w:rPr>
               <w:t>烘干、发电、采暖等</w:t>
             </w:r>
           </w:p>
@@ -2426,6 +2892,9 @@
             </w:pPr>
             <w:r/>
             <w:r>
+              <w:rPr>
+                <w:rFonts w:hint="eastAsia"/>
+              </w:rPr>
               <w:t>低温地热资源 热水</w:t>
             </w:r>
           </w:p>
@@ -2448,6 +2917,9 @@
             </w:pPr>
             <w:r/>
             <w:r>
+              <w:rPr>
+                <w:rFonts w:hint="eastAsia"/>
+              </w:rPr>
               <w:t>60 ℃≤t&lt;90 ℃</w:t>
             </w:r>
           </w:p>
@@ -2470,6 +2942,9 @@
             </w:pPr>
             <w:r/>
             <w:r>
+              <w:rPr>
+                <w:rFonts w:hint="eastAsia"/>
+              </w:rPr>
               <w:t>采暖、理疗、洗浴、温室等</w:t>
             </w:r>
           </w:p>
@@ -2494,6 +2969,9 @@
             </w:pPr>
             <w:r/>
             <w:r>
+              <w:rPr>
+                <w:rFonts w:hint="eastAsia"/>
+              </w:rPr>
               <w:t>低温地热资源 温热水</w:t>
             </w:r>
           </w:p>
@@ -2516,6 +2994,9 @@
             </w:pPr>
             <w:r/>
             <w:r>
+              <w:rPr>
+                <w:rFonts w:hint="eastAsia"/>
+              </w:rPr>
               <w:t>40 ℃≤t&lt;60 ℃</w:t>
             </w:r>
           </w:p>
@@ -2538,6 +3019,9 @@
             </w:pPr>
             <w:r/>
             <w:r>
+              <w:rPr>
+                <w:rFonts w:hint="eastAsia"/>
+              </w:rPr>
               <w:t>理疗、洗浴、采暖、温室、养殖等</w:t>
             </w:r>
           </w:p>
@@ -2562,6 +3046,9 @@
             </w:pPr>
             <w:r/>
             <w:r>
+              <w:rPr>
+                <w:rFonts w:hint="eastAsia"/>
+              </w:rPr>
               <w:t>低温地热资源 温水</w:t>
             </w:r>
           </w:p>
@@ -2584,6 +3071,9 @@
             </w:pPr>
             <w:r/>
             <w:r>
+              <w:rPr>
+                <w:rFonts w:hint="eastAsia"/>
+              </w:rPr>
               <w:t>25 ℃≤t&lt;40 ℃</w:t>
             </w:r>
           </w:p>
@@ -2606,6 +3096,9 @@
             </w:pPr>
             <w:r/>
             <w:r>
+              <w:rPr>
+                <w:rFonts w:hint="eastAsia"/>
+              </w:rPr>
               <w:t>洗浴、温室、养殖、农灌等</w:t>
             </w:r>
           </w:p>
@@ -2630,6 +3123,9 @@
             </w:pPr>
             <w:r/>
             <w:r>
+              <w:rPr>
+                <w:rFonts w:hint="eastAsia"/>
+              </w:rPr>
               <w:t>温度分级用于资源评价和利用方向初判，具体利用端水温应结合安全、卫生和工艺要求调节。</w:t>
             </w:r>
           </w:p>
@@ -2639,16 +3135,24 @@
     <w:p>
       <w:pPr>
         <w:pStyle w:val="105"/>
-      </w:pPr>
-      <w:r>
+        <w:spacing w:before="156" w:after="156"/>
+      </w:pPr>
+      <w:r>
+        <w:rPr>
+          <w:rFonts w:hint="eastAsia"/>
+        </w:rPr>
         <w:t>资源评价报告</w:t>
       </w:r>
     </w:p>
     <w:p>
       <w:pPr>
         <w:pStyle w:val="56"/>
-      </w:pPr>
-      <w:r>
+        <w:ind w:firstLine="420"/>
+      </w:pPr>
+      <w:r>
+        <w:rPr>
+          <w:rFonts w:hint="eastAsia"/>
+        </w:rPr>
         <w:t>资源评价报告应包括下列内容：</w:t>
       </w:r>
     </w:p>
@@ -2661,6 +3165,9 @@
         </w:numPr>
       </w:pPr>
       <w:r>
+        <w:rPr>
+          <w:rFonts w:hint="eastAsia"/>
+        </w:rPr>
         <w:t>地热地质条件、热储模型和资料可靠性说明；</w:t>
       </w:r>
     </w:p>
@@ -2673,6 +3180,9 @@
         </w:numPr>
       </w:pPr>
       <w:r>
+        <w:rPr>
+          <w:rFonts w:hint="eastAsia"/>
+        </w:rPr>
         <w:t>地热流体可开采量、地热储量、单井产能和可持续开发规模；</w:t>
       </w:r>
     </w:p>
@@ -2685,6 +3195,9 @@
         </w:numPr>
       </w:pPr>
       <w:r>
+        <w:rPr>
+          <w:rFonts w:hint="eastAsia"/>
+        </w:rPr>
         <w:t>地热流体质量评价、用途适宜性评价和可能的预处理要求；</w:t>
       </w:r>
     </w:p>
@@ -2697,6 +3210,9 @@
         </w:numPr>
       </w:pPr>
       <w:r>
+        <w:rPr>
+          <w:rFonts w:hint="eastAsia"/>
+        </w:rPr>
         <w:t>回灌适宜性、采灌平衡分析和尾水处置方案；</w:t>
       </w:r>
     </w:p>
@@ -2709,6 +3225,9 @@
         </w:numPr>
       </w:pPr>
       <w:r>
+        <w:rPr>
+          <w:rFonts w:hint="eastAsia"/>
+        </w:rPr>
         <w:t>环境影响、公共安全风险和监测预警方案；</w:t>
       </w:r>
     </w:p>
@@ -2721,6 +3240,9 @@
         </w:numPr>
       </w:pPr>
       <w:r>
+        <w:rPr>
+          <w:rFonts w:hint="eastAsia"/>
+        </w:rPr>
         <w:t>开发利用限制条件、分期实施建议和复核周期。</w:t>
       </w:r>
     </w:p>
@@ -2729,14 +3251,21 @@
         <w:pStyle w:val="104"/>
       </w:pPr>
       <w:r>
+        <w:rPr>
+          <w:rFonts w:hint="eastAsia"/>
+        </w:rPr>
         <w:t>开发利用工程</w:t>
       </w:r>
     </w:p>
     <w:p>
       <w:pPr>
         <w:pStyle w:val="105"/>
-      </w:pPr>
-      <w:r>
+        <w:spacing w:before="156" w:after="156"/>
+      </w:pPr>
+      <w:r>
+        <w:rPr>
+          <w:rFonts w:hint="eastAsia"/>
+        </w:rPr>
         <w:t>开发方案</w:t>
       </w:r>
     </w:p>
@@ -2749,6 +3278,9 @@
         </w:numPr>
       </w:pPr>
       <w:r>
+        <w:rPr>
+          <w:rFonts w:hint="eastAsia"/>
+        </w:rPr>
         <w:t>开发方案应以资源评价报告为依据，明确开发范围、热储层位、井位布置、开采规模、利用方式、回灌工程、尾水处置、监测系统和应急措施。</w:t>
       </w:r>
     </w:p>
@@ -2761,6 +3293,9 @@
         </w:numPr>
       </w:pPr>
       <w:r>
+        <w:rPr>
+          <w:rFonts w:hint="eastAsia"/>
+        </w:rPr>
         <w:t>年度开采量不应超过经评价确认并依法批准的允许开采量。发现水位或压力持续下降、水温异常降低、水质恶化或天然温泉露头衰减时，应复核允许开采量并采取减采、轮采、回灌强化或停采措施。</w:t>
       </w:r>
     </w:p>
@@ -2773,14 +3308,21 @@
         </w:numPr>
       </w:pPr>
       <w:r>
+        <w:rPr>
+          <w:rFonts w:hint="eastAsia"/>
+        </w:rPr>
         <w:t>多井联采项目应通过井间干扰试验、动态监测或数值模拟确定合理井距和开采制度，不应仅按固定经验距离布井。</w:t>
       </w:r>
     </w:p>
     <w:p>
       <w:pPr>
         <w:pStyle w:val="105"/>
-      </w:pPr>
-      <w:r>
+        <w:spacing w:before="156" w:after="156"/>
+      </w:pPr>
+      <w:r>
+        <w:rPr>
+          <w:rFonts w:hint="eastAsia"/>
+        </w:rPr>
         <w:t>井场和设施</w:t>
       </w:r>
     </w:p>
@@ -2793,6 +3335,9 @@
         </w:numPr>
       </w:pPr>
       <w:r>
+        <w:rPr>
+          <w:rFonts w:hint="eastAsia"/>
+        </w:rPr>
         <w:t>开采井、回灌井和监测井的位置应避开地质灾害危险区、污染源影响区和生态敏感区。确需在限制区域建设的，应开展专项论证并采取防护措施。</w:t>
       </w:r>
     </w:p>
@@ -2805,6 +3350,9 @@
         </w:numPr>
       </w:pPr>
       <w:r>
+        <w:rPr>
+          <w:rFonts w:hint="eastAsia"/>
+        </w:rPr>
         <w:t>开采井井口应设置防喷、防烫、防误启闭和防外来污染设施。自流井、高温井和含有有害气体的井口应设置明显警示标志和隔离防护设施。</w:t>
       </w:r>
     </w:p>
@@ -2817,6 +3365,9 @@
         </w:numPr>
       </w:pPr>
       <w:r>
+        <w:rPr>
+          <w:rFonts w:hint="eastAsia"/>
+        </w:rPr>
         <w:t>输水管线、阀门、换热器、泵、计量仪表和自控设备应与温度、压力、腐蚀性、结垢性和运行环境相适应。</w:t>
       </w:r>
     </w:p>
@@ -2829,22 +3380,33 @@
         </w:numPr>
       </w:pPr>
       <w:r>
+        <w:rPr>
+          <w:rFonts w:hint="eastAsia"/>
+        </w:rPr>
         <w:t>井口和主要工艺节点应配置流量、温度、压力等计量装置；计量装置应定期校准，校准和维护记录应归档。</w:t>
       </w:r>
     </w:p>
     <w:p>
       <w:pPr>
         <w:pStyle w:val="105"/>
-      </w:pPr>
-      <w:r>
+        <w:spacing w:before="156" w:after="156"/>
+      </w:pPr>
+      <w:r>
+        <w:rPr>
+          <w:rFonts w:hint="eastAsia"/>
+        </w:rPr>
         <w:t>利用分类</w:t>
       </w:r>
     </w:p>
     <w:p>
       <w:pPr>
         <w:pStyle w:val="56"/>
-      </w:pPr>
-      <w:r>
+        <w:ind w:firstLine="420"/>
+      </w:pPr>
+      <w:r>
+        <w:rPr>
+          <w:rFonts w:hint="eastAsia"/>
+        </w:rPr>
         <w:t>地热温泉资源利用方式应根据温度、流量、水质、特征组分、回灌条件和环境风险综合确定。主要利用分类见</w:t>
       </w:r>
       <w:r>
@@ -2857,12 +3419,18 @@
         <w:fldChar w:fldCharType="separate"/>
       </w:r>
       <w:r>
+        <w:rPr>
+          <w:rFonts w:hint="eastAsia"/>
+        </w:rPr>
         <w:t>表?</w:t>
       </w:r>
       <w:r>
         <w:fldChar w:fldCharType="end"/>
       </w:r>
       <w:r>
+        <w:rPr>
+          <w:rFonts w:hint="eastAsia"/>
+        </w:rPr>
         <w:t>。</w:t>
       </w:r>
     </w:p>
@@ -2873,8 +3441,12 @@
           <w:ilvl w:val="0"/>
           <w:numId w:val="16"/>
         </w:numPr>
-      </w:pPr>
-      <w:r>
+        <w:keepNext/>
+      </w:pPr>
+      <w:r>
+        <w:rPr>
+          <w:rFonts w:hint="eastAsia"/>
+        </w:rPr>
         <w:t xml:space="preserve">　</w:t>
       </w:r>
       <w:bookmarkStart w:id="1011" w:name="_Ref931017233"/>
@@ -2882,6 +3454,9 @@
       <w:bookmarkStart w:id="1013" w:name="_Ref524675750"/>
       <w:bookmarkStart w:id="1014" w:name="_Ref339953775"/>
       <w:r>
+        <w:rPr>
+          <w:rFonts w:hint="eastAsia"/>
+        </w:rPr>
         <w:t>地热温泉资源利用分类</w:t>
       </w:r>
       <w:bookmarkEnd w:id="1011"/>
@@ -2934,6 +3509,9 @@
             </w:pPr>
             <w:r/>
             <w:r>
+              <w:rPr>
+                <w:rFonts w:hint="eastAsia"/>
+              </w:rPr>
               <w:t>利用方式</w:t>
             </w:r>
           </w:p>
@@ -2959,6 +3537,9 @@
             </w:pPr>
             <w:r/>
             <w:r>
+              <w:rPr>
+                <w:rFonts w:hint="eastAsia"/>
+              </w:rPr>
               <w:t>资源或水质条件</w:t>
             </w:r>
           </w:p>
@@ -2984,6 +3565,9 @@
             </w:pPr>
             <w:r/>
             <w:r>
+              <w:rPr>
+                <w:rFonts w:hint="eastAsia"/>
+              </w:rPr>
               <w:t>主要控制要求</w:t>
             </w:r>
           </w:p>
@@ -3009,6 +3593,9 @@
             </w:pPr>
             <w:r/>
             <w:r>
+              <w:rPr>
+                <w:rFonts w:hint="eastAsia"/>
+              </w:rPr>
               <w:t>判定依据</w:t>
             </w:r>
           </w:p>
@@ -3033,6 +3620,9 @@
             </w:pPr>
             <w:r/>
             <w:r>
+              <w:rPr>
+                <w:rFonts w:hint="eastAsia"/>
+              </w:rPr>
               <w:t>洗浴与康养</w:t>
             </w:r>
           </w:p>
@@ -3055,6 +3645,9 @@
             </w:pPr>
             <w:r/>
             <w:r>
+              <w:rPr>
+                <w:rFonts w:hint="eastAsia"/>
+              </w:rPr>
               <w:t>低温地热资源，使用端经调温后满足人体接触安全要求</w:t>
             </w:r>
           </w:p>
@@ -3077,6 +3670,9 @@
             </w:pPr>
             <w:r/>
             <w:r>
+              <w:rPr>
+                <w:rFonts w:hint="eastAsia"/>
+              </w:rPr>
               <w:t>应开展水质初始评价和运行期微生物风险控制</w:t>
             </w:r>
           </w:p>
@@ -3099,6 +3695,9 @@
             </w:pPr>
             <w:r/>
             <w:r>
+              <w:rPr>
+                <w:rFonts w:hint="eastAsia"/>
+              </w:rPr>
               <w:t>附录A、</w:t>
             </w:r>
             <w:r>
@@ -3111,6 +3710,9 @@
               <w:fldChar w:fldCharType="separate"/>
             </w:r>
             <w:r>
+              <w:rPr>
+                <w:rFonts w:hint="eastAsia"/>
+              </w:rPr>
               <w:t>?</w:t>
             </w:r>
             <w:r>
@@ -3138,6 +3740,9 @@
             </w:pPr>
             <w:r/>
             <w:r>
+              <w:rPr>
+                <w:rFonts w:hint="eastAsia"/>
+              </w:rPr>
               <w:t>建筑供热和生活热水</w:t>
             </w:r>
           </w:p>
@@ -3160,6 +3765,9 @@
             </w:pPr>
             <w:r/>
             <w:r>
+              <w:rPr>
+                <w:rFonts w:hint="eastAsia"/>
+              </w:rPr>
               <w:t>热量、流量和换热条件满足负荷需求</w:t>
             </w:r>
           </w:p>
@@ -3182,6 +3790,9 @@
             </w:pPr>
             <w:r/>
             <w:r>
+              <w:rPr>
+                <w:rFonts w:hint="eastAsia"/>
+              </w:rPr>
               <w:t>宜采用间接换热，减少地热流体开路排放</w:t>
             </w:r>
           </w:p>
@@ -3213,6 +3824,9 @@
               <w:fldChar w:fldCharType="separate"/>
             </w:r>
             <w:r>
+              <w:rPr>
+                <w:rFonts w:hint="eastAsia"/>
+              </w:rPr>
               <w:t>?</w:t>
             </w:r>
             <w:r>
@@ -3240,6 +3854,9 @@
             </w:pPr>
             <w:r/>
             <w:r>
+              <w:rPr>
+                <w:rFonts w:hint="eastAsia"/>
+              </w:rPr>
               <w:t>温室农业和水产养殖</w:t>
             </w:r>
           </w:p>
@@ -3262,6 +3879,9 @@
             </w:pPr>
             <w:r/>
             <w:r>
+              <w:rPr>
+                <w:rFonts w:hint="eastAsia"/>
+              </w:rPr>
               <w:t>温度和水质与作物、养殖对象适配</w:t>
             </w:r>
           </w:p>
@@ -3284,6 +3904,9 @@
             </w:pPr>
             <w:r/>
             <w:r>
+              <w:rPr>
+                <w:rFonts w:hint="eastAsia"/>
+              </w:rPr>
               <w:t>高矿化度、高氟、高砷或含有害组分的地热水不宜直接接触土壤或养殖水体</w:t>
             </w:r>
           </w:p>
@@ -3315,6 +3938,9 @@
               <w:fldChar w:fldCharType="separate"/>
             </w:r>
             <w:r>
+              <w:rPr>
+                <w:rFonts w:hint="eastAsia"/>
+              </w:rPr>
               <w:t>?</w:t>
             </w:r>
             <w:r>
@@ -3342,6 +3968,9 @@
             </w:pPr>
             <w:r/>
             <w:r>
+              <w:rPr>
+                <w:rFonts w:hint="eastAsia"/>
+              </w:rPr>
               <w:t>工业热利用</w:t>
             </w:r>
           </w:p>
@@ -3364,6 +3993,9 @@
             </w:pPr>
             <w:r/>
             <w:r>
+              <w:rPr>
+                <w:rFonts w:hint="eastAsia"/>
+              </w:rPr>
               <w:t>温度、腐蚀性和结垢性满足工艺要求</w:t>
             </w:r>
           </w:p>
@@ -3386,6 +4018,9 @@
             </w:pPr>
             <w:r/>
             <w:r>
+              <w:rPr>
+                <w:rFonts w:hint="eastAsia"/>
+              </w:rPr>
               <w:t>应采取防腐、防垢、余热利用和尾水处置措施</w:t>
             </w:r>
           </w:p>
@@ -3417,6 +4052,9 @@
               <w:fldChar w:fldCharType="separate"/>
             </w:r>
             <w:r>
+              <w:rPr>
+                <w:rFonts w:hint="eastAsia"/>
+              </w:rPr>
               <w:t>?</w:t>
             </w:r>
             <w:r>
@@ -3444,6 +4082,9 @@
             </w:pPr>
             <w:r/>
             <w:r>
+              <w:rPr>
+                <w:rFonts w:hint="eastAsia"/>
+              </w:rPr>
               <w:t>食品加工接触用水</w:t>
             </w:r>
           </w:p>
@@ -3466,6 +4107,9 @@
             </w:pPr>
             <w:r/>
             <w:r>
+              <w:rPr>
+                <w:rFonts w:hint="eastAsia"/>
+              </w:rPr>
               <w:t>用水直接接触食品或进入产品</w:t>
             </w:r>
           </w:p>
@@ -3488,6 +4132,9 @@
             </w:pPr>
             <w:r/>
             <w:r>
+              <w:rPr>
+                <w:rFonts w:hint="eastAsia"/>
+              </w:rPr>
               <w:t>应符合生活饮用水水质要求</w:t>
             </w:r>
           </w:p>
@@ -3519,6 +4166,9 @@
               <w:fldChar w:fldCharType="separate"/>
             </w:r>
             <w:r>
+              <w:rPr>
+                <w:rFonts w:hint="eastAsia"/>
+              </w:rPr>
               <w:t>?</w:t>
             </w:r>
             <w:r>
@@ -3531,8 +4181,12 @@
     <w:p>
       <w:pPr>
         <w:pStyle w:val="105"/>
-      </w:pPr>
-      <w:r>
+        <w:spacing w:before="156" w:after="156"/>
+      </w:pPr>
+      <w:r>
+        <w:rPr>
+          <w:rFonts w:hint="eastAsia"/>
+        </w:rPr>
         <w:t>洗浴与康养利用</w:t>
       </w:r>
     </w:p>
@@ -3545,6 +4199,9 @@
         </w:numPr>
       </w:pPr>
       <w:r>
+        <w:rPr>
+          <w:rFonts w:hint="eastAsia"/>
+        </w:rPr>
         <w:t>洗浴与康养用水不应直接按生活饮用水对外宣传。确需宣传医疗、理疗或特殊矿物成分功能时，应取得相应检测、评价和主管部门要求的证明材料。</w:t>
       </w:r>
     </w:p>
@@ -3557,6 +4214,9 @@
         </w:numPr>
       </w:pPr>
       <w:r>
+        <w:rPr>
+          <w:rFonts w:hint="eastAsia"/>
+        </w:rPr>
         <w:t>浴区应设置连续或定时水温显示。人体直接接触水温应经调温控制，超过安全舒适范围时应设置警示和防误入措施。</w:t>
       </w:r>
     </w:p>
@@ -3569,14 +4229,21 @@
         </w:numPr>
       </w:pPr>
       <w:r>
+        <w:rPr>
+          <w:rFonts w:hint="eastAsia"/>
+        </w:rPr>
         <w:t>洗浴与康养用水初始评价和运行期控制项目应符合附录A的规定。</w:t>
       </w:r>
     </w:p>
     <w:p>
       <w:pPr>
         <w:pStyle w:val="105"/>
-      </w:pPr>
-      <w:r>
+        <w:spacing w:before="156" w:after="156"/>
+      </w:pPr>
+      <w:r>
+        <w:rPr>
+          <w:rFonts w:hint="eastAsia"/>
+        </w:rPr>
         <w:t>供热和梯级利用</w:t>
       </w:r>
     </w:p>
@@ -3589,6 +4256,9 @@
         </w:numPr>
       </w:pPr>
       <w:r>
+        <w:rPr>
+          <w:rFonts w:hint="eastAsia"/>
+        </w:rPr>
         <w:t>地热供热系统宜采用间接换热方式。直接利用地热流体的，应论证腐蚀、结垢、泄漏、污染和回灌影响。</w:t>
       </w:r>
     </w:p>
@@ -3601,6 +4271,9 @@
         </w:numPr>
       </w:pPr>
       <w:r>
+        <w:rPr>
+          <w:rFonts w:hint="eastAsia"/>
+        </w:rPr>
         <w:t>梯级利用系统应按高温段、供热段、洗浴或农业段、余热回收段进行温度和水量平衡设计。各级出水温度应满足下一级利用或回灌条件。</w:t>
       </w:r>
     </w:p>
@@ -3613,6 +4286,9 @@
         </w:numPr>
       </w:pPr>
       <w:r>
+        <w:rPr>
+          <w:rFonts w:hint="eastAsia"/>
+        </w:rPr>
         <w:t>对含高氯离子、硫化氢、二氧化碳或高矿化度的地热流体，应开展腐蚀性和结垢性评价，并配置防腐、防垢、脱气或隔离换热设施。</w:t>
       </w:r>
     </w:p>
@@ -3621,14 +4297,21 @@
         <w:pStyle w:val="104"/>
       </w:pPr>
       <w:r>
+        <w:rPr>
+          <w:rFonts w:hint="eastAsia"/>
+        </w:rPr>
         <w:t>回灌与尾水处理</w:t>
       </w:r>
     </w:p>
     <w:p>
       <w:pPr>
         <w:pStyle w:val="105"/>
-      </w:pPr>
-      <w:r>
+        <w:spacing w:before="156" w:after="156"/>
+      </w:pPr>
+      <w:r>
+        <w:rPr>
+          <w:rFonts w:hint="eastAsia"/>
+        </w:rPr>
         <w:t>回灌设计基础</w:t>
       </w:r>
     </w:p>
@@ -3641,6 +4324,9 @@
         </w:numPr>
       </w:pPr>
       <w:r>
+        <w:rPr>
+          <w:rFonts w:hint="eastAsia"/>
+        </w:rPr>
         <w:t>水热型地热资源回灌工程的适宜性评价、设计、施工、运行监测、维护和资料归档应符合</w:t>
       </w:r>
       <w:r>
@@ -3653,12 +4339,18 @@
         <w:fldChar w:fldCharType="separate"/>
       </w:r>
       <w:r>
+        <w:rPr>
+          <w:rFonts w:hint="eastAsia"/>
+        </w:rPr>
         <w:t>?</w:t>
       </w:r>
       <w:r>
         <w:fldChar w:fldCharType="end"/>
       </w:r>
       <w:r>
+        <w:rPr>
+          <w:rFonts w:hint="eastAsia"/>
+        </w:rPr>
         <w:t>的规定。</w:t>
       </w:r>
     </w:p>
@@ -3671,6 +4363,9 @@
         </w:numPr>
       </w:pPr>
       <w:r>
+        <w:rPr>
+          <w:rFonts w:hint="eastAsia"/>
+        </w:rPr>
         <w:t>回灌设计前，应收集或调查下列资料：</w:t>
       </w:r>
     </w:p>
@@ -3683,6 +4378,9 @@
         </w:numPr>
       </w:pPr>
       <w:r>
+        <w:rPr>
+          <w:rFonts w:hint="eastAsia"/>
+        </w:rPr>
         <w:t>热储类型、岩性、厚度、分布、埋藏条件以及孔隙、裂隙发育程度；</w:t>
       </w:r>
     </w:p>
@@ -3695,6 +4393,9 @@
         </w:numPr>
       </w:pPr>
       <w:r>
+        <w:rPr>
+          <w:rFonts w:hint="eastAsia"/>
+        </w:rPr>
         <w:t>热储温度场、压力场及其动态变化；</w:t>
       </w:r>
     </w:p>
@@ -3707,6 +4408,9 @@
         </w:numPr>
       </w:pPr>
       <w:r>
+        <w:rPr>
+          <w:rFonts w:hint="eastAsia"/>
+        </w:rPr>
         <w:t>地热流体化学组分、腐蚀性、结垢性和颗粒物特征；</w:t>
       </w:r>
     </w:p>
@@ -3719,6 +4423,9 @@
         </w:numPr>
       </w:pPr>
       <w:r>
+        <w:rPr>
+          <w:rFonts w:hint="eastAsia"/>
+        </w:rPr>
         <w:t>单井回灌能力、开采井与回灌井的干扰关系；</w:t>
       </w:r>
     </w:p>
@@ -3731,6 +4438,9 @@
         </w:numPr>
       </w:pPr>
       <w:r>
+        <w:rPr>
+          <w:rFonts w:hint="eastAsia"/>
+        </w:rPr>
         <w:t>靠近城市建成区、人口或建筑密集区的项目，应调查地裂缝、地面沉降等地质灾害风险。</w:t>
       </w:r>
     </w:p>
@@ -3743,6 +4453,9 @@
         </w:numPr>
       </w:pPr>
       <w:r>
+        <w:rPr>
+          <w:rFonts w:hint="eastAsia"/>
+        </w:rPr>
         <w:t>可回灌量应根据单井或多井采灌试验、区域动态监测资料和热储数值模型等资料综合确定。设计回灌量应小于可回灌量，不应以固定比例替代试验和论证。回灌率和单井设计回灌量的资料性估算方法见附录C。</w:t>
       </w:r>
     </w:p>
@@ -3755,14 +4468,21 @@
         </w:numPr>
       </w:pPr>
       <w:r>
+        <w:rPr>
+          <w:rFonts w:hint="eastAsia"/>
+        </w:rPr>
         <w:t>回灌可行性评价应包括回灌规模与可回灌量的关系、地热流体腐蚀性和结垢性、回灌条件、监测要求、回灌井施工条件和回灌设施条件。</w:t>
       </w:r>
     </w:p>
     <w:p>
       <w:pPr>
         <w:pStyle w:val="105"/>
-      </w:pPr>
-      <w:r>
+        <w:spacing w:before="156" w:after="156"/>
+      </w:pPr>
+      <w:r>
+        <w:rPr>
+          <w:rFonts w:hint="eastAsia"/>
+        </w:rPr>
         <w:t>回灌系统设计</w:t>
       </w:r>
     </w:p>
@@ -3775,6 +4495,9 @@
         </w:numPr>
       </w:pPr>
       <w:r>
+        <w:rPr>
+          <w:rFonts w:hint="eastAsia"/>
+        </w:rPr>
         <w:t>热能利用后的地热尾水、地热供水管道中未受污染的地热原水宜优先用于地热资源回灌；采用其他水源回灌时，应通过分析、试验、监测和论证确认其不会破坏地热资源评价要素。</w:t>
       </w:r>
     </w:p>
@@ -3787,6 +4510,9 @@
         </w:numPr>
       </w:pPr>
       <w:r>
+        <w:rPr>
+          <w:rFonts w:hint="eastAsia"/>
+        </w:rPr>
         <w:t>热能利用项目应开展回灌。回灌应与开采为同一热储层，回灌温度宜不低于25 ℃；热补给能力强的热储需降低回灌温度时，应经专项论证。</w:t>
       </w:r>
     </w:p>
@@ -3799,6 +4525,9 @@
         </w:numPr>
       </w:pPr>
       <w:r>
+        <w:rPr>
+          <w:rFonts w:hint="eastAsia"/>
+        </w:rPr>
         <w:t>地热流体回灌率应根据地热水位埋深和变化趋势确定。区域地热水位埋深大，或水位埋深较小但持续下降的地热田或开采区，应按100%回灌率设计；水位相对稳定或持续上升的，经论证可降低回灌率，外排流体应处理达标后排放。</w:t>
       </w:r>
     </w:p>
@@ -3811,6 +4540,9 @@
         </w:numPr>
       </w:pPr>
       <w:r>
+        <w:rPr>
+          <w:rFonts w:hint="eastAsia"/>
+        </w:rPr>
         <w:t>回灌井布局应结合回灌规模、单井回灌量、采灌井干扰、热突破风险和施工条件确定。单井或小规模回灌项目的采灌井间距宜大于2倍开采影响半径或采用解析法确定；多井回灌项目宜采用数值模拟对布局方案进行预测和比选。</w:t>
       </w:r>
     </w:p>
@@ -3823,6 +4555,9 @@
         </w:numPr>
       </w:pPr>
       <w:r>
+        <w:rPr>
+          <w:rFonts w:hint="eastAsia"/>
+        </w:rPr>
         <w:t>回灌井设计应保证足够的回灌储层厚度并包含储层主要含水层段。同一区域、同一储层回灌井回灌段井径不应小于开采井开采段井径；非回灌段应下入套管并固井，回灌段应根据储层稳定性确定滤水管设置。</w:t>
       </w:r>
     </w:p>
@@ -3835,6 +4570,9 @@
         </w:numPr>
       </w:pPr>
       <w:r>
+        <w:rPr>
+          <w:rFonts w:hint="eastAsia"/>
+        </w:rPr>
         <w:t>回灌井套管、滤水管、井口装置、管道、泵、阀门和过滤处理设施应与地热流体温度、压力、腐蚀性、结垢性和运行环境相适应。采灌井井口及与其连接的供回管线应保持密闭并隔绝空气。</w:t>
       </w:r>
     </w:p>
@@ -3847,14 +4585,21 @@
         </w:numPr>
       </w:pPr>
       <w:r>
+        <w:rPr>
+          <w:rFonts w:hint="eastAsia"/>
+        </w:rPr>
         <w:t>回灌设施应配置井口保护装置、过滤及处理设施、回灌监测设备、回灌管道、回扬管道和控制阀门。回灌管道应安装流量、压力、温度、排气和阀门设施，宜设置除砂和防腐、防垢过滤装置。</w:t>
       </w:r>
     </w:p>
     <w:p>
       <w:pPr>
         <w:pStyle w:val="105"/>
-      </w:pPr>
-      <w:r>
+        <w:spacing w:before="156" w:after="156"/>
+      </w:pPr>
+      <w:r>
+        <w:rPr>
+          <w:rFonts w:hint="eastAsia"/>
+        </w:rPr>
         <w:t>回灌运行监测与维护</w:t>
       </w:r>
     </w:p>
@@ -3867,6 +4612,9 @@
         </w:numPr>
       </w:pPr>
       <w:r>
+        <w:rPr>
+          <w:rFonts w:hint="eastAsia"/>
+        </w:rPr>
         <w:t>回灌系统投入运行前，回灌井成井、产能测试、回灌能力测试、设施安装调试和验收结果应满足设计要求。</w:t>
       </w:r>
     </w:p>
@@ -3879,6 +4627,9 @@
         </w:numPr>
       </w:pPr>
       <w:r>
+        <w:rPr>
+          <w:rFonts w:hint="eastAsia"/>
+        </w:rPr>
         <w:t>回灌系统运行期间，应每日定时监测并记录开采量、开采流体温度、开采流体埋深或压力、回灌量、回灌温度、回灌流体埋深或压力、回灌压力和运行异常。</w:t>
       </w:r>
     </w:p>
@@ -3891,6 +4642,9 @@
         </w:numPr>
       </w:pPr>
       <w:r>
+        <w:rPr>
+          <w:rFonts w:hint="eastAsia"/>
+        </w:rPr>
         <w:t>每年应对回灌系统流体化学组分进行监测，并在系统运行开始后、结束前以及回扬结束前分别取样。检测项目应覆盖主要阴阳离子、特征组分、悬浮物、颗粒物、腐蚀结垢相关指标以及必要的污染风险指标。</w:t>
       </w:r>
     </w:p>
@@ -3903,6 +4657,9 @@
         </w:numPr>
       </w:pPr>
       <w:r>
+        <w:rPr>
+          <w:rFonts w:hint="eastAsia"/>
+        </w:rPr>
         <w:t>回灌监测结果应及时用于优化回灌运行方案。发现回灌衰减、回灌压力异常升高、水位异常抬升、水质突变或热突破风险时，应复核原因并采取降量、停灌、过滤处理、回扬、洗井或工程改造等措施。</w:t>
       </w:r>
     </w:p>
@@ -3915,6 +4672,9 @@
         </w:numPr>
       </w:pPr>
       <w:r>
+        <w:rPr>
+          <w:rFonts w:hint="eastAsia"/>
+        </w:rPr>
         <w:t>每个回灌井运行期结束后宜尽快开展回扬。回扬至水清砂净后应开展回灌试验；单位回灌量达到完井时回灌试验结果的90%以上且满足回灌要求时，可结束回扬。</w:t>
       </w:r>
     </w:p>
@@ -3927,14 +4687,21 @@
         </w:numPr>
       </w:pPr>
       <w:r>
+        <w:rPr>
+          <w:rFonts w:hint="eastAsia"/>
+        </w:rPr>
         <w:t>回扬后仍不能满足回灌要求的，应采取物理、化学洗井或其他工程措施进行处理，并形成维护原因、处理过程、效果评价和后续运行控制记录。</w:t>
       </w:r>
     </w:p>
     <w:p>
       <w:pPr>
         <w:pStyle w:val="105"/>
-      </w:pPr>
-      <w:r>
+        <w:spacing w:before="156" w:after="156"/>
+      </w:pPr>
+      <w:r>
+        <w:rPr>
+          <w:rFonts w:hint="eastAsia"/>
+        </w:rPr>
         <w:t>尾水处理</w:t>
       </w:r>
     </w:p>
@@ -3947,6 +4714,9 @@
         </w:numPr>
       </w:pPr>
       <w:r>
+        <w:rPr>
+          <w:rFonts w:hint="eastAsia"/>
+        </w:rPr>
         <w:t>尾水应优先回灌或梯级利用；不能回灌或继续利用的，应按项目环境影响评价文件、排污许可和受纳水体功能要求处理后排放。</w:t>
       </w:r>
     </w:p>
@@ -3959,6 +4729,9 @@
         </w:numPr>
       </w:pPr>
       <w:r>
+        <w:rPr>
+          <w:rFonts w:hint="eastAsia"/>
+        </w:rPr>
         <w:t>高矿化度、高氟、高砷、含硫化氢或含放射性指标异常的尾水，不应直接排入地表水体、浅层地下水或土壤环境。</w:t>
       </w:r>
     </w:p>
@@ -3971,6 +4744,9 @@
         </w:numPr>
       </w:pPr>
       <w:r>
+        <w:rPr>
+          <w:rFonts w:hint="eastAsia"/>
+        </w:rPr>
         <w:t>尾水处理应根据水质特征选择曝气、沉淀、过滤、除铁锰、除氟、除砷、脱硫、防垢、消毒、浓缩或其他工艺，并保留处理效果监测记录。</w:t>
       </w:r>
     </w:p>
@@ -3983,6 +4759,9 @@
         </w:numPr>
       </w:pPr>
       <w:r>
+        <w:rPr>
+          <w:rFonts w:hint="eastAsia"/>
+        </w:rPr>
         <w:t>尾水排放可能造成热污染时，应开展受纳水体温升影响分析，并根据论证结果采取降温、分散排放、回收余热或停止排放措施。</w:t>
       </w:r>
     </w:p>
@@ -3991,14 +4770,21 @@
         <w:pStyle w:val="104"/>
       </w:pPr>
       <w:r>
+        <w:rPr>
+          <w:rFonts w:hint="eastAsia"/>
+        </w:rPr>
         <w:t>环境保护与监测</w:t>
       </w:r>
     </w:p>
     <w:p>
       <w:pPr>
         <w:pStyle w:val="105"/>
-      </w:pPr>
-      <w:r>
+        <w:spacing w:before="156" w:after="156"/>
+      </w:pPr>
+      <w:r>
+        <w:rPr>
+          <w:rFonts w:hint="eastAsia"/>
+        </w:rPr>
         <w:t>环境保护</w:t>
       </w:r>
     </w:p>
@@ -4011,6 +4797,9 @@
         </w:numPr>
       </w:pPr>
       <w:r>
+        <w:rPr>
+          <w:rFonts w:hint="eastAsia"/>
+        </w:rPr>
         <w:t>地热温泉开发项目应在建设前识别对浅层地下水、地表水、天然温泉露头、地面沉降、地质景观、植被和周边敏感目标的影响。</w:t>
       </w:r>
     </w:p>
@@ -4023,6 +4812,9 @@
         </w:numPr>
       </w:pPr>
       <w:r>
+        <w:rPr>
+          <w:rFonts w:hint="eastAsia"/>
+        </w:rPr>
         <w:t>钻井废浆、岩屑、废滤料、废药剂和检维修废弃物应分类收集、贮存和处置，不应就地排放、倾倒或掩埋。</w:t>
       </w:r>
     </w:p>
@@ -4035,6 +4827,9 @@
         </w:numPr>
       </w:pPr>
       <w:r>
+        <w:rPr>
+          <w:rFonts w:hint="eastAsia"/>
+        </w:rPr>
         <w:t>天然温泉露头、泉华、热显示景观及其补给径流通道应纳入保护对象。保护范围应按资源评价、规划、环境影响评价或主管部门批复确定。</w:t>
       </w:r>
     </w:p>
@@ -4047,6 +4842,9 @@
         </w:numPr>
       </w:pPr>
       <w:r>
+        <w:rPr>
+          <w:rFonts w:hint="eastAsia"/>
+        </w:rPr>
         <w:t>沿海地区、岩溶地区、断裂破碎带发育地区和浅层含水层联系密切地区，应重点评价海水入侵、污染物迁移、地面沉降、地面塌陷和地质灾害风险。</w:t>
       </w:r>
     </w:p>
@@ -4059,14 +4857,21 @@
         </w:numPr>
       </w:pPr>
       <w:r>
+        <w:rPr>
+          <w:rFonts w:hint="eastAsia"/>
+        </w:rPr>
         <w:t>与其他含水层有较密切水力联系的项目，应监测开采或回灌对相关含水层水质的影响。对海水入侵或地下水污染高风险地区，应设置专门水质监测点。</w:t>
       </w:r>
     </w:p>
     <w:p>
       <w:pPr>
         <w:pStyle w:val="105"/>
-      </w:pPr>
-      <w:r>
+        <w:spacing w:before="156" w:after="156"/>
+      </w:pPr>
+      <w:r>
+        <w:rPr>
+          <w:rFonts w:hint="eastAsia"/>
+        </w:rPr>
         <w:t>监测体系</w:t>
       </w:r>
     </w:p>
@@ -4079,6 +4884,9 @@
         </w:numPr>
       </w:pPr>
       <w:r>
+        <w:rPr>
+          <w:rFonts w:hint="eastAsia"/>
+        </w:rPr>
         <w:t>地热温泉开发利用项目应建立动态监测体系。监测项目、布点、频次、数据质量控制、预警和成果报告应符合</w:t>
       </w:r>
       <w:r>
@@ -4091,12 +4899,18 @@
         <w:fldChar w:fldCharType="separate"/>
       </w:r>
       <w:r>
+        <w:rPr>
+          <w:rFonts w:hint="eastAsia"/>
+        </w:rPr>
         <w:t>?</w:t>
       </w:r>
       <w:r>
         <w:fldChar w:fldCharType="end"/>
       </w:r>
       <w:r>
+        <w:rPr>
+          <w:rFonts w:hint="eastAsia"/>
+        </w:rPr>
         <w:t>的规定。</w:t>
       </w:r>
     </w:p>
@@ -4109,6 +4923,9 @@
         </w:numPr>
       </w:pPr>
       <w:r>
+        <w:rPr>
+          <w:rFonts w:hint="eastAsia"/>
+        </w:rPr>
         <w:t>监测范围应覆盖地热田或开采区，监测内容应能反映地热资源开发利用与压力或水位、温度、化学组分以及相关地质环境变化之间的关系。</w:t>
       </w:r>
     </w:p>
@@ -4121,6 +4938,9 @@
         </w:numPr>
       </w:pPr>
       <w:r>
+        <w:rPr>
+          <w:rFonts w:hint="eastAsia"/>
+        </w:rPr>
         <w:t>地热监测点应按下列类别设置：</w:t>
       </w:r>
     </w:p>
@@ -4133,6 +4953,9 @@
         </w:numPr>
       </w:pPr>
       <w:r>
+        <w:rPr>
+          <w:rFonts w:hint="eastAsia"/>
+        </w:rPr>
         <w:t>开发利用监测点，监测地热流体开采量、回灌量、开采和回灌温度以及地热流体用途和用量；</w:t>
       </w:r>
     </w:p>
@@ -4145,6 +4968,9 @@
         </w:numPr>
       </w:pPr>
       <w:r>
+        <w:rPr>
+          <w:rFonts w:hint="eastAsia"/>
+        </w:rPr>
         <w:t>资源评价要素监测点，监测地热流体压力或水位、温度和化学组分；</w:t>
       </w:r>
     </w:p>
@@ -4157,6 +4983,9 @@
         </w:numPr>
       </w:pPr>
       <w:r>
+        <w:rPr>
+          <w:rFonts w:hint="eastAsia"/>
+        </w:rPr>
         <w:t>地质环境监测点，监测热储温度变化、地面沉降、地面塌陷、海水入侵、地下水污染等可能与地热开发有关的地质环境变化。</w:t>
       </w:r>
     </w:p>
@@ -4169,6 +4998,9 @@
         </w:numPr>
       </w:pPr>
       <w:r>
+        <w:rPr>
+          <w:rFonts w:hint="eastAsia"/>
+        </w:rPr>
         <w:t>数据采集可采用人工采集、自动采集人工取数、自动采集远程传输等方式。具备条件的地热井、天然温泉和关键环境监测点宜采用自动采集远程传输方式。</w:t>
       </w:r>
     </w:p>
@@ -4181,6 +5013,9 @@
         </w:numPr>
       </w:pPr>
       <w:r>
+        <w:rPr>
+          <w:rFonts w:hint="eastAsia"/>
+        </w:rPr>
         <w:t>所有地热井应在主管线安装温度计和流量总表，按用途在分支管线安装分表；计量设备宜定期标定，出现故障时应及时维修或更换。</w:t>
       </w:r>
     </w:p>
@@ -4193,6 +5028,9 @@
         </w:numPr>
       </w:pPr>
       <w:r>
+        <w:rPr>
+          <w:rFonts w:hint="eastAsia"/>
+        </w:rPr>
         <w:t>天然温泉应监测流量、温度及化学组分。天然温泉流量和温度每月监测不应少于3次，监测时间间隔宜基本相同且每月监测时间宜相对固定。</w:t>
       </w:r>
     </w:p>
@@ -4205,6 +5043,9 @@
         </w:numPr>
       </w:pPr>
       <w:r>
+        <w:rPr>
+          <w:rFonts w:hint="eastAsia"/>
+        </w:rPr>
         <w:t>资源评价要素监测点应监测地热流体压力或水位、温度和化学组分；回灌项目还应监测回灌流体压力或水位、温度和化学组分。专门监测点的压力或水位、温度每月监测不应少于3次；化学组分每年主要开采期和停采期应至少各取样监测1次。</w:t>
       </w:r>
     </w:p>
@@ -4217,14 +5058,21 @@
         </w:numPr>
       </w:pPr>
       <w:r>
+        <w:rPr>
+          <w:rFonts w:hint="eastAsia"/>
+        </w:rPr>
         <w:t>集中回灌区应设置热储温度变化监测点。新生界松散沉积层、半成岩热储层、岩溶热储或基岩热储上覆松散层厚度较大的区域，应评价并监测地面沉降或地面塌陷风险。</w:t>
       </w:r>
     </w:p>
     <w:p>
       <w:pPr>
         <w:pStyle w:val="56"/>
-      </w:pPr>
-      <w:r>
+        <w:ind w:firstLine="420"/>
+      </w:pPr>
+      <w:r>
+        <w:rPr>
+          <w:rFonts w:hint="eastAsia"/>
+        </w:rPr>
         <w:t>地热温泉基础监测项目见</w:t>
       </w:r>
       <w:r>
@@ -4237,12 +5085,18 @@
         <w:fldChar w:fldCharType="separate"/>
       </w:r>
       <w:r>
+        <w:rPr>
+          <w:rFonts w:hint="eastAsia"/>
+        </w:rPr>
         <w:t>表?</w:t>
       </w:r>
       <w:r>
         <w:fldChar w:fldCharType="end"/>
       </w:r>
       <w:r>
+        <w:rPr>
+          <w:rFonts w:hint="eastAsia"/>
+        </w:rPr>
         <w:t>。</w:t>
       </w:r>
     </w:p>
@@ -4253,8 +5107,12 @@
           <w:ilvl w:val="0"/>
           <w:numId w:val="16"/>
         </w:numPr>
-      </w:pPr>
-      <w:r>
+        <w:keepNext/>
+      </w:pPr>
+      <w:r>
+        <w:rPr>
+          <w:rFonts w:hint="eastAsia"/>
+        </w:rPr>
         <w:t xml:space="preserve">　</w:t>
       </w:r>
       <w:bookmarkStart w:id="1015" w:name="_Ref317787262"/>
@@ -4262,6 +5120,9 @@
       <w:bookmarkStart w:id="1017" w:name="_Ref414516090"/>
       <w:bookmarkStart w:id="1018" w:name="_Ref286247043"/>
       <w:r>
+        <w:rPr>
+          <w:rFonts w:hint="eastAsia"/>
+        </w:rPr>
         <w:t>地热温泉基础监测项目</w:t>
       </w:r>
       <w:bookmarkEnd w:id="1015"/>
@@ -4314,6 +5175,9 @@
             </w:pPr>
             <w:r/>
             <w:r>
+              <w:rPr>
+                <w:rFonts w:hint="eastAsia"/>
+              </w:rPr>
               <w:t>监测类别</w:t>
             </w:r>
           </w:p>
@@ -4339,6 +5203,9 @@
             </w:pPr>
             <w:r/>
             <w:r>
+              <w:rPr>
+                <w:rFonts w:hint="eastAsia"/>
+              </w:rPr>
               <w:t>监测项目</w:t>
             </w:r>
           </w:p>
@@ -4364,6 +5231,9 @@
             </w:pPr>
             <w:r/>
             <w:r>
+              <w:rPr>
+                <w:rFonts w:hint="eastAsia"/>
+              </w:rPr>
               <w:t>基础监测要求</w:t>
             </w:r>
           </w:p>
@@ -4389,6 +5259,9 @@
             </w:pPr>
             <w:r/>
             <w:r>
+              <w:rPr>
+                <w:rFonts w:hint="eastAsia"/>
+              </w:rPr>
               <w:t>用途</w:t>
             </w:r>
           </w:p>
@@ -4413,6 +5286,9 @@
             </w:pPr>
             <w:r/>
             <w:r>
+              <w:rPr>
+                <w:rFonts w:hint="eastAsia"/>
+              </w:rPr>
               <w:t>开采监测</w:t>
             </w:r>
           </w:p>
@@ -4435,6 +5311,9 @@
             </w:pPr>
             <w:r/>
             <w:r>
+              <w:rPr>
+                <w:rFonts w:hint="eastAsia"/>
+              </w:rPr>
               <w:t>开采量、用途分量、井口温度、井口压力或水位</w:t>
             </w:r>
           </w:p>
@@ -4457,6 +5336,9 @@
             </w:pPr>
             <w:r/>
             <w:r>
+              <w:rPr>
+                <w:rFonts w:hint="eastAsia"/>
+              </w:rPr>
               <w:t>每日定时记录，按月和年度汇总</w:t>
             </w:r>
           </w:p>
@@ -4479,6 +5361,9 @@
             </w:pPr>
             <w:r/>
             <w:r>
+              <w:rPr>
+                <w:rFonts w:hint="eastAsia"/>
+              </w:rPr>
               <w:t>判断开采强度和资源动态</w:t>
             </w:r>
           </w:p>
@@ -4503,6 +5388,9 @@
             </w:pPr>
             <w:r/>
             <w:r>
+              <w:rPr>
+                <w:rFonts w:hint="eastAsia"/>
+              </w:rPr>
               <w:t>回灌监测</w:t>
             </w:r>
           </w:p>
@@ -4525,6 +5413,9 @@
             </w:pPr>
             <w:r/>
             <w:r>
+              <w:rPr>
+                <w:rFonts w:hint="eastAsia"/>
+              </w:rPr>
               <w:t>回灌量、回灌温度、回灌压力或水位、回灌水质</w:t>
             </w:r>
           </w:p>
@@ -4547,6 +5438,9 @@
             </w:pPr>
             <w:r/>
             <w:r>
+              <w:rPr>
+                <w:rFonts w:hint="eastAsia"/>
+              </w:rPr>
               <w:t>每日定时记录，化学组分按运行期和停灌期检测</w:t>
             </w:r>
           </w:p>
@@ -4569,6 +5463,9 @@
             </w:pPr>
             <w:r/>
             <w:r>
+              <w:rPr>
+                <w:rFonts w:hint="eastAsia"/>
+              </w:rPr>
               <w:t>判断采灌平衡、堵塞和回灌衰减风险</w:t>
             </w:r>
           </w:p>
@@ -4593,6 +5490,9 @@
             </w:pPr>
             <w:r/>
             <w:r>
+              <w:rPr>
+                <w:rFonts w:hint="eastAsia"/>
+              </w:rPr>
               <w:t>水质监测</w:t>
             </w:r>
           </w:p>
@@ -4615,6 +5515,9 @@
             </w:pPr>
             <w:r/>
             <w:r>
+              <w:rPr>
+                <w:rFonts w:hint="eastAsia"/>
+              </w:rPr>
               <w:t>pH、溶解性总固体、主要离子、特征组分、污染风险指标</w:t>
             </w:r>
           </w:p>
@@ -4637,6 +5540,9 @@
             </w:pPr>
             <w:r/>
             <w:r>
+              <w:rPr>
+                <w:rFonts w:hint="eastAsia"/>
+              </w:rPr>
               <w:t>运行初期加密检测，稳定后按专项方案检测</w:t>
             </w:r>
           </w:p>
@@ -4659,6 +5565,9 @@
             </w:pPr>
             <w:r/>
             <w:r>
+              <w:rPr>
+                <w:rFonts w:hint="eastAsia"/>
+              </w:rPr>
               <w:t>判断水质变化和用途适宜性</w:t>
             </w:r>
           </w:p>
@@ -4683,6 +5592,9 @@
             </w:pPr>
             <w:r/>
             <w:r>
+              <w:rPr>
+                <w:rFonts w:hint="eastAsia"/>
+              </w:rPr>
               <w:t>安全监测</w:t>
             </w:r>
           </w:p>
@@ -4705,6 +5617,9 @@
             </w:pPr>
             <w:r/>
             <w:r>
+              <w:rPr>
+                <w:rFonts w:hint="eastAsia"/>
+              </w:rPr>
               <w:t>H2S、CO2、甲烷、氡等有害或异常气体</w:t>
             </w:r>
           </w:p>
@@ -4727,6 +5642,9 @@
             </w:pPr>
             <w:r/>
             <w:r>
+              <w:rPr>
+                <w:rFonts w:hint="eastAsia"/>
+              </w:rPr>
               <w:t>存在风险时布设固定或便携监测</w:t>
             </w:r>
           </w:p>
@@ -4749,6 +5667,9 @@
             </w:pPr>
             <w:r/>
             <w:r>
+              <w:rPr>
+                <w:rFonts w:hint="eastAsia"/>
+              </w:rPr>
               <w:t>防止中毒、窒息、爆炸和辐射风险</w:t>
             </w:r>
           </w:p>
@@ -4773,6 +5694,9 @@
             </w:pPr>
             <w:r/>
             <w:r>
+              <w:rPr>
+                <w:rFonts w:hint="eastAsia"/>
+              </w:rPr>
               <w:t>环境监测</w:t>
             </w:r>
           </w:p>
@@ -4795,6 +5719,9 @@
             </w:pPr>
             <w:r/>
             <w:r>
+              <w:rPr>
+                <w:rFonts w:hint="eastAsia"/>
+              </w:rPr>
               <w:t>浅层地下水、地表水、热储温度、地面沉降、天然温泉露头</w:t>
             </w:r>
           </w:p>
@@ -4817,6 +5744,9 @@
             </w:pPr>
             <w:r/>
             <w:r>
+              <w:rPr>
+                <w:rFonts w:hint="eastAsia"/>
+              </w:rPr>
               <w:t>按环境影响评价和监测方案执行</w:t>
             </w:r>
           </w:p>
@@ -4839,6 +5769,9 @@
             </w:pPr>
             <w:r/>
             <w:r>
+              <w:rPr>
+                <w:rFonts w:hint="eastAsia"/>
+              </w:rPr>
               <w:t>识别生态环境影响和地质环境变化</w:t>
             </w:r>
           </w:p>
@@ -4863,6 +5796,9 @@
             </w:pPr>
             <w:r/>
             <w:r>
+              <w:rPr>
+                <w:rFonts w:hint="eastAsia"/>
+              </w:rPr>
               <w:t>基础监测要求不替代主管部门、环境影响评价文件或专项标准规定的更严格要求。</w:t>
             </w:r>
           </w:p>
@@ -4872,8 +5808,12 @@
     <w:p>
       <w:pPr>
         <w:pStyle w:val="105"/>
-      </w:pPr>
-      <w:r>
+        <w:spacing w:before="156" w:after="156"/>
+      </w:pPr>
+      <w:r>
+        <w:rPr>
+          <w:rFonts w:hint="eastAsia"/>
+        </w:rPr>
         <w:t>数据管理</w:t>
       </w:r>
     </w:p>
@@ -4886,6 +5826,9 @@
         </w:numPr>
       </w:pPr>
       <w:r>
+        <w:rPr>
+          <w:rFonts w:hint="eastAsia"/>
+        </w:rPr>
         <w:t>应建立地热监测点信息数据库。每个监测点的档案应包括统一编号、地理位置与坐标、高程、监测点类型、井位示意图、井身结构或泉点说明、监测目的层、监测项目、监测设施、成井或建点日期、监测起始日期等信息。</w:t>
       </w:r>
     </w:p>
@@ -4898,6 +5841,9 @@
         </w:numPr>
       </w:pPr>
       <w:r>
+        <w:rPr>
+          <w:rFonts w:hint="eastAsia"/>
+        </w:rPr>
         <w:t>监测数据应形成电子台账，至少包括井号或点号、位置、监测时间、监测项目、仪器编号、检测方法、检测结果、异常说明和处置记录。</w:t>
       </w:r>
     </w:p>
@@ -4910,6 +5856,9 @@
         </w:numPr>
       </w:pPr>
       <w:r>
+        <w:rPr>
+          <w:rFonts w:hint="eastAsia"/>
+        </w:rPr>
         <w:t>地热监测信息管理平台应具备监测点基本信息管理、数据采集、数据存储、统计汇总、查询展示、超限预警和故障报警等功能。</w:t>
       </w:r>
     </w:p>
@@ -4922,6 +5871,9 @@
         </w:numPr>
       </w:pPr>
       <w:r>
+        <w:rPr>
+          <w:rFonts w:hint="eastAsia"/>
+        </w:rPr>
         <w:t>运行单位应定期核查、整理、统计和分析开采量、回灌量、水位或压力、水温、水质和环境指标变化趋势。异常数据应标注并及时复核；不能确定原因的，应留存备查。</w:t>
       </w:r>
     </w:p>
@@ -4934,6 +5886,9 @@
         </w:numPr>
       </w:pPr>
       <w:r>
+        <w:rPr>
+          <w:rFonts w:hint="eastAsia"/>
+        </w:rPr>
         <w:t>地热资源评价、监测和运行数据保存期限不宜少于项目运营期满后10年。</w:t>
       </w:r>
     </w:p>
@@ -4942,14 +5897,21 @@
         <w:pStyle w:val="104"/>
       </w:pPr>
       <w:r>
+        <w:rPr>
+          <w:rFonts w:hint="eastAsia"/>
+        </w:rPr>
         <w:t>安全管理</w:t>
       </w:r>
     </w:p>
     <w:p>
       <w:pPr>
         <w:pStyle w:val="105"/>
-      </w:pPr>
-      <w:r>
+        <w:spacing w:before="156" w:after="156"/>
+      </w:pPr>
+      <w:r>
+        <w:rPr>
+          <w:rFonts w:hint="eastAsia"/>
+        </w:rPr>
         <w:t>组织管理</w:t>
       </w:r>
     </w:p>
@@ -4962,6 +5924,9 @@
         </w:numPr>
       </w:pPr>
       <w:r>
+        <w:rPr>
+          <w:rFonts w:hint="eastAsia"/>
+        </w:rPr>
         <w:t>运营单位应建立安全生产责任制，明确地热井、泵站、换热站、回灌站、浴区、尾水处理设施和监测系统的管理责任。</w:t>
       </w:r>
     </w:p>
@@ -4974,6 +5939,9 @@
         </w:numPr>
       </w:pPr>
       <w:r>
+        <w:rPr>
+          <w:rFonts w:hint="eastAsia"/>
+        </w:rPr>
         <w:t>从事钻井、试井、检维修、有限空间、高温高压、有害气体和化学处理作业的人员，应经过相应安全培训后上岗。</w:t>
       </w:r>
     </w:p>
@@ -4986,14 +5954,21 @@
         </w:numPr>
       </w:pPr>
       <w:r>
+        <w:rPr>
+          <w:rFonts w:hint="eastAsia"/>
+        </w:rPr>
         <w:t>运营单位应建立设备巡检、维护保养、仪表校准、药剂管理、消毒管理和异常处置制度。</w:t>
       </w:r>
     </w:p>
     <w:p>
       <w:pPr>
         <w:pStyle w:val="105"/>
-      </w:pPr>
-      <w:r>
+        <w:spacing w:before="156" w:after="156"/>
+      </w:pPr>
+      <w:r>
+        <w:rPr>
+          <w:rFonts w:hint="eastAsia"/>
+        </w:rPr>
         <w:t>运行安全</w:t>
       </w:r>
     </w:p>
@@ -5006,6 +5981,9 @@
         </w:numPr>
       </w:pPr>
       <w:r>
+        <w:rPr>
+          <w:rFonts w:hint="eastAsia"/>
+        </w:rPr>
         <w:t>高温、高压、自流或含有害气体的地热井，应设置隔离围挡、警示标识、泄压、防喷、防烫和紧急切断设施。</w:t>
       </w:r>
     </w:p>
@@ -5018,6 +5996,9 @@
         </w:numPr>
       </w:pPr>
       <w:r>
+        <w:rPr>
+          <w:rFonts w:hint="eastAsia"/>
+        </w:rPr>
         <w:t>浴区、管沟、井房、换热站和地下空间应根据风险设置通风、气体检测、应急照明、防滑、防烫和防触电设施。</w:t>
       </w:r>
     </w:p>
@@ -5030,6 +6011,9 @@
         </w:numPr>
       </w:pPr>
       <w:r>
+        <w:rPr>
+          <w:rFonts w:hint="eastAsia"/>
+        </w:rPr>
         <w:t>对儿童、老年人、孕妇、心脑血管疾病患者等特殊人群，应在浴区醒目位置进行风险提示。</w:t>
       </w:r>
     </w:p>
@@ -5042,22 +6026,33 @@
         </w:numPr>
       </w:pPr>
       <w:r>
+        <w:rPr>
+          <w:rFonts w:hint="eastAsia"/>
+        </w:rPr>
         <w:t>消毒剂、阻垢剂、缓蚀剂、除氟除砷药剂等化学品应按其危险特性分类储存和使用，不应与食品、饮用水接触物品混放。</w:t>
       </w:r>
     </w:p>
     <w:p>
       <w:pPr>
         <w:pStyle w:val="105"/>
-      </w:pPr>
-      <w:r>
+        <w:spacing w:before="156" w:after="156"/>
+      </w:pPr>
+      <w:r>
+        <w:rPr>
+          <w:rFonts w:hint="eastAsia"/>
+        </w:rPr>
         <w:t>应急管理</w:t>
       </w:r>
     </w:p>
     <w:p>
       <w:pPr>
         <w:pStyle w:val="56"/>
-      </w:pPr>
-      <w:r>
+        <w:ind w:firstLine="420"/>
+      </w:pPr>
+      <w:r>
+        <w:rPr>
+          <w:rFonts w:hint="eastAsia"/>
+        </w:rPr>
         <w:t>运营单位应制定突发事件应急预案。预案至少覆盖下列情形：</w:t>
       </w:r>
     </w:p>
@@ -5070,6 +6065,9 @@
         </w:numPr>
       </w:pPr>
       <w:r>
+        <w:rPr>
+          <w:rFonts w:hint="eastAsia"/>
+        </w:rPr>
         <w:t>井喷、管线破裂、阀门失效、泵站停运等工程事故；</w:t>
       </w:r>
     </w:p>
@@ -5082,6 +6080,9 @@
         </w:numPr>
       </w:pPr>
       <w:r>
+        <w:rPr>
+          <w:rFonts w:hint="eastAsia"/>
+        </w:rPr>
         <w:t>烫伤、中毒、窒息、溺水、触电、滑倒等人身伤害；</w:t>
       </w:r>
     </w:p>
@@ -5094,6 +6095,9 @@
         </w:numPr>
       </w:pPr>
       <w:r>
+        <w:rPr>
+          <w:rFonts w:hint="eastAsia"/>
+        </w:rPr>
         <w:t>尾水外排超标、浅层地下水污染、天然温泉露头衰减等环境事件；</w:t>
       </w:r>
     </w:p>
@@ -5106,6 +6110,9 @@
         </w:numPr>
       </w:pPr>
       <w:r>
+        <w:rPr>
+          <w:rFonts w:hint="eastAsia"/>
+        </w:rPr>
         <w:t>地面沉降、地裂缝、滑坡、泥石流等地质灾害；</w:t>
       </w:r>
     </w:p>
@@ -5118,14 +6125,21 @@
         </w:numPr>
       </w:pPr>
       <w:r>
+        <w:rPr>
+          <w:rFonts w:hint="eastAsia"/>
+        </w:rPr>
         <w:t>监测系统失效、数据异常或通信中断。</w:t>
       </w:r>
     </w:p>
     <w:p>
       <w:pPr>
         <w:pStyle w:val="56"/>
-      </w:pPr>
-      <w:r>
+        <w:ind w:firstLine="420"/>
+      </w:pPr>
+      <w:r>
+        <w:rPr>
+          <w:rFonts w:hint="eastAsia"/>
+        </w:rPr>
         <w:t>应急预案应定期演练。演练后应评估处置流程、人员分工、设备物资和信息报告的有效性，并形成改进记录。</w:t>
       </w:r>
     </w:p>
@@ -5134,22 +6148,33 @@
         <w:pStyle w:val="104"/>
       </w:pPr>
       <w:r>
+        <w:rPr>
+          <w:rFonts w:hint="eastAsia"/>
+        </w:rPr>
         <w:t>档案与评价</w:t>
       </w:r>
     </w:p>
     <w:p>
       <w:pPr>
         <w:pStyle w:val="105"/>
-      </w:pPr>
-      <w:r>
+        <w:spacing w:before="156" w:after="156"/>
+      </w:pPr>
+      <w:r>
+        <w:rPr>
+          <w:rFonts w:hint="eastAsia"/>
+        </w:rPr>
         <w:t>档案管理</w:t>
       </w:r>
     </w:p>
     <w:p>
       <w:pPr>
         <w:pStyle w:val="56"/>
-      </w:pPr>
-      <w:r>
+        <w:ind w:firstLine="420"/>
+      </w:pPr>
+      <w:r>
+        <w:rPr>
+          <w:rFonts w:hint="eastAsia"/>
+        </w:rPr>
         <w:t>项目档案应包括下列内容：</w:t>
       </w:r>
     </w:p>
@@ -5162,6 +6187,9 @@
         </w:numPr>
       </w:pPr>
       <w:r>
+        <w:rPr>
+          <w:rFonts w:hint="eastAsia"/>
+        </w:rPr>
         <w:t>资源勘查评价报告、开发利用方案、环境影响评价文件和相关许可文件；</w:t>
       </w:r>
     </w:p>
@@ -5174,6 +6202,9 @@
         </w:numPr>
       </w:pPr>
       <w:r>
+        <w:rPr>
+          <w:rFonts w:hint="eastAsia"/>
+        </w:rPr>
         <w:t>回灌系统设计方案、回灌条件分析、回灌井布局、回灌方式、回灌井地质及井身结构设计资料；</w:t>
       </w:r>
     </w:p>
@@ -5186,6 +6217,9 @@
         </w:numPr>
       </w:pPr>
       <w:r>
+        <w:rPr>
+          <w:rFonts w:hint="eastAsia"/>
+        </w:rPr>
         <w:t>井位、井身结构、成井、测井、抽水试验、回灌试验和竣工资料；</w:t>
       </w:r>
     </w:p>
@@ -5198,6 +6232,9 @@
         </w:numPr>
       </w:pPr>
       <w:r>
+        <w:rPr>
+          <w:rFonts w:hint="eastAsia"/>
+        </w:rPr>
         <w:t>水质检测、同位素分析、腐蚀性和结垢性评价资料；</w:t>
       </w:r>
     </w:p>
@@ -5210,6 +6247,9 @@
         </w:numPr>
       </w:pPr>
       <w:r>
+        <w:rPr>
+          <w:rFonts w:hint="eastAsia"/>
+        </w:rPr>
         <w:t>开采量、回灌量、水温、水位或压力、水质、地面沉降和环境监测记录；</w:t>
       </w:r>
     </w:p>
@@ -5222,6 +6262,9 @@
         </w:numPr>
       </w:pPr>
       <w:r>
+        <w:rPr>
+          <w:rFonts w:hint="eastAsia"/>
+        </w:rPr>
         <w:t>设备巡检、维护、校准、故障、事故和应急演练记录；</w:t>
       </w:r>
     </w:p>
@@ -5234,30 +6277,45 @@
         </w:numPr>
       </w:pPr>
       <w:r>
+        <w:rPr>
+          <w:rFonts w:hint="eastAsia"/>
+        </w:rPr>
         <w:t>年度回灌系统运维总结报告、年度地热资源开发与保护监测成果报告、资源利用和安全管理评价报告。</w:t>
       </w:r>
     </w:p>
     <w:p>
       <w:pPr>
         <w:pStyle w:val="105"/>
-      </w:pPr>
-      <w:r>
+        <w:spacing w:before="156" w:after="156"/>
+      </w:pPr>
+      <w:r>
+        <w:rPr>
+          <w:rFonts w:hint="eastAsia"/>
+        </w:rPr>
         <w:t>运行评价</w:t>
       </w:r>
     </w:p>
     <w:p>
       <w:pPr>
         <w:pStyle w:val="56"/>
-      </w:pPr>
-      <w:r>
+        <w:ind w:firstLine="420"/>
+      </w:pPr>
+      <w:r>
+        <w:rPr>
+          <w:rFonts w:hint="eastAsia"/>
+        </w:rPr>
         <w:t>运行单位应定期开展开发利用综合评价。评价可从资源禀赋、开发合理性、环境影响、安全管理和经济社会效益等维度开展，资料性指标体系见附录B。</w:t>
       </w:r>
     </w:p>
     <w:p>
       <w:pPr>
         <w:pStyle w:val="56"/>
-      </w:pPr>
-      <w:r>
+        <w:ind w:firstLine="420"/>
+      </w:pPr>
+      <w:r>
+        <w:rPr>
+          <w:rFonts w:hint="eastAsia"/>
+        </w:rPr>
         <w:t>评价结果应用于开采规模调整、回灌工程优化、尾水处理改进、监测方案修订和安全管理提升。</w:t>
       </w:r>
     </w:p>
@@ -5288,7 +6346,7 @@
       </w:r>
       <w:r>
         <w:rPr>
-          <w:rFonts w:ascii="黑体" w:eastAsia="黑体"/>
+          <w:rFonts w:ascii="黑体" w:eastAsia="黑体" w:hint="eastAsia"/>
         </w:rPr>
         <w:t>（规范性）</w:t>
       </w:r>
@@ -5297,7 +6355,7 @@
       </w:r>
       <w:r>
         <w:rPr>
-          <w:rFonts w:ascii="黑体" w:hAnsi="Times New Roman" w:eastAsia="黑体" w:cs="Times New Roman"/>
+          <w:rFonts w:ascii="黑体" w:hAnsi="Times New Roman" w:eastAsia="黑体" w:cs="Times New Roman" w:hint="eastAsia"/>
           <w:kern w:val="21"/>
           <w:sz w:val="21"/>
           <w:lang w:val="en-US" w:eastAsia="zh-CN" w:bidi="ar-SA"/>
@@ -5336,22 +6394,33 @@
         <w:pStyle w:val="78"/>
       </w:pPr>
       <w:r>
+        <w:rPr>
+          <w:rFonts w:hint="eastAsia"/>
+        </w:rPr>
         <w:t>基本要求</w:t>
       </w:r>
     </w:p>
     <w:p>
       <w:pPr>
         <w:pStyle w:val="56"/>
-      </w:pPr>
-      <w:r>
+        <w:ind w:firstLine="420"/>
+      </w:pPr>
+      <w:r>
+        <w:rPr>
+          <w:rFonts w:hint="eastAsia"/>
+        </w:rPr>
         <w:t>洗浴与康养利用水质控制应先开展初始评价，再根据客流量、补水方式、循环方式、消毒方式和水质稳定性确定运行期监测方案。初始评价应覆盖水温、感官性状、一般化学指标、特征组分、金属和类金属指标、微生物指标以及可能影响人体接触安全的异常指标。</w:t>
       </w:r>
     </w:p>
     <w:p>
       <w:pPr>
         <w:pStyle w:val="56"/>
-      </w:pPr>
-      <w:r>
+        <w:ind w:firstLine="420"/>
+      </w:pPr>
+      <w:r>
+        <w:rPr>
+          <w:rFonts w:hint="eastAsia"/>
+        </w:rPr>
         <w:t>洗浴与康养用水不作为生活饮用水使用。对外宣称可饮用、用于食品加工直接接触或进入产品时，应符合</w:t>
       </w:r>
       <w:r>
@@ -5364,20 +6433,30 @@
         <w:fldChar w:fldCharType="separate"/>
       </w:r>
       <w:r>
+        <w:rPr>
+          <w:rFonts w:hint="eastAsia"/>
+        </w:rPr>
         <w:t>?</w:t>
       </w:r>
       <w:r>
         <w:fldChar w:fldCharType="end"/>
       </w:r>
       <w:r>
+        <w:rPr>
+          <w:rFonts w:hint="eastAsia"/>
+        </w:rPr>
         <w:t>的规定。</w:t>
       </w:r>
     </w:p>
     <w:p>
       <w:pPr>
         <w:pStyle w:val="56"/>
-      </w:pPr>
-      <w:r>
+        <w:ind w:firstLine="420"/>
+      </w:pPr>
+      <w:r>
+        <w:rPr>
+          <w:rFonts w:hint="eastAsia"/>
+        </w:rPr>
         <w:t>水质控制项目见</w:t>
       </w:r>
       <w:r>
@@ -5390,12 +6469,18 @@
         <w:fldChar w:fldCharType="separate"/>
       </w:r>
       <w:r>
+        <w:rPr>
+          <w:rFonts w:hint="eastAsia"/>
+        </w:rPr>
         <w:t>表?</w:t>
       </w:r>
       <w:r>
         <w:fldChar w:fldCharType="end"/>
       </w:r>
       <w:r>
+        <w:rPr>
+          <w:rFonts w:hint="eastAsia"/>
+        </w:rPr>
         <w:t>。</w:t>
       </w:r>
     </w:p>
@@ -5406,8 +6491,12 @@
           <w:ilvl w:val="1"/>
           <w:numId w:val="5"/>
         </w:numPr>
-      </w:pPr>
-      <w:r>
+        <w:keepNext/>
+      </w:pPr>
+      <w:r>
+        <w:rPr>
+          <w:rFonts w:hint="eastAsia"/>
+        </w:rPr>
         <w:t xml:space="preserve">　</w:t>
       </w:r>
       <w:bookmarkStart w:id="1019" w:name="_Ref318900524"/>
@@ -5415,6 +6504,9 @@
       <w:bookmarkStart w:id="1021" w:name="_Ref918268049"/>
       <w:bookmarkStart w:id="1022" w:name="_Ref234830138"/>
       <w:r>
+        <w:rPr>
+          <w:rFonts w:hint="eastAsia"/>
+        </w:rPr>
         <w:t>洗浴与康养利用水质控制项目</w:t>
       </w:r>
       <w:bookmarkEnd w:id="1019"/>
@@ -5467,6 +6559,9 @@
             </w:pPr>
             <w:r/>
             <w:r>
+              <w:rPr>
+                <w:rFonts w:hint="eastAsia"/>
+              </w:rPr>
               <w:t>类别</w:t>
             </w:r>
           </w:p>
@@ -5492,6 +6587,9 @@
             </w:pPr>
             <w:r/>
             <w:r>
+              <w:rPr>
+                <w:rFonts w:hint="eastAsia"/>
+              </w:rPr>
               <w:t>控制项目</w:t>
             </w:r>
           </w:p>
@@ -5517,6 +6615,9 @@
             </w:pPr>
             <w:r/>
             <w:r>
+              <w:rPr>
+                <w:rFonts w:hint="eastAsia"/>
+              </w:rPr>
               <w:t>控制目的</w:t>
             </w:r>
           </w:p>
@@ -5542,6 +6643,9 @@
             </w:pPr>
             <w:r/>
             <w:r>
+              <w:rPr>
+                <w:rFonts w:hint="eastAsia"/>
+              </w:rPr>
               <w:t>方法或判定依据</w:t>
             </w:r>
           </w:p>
@@ -5566,6 +6670,9 @@
             </w:pPr>
             <w:r/>
             <w:r>
+              <w:rPr>
+                <w:rFonts w:hint="eastAsia"/>
+              </w:rPr>
               <w:t>现场指标</w:t>
             </w:r>
           </w:p>
@@ -5588,6 +6695,9 @@
             </w:pPr>
             <w:r/>
             <w:r>
+              <w:rPr>
+                <w:rFonts w:hint="eastAsia"/>
+              </w:rPr>
               <w:t>水温、色、嗅、浑浊度、pH</w:t>
             </w:r>
           </w:p>
@@ -5610,6 +6720,9 @@
             </w:pPr>
             <w:r/>
             <w:r>
+              <w:rPr>
+                <w:rFonts w:hint="eastAsia"/>
+              </w:rPr>
               <w:t>判断人体接触安全和水质稳定性</w:t>
             </w:r>
           </w:p>
@@ -5632,6 +6745,9 @@
             </w:pPr>
             <w:r/>
             <w:r>
+              <w:rPr>
+                <w:rFonts w:hint="eastAsia"/>
+              </w:rPr>
               <w:t>现场监测、运行方案</w:t>
             </w:r>
           </w:p>
@@ -5656,6 +6772,9 @@
             </w:pPr>
             <w:r/>
             <w:r>
+              <w:rPr>
+                <w:rFonts w:hint="eastAsia"/>
+              </w:rPr>
               <w:t>一般化学指标</w:t>
             </w:r>
           </w:p>
@@ -5678,6 +6797,9 @@
             </w:pPr>
             <w:r/>
             <w:r>
+              <w:rPr>
+                <w:rFonts w:hint="eastAsia"/>
+              </w:rPr>
               <w:t>溶解性总固体、总硬度、耗氧量、主要阴阳离子</w:t>
             </w:r>
           </w:p>
@@ -5700,6 +6822,9 @@
             </w:pPr>
             <w:r/>
             <w:r>
+              <w:rPr>
+                <w:rFonts w:hint="eastAsia"/>
+              </w:rPr>
               <w:t>判断矿化度、腐蚀性、结垢性和用途适宜性</w:t>
             </w:r>
           </w:p>
@@ -5731,6 +6856,9 @@
               <w:fldChar w:fldCharType="separate"/>
             </w:r>
             <w:r>
+              <w:rPr>
+                <w:rFonts w:hint="eastAsia"/>
+              </w:rPr>
               <w:t>?</w:t>
             </w:r>
             <w:r>
@@ -5758,6 +6886,9 @@
             </w:pPr>
             <w:r/>
             <w:r>
+              <w:rPr>
+                <w:rFonts w:hint="eastAsia"/>
+              </w:rPr>
               <w:t>金属和类金属指标</w:t>
             </w:r>
           </w:p>
@@ -5780,6 +6911,9 @@
             </w:pPr>
             <w:r/>
             <w:r>
+              <w:rPr>
+                <w:rFonts w:hint="eastAsia"/>
+              </w:rPr>
               <w:t>砷、铅、镉、汞、铬、硒、铁、锰等</w:t>
             </w:r>
           </w:p>
@@ -5802,6 +6936,9 @@
             </w:pPr>
             <w:r/>
             <w:r>
+              <w:rPr>
+                <w:rFonts w:hint="eastAsia"/>
+              </w:rPr>
               <w:t>识别健康风险和预处理需求</w:t>
             </w:r>
           </w:p>
@@ -5833,6 +6970,9 @@
               <w:fldChar w:fldCharType="separate"/>
             </w:r>
             <w:r>
+              <w:rPr>
+                <w:rFonts w:hint="eastAsia"/>
+              </w:rPr>
               <w:t>?</w:t>
             </w:r>
             <w:r>
@@ -5860,6 +7000,9 @@
             </w:pPr>
             <w:r/>
             <w:r>
+              <w:rPr>
+                <w:rFonts w:hint="eastAsia"/>
+              </w:rPr>
               <w:t>特征组分</w:t>
             </w:r>
           </w:p>
@@ -5882,6 +7025,9 @@
             </w:pPr>
             <w:r/>
             <w:r>
+              <w:rPr>
+                <w:rFonts w:hint="eastAsia"/>
+              </w:rPr>
               <w:t>氟、偏硅酸、锂、锶、碘、溴、硫化物、氡等</w:t>
             </w:r>
           </w:p>
@@ -5904,6 +7050,9 @@
             </w:pPr>
             <w:r/>
             <w:r>
+              <w:rPr>
+                <w:rFonts w:hint="eastAsia"/>
+              </w:rPr>
               <w:t>判断特殊组分、命名和风险提示需求</w:t>
             </w:r>
           </w:p>
@@ -5935,12 +7084,18 @@
               <w:fldChar w:fldCharType="separate"/>
             </w:r>
             <w:r>
+              <w:rPr>
+                <w:rFonts w:hint="eastAsia"/>
+              </w:rPr>
               <w:t>?</w:t>
             </w:r>
             <w:r>
               <w:fldChar w:fldCharType="end"/>
             </w:r>
             <w:r>
+              <w:rPr>
+                <w:rFonts w:hint="eastAsia"/>
+              </w:rPr>
               <w:t>及检测报告</w:t>
             </w:r>
           </w:p>
@@ -5965,6 +7120,9 @@
             </w:pPr>
             <w:r/>
             <w:r>
+              <w:rPr>
+                <w:rFonts w:hint="eastAsia"/>
+              </w:rPr>
               <w:t>微生物指标</w:t>
             </w:r>
           </w:p>
@@ -5987,6 +7145,9 @@
             </w:pPr>
             <w:r/>
             <w:r>
+              <w:rPr>
+                <w:rFonts w:hint="eastAsia"/>
+              </w:rPr>
               <w:t>菌落总数、总大肠菌群、耐热大肠菌群或大肠埃希氏菌等</w:t>
             </w:r>
           </w:p>
@@ -6009,6 +7170,9 @@
             </w:pPr>
             <w:r/>
             <w:r>
+              <w:rPr>
+                <w:rFonts w:hint="eastAsia"/>
+              </w:rPr>
               <w:t>控制公共卫生风险</w:t>
             </w:r>
           </w:p>
@@ -6040,6 +7204,9 @@
               <w:fldChar w:fldCharType="separate"/>
             </w:r>
             <w:r>
+              <w:rPr>
+                <w:rFonts w:hint="eastAsia"/>
+              </w:rPr>
               <w:t>?</w:t>
             </w:r>
             <w:r>
@@ -6067,6 +7234,9 @@
             </w:pPr>
             <w:r/>
             <w:r>
+              <w:rPr>
+                <w:rFonts w:hint="eastAsia"/>
+              </w:rPr>
               <w:t>运行控制指标</w:t>
             </w:r>
           </w:p>
@@ -6089,6 +7259,9 @@
             </w:pPr>
             <w:r/>
             <w:r>
+              <w:rPr>
+                <w:rFonts w:hint="eastAsia"/>
+              </w:rPr>
               <w:t>消毒剂余量、循环水补水量、换水周期、池水温度</w:t>
             </w:r>
           </w:p>
@@ -6111,6 +7284,9 @@
             </w:pPr>
             <w:r/>
             <w:r>
+              <w:rPr>
+                <w:rFonts w:hint="eastAsia"/>
+              </w:rPr>
               <w:t>控制运营过程中的水质波动</w:t>
             </w:r>
           </w:p>
@@ -6133,6 +7309,9 @@
             </w:pPr>
             <w:r/>
             <w:r>
+              <w:rPr>
+                <w:rFonts w:hint="eastAsia"/>
+              </w:rPr>
               <w:t>运营卫生管理制度</w:t>
             </w:r>
           </w:p>
@@ -6144,22 +7323,33 @@
         <w:pStyle w:val="78"/>
       </w:pPr>
       <w:r>
+        <w:rPr>
+          <w:rFonts w:hint="eastAsia"/>
+        </w:rPr>
         <w:t>评价和处置</w:t>
       </w:r>
     </w:p>
     <w:p>
       <w:pPr>
         <w:pStyle w:val="56"/>
-      </w:pPr>
-      <w:r>
+        <w:ind w:firstLine="420"/>
+      </w:pPr>
+      <w:r>
+        <w:rPr>
+          <w:rFonts w:hint="eastAsia"/>
+        </w:rPr>
         <w:t>初始评价或运行期监测发现高氟、高砷、高矿化度、硫化氢、放射性指标异常或微生物异常时，应进行复测和风险评估；必要时应采取预处理、稀释、间接利用、限制用途、暂停开放或停止宣传特定功效等措施。</w:t>
       </w:r>
     </w:p>
     <w:p>
       <w:pPr>
         <w:pStyle w:val="56"/>
-      </w:pPr>
-      <w:r>
+        <w:ind w:firstLine="420"/>
+      </w:pPr>
+      <w:r>
+        <w:rPr>
+          <w:rFonts w:hint="eastAsia"/>
+        </w:rPr>
         <w:t>对天然温泉和浅埋热储，应根据周边污染源识别结果增加酚、氰等污染风险指标；对高温热田，应根据地球化学背景和用途增加汞、砷、锑、铋等指标。用于回灌关联性分析时，还宜增加悬浮物、颗粒物、腐蚀性和结垢性相关指标。</w:t>
       </w:r>
     </w:p>
@@ -6189,7 +7379,7 @@
       </w:r>
       <w:r>
         <w:rPr>
-          <w:rFonts w:ascii="黑体" w:eastAsia="黑体"/>
+          <w:rFonts w:ascii="黑体" w:eastAsia="黑体" w:hint="eastAsia"/>
         </w:rPr>
         <w:t>（资料性）</w:t>
       </w:r>
@@ -6198,7 +7388,7 @@
       </w:r>
       <w:r>
         <w:rPr>
-          <w:rFonts w:ascii="黑体" w:hAnsi="Times New Roman" w:eastAsia="黑体" w:cs="Times New Roman"/>
+          <w:rFonts w:ascii="黑体" w:hAnsi="Times New Roman" w:eastAsia="黑体" w:cs="Times New Roman" w:hint="eastAsia"/>
           <w:kern w:val="21"/>
           <w:sz w:val="21"/>
           <w:lang w:val="en-US" w:eastAsia="zh-CN" w:bidi="ar-SA"/>
@@ -6237,22 +7427,33 @@
         <w:pStyle w:val="78"/>
       </w:pPr>
       <w:r>
+        <w:rPr>
+          <w:rFonts w:hint="eastAsia"/>
+        </w:rPr>
         <w:t>指标体系说明</w:t>
       </w:r>
     </w:p>
     <w:p>
       <w:pPr>
         <w:pStyle w:val="56"/>
-      </w:pPr>
-      <w:r>
+        <w:ind w:firstLine="420"/>
+      </w:pPr>
+      <w:r>
+        <w:rPr>
+          <w:rFonts w:hint="eastAsia"/>
+        </w:rPr>
         <w:t>开发利用综合评价用于项目可行性研究、年度运行复核和管理改进。评价时宜结合资源类型、开发规模、用途、区域环境敏感性和管理要求确定权重，不宜直接套用固定阈值替代专项评价。</w:t>
       </w:r>
     </w:p>
     <w:p>
       <w:pPr>
         <w:pStyle w:val="56"/>
-      </w:pPr>
-      <w:r>
+        <w:ind w:firstLine="420"/>
+      </w:pPr>
+      <w:r>
+        <w:rPr>
+          <w:rFonts w:hint="eastAsia"/>
+        </w:rPr>
         <w:t>综合评价指标体系见</w:t>
       </w:r>
       <w:r>
@@ -6265,12 +7466,18 @@
         <w:fldChar w:fldCharType="separate"/>
       </w:r>
       <w:r>
+        <w:rPr>
+          <w:rFonts w:hint="eastAsia"/>
+        </w:rPr>
         <w:t>表?</w:t>
       </w:r>
       <w:r>
         <w:fldChar w:fldCharType="end"/>
       </w:r>
       <w:r>
+        <w:rPr>
+          <w:rFonts w:hint="eastAsia"/>
+        </w:rPr>
         <w:t>。</w:t>
       </w:r>
     </w:p>
@@ -6281,8 +7488,12 @@
           <w:ilvl w:val="1"/>
           <w:numId w:val="5"/>
         </w:numPr>
-      </w:pPr>
-      <w:r>
+        <w:keepNext/>
+      </w:pPr>
+      <w:r>
+        <w:rPr>
+          <w:rFonts w:hint="eastAsia"/>
+        </w:rPr>
         <w:t xml:space="preserve">　</w:t>
       </w:r>
       <w:bookmarkStart w:id="1023" w:name="_Ref633159316"/>
@@ -6290,6 +7501,9 @@
       <w:bookmarkStart w:id="1025" w:name="_Ref109634033"/>
       <w:bookmarkStart w:id="1026" w:name="_Ref841293401"/>
       <w:r>
+        <w:rPr>
+          <w:rFonts w:hint="eastAsia"/>
+        </w:rPr>
         <w:t>开发利用综合评价指标体系</w:t>
       </w:r>
       <w:bookmarkEnd w:id="1023"/>
@@ -6342,6 +7556,9 @@
             </w:pPr>
             <w:r/>
             <w:r>
+              <w:rPr>
+                <w:rFonts w:hint="eastAsia"/>
+              </w:rPr>
               <w:t>评价维度</w:t>
             </w:r>
           </w:p>
@@ -6367,6 +7584,9 @@
             </w:pPr>
             <w:r/>
             <w:r>
+              <w:rPr>
+                <w:rFonts w:hint="eastAsia"/>
+              </w:rPr>
               <w:t>指标</w:t>
             </w:r>
           </w:p>
@@ -6392,6 +7612,9 @@
             </w:pPr>
             <w:r/>
             <w:r>
+              <w:rPr>
+                <w:rFonts w:hint="eastAsia"/>
+              </w:rPr>
               <w:t>数据来源</w:t>
             </w:r>
           </w:p>
@@ -6417,6 +7640,9 @@
             </w:pPr>
             <w:r/>
             <w:r>
+              <w:rPr>
+                <w:rFonts w:hint="eastAsia"/>
+              </w:rPr>
               <w:t>评价关注点</w:t>
             </w:r>
           </w:p>
@@ -6441,6 +7667,9 @@
             </w:pPr>
             <w:r/>
             <w:r>
+              <w:rPr>
+                <w:rFonts w:hint="eastAsia"/>
+              </w:rPr>
               <w:t>资源禀赋</w:t>
             </w:r>
           </w:p>
@@ -6463,6 +7692,9 @@
             </w:pPr>
             <w:r/>
             <w:r>
+              <w:rPr>
+                <w:rFonts w:hint="eastAsia"/>
+              </w:rPr>
               <w:t>热储温度、单井产能、可开采量、补给条件</w:t>
             </w:r>
           </w:p>
@@ -6485,6 +7717,9 @@
             </w:pPr>
             <w:r/>
             <w:r>
+              <w:rPr>
+                <w:rFonts w:hint="eastAsia"/>
+              </w:rPr>
               <w:t>勘查评价报告、试井资料、动态监测</w:t>
             </w:r>
           </w:p>
@@ -6507,6 +7742,9 @@
             </w:pPr>
             <w:r/>
             <w:r>
+              <w:rPr>
+                <w:rFonts w:hint="eastAsia"/>
+              </w:rPr>
               <w:t>是否满足拟定用途和可持续开发规模</w:t>
             </w:r>
           </w:p>
@@ -6531,6 +7769,9 @@
             </w:pPr>
             <w:r/>
             <w:r>
+              <w:rPr>
+                <w:rFonts w:hint="eastAsia"/>
+              </w:rPr>
               <w:t>水质适宜性</w:t>
             </w:r>
           </w:p>
@@ -6553,6 +7794,9 @@
             </w:pPr>
             <w:r/>
             <w:r>
+              <w:rPr>
+                <w:rFonts w:hint="eastAsia"/>
+              </w:rPr>
               <w:t>水化学类型、矿化度、特征组分、腐蚀性、结垢性</w:t>
             </w:r>
           </w:p>
@@ -6575,6 +7819,9 @@
             </w:pPr>
             <w:r/>
             <w:r>
+              <w:rPr>
+                <w:rFonts w:hint="eastAsia"/>
+              </w:rPr>
               <w:t>水质检测报告、地球化学分析</w:t>
             </w:r>
           </w:p>
@@ -6597,6 +7844,9 @@
             </w:pPr>
             <w:r/>
             <w:r>
+              <w:rPr>
+                <w:rFonts w:hint="eastAsia"/>
+              </w:rPr>
               <w:t>是否需要预处理、间接利用或用途限制</w:t>
             </w:r>
           </w:p>
@@ -6621,6 +7871,9 @@
             </w:pPr>
             <w:r/>
             <w:r>
+              <w:rPr>
+                <w:rFonts w:hint="eastAsia"/>
+              </w:rPr>
               <w:t>开发合理性</w:t>
             </w:r>
           </w:p>
@@ -6643,6 +7896,9 @@
             </w:pPr>
             <w:r/>
             <w:r>
+              <w:rPr>
+                <w:rFonts w:hint="eastAsia"/>
+              </w:rPr>
               <w:t>年度开采量、回灌量、采灌平衡、梯级利用</w:t>
             </w:r>
           </w:p>
@@ -6665,6 +7921,9 @@
             </w:pPr>
             <w:r/>
             <w:r>
+              <w:rPr>
+                <w:rFonts w:hint="eastAsia"/>
+              </w:rPr>
               <w:t>运行台账、回灌试验、能量平衡分析</w:t>
             </w:r>
           </w:p>
@@ -6687,6 +7946,9 @@
             </w:pPr>
             <w:r/>
             <w:r>
+              <w:rPr>
+                <w:rFonts w:hint="eastAsia"/>
+              </w:rPr>
               <w:t>是否超过允许开采量，是否存在资源衰减趋势</w:t>
             </w:r>
           </w:p>
@@ -6711,6 +7973,9 @@
             </w:pPr>
             <w:r/>
             <w:r>
+              <w:rPr>
+                <w:rFonts w:hint="eastAsia"/>
+              </w:rPr>
               <w:t>环境影响</w:t>
             </w:r>
           </w:p>
@@ -6733,6 +7998,9 @@
             </w:pPr>
             <w:r/>
             <w:r>
+              <w:rPr>
+                <w:rFonts w:hint="eastAsia"/>
+              </w:rPr>
               <w:t>浅层地下水、地表水、地面沉降、天然温泉露头</w:t>
             </w:r>
           </w:p>
@@ -6755,6 +8023,9 @@
             </w:pPr>
             <w:r/>
             <w:r>
+              <w:rPr>
+                <w:rFonts w:hint="eastAsia"/>
+              </w:rPr>
               <w:t>环境监测、InSAR或水准测量、现场调查</w:t>
             </w:r>
           </w:p>
@@ -6777,6 +8048,9 @@
             </w:pPr>
             <w:r/>
             <w:r>
+              <w:rPr>
+                <w:rFonts w:hint="eastAsia"/>
+              </w:rPr>
               <w:t>是否出现污染、沉降、泉流衰减或生态影响</w:t>
             </w:r>
           </w:p>
@@ -6801,6 +8075,9 @@
             </w:pPr>
             <w:r/>
             <w:r>
+              <w:rPr>
+                <w:rFonts w:hint="eastAsia"/>
+              </w:rPr>
               <w:t>安全管理</w:t>
             </w:r>
           </w:p>
@@ -6823,6 +8100,9 @@
             </w:pPr>
             <w:r/>
             <w:r>
+              <w:rPr>
+                <w:rFonts w:hint="eastAsia"/>
+              </w:rPr>
               <w:t>高温高压、有害气体、浴区安全、应急处置</w:t>
             </w:r>
           </w:p>
@@ -6845,6 +8125,9 @@
             </w:pPr>
             <w:r/>
             <w:r>
+              <w:rPr>
+                <w:rFonts w:hint="eastAsia"/>
+              </w:rPr>
               <w:t>安全检查、事故记录、演练记录</w:t>
             </w:r>
           </w:p>
@@ -6867,6 +8150,9 @@
             </w:pPr>
             <w:r/>
             <w:r>
+              <w:rPr>
+                <w:rFonts w:hint="eastAsia"/>
+              </w:rPr>
               <w:t>是否具备风险识别、预警和处置能力</w:t>
             </w:r>
           </w:p>
@@ -6891,6 +8177,9 @@
             </w:pPr>
             <w:r/>
             <w:r>
+              <w:rPr>
+                <w:rFonts w:hint="eastAsia"/>
+              </w:rPr>
               <w:t>经济社会效益</w:t>
             </w:r>
           </w:p>
@@ -6913,6 +8202,9 @@
             </w:pPr>
             <w:r/>
             <w:r>
+              <w:rPr>
+                <w:rFonts w:hint="eastAsia"/>
+              </w:rPr>
               <w:t>供热面积、洗浴接待量、节能减排、运营成本</w:t>
             </w:r>
           </w:p>
@@ -6935,6 +8227,9 @@
             </w:pPr>
             <w:r/>
             <w:r>
+              <w:rPr>
+                <w:rFonts w:hint="eastAsia"/>
+              </w:rPr>
               <w:t>运行统计、财务资料、能耗核算</w:t>
             </w:r>
           </w:p>
@@ -6957,6 +8252,9 @@
             </w:pPr>
             <w:r/>
             <w:r>
+              <w:rPr>
+                <w:rFonts w:hint="eastAsia"/>
+              </w:rPr>
               <w:t>是否实现资源节约和合理收益</w:t>
             </w:r>
           </w:p>
@@ -6968,14 +8266,21 @@
         <w:pStyle w:val="78"/>
       </w:pPr>
       <w:r>
+        <w:rPr>
+          <w:rFonts w:hint="eastAsia"/>
+        </w:rPr>
         <w:t>评价程序</w:t>
       </w:r>
     </w:p>
     <w:p>
       <w:pPr>
         <w:pStyle w:val="56"/>
-      </w:pPr>
-      <w:r>
+        <w:ind w:firstLine="420"/>
+      </w:pPr>
+      <w:r>
+        <w:rPr>
+          <w:rFonts w:hint="eastAsia"/>
+        </w:rPr>
         <w:t>开发利用综合评价宜按下列顺序开展：</w:t>
       </w:r>
     </w:p>
@@ -6988,6 +8293,9 @@
         </w:numPr>
       </w:pPr>
       <w:r>
+        <w:rPr>
+          <w:rFonts w:hint="eastAsia"/>
+        </w:rPr>
         <w:t>汇集资源勘查、开发利用、回灌运行、环境监测和安全管理资料。</w:t>
       </w:r>
     </w:p>
@@ -7000,6 +8308,9 @@
         </w:numPr>
       </w:pPr>
       <w:r>
+        <w:rPr>
+          <w:rFonts w:hint="eastAsia"/>
+        </w:rPr>
         <w:t>核查数据完整性、异常数据说明和监测仪器校准记录。</w:t>
       </w:r>
     </w:p>
@@ -7012,6 +8323,9 @@
         </w:numPr>
       </w:pPr>
       <w:r>
+        <w:rPr>
+          <w:rFonts w:hint="eastAsia"/>
+        </w:rPr>
         <w:t>按资源、开发、环境、安全和效益维度进行趋势分析。</w:t>
       </w:r>
     </w:p>
@@ -7024,6 +8338,9 @@
         </w:numPr>
       </w:pPr>
       <w:r>
+        <w:rPr>
+          <w:rFonts w:hint="eastAsia"/>
+        </w:rPr>
         <w:t>形成年度评价结论，提出开采规模、回灌运行、尾水处理、监测布点和安全管理改进建议。</w:t>
       </w:r>
     </w:p>
@@ -7053,7 +8370,7 @@
       </w:r>
       <w:r>
         <w:rPr>
-          <w:rFonts w:ascii="黑体" w:eastAsia="黑体"/>
+          <w:rFonts w:ascii="黑体" w:eastAsia="黑体" w:hint="eastAsia"/>
         </w:rPr>
         <w:t>（资料性）</w:t>
       </w:r>
@@ -7062,7 +8379,7 @@
       </w:r>
       <w:r>
         <w:rPr>
-          <w:rFonts w:ascii="黑体" w:hAnsi="Times New Roman" w:eastAsia="黑体" w:cs="Times New Roman"/>
+          <w:rFonts w:ascii="黑体" w:hAnsi="Times New Roman" w:eastAsia="黑体" w:cs="Times New Roman" w:hint="eastAsia"/>
           <w:kern w:val="21"/>
           <w:sz w:val="21"/>
           <w:lang w:val="en-US" w:eastAsia="zh-CN" w:bidi="ar-SA"/>
@@ -7101,22 +8418,33 @@
         <w:pStyle w:val="78"/>
       </w:pPr>
       <w:r>
+        <w:rPr>
+          <w:rFonts w:hint="eastAsia"/>
+        </w:rPr>
         <w:t>一般要求</w:t>
       </w:r>
     </w:p>
     <w:p>
       <w:pPr>
         <w:pStyle w:val="56"/>
-      </w:pPr>
-      <w:r>
+        <w:ind w:firstLine="420"/>
+      </w:pPr>
+      <w:r>
+        <w:rPr>
+          <w:rFonts w:hint="eastAsia"/>
+        </w:rPr>
         <w:t>本附录给出了循环深度、回灌率和单井设计回灌量的资料性估算方法。估算结果宜用于方案比选、资源评价报告复核和运行分析，不宜单独作为确定开发规模、回灌规模或安全边界的依据。</w:t>
       </w:r>
     </w:p>
     <w:p>
       <w:pPr>
         <w:pStyle w:val="56"/>
-      </w:pPr>
-      <w:r>
+        <w:ind w:firstLine="420"/>
+      </w:pPr>
+      <w:r>
+        <w:rPr>
+          <w:rFonts w:hint="eastAsia"/>
+        </w:rPr>
         <w:t>采用本附录公式时，应说明参数来源、计量单位、测试时间、数据代表性和不确定性。参数来自不同测试阶段或不同计量单位时，应进行一致性校核。</w:t>
       </w:r>
     </w:p>
@@ -7125,18 +8453,28 @@
         <w:pStyle w:val="78"/>
       </w:pPr>
       <w:r>
+        <w:rPr>
+          <w:rFonts w:hint="eastAsia"/>
+        </w:rPr>
         <w:t>循环深度估算</w:t>
       </w:r>
     </w:p>
     <w:p>
       <w:pPr>
         <w:pStyle w:val="56"/>
-      </w:pPr>
-      <w:r>
+        <w:ind w:firstLine="420"/>
+      </w:pPr>
+      <w:r>
+        <w:rPr>
+          <w:rFonts w:hint="eastAsia"/>
+        </w:rPr>
         <w:t>当地温梯度采用摄氏度每百米（℃/100 m）表示时，热流体循环深度可按</w:t>
       </w:r>
       <w:hyperlink w:anchor="_Ref223161676" w:history="1">
         <w:r>
+          <w:rPr>
+            <w:rFonts w:hint="eastAsia"/>
+          </w:rPr>
           <w:t>式（</w:t>
         </w:r>
         <w:r>
@@ -7149,16 +8487,25 @@
           <w:fldChar w:fldCharType="separate"/>
         </w:r>
         <w:r>
+          <w:rPr>
+            <w:rFonts w:hint="eastAsia"/>
+          </w:rPr>
           <w:t>?</w:t>
         </w:r>
         <w:r>
           <w:fldChar w:fldCharType="end"/>
         </w:r>
         <w:r>
+          <w:rPr>
+            <w:rFonts w:hint="eastAsia"/>
+          </w:rPr>
           <w:t>）</w:t>
         </w:r>
       </w:hyperlink>
       <w:r>
+        <w:rPr>
+          <w:rFonts w:hint="eastAsia"/>
+        </w:rPr>
         <w:t>进行初步估算。</w:t>
       </w:r>
     </w:p>
@@ -7172,12 +8519,14 @@
       <w:r>
         <w:rPr>
           <w:vanish/>
+          <w:rFonts w:hint="eastAsia"/>
         </w:rPr>
         <w:t>公式</w:t>
       </w:r>
       <w:r>
         <w:rPr>
           <w:vanish/>
+          <w:rFonts w:hint="eastAsia"/>
         </w:rPr>
         <w:t xml:space="preserve"> </w:t>
       </w:r>
@@ -7185,6 +8534,7 @@
       <w:r>
         <w:rPr>
           <w:vanish/>
+          <w:rFonts w:hint="eastAsia"/>
         </w:rPr>
         <w:t>C.</w:t>
       </w:r>
@@ -7209,6 +8559,7 @@
       <w:r>
         <w:rPr>
           <w:vanish/>
+          <w:rFonts w:hint="eastAsia"/>
         </w:rPr>
         <w:t>1</w:t>
       </w:r>
@@ -7285,6 +8636,9 @@
         <w:tab/>
       </w:r>
       <w:r>
+        <w:rPr>
+          <w:rFonts w:hint="eastAsia"/>
+        </w:rPr>
         <w:t>（</w:t>
       </w:r>
       <w:r>
@@ -7297,26 +8651,37 @@
         <w:fldChar w:fldCharType="separate"/>
       </w:r>
       <w:r>
+        <w:rPr>
+          <w:rFonts w:hint="eastAsia"/>
+        </w:rPr>
         <w:t>C.1</w:t>
       </w:r>
       <w:r>
         <w:fldChar w:fldCharType="end"/>
       </w:r>
       <w:r>
+        <w:rPr>
+          <w:rFonts w:hint="eastAsia"/>
+        </w:rPr>
         <w:t>）</w:t>
       </w:r>
     </w:p>
     <w:p>
       <w:pPr>
         <w:pStyle w:val="56"/>
-      </w:pPr>
-      <w:r>
+        <w:ind w:firstLine="420"/>
+      </w:pPr>
+      <w:r>
+        <w:rPr>
+          <w:rFonts w:hint="eastAsia"/>
+        </w:rPr>
         <w:t>式中：</w:t>
       </w:r>
     </w:p>
     <w:p>
       <w:pPr>
         <w:pStyle w:val="56"/>
+        <w:ind w:firstLine="420"/>
       </w:pPr>
       <m:oMath>
         <m:r>
@@ -7324,12 +8689,16 @@
         </m:r>
       </m:oMath>
       <w:r>
+        <w:rPr>
+          <w:rFonts w:hint="eastAsia"/>
+        </w:rPr>
         <w:t xml:space="preserve"> ——循环深度，单位为米（m）；</w:t>
       </w:r>
     </w:p>
     <w:p>
       <w:pPr>
         <w:pStyle w:val="56"/>
+        <w:ind w:firstLine="420"/>
       </w:pPr>
       <m:oMath>
         <m:sSub>
@@ -7346,12 +8715,16 @@
         </m:sSub>
       </m:oMath>
       <w:r>
+        <w:rPr>
+          <w:rFonts w:hint="eastAsia"/>
+        </w:rPr>
         <w:t xml:space="preserve"> ——热储温度，单位为摄氏度（℃）；</w:t>
       </w:r>
     </w:p>
     <w:p>
       <w:pPr>
         <w:pStyle w:val="56"/>
+        <w:ind w:firstLine="420"/>
       </w:pPr>
       <m:oMath>
         <m:sSub>
@@ -7368,12 +8741,16 @@
         </m:sSub>
       </m:oMath>
       <w:r>
+        <w:rPr>
+          <w:rFonts w:hint="eastAsia"/>
+        </w:rPr>
         <w:t xml:space="preserve"> ——年平均地表温度，单位为摄氏度（℃）；</w:t>
       </w:r>
     </w:p>
     <w:p>
       <w:pPr>
         <w:pStyle w:val="56"/>
+        <w:ind w:firstLine="420"/>
       </w:pPr>
       <m:oMath>
         <m:r>
@@ -7381,12 +8758,16 @@
         </m:r>
       </m:oMath>
       <w:r>
+        <w:rPr>
+          <w:rFonts w:hint="eastAsia"/>
+        </w:rPr>
         <w:t xml:space="preserve"> ——地温梯度，单位为摄氏度每百米（℃/100 m）；</w:t>
       </w:r>
     </w:p>
     <w:p>
       <w:pPr>
         <w:pStyle w:val="56"/>
+        <w:ind w:firstLine="420"/>
       </w:pPr>
       <m:oMath>
         <m:r>
@@ -7394,18 +8775,28 @@
         </m:r>
       </m:oMath>
       <w:r>
+        <w:rPr>
+          <w:rFonts w:hint="eastAsia"/>
+        </w:rPr>
         <w:t xml:space="preserve"> ——地下水位埋深，单位为米（m）。</w:t>
       </w:r>
     </w:p>
     <w:p>
       <w:pPr>
         <w:pStyle w:val="56"/>
-      </w:pPr>
-      <w:r>
+        <w:ind w:firstLine="420"/>
+      </w:pPr>
+      <w:r>
+        <w:rPr>
+          <w:rFonts w:hint="eastAsia"/>
+        </w:rPr>
         <w:t>当G采用摄氏度每米（℃/m）表示时，应将</w:t>
       </w:r>
       <w:hyperlink w:anchor="_Ref223161676" w:history="1">
         <w:r>
+          <w:rPr>
+            <w:rFonts w:hint="eastAsia"/>
+          </w:rPr>
           <w:t>式（</w:t>
         </w:r>
         <w:r>
@@ -7418,16 +8809,25 @@
           <w:fldChar w:fldCharType="separate"/>
         </w:r>
         <w:r>
+          <w:rPr>
+            <w:rFonts w:hint="eastAsia"/>
+          </w:rPr>
           <w:t>?</w:t>
         </w:r>
         <w:r>
           <w:fldChar w:fldCharType="end"/>
         </w:r>
         <w:r>
+          <w:rPr>
+            <w:rFonts w:hint="eastAsia"/>
+          </w:rPr>
           <w:t>）</w:t>
         </w:r>
       </w:hyperlink>
       <w:r>
+        <w:rPr>
+          <w:rFonts w:hint="eastAsia"/>
+        </w:rPr>
         <w:t>中的系数100删除。循环深度估算应与同位素、地球化学温标、钻孔测温和区域地质资料进行相互校核。</w:t>
       </w:r>
     </w:p>
@@ -7436,18 +8836,28 @@
         <w:pStyle w:val="78"/>
       </w:pPr>
       <w:r>
+        <w:rPr>
+          <w:rFonts w:hint="eastAsia"/>
+        </w:rPr>
         <w:t>回灌率估算</w:t>
       </w:r>
     </w:p>
     <w:p>
       <w:pPr>
         <w:pStyle w:val="56"/>
-      </w:pPr>
-      <w:r>
+        <w:ind w:firstLine="420"/>
+      </w:pPr>
+      <w:r>
+        <w:rPr>
+          <w:rFonts w:hint="eastAsia"/>
+        </w:rPr>
         <w:t>地热流体回灌率可按</w:t>
       </w:r>
       <w:hyperlink w:anchor="_Ref690808058" w:history="1">
         <w:r>
+          <w:rPr>
+            <w:rFonts w:hint="eastAsia"/>
+          </w:rPr>
           <w:t>式（</w:t>
         </w:r>
         <w:r>
@@ -7460,16 +8870,25 @@
           <w:fldChar w:fldCharType="separate"/>
         </w:r>
         <w:r>
+          <w:rPr>
+            <w:rFonts w:hint="eastAsia"/>
+          </w:rPr>
           <w:t>?</w:t>
         </w:r>
         <w:r>
           <w:fldChar w:fldCharType="end"/>
         </w:r>
         <w:r>
+          <w:rPr>
+            <w:rFonts w:hint="eastAsia"/>
+          </w:rPr>
           <w:t>）</w:t>
         </w:r>
       </w:hyperlink>
       <w:r>
+        <w:rPr>
+          <w:rFonts w:hint="eastAsia"/>
+        </w:rPr>
         <w:t>计算。</w:t>
       </w:r>
     </w:p>
@@ -7483,12 +8902,14 @@
       <w:r>
         <w:rPr>
           <w:vanish/>
+          <w:rFonts w:hint="eastAsia"/>
         </w:rPr>
         <w:t>公式</w:t>
       </w:r>
       <w:r>
         <w:rPr>
           <w:vanish/>
+          <w:rFonts w:hint="eastAsia"/>
         </w:rPr>
         <w:t xml:space="preserve"> </w:t>
       </w:r>
@@ -7496,6 +8917,7 @@
       <w:r>
         <w:rPr>
           <w:vanish/>
+          <w:rFonts w:hint="eastAsia"/>
         </w:rPr>
         <w:t>C.</w:t>
       </w:r>
@@ -7520,6 +8942,7 @@
       <w:r>
         <w:rPr>
           <w:vanish/>
+          <w:rFonts w:hint="eastAsia"/>
         </w:rPr>
         <w:t>1</w:t>
       </w:r>
@@ -7596,6 +9019,9 @@
         <w:tab/>
       </w:r>
       <w:r>
+        <w:rPr>
+          <w:rFonts w:hint="eastAsia"/>
+        </w:rPr>
         <w:t>（</w:t>
       </w:r>
       <w:r>
@@ -7608,26 +9034,37 @@
         <w:fldChar w:fldCharType="separate"/>
       </w:r>
       <w:r>
+        <w:rPr>
+          <w:rFonts w:hint="eastAsia"/>
+        </w:rPr>
         <w:t>C.1</w:t>
       </w:r>
       <w:r>
         <w:fldChar w:fldCharType="end"/>
       </w:r>
       <w:r>
+        <w:rPr>
+          <w:rFonts w:hint="eastAsia"/>
+        </w:rPr>
         <w:t>）</w:t>
       </w:r>
     </w:p>
     <w:p>
       <w:pPr>
         <w:pStyle w:val="56"/>
-      </w:pPr>
-      <w:r>
+        <w:ind w:firstLine="420"/>
+      </w:pPr>
+      <w:r>
+        <w:rPr>
+          <w:rFonts w:hint="eastAsia"/>
+        </w:rPr>
         <w:t>式中：</w:t>
       </w:r>
     </w:p>
     <w:p>
       <w:pPr>
         <w:pStyle w:val="56"/>
+        <w:ind w:firstLine="420"/>
       </w:pPr>
       <m:oMath>
         <m:sSub>
@@ -7644,12 +9081,16 @@
         </m:sSub>
       </m:oMath>
       <w:r>
+        <w:rPr>
+          <w:rFonts w:hint="eastAsia"/>
+        </w:rPr>
         <w:t xml:space="preserve"> ——地热流体回灌率；</w:t>
       </w:r>
     </w:p>
     <w:p>
       <w:pPr>
         <w:pStyle w:val="56"/>
+        <w:ind w:firstLine="420"/>
       </w:pPr>
       <m:oMath>
         <m:sSub>
@@ -7666,21 +9107,29 @@
         </m:sSub>
       </m:oMath>
       <w:r>
+        <w:rPr>
+          <w:rFonts w:hint="eastAsia"/>
+        </w:rPr>
         <w:t xml:space="preserve"> ——统计期内回灌的地热流体总量，单位为立方米（m</w:t>
       </w:r>
       <w:r>
         <w:rPr>
+          <w:rFonts w:hint="eastAsia"/>
           <w:vertAlign w:val="superscript"/>
         </w:rPr>
         <w:t>3</w:t>
       </w:r>
       <w:r>
+        <w:rPr>
+          <w:rFonts w:hint="eastAsia"/>
+        </w:rPr>
         <w:t>）；</w:t>
       </w:r>
     </w:p>
     <w:p>
       <w:pPr>
         <w:pStyle w:val="56"/>
+        <w:ind w:firstLine="420"/>
       </w:pPr>
       <m:oMath>
         <m:sSub>
@@ -7697,23 +9146,34 @@
         </m:sSub>
       </m:oMath>
       <w:r>
+        <w:rPr>
+          <w:rFonts w:hint="eastAsia"/>
+        </w:rPr>
         <w:t xml:space="preserve"> ——统计期内实际开采的地热流体总量，单位为立方米（m</w:t>
       </w:r>
       <w:r>
         <w:rPr>
+          <w:rFonts w:hint="eastAsia"/>
           <w:vertAlign w:val="superscript"/>
         </w:rPr>
         <w:t>3</w:t>
       </w:r>
       <w:r>
+        <w:rPr>
+          <w:rFonts w:hint="eastAsia"/>
+        </w:rPr>
         <w:t>）。</w:t>
       </w:r>
     </w:p>
     <w:p>
       <w:pPr>
         <w:pStyle w:val="56"/>
-      </w:pPr>
-      <w:r>
+        <w:ind w:firstLine="420"/>
+      </w:pPr>
+      <w:r>
+        <w:rPr>
+          <w:rFonts w:hint="eastAsia"/>
+        </w:rPr>
         <w:t>统计期内存在停采、停灌、旁路排放或外来水回灌时，应在计算说明中列明边界条件，不宜直接用回灌率替代采灌平衡和热储响应分析。</w:t>
       </w:r>
     </w:p>
@@ -7722,18 +9182,28 @@
         <w:pStyle w:val="78"/>
       </w:pPr>
       <w:r>
+        <w:rPr>
+          <w:rFonts w:hint="eastAsia"/>
+        </w:rPr>
         <w:t>单井设计回灌量估算</w:t>
       </w:r>
     </w:p>
     <w:p>
       <w:pPr>
         <w:pStyle w:val="56"/>
-      </w:pPr>
-      <w:r>
+        <w:ind w:firstLine="420"/>
+      </w:pPr>
+      <w:r>
+        <w:rPr>
+          <w:rFonts w:hint="eastAsia"/>
+        </w:rPr>
         <w:t>已通过回灌试验确定单位回灌量时，单井设计回灌量可按</w:t>
       </w:r>
       <w:hyperlink w:anchor="_Ref399836054" w:history="1">
         <w:r>
+          <w:rPr>
+            <w:rFonts w:hint="eastAsia"/>
+          </w:rPr>
           <w:t>式（</w:t>
         </w:r>
         <w:r>
@@ -7746,16 +9216,25 @@
           <w:fldChar w:fldCharType="separate"/>
         </w:r>
         <w:r>
+          <w:rPr>
+            <w:rFonts w:hint="eastAsia"/>
+          </w:rPr>
           <w:t>?</w:t>
         </w:r>
         <w:r>
           <w:fldChar w:fldCharType="end"/>
         </w:r>
         <w:r>
+          <w:rPr>
+            <w:rFonts w:hint="eastAsia"/>
+          </w:rPr>
           <w:t>）</w:t>
         </w:r>
       </w:hyperlink>
       <w:r>
+        <w:rPr>
+          <w:rFonts w:hint="eastAsia"/>
+        </w:rPr>
         <w:t>进行初步估算。</w:t>
       </w:r>
     </w:p>
@@ -7769,12 +9248,14 @@
       <w:r>
         <w:rPr>
           <w:vanish/>
+          <w:rFonts w:hint="eastAsia"/>
         </w:rPr>
         <w:t>公式</w:t>
       </w:r>
       <w:r>
         <w:rPr>
           <w:vanish/>
+          <w:rFonts w:hint="eastAsia"/>
         </w:rPr>
         <w:t xml:space="preserve"> </w:t>
       </w:r>
@@ -7782,6 +9263,7 @@
       <w:r>
         <w:rPr>
           <w:vanish/>
+          <w:rFonts w:hint="eastAsia"/>
         </w:rPr>
         <w:t>C.</w:t>
       </w:r>
@@ -7806,6 +9288,7 @@
       <w:r>
         <w:rPr>
           <w:vanish/>
+          <w:rFonts w:hint="eastAsia"/>
         </w:rPr>
         <w:t>1</w:t>
       </w:r>
@@ -7834,6 +9317,9 @@
         <w:tab/>
       </w:r>
       <w:r>
+        <w:rPr>
+          <w:rFonts w:hint="eastAsia"/>
+        </w:rPr>
         <w:t>（</w:t>
       </w:r>
       <w:r>
@@ -7846,26 +9332,37 @@
         <w:fldChar w:fldCharType="separate"/>
       </w:r>
       <w:r>
+        <w:rPr>
+          <w:rFonts w:hint="eastAsia"/>
+        </w:rPr>
         <w:t>C.1</w:t>
       </w:r>
       <w:r>
         <w:fldChar w:fldCharType="end"/>
       </w:r>
       <w:r>
+        <w:rPr>
+          <w:rFonts w:hint="eastAsia"/>
+        </w:rPr>
         <w:t>）</w:t>
       </w:r>
     </w:p>
     <w:p>
       <w:pPr>
         <w:pStyle w:val="56"/>
-      </w:pPr>
-      <w:r>
+        <w:ind w:firstLine="420"/>
+      </w:pPr>
+      <w:r>
+        <w:rPr>
+          <w:rFonts w:hint="eastAsia"/>
+        </w:rPr>
         <w:t>式中：</w:t>
       </w:r>
     </w:p>
     <w:p>
       <w:pPr>
         <w:pStyle w:val="56"/>
+        <w:ind w:firstLine="420"/>
       </w:pPr>
       <m:oMath>
         <m:r>
@@ -7873,21 +9370,29 @@
         </m:r>
       </m:oMath>
       <w:r>
+        <w:rPr>
+          <w:rFonts w:hint="eastAsia"/>
+        </w:rPr>
         <w:t xml:space="preserve"> ——设计回灌量，单位为立方米每天（m</w:t>
       </w:r>
       <w:r>
         <w:rPr>
+          <w:rFonts w:hint="eastAsia"/>
           <w:vertAlign w:val="superscript"/>
         </w:rPr>
         <w:t>3</w:t>
       </w:r>
       <w:r>
+        <w:rPr>
+          <w:rFonts w:hint="eastAsia"/>
+        </w:rPr>
         <w:t>/d）；</w:t>
       </w:r>
     </w:p>
     <w:p>
       <w:pPr>
         <w:pStyle w:val="56"/>
+        <w:ind w:firstLine="420"/>
       </w:pPr>
       <m:oMath>
         <m:r>
@@ -7895,21 +9400,29 @@
         </m:r>
       </m:oMath>
       <w:r>
+        <w:rPr>
+          <w:rFonts w:hint="eastAsia"/>
+        </w:rPr>
         <w:t xml:space="preserve"> ——单位回灌量，单位为立方米每天米[m</w:t>
       </w:r>
       <w:r>
         <w:rPr>
+          <w:rFonts w:hint="eastAsia"/>
           <w:vertAlign w:val="superscript"/>
         </w:rPr>
         <w:t>3</w:t>
       </w:r>
       <w:r>
+        <w:rPr>
+          <w:rFonts w:hint="eastAsia"/>
+        </w:rPr>
         <w:t>/(d·m)]；</w:t>
       </w:r>
     </w:p>
     <w:p>
       <w:pPr>
         <w:pStyle w:val="56"/>
+        <w:ind w:firstLine="420"/>
       </w:pPr>
       <m:oMath>
         <m:r>
@@ -7917,14 +9430,21 @@
         </m:r>
       </m:oMath>
       <w:r>
+        <w:rPr>
+          <w:rFonts w:hint="eastAsia"/>
+        </w:rPr>
         <w:t xml:space="preserve"> ——设计地热水位抬升高度，单位为米（m）。</w:t>
       </w:r>
     </w:p>
     <w:p>
       <w:pPr>
         <w:pStyle w:val="56"/>
-      </w:pPr>
-      <w:r>
+        <w:ind w:firstLine="420"/>
+      </w:pPr>
+      <w:r>
+        <w:rPr>
+          <w:rFonts w:hint="eastAsia"/>
+        </w:rPr>
         <w:t>单井回灌量宜结合回灌试验曲线、设计回灌温度和水位抬升控制要求确定。多井回灌或采灌干扰明显的项目，应结合多井回灌试验、观测井监测和数值模拟成果进行校核。</w:t>
       </w:r>
     </w:p>
@@ -7968,6 +9488,9 @@
         <w:pStyle w:val="64"/>
       </w:pPr>
       <w:r>
+        <w:rPr>
+          <w:rFonts w:hint="eastAsia"/>
+        </w:rPr>
         <w:t>GB/T 1.1—2020　标准化工作导则 第1部分：标准化文件的结构和起草规则</w:t>
       </w:r>
     </w:p>
@@ -7976,6 +9499,9 @@
         <w:pStyle w:val="64"/>
       </w:pPr>
       <w:r>
+        <w:rPr>
+          <w:rFonts w:hint="eastAsia"/>
+        </w:rPr>
         <w:t>GB/T 5750.3—2023　生活饮用水标准检验方法 第3部分：水质分析质量控制</w:t>
       </w:r>
     </w:p>
@@ -7984,6 +9510,9 @@
         <w:pStyle w:val="64"/>
       </w:pPr>
       <w:r>
+        <w:rPr>
+          <w:rFonts w:hint="eastAsia"/>
+        </w:rPr>
         <w:t>DZ/T 0225—2024　浅层地热能勘查评价规范</w:t>
       </w:r>
     </w:p>
@@ -7992,6 +9521,9 @@
         <w:pStyle w:val="64"/>
       </w:pPr>
       <w:r>
+        <w:rPr>
+          <w:rFonts w:hint="eastAsia"/>
+        </w:rPr>
         <w:t>陈长敬. 以重庆地区为例谈地热水源地评价与开发利用[J]. 山西建筑, 2018, 44(10): 106-108.</w:t>
       </w:r>
     </w:p>
@@ -8000,6 +9532,9 @@
         <w:pStyle w:val="64"/>
       </w:pPr>
       <w:r>
+        <w:rPr>
+          <w:rFonts w:hint="eastAsia"/>
+        </w:rPr>
         <w:t>袁星芳, 杨明爽, 王晓翠, 等. 山东威海市呼雷汤地热水化学、成因与开发潜力[J]. 地质通报, 2024, 43(1): 143-152.</w:t>
       </w:r>
     </w:p>
@@ -8008,6 +9543,9 @@
         <w:pStyle w:val="64"/>
       </w:pPr>
       <w:r>
+        <w:rPr>
+          <w:rFonts w:hint="eastAsia"/>
+        </w:rPr>
         <w:t>陈书阁. 宁海县深甽镇地热流体富集规律、控热断裂特征及开发潜力研究[J]. 黑龙江国土资源, 2025, 23(6): 66-74.</w:t>
       </w:r>
     </w:p>
@@ -8016,6 +9554,9 @@
         <w:pStyle w:val="64"/>
       </w:pPr>
       <w:r>
+        <w:rPr>
+          <w:rFonts w:hint="eastAsia"/>
+        </w:rPr>
         <w:t>冯自明, 靳海东, 刘昭, 等. 甘肃天水地区地热田同位素分布特征、成因机制及开发潜力[J]. 地质通报, 2025. DOI: 10.12097/gbc.2025.07.031.</w:t>
       </w:r>
     </w:p>
@@ -8024,6 +9565,9 @@
         <w:pStyle w:val="64"/>
       </w:pPr>
       <w:r>
+        <w:rPr>
+          <w:rFonts w:hint="eastAsia"/>
+        </w:rPr>
         <w:t>孙焕泉, 毛翔, 吴陈冰洁, 等. 地热资源勘探开发技术与发展方向[J]. 地学前缘, 2024, 31(1): 400-411.</w:t>
       </w:r>
     </w:p>
@@ -8067,6 +9611,9 @@
         <w:pStyle w:val="175"/>
       </w:pPr>
       <w:r>
+        <w:rPr>
+          <w:rFonts w:hint="eastAsia"/>
+        </w:rPr>
         <w:t>D</w:t>
       </w:r>
     </w:p>
@@ -8075,12 +9622,18 @@
         <w:pStyle w:val="210"/>
       </w:pPr>
       <w:r>
+        <w:rPr>
+          <w:rFonts w:hint="eastAsia"/>
+        </w:rPr>
         <w:t>地热回灌</w:t>
       </w:r>
       <w:r>
         <w:tab/>
       </w:r>
       <w:r>
+        <w:rPr>
+          <w:rFonts w:hint="eastAsia"/>
+        </w:rPr>
         <w:t>3.5，7.1，7.2</w:t>
       </w:r>
     </w:p>
@@ -8089,12 +9642,18 @@
         <w:pStyle w:val="210"/>
       </w:pPr>
       <w:r>
+        <w:rPr>
+          <w:rFonts w:hint="eastAsia"/>
+        </w:rPr>
         <w:t>地热监测点</w:t>
       </w:r>
       <w:r>
         <w:tab/>
       </w:r>
       <w:r>
+        <w:rPr>
+          <w:rFonts w:hint="eastAsia"/>
+        </w:rPr>
         <w:t>3.8，8.2，8.3</w:t>
       </w:r>
     </w:p>
@@ -8103,12 +9662,18 @@
         <w:pStyle w:val="210"/>
       </w:pPr>
       <w:r>
+        <w:rPr>
+          <w:rFonts w:hint="eastAsia"/>
+        </w:rPr>
         <w:t>地热流体</w:t>
       </w:r>
       <w:r>
         <w:tab/>
       </w:r>
       <w:r>
+        <w:rPr>
+          <w:rFonts w:hint="eastAsia"/>
+        </w:rPr>
         <w:t>3.3，5.3，6.3，A.1，附录C</w:t>
       </w:r>
     </w:p>
@@ -8117,12 +9682,18 @@
         <w:pStyle w:val="210"/>
       </w:pPr>
       <w:r>
+        <w:rPr>
+          <w:rFonts w:hint="eastAsia"/>
+        </w:rPr>
         <w:t>地热流体回灌率</w:t>
       </w:r>
       <w:r>
         <w:tab/>
       </w:r>
       <w:r>
+        <w:rPr>
+          <w:rFonts w:hint="eastAsia"/>
+        </w:rPr>
         <w:t>3.9，7.2，附录C</w:t>
       </w:r>
     </w:p>
@@ -8131,12 +9702,18 @@
         <w:pStyle w:val="210"/>
       </w:pPr>
       <w:r>
+        <w:rPr>
+          <w:rFonts w:hint="eastAsia"/>
+        </w:rPr>
         <w:t>地热温泉</w:t>
       </w:r>
       <w:r>
         <w:tab/>
       </w:r>
       <w:r>
+        <w:rPr>
+          <w:rFonts w:hint="eastAsia"/>
+        </w:rPr>
         <w:t>3.1，4.2，6.3</w:t>
       </w:r>
     </w:p>
@@ -8145,12 +9722,18 @@
         <w:pStyle w:val="210"/>
       </w:pPr>
       <w:r>
+        <w:rPr>
+          <w:rFonts w:hint="eastAsia"/>
+        </w:rPr>
         <w:t>动态监测</w:t>
       </w:r>
       <w:r>
         <w:tab/>
       </w:r>
       <w:r>
+        <w:rPr>
+          <w:rFonts w:hint="eastAsia"/>
+        </w:rPr>
         <w:t>3.7，8.2，8.3</w:t>
       </w:r>
     </w:p>
@@ -8159,6 +9742,9 @@
         <w:pStyle w:val="175"/>
       </w:pPr>
       <w:r>
+        <w:rPr>
+          <w:rFonts w:hint="eastAsia"/>
+        </w:rPr>
         <w:t>H</w:t>
       </w:r>
     </w:p>
@@ -8167,12 +9753,18 @@
         <w:pStyle w:val="210"/>
       </w:pPr>
       <w:r>
+        <w:rPr>
+          <w:rFonts w:hint="eastAsia"/>
+        </w:rPr>
         <w:t>回灌</w:t>
       </w:r>
       <w:r>
         <w:tab/>
       </w:r>
       <w:r>
+        <w:rPr>
+          <w:rFonts w:hint="eastAsia"/>
+        </w:rPr>
         <w:t>4.1，5.2，7.1，7.2，7.3，8.2，附录C</w:t>
       </w:r>
     </w:p>
@@ -8181,12 +9773,18 @@
         <w:pStyle w:val="210"/>
       </w:pPr>
       <w:r>
+        <w:rPr>
+          <w:rFonts w:hint="eastAsia"/>
+        </w:rPr>
         <w:t>回灌衰减</w:t>
       </w:r>
       <w:r>
         <w:tab/>
       </w:r>
       <w:r>
+        <w:rPr>
+          <w:rFonts w:hint="eastAsia"/>
+        </w:rPr>
         <w:t>3.10，7.3，10.1</w:t>
       </w:r>
     </w:p>
@@ -8195,6 +9793,9 @@
         <w:pStyle w:val="175"/>
       </w:pPr>
       <w:r>
+        <w:rPr>
+          <w:rFonts w:hint="eastAsia"/>
+        </w:rPr>
         <w:t>R</w:t>
       </w:r>
     </w:p>
@@ -8203,12 +9804,18 @@
         <w:pStyle w:val="210"/>
       </w:pPr>
       <w:r>
+        <w:rPr>
+          <w:rFonts w:hint="eastAsia"/>
+        </w:rPr>
         <w:t>热储</w:t>
       </w:r>
       <w:r>
         <w:tab/>
       </w:r>
       <w:r>
+        <w:rPr>
+          <w:rFonts w:hint="eastAsia"/>
+        </w:rPr>
         <w:t>3.2，5.1，5.4，7.1，7.2</w:t>
       </w:r>
     </w:p>
@@ -8217,6 +9824,9 @@
         <w:pStyle w:val="175"/>
       </w:pPr>
       <w:r>
+        <w:rPr>
+          <w:rFonts w:hint="eastAsia"/>
+        </w:rPr>
         <w:t>W</w:t>
       </w:r>
     </w:p>
@@ -8225,12 +9835,18 @@
         <w:pStyle w:val="210"/>
       </w:pPr>
       <w:r>
+        <w:rPr>
+          <w:rFonts w:hint="eastAsia"/>
+        </w:rPr>
         <w:t>尾水</w:t>
       </w:r>
       <w:r>
         <w:tab/>
       </w:r>
       <w:r>
+        <w:rPr>
+          <w:rFonts w:hint="eastAsia"/>
+        </w:rPr>
         <w:t>3.6，7.2，7.4，8.1</w:t>
       </w:r>
     </w:p>
@@ -8239,6 +9855,9 @@
         <w:pStyle w:val="175"/>
       </w:pPr>
       <w:r>
+        <w:rPr>
+          <w:rFonts w:hint="eastAsia"/>
+        </w:rPr>
         <w:t>X</w:t>
       </w:r>
     </w:p>
@@ -8247,12 +9866,18 @@
         <w:pStyle w:val="210"/>
       </w:pPr>
       <w:r>
+        <w:rPr>
+          <w:rFonts w:hint="eastAsia"/>
+        </w:rPr>
         <w:t>洗浴与康养</w:t>
       </w:r>
       <w:r>
         <w:tab/>
       </w:r>
       <w:r>
+        <w:rPr>
+          <w:rFonts w:hint="eastAsia"/>
+        </w:rPr>
         <w:t>6.4，附录A</w:t>
       </w:r>
     </w:p>
@@ -8261,12 +9886,18 @@
         <w:pStyle w:val="210"/>
       </w:pPr>
       <w:r>
+        <w:rPr>
+          <w:rFonts w:hint="eastAsia"/>
+        </w:rPr>
         <w:t>允许开采量</w:t>
       </w:r>
       <w:r>
         <w:tab/>
       </w:r>
       <w:r>
+        <w:rPr>
+          <w:rFonts w:hint="eastAsia"/>
+        </w:rPr>
         <w:t>3.4，5.5，6.1，7.2</w:t>
       </w:r>
     </w:p>
@@ -8275,18 +9906,25 @@
         <w:pStyle w:val="210"/>
       </w:pPr>
       <w:r>
+        <w:rPr>
+          <w:rFonts w:hint="eastAsia"/>
+        </w:rPr>
         <w:t>循环深度</w:t>
       </w:r>
       <w:r>
         <w:tab/>
       </w:r>
       <w:r>
+        <w:rPr>
+          <w:rFonts w:hint="eastAsia"/>
+        </w:rPr>
         <w:t>5.3，附录C</w:t>
       </w:r>
     </w:p>
     <w:p>
       <w:pPr>
         <w:pStyle w:val="56"/>
+        <w:ind w:left="0"/>
         <w:jc w:val="center"/>
       </w:pPr>
       <w:r>
@@ -8393,6 +10031,7 @@
     <w:r>
       <w:rPr>
         <w:lang w:val="zh-CN"/>
+        <w:rFonts w:hint="eastAsia"/>
       </w:rPr>
       <w:t>2</w:t>
     </w:r>
@@ -8437,6 +10076,7 @@
     <w:r>
       <w:rPr>
         <w:lang w:val="zh-CN"/>
+        <w:rFonts w:hint="eastAsia"/>
       </w:rPr>
       <w:t>1</w:t>
     </w:r>
@@ -8485,7 +10125,7 @@
     </w:pPr>
     <w:r>
       <w:rPr>
-        <w:rFonts w:ascii="黑体" w:hAnsi="黑体" w:eastAsia="黑体"/>
+        <w:rFonts w:ascii="黑体" w:hAnsi="黑体" w:eastAsia="黑体" w:hint="eastAsia"/>
       </w:rPr>
       <w:t>Q/LB.</w:t>
     </w:r>
@@ -8497,7 +10137,7 @@
     </w:r>
     <w:r>
       <w:rPr>
-        <w:rFonts w:ascii="黑体" w:hAnsi="黑体" w:eastAsia="黑体"/>
+        <w:rFonts w:ascii="黑体" w:hAnsi="黑体" w:eastAsia="黑体" w:hint="eastAsia"/>
       </w:rPr>
       <w:t>XXXXX-XXXX</w:t>
     </w:r>
@@ -8547,6 +10187,9 @@
       <w:fldChar w:fldCharType="separate"/>
     </w:r>
     <w:r>
+      <w:rPr>
+        <w:rFonts w:hint="eastAsia"/>
+      </w:rPr>
       <w:t>T/XXX XXXX—XXXX</w:t>
     </w:r>
     <w:r>
@@ -8573,6 +10216,9 @@
       <w:fldChar w:fldCharType="separate"/>
     </w:r>
     <w:r>
+      <w:rPr>
+        <w:rFonts w:hint="eastAsia"/>
+      </w:rPr>
       <w:t>T/XXX XXXX—XXXX</w:t>
     </w:r>
     <w:r>
